--- a/docs/ocs_precision.docx
+++ b/docs/ocs_precision.docx
@@ -2361,7 +2361,7 @@
             </w:pPr>
             <w:r>
               <w:rPr/>
-              <w:t xml:space="preserve">올라가는 </w:t>
+              <w:t xml:space="preserve">탑재 </w:t>
             </w:r>
             <w:r>
               <w:rPr/>

--- a/docs/ocs_precision.docx
+++ b/docs/ocs_precision.docx
@@ -1154,7 +1154,7 @@
             </w:r>
             <w:r>
               <w:rPr/>
-              <w:t>1,784,200</w:t>
+              <w:t>1,759,000</w:t>
             </w:r>
             <w:r>
               <w:rPr/>
@@ -2866,11 +2866,11 @@
             </w:pPr>
             <w:r>
               <w:rPr/>
-              <w:t>Triton Inference Server + NVIDIA AI Enterprise (GPU 4</w:t>
-            </w:r>
-            <w:r>
-              <w:rPr/>
-              <w:t>장분</w:t>
+              <w:t>Triton Inference Server (</w:t>
+            </w:r>
+            <w:r>
+              <w:rPr/>
+              <w:t>오픈소스</w:t>
             </w:r>
             <w:r>
               <w:rPr/>
@@ -7784,7 +7784,7 @@
             </w:pPr>
             <w:r>
               <w:rPr/>
-              <w:t>333,200</w:t>
+              <w:t>308,000</w:t>
             </w:r>
           </w:p>
         </w:tc>
@@ -8210,7 +8210,7 @@
             </w:pPr>
             <w:r>
               <w:rPr/>
-              <w:t>1,784,200</w:t>
+              <w:t>1,759,000</w:t>
             </w:r>
           </w:p>
         </w:tc>
@@ -8472,7 +8472,7 @@
             </w:pPr>
             <w:r>
               <w:rPr/>
-              <w:t>2,617,200</w:t>
+              <w:t>2,592,000</w:t>
             </w:r>
           </w:p>
         </w:tc>
@@ -10153,7 +10153,7 @@
             </w:r>
             <w:r>
               <w:rPr/>
-              <w:t xml:space="preserve">: Triton Inference Server + NVIDIA AI Enterprise · Apache Airflow </w:t>
+              <w:t xml:space="preserve">: Triton Inference Server · Apache Airflow </w:t>
             </w:r>
             <w:r>
               <w:rPr/>
@@ -22454,7 +22454,7 @@
       </w:r>
       <w:r>
         <w:rPr/>
-        <w:t>(Kepware·Cocktail Cloud·Machbase·NVIDIA AI Enterprise·HiveMQ·DMWorks·HIWARE)</w:t>
+        <w:t>(Kepware·Cocktail Cloud·Machbase·HiveMQ·DMWorks·HIWARE)</w:t>
       </w:r>
       <w:r>
         <w:rPr/>
@@ -22510,7 +22510,7 @@
       </w:r>
       <w:r>
         <w:rPr/>
-        <w:t>(HiveMQ·NVIDIA AI Enterprise)</w:t>
+        <w:t>(HiveMQ)</w:t>
       </w:r>
       <w:r>
         <w:rPr/>
@@ -26870,7 +26870,7 @@
             </w:pPr>
             <w:r>
               <w:rPr/>
-              <w:t>130,200</w:t>
+              <w:t>105,000</w:t>
             </w:r>
           </w:p>
         </w:tc>
@@ -29680,15 +29680,15 @@
             </w:pPr>
             <w:r>
               <w:rPr/>
-              <w:t>Triton Inference Server + NVIDIA AI Enterprise (GPU 4·1</w:t>
-            </w:r>
-            <w:r>
-              <w:rPr/>
-              <w:t>년</w:t>
-            </w:r>
-            <w:r>
-              <w:rPr/>
-              <w:t>)</w:t>
+              <w:t>Triton Inference Server (</w:t>
+            </w:r>
+            <w:r>
+              <w:rPr/>
+              <w:t>오픈소스</w:t>
+            </w:r>
+            <w:r>
+              <w:rPr/>
+              <w:t>, BSD)</w:t>
             </w:r>
           </w:p>
         </w:tc>
@@ -29716,7 +29716,7 @@
             </w:r>
             <w:r>
               <w:rPr/>
-              <w:t>미국</w:t>
+              <w:t>오픈소스</w:t>
             </w:r>
             <w:r>
               <w:rPr/>
@@ -29796,7 +29796,7 @@
             </w:pPr>
             <w:r>
               <w:rPr/>
-              <w:t>25,200</w:t>
+              <w:t>0</w:t>
             </w:r>
           </w:p>
         </w:tc>
@@ -29820,7 +29820,7 @@
             </w:pPr>
             <w:r>
               <w:rPr/>
-              <w:t>25,200</w:t>
+              <w:t>0</w:t>
             </w:r>
           </w:p>
         </w:tc>
@@ -29996,35 +29996,11 @@
             </w:r>
             <w:r>
               <w:rPr/>
-              <w:t xml:space="preserve">서버 </w:t>
-            </w:r>
-            <w:r>
-              <w:rPr/>
-              <w:t>1</w:t>
-            </w:r>
-            <w:r>
-              <w:rPr/>
-              <w:t>대</w:t>
-            </w:r>
-            <w:r>
-              <w:rPr/>
-              <w:t>(GPU 4</w:t>
-            </w:r>
-            <w:r>
-              <w:rPr/>
-              <w:t>장</w:t>
-            </w:r>
-            <w:r>
-              <w:rPr/>
-              <w:t xml:space="preserve">) </w:t>
-            </w:r>
-            <w:r>
-              <w:rPr/>
-              <w:t xml:space="preserve">기준 </w:t>
-            </w:r>
-            <w:r>
-              <w:rPr/>
-              <w:t>1</w:t>
+              <w:t>서버</w:t>
+            </w:r>
+            <w:r>
+              <w:rPr/>
+              <w:t>(GPU-1) 1</w:t>
             </w:r>
             <w:r>
               <w:rPr/>
@@ -30052,11 +30028,47 @@
             </w:pPr>
             <w:r>
               <w:rPr/>
-              <w:t>[</w:t>
-            </w:r>
-            <w:r>
-              <w:rPr/>
-              <w:t>공개가</w:t>
+              <w:t>연구 인력 자체 개발</w:t>
+            </w:r>
+            <w:r>
+              <w:rPr/>
+              <w:t>(</w:t>
+            </w:r>
+            <w:r>
+              <w:rPr/>
+              <w:t>오픈소스 기반</w:t>
+            </w:r>
+            <w:r>
+              <w:rPr/>
+              <w:t xml:space="preserve">, </w:t>
+            </w:r>
+            <w:r>
+              <w:rPr/>
+              <w:t>인건비 처리</w:t>
+            </w:r>
+            <w:r>
+              <w:rPr/>
+              <w:t xml:space="preserve">). NVIDIA AI Enterprise </w:t>
+            </w:r>
+            <w:r>
+              <w:rPr/>
+              <w:t>구독</w:t>
+            </w:r>
+            <w:r>
+              <w:rPr/>
+              <w:t>($4,500/GPU/</w:t>
+            </w:r>
+            <w:r>
+              <w:rPr/>
+              <w:t>년</w:t>
+            </w:r>
+            <w:r>
+              <w:rPr/>
+              <w:t>)</w:t>
+            </w:r>
+            <w:r>
+              <w:rPr/>
+              <w:t>은 기술 지원</w:t>
             </w:r>
             <w:r>
               <w:rPr/>
@@ -30064,19 +30076,15 @@
             </w:r>
             <w:r>
               <w:rPr/>
-              <w:t>확인</w:t>
-            </w:r>
-            <w:r>
-              <w:rPr/>
-              <w:t>] $4,500/GPU/</w:t>
-            </w:r>
-            <w:r>
-              <w:rPr/>
-              <w:t xml:space="preserve">년 </w:t>
-            </w:r>
-            <w:r>
-              <w:rPr/>
-              <w:t>× 4 = $18,000 ≈ 25,200</w:t>
+              <w:t>장기 지원 버전용이라 제외</w:t>
+            </w:r>
+            <w:r>
+              <w:rPr/>
+              <w:t xml:space="preserve">, </w:t>
+            </w:r>
+            <w:r>
+              <w:rPr/>
+              <w:t>상용 운영 전환 시 재검토</w:t>
             </w:r>
           </w:p>
         </w:tc>
@@ -30115,13 +30123,7 @@
                 <w:rPr>
                   <w:rStyle w:val="Hyperlink"/>
                 </w:rPr>
-                <w:t xml:space="preserve">AI Enterprise </w:t>
-              </w:r>
-              <w:r>
-                <w:rPr>
-                  <w:rStyle w:val="Hyperlink"/>
-                </w:rPr>
-                <w:t>가격 ↗</w:t>
+                <w:t>Triton (GitHub, BSD) ↗</w:t>
               </w:r>
             </w:hyperlink>
             <w:bookmarkStart w:id="35" w:name="sw-ETL"/>
@@ -34977,7 +34979,7 @@
             </w:pPr>
             <w:r>
               <w:rPr/>
-              <w:t xml:space="preserve">333,200 </w:t>
+              <w:t xml:space="preserve">308,000 </w:t>
             </w:r>
             <w:r>
               <w:rPr/>
@@ -45202,10 +45204,10 @@
       </w:tblPr>
       <w:tblGrid>
         <w:gridCol w:w="754"/>
-        <w:gridCol w:w="1007"/>
-        <w:gridCol w:w="4425"/>
-        <w:gridCol w:w="2442"/>
-        <w:gridCol w:w="2711"/>
+        <w:gridCol w:w="1014"/>
+        <w:gridCol w:w="4325"/>
+        <w:gridCol w:w="2486"/>
+        <w:gridCol w:w="2760"/>
       </w:tblGrid>
       <w:tr>
         <w:trPr>
@@ -45240,7 +45242,7 @@
         </w:tc>
         <w:tc>
           <w:tcPr>
-            <w:tcW w:w="1007" w:type="dxa"/>
+            <w:tcW w:w="1014" w:type="dxa"/>
             <w:tcBorders>
               <w:top w:val="single" w:sz="6" w:space="0" w:color="808080"/>
               <w:left w:val="single" w:sz="2" w:space="0" w:color="808080"/>
@@ -45267,7 +45269,7 @@
         </w:tc>
         <w:tc>
           <w:tcPr>
-            <w:tcW w:w="4425" w:type="dxa"/>
+            <w:tcW w:w="4325" w:type="dxa"/>
             <w:tcBorders>
               <w:top w:val="single" w:sz="6" w:space="0" w:color="808080"/>
               <w:left w:val="single" w:sz="2" w:space="0" w:color="808080"/>
@@ -45302,7 +45304,7 @@
         </w:tc>
         <w:tc>
           <w:tcPr>
-            <w:tcW w:w="2442" w:type="dxa"/>
+            <w:tcW w:w="2486" w:type="dxa"/>
             <w:tcBorders>
               <w:top w:val="single" w:sz="6" w:space="0" w:color="808080"/>
               <w:left w:val="single" w:sz="2" w:space="0" w:color="808080"/>
@@ -45329,7 +45331,7 @@
         </w:tc>
         <w:tc>
           <w:tcPr>
-            <w:tcW w:w="2711" w:type="dxa"/>
+            <w:tcW w:w="2760" w:type="dxa"/>
             <w:tcBorders>
               <w:top w:val="single" w:sz="6" w:space="0" w:color="808080"/>
               <w:left w:val="single" w:sz="2" w:space="0" w:color="808080"/>
@@ -45384,7 +45386,7 @@
         </w:tc>
         <w:tc>
           <w:tcPr>
-            <w:tcW w:w="1007" w:type="dxa"/>
+            <w:tcW w:w="1014" w:type="dxa"/>
             <w:tcBorders>
               <w:left w:val="single" w:sz="2" w:space="0" w:color="808080"/>
               <w:bottom w:val="single" w:sz="2" w:space="0" w:color="808080"/>
@@ -45413,7 +45415,7 @@
         </w:tc>
         <w:tc>
           <w:tcPr>
-            <w:tcW w:w="4425" w:type="dxa"/>
+            <w:tcW w:w="4325" w:type="dxa"/>
             <w:tcBorders>
               <w:left w:val="single" w:sz="2" w:space="0" w:color="808080"/>
               <w:bottom w:val="single" w:sz="2" w:space="0" w:color="808080"/>
@@ -45461,7 +45463,7 @@
         </w:tc>
         <w:tc>
           <w:tcPr>
-            <w:tcW w:w="2442" w:type="dxa"/>
+            <w:tcW w:w="2486" w:type="dxa"/>
             <w:tcBorders>
               <w:left w:val="single" w:sz="2" w:space="0" w:color="808080"/>
               <w:bottom w:val="single" w:sz="2" w:space="0" w:color="808080"/>
@@ -45485,7 +45487,7 @@
         </w:tc>
         <w:tc>
           <w:tcPr>
-            <w:tcW w:w="2711" w:type="dxa"/>
+            <w:tcW w:w="2760" w:type="dxa"/>
             <w:tcBorders>
               <w:left w:val="single" w:sz="2" w:space="0" w:color="808080"/>
               <w:bottom w:val="single" w:sz="2" w:space="0" w:color="808080"/>
@@ -45545,7 +45547,7 @@
         </w:tc>
         <w:tc>
           <w:tcPr>
-            <w:tcW w:w="1007" w:type="dxa"/>
+            <w:tcW w:w="1014" w:type="dxa"/>
             <w:tcBorders>
               <w:left w:val="single" w:sz="2" w:space="0" w:color="808080"/>
               <w:bottom w:val="single" w:sz="2" w:space="0" w:color="808080"/>
@@ -45574,7 +45576,7 @@
         </w:tc>
         <w:tc>
           <w:tcPr>
-            <w:tcW w:w="4425" w:type="dxa"/>
+            <w:tcW w:w="4325" w:type="dxa"/>
             <w:tcBorders>
               <w:left w:val="single" w:sz="2" w:space="0" w:color="808080"/>
               <w:bottom w:val="single" w:sz="2" w:space="0" w:color="808080"/>
@@ -45674,7 +45676,7 @@
         </w:tc>
         <w:tc>
           <w:tcPr>
-            <w:tcW w:w="2442" w:type="dxa"/>
+            <w:tcW w:w="2486" w:type="dxa"/>
             <w:tcBorders>
               <w:left w:val="single" w:sz="2" w:space="0" w:color="808080"/>
               <w:bottom w:val="single" w:sz="2" w:space="0" w:color="808080"/>
@@ -45698,7 +45700,7 @@
         </w:tc>
         <w:tc>
           <w:tcPr>
-            <w:tcW w:w="2711" w:type="dxa"/>
+            <w:tcW w:w="2760" w:type="dxa"/>
             <w:tcBorders>
               <w:left w:val="single" w:sz="2" w:space="0" w:color="808080"/>
               <w:bottom w:val="single" w:sz="2" w:space="0" w:color="808080"/>
@@ -45758,7 +45760,7 @@
         </w:tc>
         <w:tc>
           <w:tcPr>
-            <w:tcW w:w="1007" w:type="dxa"/>
+            <w:tcW w:w="1014" w:type="dxa"/>
             <w:tcBorders>
               <w:left w:val="single" w:sz="2" w:space="0" w:color="808080"/>
               <w:bottom w:val="single" w:sz="2" w:space="0" w:color="808080"/>
@@ -45793,7 +45795,7 @@
         </w:tc>
         <w:tc>
           <w:tcPr>
-            <w:tcW w:w="4425" w:type="dxa"/>
+            <w:tcW w:w="4325" w:type="dxa"/>
             <w:tcBorders>
               <w:left w:val="single" w:sz="2" w:space="0" w:color="808080"/>
               <w:bottom w:val="single" w:sz="2" w:space="0" w:color="808080"/>
@@ -45861,7 +45863,7 @@
         </w:tc>
         <w:tc>
           <w:tcPr>
-            <w:tcW w:w="2442" w:type="dxa"/>
+            <w:tcW w:w="2486" w:type="dxa"/>
             <w:tcBorders>
               <w:left w:val="single" w:sz="2" w:space="0" w:color="808080"/>
               <w:bottom w:val="single" w:sz="2" w:space="0" w:color="808080"/>
@@ -45901,7 +45903,7 @@
         </w:tc>
         <w:tc>
           <w:tcPr>
-            <w:tcW w:w="2711" w:type="dxa"/>
+            <w:tcW w:w="2760" w:type="dxa"/>
             <w:tcBorders>
               <w:left w:val="single" w:sz="2" w:space="0" w:color="808080"/>
               <w:bottom w:val="single" w:sz="2" w:space="0" w:color="808080"/>
@@ -45993,7 +45995,7 @@
         </w:tc>
         <w:tc>
           <w:tcPr>
-            <w:tcW w:w="1007" w:type="dxa"/>
+            <w:tcW w:w="1014" w:type="dxa"/>
             <w:tcBorders>
               <w:left w:val="single" w:sz="2" w:space="0" w:color="808080"/>
               <w:bottom w:val="single" w:sz="2" w:space="0" w:color="808080"/>
@@ -46028,25 +46030,25 @@
         </w:tc>
         <w:tc>
           <w:tcPr>
-            <w:tcW w:w="4425" w:type="dxa"/>
-            <w:tcBorders>
-              <w:left w:val="single" w:sz="2" w:space="0" w:color="808080"/>
-              <w:bottom w:val="single" w:sz="2" w:space="0" w:color="808080"/>
-              <w:right w:val="single" w:sz="6" w:space="0" w:color="808080"/>
-            </w:tcBorders>
-            <w:vAlign w:val="center"/>
-          </w:tcPr>
-          <w:p>
-            <w:pPr>
-              <w:pStyle w:val="TableContents"/>
-              <w:bidi w:val="0"/>
-              <w:spacing w:before="0" w:after="283"/>
-              <w:jc w:val="left"/>
-              <w:rPr/>
-            </w:pPr>
-            <w:r>
-              <w:rPr/>
-              <w:t>HiveMQ·NVIDIA AI Enterprise</w:t>
+            <w:tcW w:w="4325" w:type="dxa"/>
+            <w:tcBorders>
+              <w:left w:val="single" w:sz="2" w:space="0" w:color="808080"/>
+              <w:bottom w:val="single" w:sz="2" w:space="0" w:color="808080"/>
+              <w:right w:val="single" w:sz="6" w:space="0" w:color="808080"/>
+            </w:tcBorders>
+            <w:vAlign w:val="center"/>
+          </w:tcPr>
+          <w:p>
+            <w:pPr>
+              <w:pStyle w:val="TableContents"/>
+              <w:bidi w:val="0"/>
+              <w:spacing w:before="0" w:after="283"/>
+              <w:jc w:val="left"/>
+              <w:rPr/>
+            </w:pPr>
+            <w:r>
+              <w:rPr/>
+              <w:t>HiveMQ</w:t>
             </w:r>
             <w:r>
               <w:rPr/>
@@ -46062,13 +46064,25 @@
             </w:r>
             <w:r>
               <w:rPr/>
-              <w:t>)</w:t>
-            </w:r>
-          </w:p>
-        </w:tc>
-        <w:tc>
-          <w:tcPr>
-            <w:tcW w:w="2442" w:type="dxa"/>
+              <w:t>). Triton</w:t>
+            </w:r>
+            <w:r>
+              <w:rPr/>
+              <w:t xml:space="preserve">은 오픈소스로 바꿔 </w:t>
+            </w:r>
+            <w:r>
+              <w:rPr/>
+              <w:t xml:space="preserve">NVIDIA AI Enterprise </w:t>
+            </w:r>
+            <w:r>
+              <w:rPr/>
+              <w:t>구독 제외</w:t>
+            </w:r>
+          </w:p>
+        </w:tc>
+        <w:tc>
+          <w:tcPr>
+            <w:tcW w:w="2486" w:type="dxa"/>
             <w:tcBorders>
               <w:left w:val="single" w:sz="2" w:space="0" w:color="808080"/>
               <w:bottom w:val="single" w:sz="2" w:space="0" w:color="808080"/>
@@ -46092,7 +46106,7 @@
         </w:tc>
         <w:tc>
           <w:tcPr>
-            <w:tcW w:w="2711" w:type="dxa"/>
+            <w:tcW w:w="2760" w:type="dxa"/>
             <w:tcBorders>
               <w:left w:val="single" w:sz="2" w:space="0" w:color="808080"/>
               <w:bottom w:val="single" w:sz="2" w:space="0" w:color="808080"/>
@@ -46148,7 +46162,7 @@
         </w:tc>
         <w:tc>
           <w:tcPr>
-            <w:tcW w:w="1007" w:type="dxa"/>
+            <w:tcW w:w="1014" w:type="dxa"/>
             <w:tcBorders>
               <w:left w:val="single" w:sz="2" w:space="0" w:color="808080"/>
               <w:bottom w:val="single" w:sz="2" w:space="0" w:color="808080"/>
@@ -46177,7 +46191,7 @@
         </w:tc>
         <w:tc>
           <w:tcPr>
-            <w:tcW w:w="4425" w:type="dxa"/>
+            <w:tcW w:w="4325" w:type="dxa"/>
             <w:tcBorders>
               <w:left w:val="single" w:sz="2" w:space="0" w:color="808080"/>
               <w:bottom w:val="single" w:sz="2" w:space="0" w:color="808080"/>
@@ -46285,7 +46299,7 @@
         </w:tc>
         <w:tc>
           <w:tcPr>
-            <w:tcW w:w="2442" w:type="dxa"/>
+            <w:tcW w:w="2486" w:type="dxa"/>
             <w:tcBorders>
               <w:left w:val="single" w:sz="2" w:space="0" w:color="808080"/>
               <w:bottom w:val="single" w:sz="2" w:space="0" w:color="808080"/>
@@ -46309,7 +46323,7 @@
         </w:tc>
         <w:tc>
           <w:tcPr>
-            <w:tcW w:w="2711" w:type="dxa"/>
+            <w:tcW w:w="2760" w:type="dxa"/>
             <w:tcBorders>
               <w:left w:val="single" w:sz="2" w:space="0" w:color="808080"/>
               <w:bottom w:val="single" w:sz="2" w:space="0" w:color="808080"/>
@@ -46369,7 +46383,7 @@
         </w:tc>
         <w:tc>
           <w:tcPr>
-            <w:tcW w:w="1007" w:type="dxa"/>
+            <w:tcW w:w="1014" w:type="dxa"/>
             <w:tcBorders>
               <w:left w:val="single" w:sz="2" w:space="0" w:color="808080"/>
               <w:bottom w:val="single" w:sz="2" w:space="0" w:color="808080"/>
@@ -46404,7 +46418,7 @@
         </w:tc>
         <w:tc>
           <w:tcPr>
-            <w:tcW w:w="4425" w:type="dxa"/>
+            <w:tcW w:w="4325" w:type="dxa"/>
             <w:tcBorders>
               <w:left w:val="single" w:sz="2" w:space="0" w:color="808080"/>
               <w:bottom w:val="single" w:sz="2" w:space="0" w:color="808080"/>
@@ -46448,7 +46462,7 @@
         </w:tc>
         <w:tc>
           <w:tcPr>
-            <w:tcW w:w="2442" w:type="dxa"/>
+            <w:tcW w:w="2486" w:type="dxa"/>
             <w:tcBorders>
               <w:left w:val="single" w:sz="2" w:space="0" w:color="808080"/>
               <w:bottom w:val="single" w:sz="2" w:space="0" w:color="808080"/>
@@ -46480,7 +46494,7 @@
         </w:tc>
         <w:tc>
           <w:tcPr>
-            <w:tcW w:w="2711" w:type="dxa"/>
+            <w:tcW w:w="2760" w:type="dxa"/>
             <w:tcBorders>
               <w:left w:val="single" w:sz="2" w:space="0" w:color="808080"/>
               <w:bottom w:val="single" w:sz="2" w:space="0" w:color="808080"/>
@@ -46560,7 +46574,7 @@
         </w:tc>
         <w:tc>
           <w:tcPr>
-            <w:tcW w:w="1007" w:type="dxa"/>
+            <w:tcW w:w="1014" w:type="dxa"/>
             <w:tcBorders>
               <w:left w:val="single" w:sz="2" w:space="0" w:color="808080"/>
               <w:bottom w:val="single" w:sz="2" w:space="0" w:color="808080"/>
@@ -46595,7 +46609,7 @@
         </w:tc>
         <w:tc>
           <w:tcPr>
-            <w:tcW w:w="4425" w:type="dxa"/>
+            <w:tcW w:w="4325" w:type="dxa"/>
             <w:tcBorders>
               <w:left w:val="single" w:sz="2" w:space="0" w:color="808080"/>
               <w:bottom w:val="single" w:sz="2" w:space="0" w:color="808080"/>
@@ -46639,7 +46653,7 @@
         </w:tc>
         <w:tc>
           <w:tcPr>
-            <w:tcW w:w="2442" w:type="dxa"/>
+            <w:tcW w:w="2486" w:type="dxa"/>
             <w:tcBorders>
               <w:left w:val="single" w:sz="2" w:space="0" w:color="808080"/>
               <w:bottom w:val="single" w:sz="2" w:space="0" w:color="808080"/>
@@ -46667,7 +46681,7 @@
         </w:tc>
         <w:tc>
           <w:tcPr>
-            <w:tcW w:w="2711" w:type="dxa"/>
+            <w:tcW w:w="2760" w:type="dxa"/>
             <w:tcBorders>
               <w:left w:val="single" w:sz="2" w:space="0" w:color="808080"/>
               <w:bottom w:val="single" w:sz="2" w:space="0" w:color="808080"/>
@@ -46727,7 +46741,7 @@
         </w:tc>
         <w:tc>
           <w:tcPr>
-            <w:tcW w:w="1007" w:type="dxa"/>
+            <w:tcW w:w="1014" w:type="dxa"/>
             <w:tcBorders>
               <w:left w:val="single" w:sz="2" w:space="0" w:color="808080"/>
               <w:bottom w:val="single" w:sz="2" w:space="0" w:color="808080"/>
@@ -46756,7 +46770,7 @@
         </w:tc>
         <w:tc>
           <w:tcPr>
-            <w:tcW w:w="4425" w:type="dxa"/>
+            <w:tcW w:w="4325" w:type="dxa"/>
             <w:tcBorders>
               <w:left w:val="single" w:sz="2" w:space="0" w:color="808080"/>
               <w:bottom w:val="single" w:sz="2" w:space="0" w:color="808080"/>
@@ -46836,7 +46850,7 @@
         </w:tc>
         <w:tc>
           <w:tcPr>
-            <w:tcW w:w="2442" w:type="dxa"/>
+            <w:tcW w:w="2486" w:type="dxa"/>
             <w:tcBorders>
               <w:left w:val="single" w:sz="2" w:space="0" w:color="808080"/>
               <w:bottom w:val="single" w:sz="2" w:space="0" w:color="808080"/>
@@ -46872,7 +46886,7 @@
         </w:tc>
         <w:tc>
           <w:tcPr>
-            <w:tcW w:w="2711" w:type="dxa"/>
+            <w:tcW w:w="2760" w:type="dxa"/>
             <w:tcBorders>
               <w:left w:val="single" w:sz="2" w:space="0" w:color="808080"/>
               <w:bottom w:val="single" w:sz="2" w:space="0" w:color="808080"/>
@@ -46924,7 +46938,7 @@
         </w:tc>
         <w:tc>
           <w:tcPr>
-            <w:tcW w:w="1007" w:type="dxa"/>
+            <w:tcW w:w="1014" w:type="dxa"/>
             <w:tcBorders>
               <w:left w:val="single" w:sz="2" w:space="0" w:color="808080"/>
               <w:bottom w:val="single" w:sz="2" w:space="0" w:color="808080"/>
@@ -46953,7 +46967,7 @@
         </w:tc>
         <w:tc>
           <w:tcPr>
-            <w:tcW w:w="4425" w:type="dxa"/>
+            <w:tcW w:w="4325" w:type="dxa"/>
             <w:tcBorders>
               <w:left w:val="single" w:sz="2" w:space="0" w:color="808080"/>
               <w:bottom w:val="single" w:sz="2" w:space="0" w:color="808080"/>
@@ -47001,7 +47015,7 @@
         </w:tc>
         <w:tc>
           <w:tcPr>
-            <w:tcW w:w="2442" w:type="dxa"/>
+            <w:tcW w:w="2486" w:type="dxa"/>
             <w:tcBorders>
               <w:left w:val="single" w:sz="2" w:space="0" w:color="808080"/>
               <w:bottom w:val="single" w:sz="2" w:space="0" w:color="808080"/>
@@ -47045,7 +47059,7 @@
         </w:tc>
         <w:tc>
           <w:tcPr>
-            <w:tcW w:w="2711" w:type="dxa"/>
+            <w:tcW w:w="2760" w:type="dxa"/>
             <w:tcBorders>
               <w:left w:val="single" w:sz="2" w:space="0" w:color="808080"/>
               <w:bottom w:val="single" w:sz="2" w:space="0" w:color="808080"/>
@@ -47105,7 +47119,7 @@
         </w:tc>
         <w:tc>
           <w:tcPr>
-            <w:tcW w:w="1007" w:type="dxa"/>
+            <w:tcW w:w="1014" w:type="dxa"/>
             <w:tcBorders>
               <w:left w:val="single" w:sz="2" w:space="0" w:color="808080"/>
               <w:bottom w:val="single" w:sz="2" w:space="0" w:color="808080"/>
@@ -47134,7 +47148,7 @@
         </w:tc>
         <w:tc>
           <w:tcPr>
-            <w:tcW w:w="4425" w:type="dxa"/>
+            <w:tcW w:w="4325" w:type="dxa"/>
             <w:tcBorders>
               <w:left w:val="single" w:sz="2" w:space="0" w:color="808080"/>
               <w:bottom w:val="single" w:sz="2" w:space="0" w:color="808080"/>
@@ -47186,7 +47200,7 @@
         </w:tc>
         <w:tc>
           <w:tcPr>
-            <w:tcW w:w="2442" w:type="dxa"/>
+            <w:tcW w:w="2486" w:type="dxa"/>
             <w:tcBorders>
               <w:left w:val="single" w:sz="2" w:space="0" w:color="808080"/>
               <w:bottom w:val="single" w:sz="2" w:space="0" w:color="808080"/>
@@ -47218,7 +47232,7 @@
         </w:tc>
         <w:tc>
           <w:tcPr>
-            <w:tcW w:w="2711" w:type="dxa"/>
+            <w:tcW w:w="2760" w:type="dxa"/>
             <w:tcBorders>
               <w:left w:val="single" w:sz="2" w:space="0" w:color="808080"/>
               <w:bottom w:val="single" w:sz="2" w:space="0" w:color="808080"/>
@@ -47294,7 +47308,7 @@
         </w:tc>
         <w:tc>
           <w:tcPr>
-            <w:tcW w:w="1007" w:type="dxa"/>
+            <w:tcW w:w="1014" w:type="dxa"/>
             <w:tcBorders>
               <w:left w:val="single" w:sz="2" w:space="0" w:color="808080"/>
               <w:bottom w:val="single" w:sz="6" w:space="0" w:color="808080"/>
@@ -47323,7 +47337,7 @@
         </w:tc>
         <w:tc>
           <w:tcPr>
-            <w:tcW w:w="4425" w:type="dxa"/>
+            <w:tcW w:w="4325" w:type="dxa"/>
             <w:tcBorders>
               <w:left w:val="single" w:sz="2" w:space="0" w:color="808080"/>
               <w:bottom w:val="single" w:sz="6" w:space="0" w:color="808080"/>
@@ -47383,7 +47397,7 @@
         </w:tc>
         <w:tc>
           <w:tcPr>
-            <w:tcW w:w="2442" w:type="dxa"/>
+            <w:tcW w:w="2486" w:type="dxa"/>
             <w:tcBorders>
               <w:left w:val="single" w:sz="2" w:space="0" w:color="808080"/>
               <w:bottom w:val="single" w:sz="6" w:space="0" w:color="808080"/>
@@ -47415,7 +47429,7 @@
         </w:tc>
         <w:tc>
           <w:tcPr>
-            <w:tcW w:w="2711" w:type="dxa"/>
+            <w:tcW w:w="2760" w:type="dxa"/>
             <w:tcBorders>
               <w:left w:val="single" w:sz="2" w:space="0" w:color="808080"/>
               <w:bottom w:val="single" w:sz="6" w:space="0" w:color="808080"/>

--- a/docs/ocs_precision.docx
+++ b/docs/ocs_precision.docx
@@ -1154,7 +1154,7 @@
             </w:r>
             <w:r>
               <w:rPr/>
-              <w:t>1,759,000</w:t>
+              <w:t>1,729,000</w:t>
             </w:r>
             <w:r>
               <w:rPr/>
@@ -7784,7 +7784,7 @@
             </w:pPr>
             <w:r>
               <w:rPr/>
-              <w:t>308,000</w:t>
+              <w:t>278,000</w:t>
             </w:r>
           </w:p>
         </w:tc>
@@ -8210,7 +8210,7 @@
             </w:pPr>
             <w:r>
               <w:rPr/>
-              <w:t>1,759,000</w:t>
+              <w:t>1,729,000</w:t>
             </w:r>
           </w:p>
         </w:tc>
@@ -8472,7 +8472,7 @@
             </w:pPr>
             <w:r>
               <w:rPr/>
-              <w:t>2,592,000</w:t>
+              <w:t>2,562,000</w:t>
             </w:r>
           </w:p>
         </w:tc>
@@ -22454,7 +22454,7 @@
       </w:r>
       <w:r>
         <w:rPr/>
-        <w:t>(Kepware·Cocktail Cloud·Machbase·HiveMQ·DMWorks·HIWARE)</w:t>
+        <w:t>(Kepware·Cocktail Cloud·Machbase·DMWorks·HIWARE)</w:t>
       </w:r>
       <w:r>
         <w:rPr/>
@@ -22474,7 +22474,23 @@
       </w:r>
       <w:r>
         <w:rPr/>
-        <w:t>구축 항목은 연구 인력 자체 개발</w:t>
+        <w:t>구축 항목</w:t>
+      </w:r>
+      <w:r>
+        <w:rPr/>
+        <w:t xml:space="preserve">(Triton·RabbitMQ </w:t>
+      </w:r>
+      <w:r>
+        <w:rPr/>
+        <w:t>등</w:t>
+      </w:r>
+      <w:r>
+        <w:rPr/>
+        <w:t>)</w:t>
+      </w:r>
+      <w:r>
+        <w:rPr/>
+        <w:t>은 연구 인력 자체 개발</w:t>
       </w:r>
       <w:r>
         <w:rPr/>
@@ -22506,31 +22522,15 @@
       </w:r>
       <w:r>
         <w:rPr/>
-        <w:t>연 구독형</w:t>
+        <w:t xml:space="preserve">연 구독형 </w:t>
       </w:r>
       <w:r>
         <w:rPr/>
-        <w:t>(HiveMQ)</w:t>
+        <w:t>SW</w:t>
       </w:r>
       <w:r>
         <w:rPr/>
-        <w:t xml:space="preserve">은 </w:t>
-      </w:r>
-      <w:r>
-        <w:rPr/>
-        <w:t>1</w:t>
-      </w:r>
-      <w:r>
-        <w:rPr/>
-        <w:t xml:space="preserve">년분이며 장비비 계상 가능 여부를 </w:t>
-      </w:r>
-      <w:r>
-        <w:rPr/>
-        <w:t>NIPA</w:t>
-      </w:r>
-      <w:r>
-        <w:rPr/>
-        <w:t>에 확인해야 함</w:t>
+        <w:t>는 없음</w:t>
       </w:r>
       <w:r>
         <w:rPr/>
@@ -22539,7 +22539,7 @@
     </w:p>
     <w:tbl>
       <w:tblPr>
-        <w:tblW w:w="19133" w:type="dxa"/>
+        <w:tblW w:w="19041" w:type="dxa"/>
         <w:jc w:val="left"/>
         <w:tblInd w:w="60" w:type="dxa"/>
         <w:tblLayout w:type="fixed"/>
@@ -22559,7 +22559,7 @@
         <w:gridCol w:w="441"/>
         <w:gridCol w:w="441"/>
         <w:gridCol w:w="645"/>
-        <w:gridCol w:w="737"/>
+        <w:gridCol w:w="645"/>
         <w:gridCol w:w="1856"/>
         <w:gridCol w:w="4304"/>
         <w:gridCol w:w="1245"/>
@@ -22808,7 +22808,7 @@
         </w:tc>
         <w:tc>
           <w:tcPr>
-            <w:tcW w:w="737" w:type="dxa"/>
+            <w:tcW w:w="645" w:type="dxa"/>
             <w:tcBorders>
               <w:top w:val="single" w:sz="6" w:space="0" w:color="808080"/>
               <w:left w:val="single" w:sz="2" w:space="0" w:color="808080"/>
@@ -23018,7 +23018,7 @@
         </w:tc>
         <w:tc>
           <w:tcPr>
-            <w:tcW w:w="737" w:type="dxa"/>
+            <w:tcW w:w="645" w:type="dxa"/>
             <w:tcBorders>
               <w:left w:val="single" w:sz="2" w:space="0" w:color="808080"/>
               <w:bottom w:val="single" w:sz="2" w:space="0" w:color="808080"/>
@@ -23313,7 +23313,7 @@
         </w:tc>
         <w:tc>
           <w:tcPr>
-            <w:tcW w:w="737" w:type="dxa"/>
+            <w:tcW w:w="645" w:type="dxa"/>
             <w:tcBorders>
               <w:left w:val="single" w:sz="2" w:space="0" w:color="808080"/>
               <w:bottom w:val="single" w:sz="2" w:space="0" w:color="808080"/>
@@ -23888,7 +23888,7 @@
         </w:tc>
         <w:tc>
           <w:tcPr>
-            <w:tcW w:w="737" w:type="dxa"/>
+            <w:tcW w:w="645" w:type="dxa"/>
             <w:tcBorders>
               <w:left w:val="single" w:sz="2" w:space="0" w:color="808080"/>
               <w:bottom w:val="single" w:sz="2" w:space="0" w:color="808080"/>
@@ -24463,7 +24463,7 @@
         </w:tc>
         <w:tc>
           <w:tcPr>
-            <w:tcW w:w="737" w:type="dxa"/>
+            <w:tcW w:w="645" w:type="dxa"/>
             <w:tcBorders>
               <w:left w:val="single" w:sz="2" w:space="0" w:color="808080"/>
               <w:bottom w:val="single" w:sz="2" w:space="0" w:color="808080"/>
@@ -25000,7 +25000,7 @@
         </w:tc>
         <w:tc>
           <w:tcPr>
-            <w:tcW w:w="737" w:type="dxa"/>
+            <w:tcW w:w="645" w:type="dxa"/>
             <w:tcBorders>
               <w:left w:val="single" w:sz="2" w:space="0" w:color="808080"/>
               <w:bottom w:val="single" w:sz="2" w:space="0" w:color="808080"/>
@@ -25469,7 +25469,7 @@
         </w:tc>
         <w:tc>
           <w:tcPr>
-            <w:tcW w:w="737" w:type="dxa"/>
+            <w:tcW w:w="645" w:type="dxa"/>
             <w:tcBorders>
               <w:left w:val="single" w:sz="2" w:space="0" w:color="808080"/>
               <w:bottom w:val="single" w:sz="2" w:space="0" w:color="808080"/>
@@ -26041,7 +26041,7 @@
         </w:tc>
         <w:tc>
           <w:tcPr>
-            <w:tcW w:w="737" w:type="dxa"/>
+            <w:tcW w:w="645" w:type="dxa"/>
             <w:tcBorders>
               <w:left w:val="single" w:sz="2" w:space="0" w:color="808080"/>
               <w:bottom w:val="single" w:sz="2" w:space="0" w:color="808080"/>
@@ -26538,7 +26538,7 @@
         </w:tc>
         <w:tc>
           <w:tcPr>
-            <w:tcW w:w="737" w:type="dxa"/>
+            <w:tcW w:w="645" w:type="dxa"/>
             <w:tcBorders>
               <w:left w:val="single" w:sz="2" w:space="0" w:color="808080"/>
               <w:bottom w:val="single" w:sz="2" w:space="0" w:color="808080"/>
@@ -26852,25 +26852,25 @@
         </w:tc>
         <w:tc>
           <w:tcPr>
-            <w:tcW w:w="737" w:type="dxa"/>
-            <w:tcBorders>
-              <w:left w:val="single" w:sz="2" w:space="0" w:color="808080"/>
-              <w:bottom w:val="single" w:sz="2" w:space="0" w:color="808080"/>
-              <w:right w:val="single" w:sz="6" w:space="0" w:color="808080"/>
-            </w:tcBorders>
-            <w:vAlign w:val="center"/>
-          </w:tcPr>
-          <w:p>
-            <w:pPr>
-              <w:pStyle w:val="TableContents"/>
-              <w:bidi w:val="0"/>
-              <w:spacing w:before="0" w:after="283"/>
-              <w:jc w:val="left"/>
-              <w:rPr/>
-            </w:pPr>
-            <w:r>
-              <w:rPr/>
-              <w:t>105,000</w:t>
+            <w:tcW w:w="645" w:type="dxa"/>
+            <w:tcBorders>
+              <w:left w:val="single" w:sz="2" w:space="0" w:color="808080"/>
+              <w:bottom w:val="single" w:sz="2" w:space="0" w:color="808080"/>
+              <w:right w:val="single" w:sz="6" w:space="0" w:color="808080"/>
+            </w:tcBorders>
+            <w:vAlign w:val="center"/>
+          </w:tcPr>
+          <w:p>
+            <w:pPr>
+              <w:pStyle w:val="TableContents"/>
+              <w:bidi w:val="0"/>
+              <w:spacing w:before="0" w:after="283"/>
+              <w:jc w:val="left"/>
+              <w:rPr/>
+            </w:pPr>
+            <w:r>
+              <w:rPr/>
+              <w:t>75,000</w:t>
             </w:r>
           </w:p>
         </w:tc>
@@ -27163,7 +27163,7 @@
         </w:tc>
         <w:tc>
           <w:tcPr>
-            <w:tcW w:w="737" w:type="dxa"/>
+            <w:tcW w:w="645" w:type="dxa"/>
             <w:tcBorders>
               <w:left w:val="single" w:sz="2" w:space="0" w:color="808080"/>
               <w:bottom w:val="single" w:sz="2" w:space="0" w:color="808080"/>
@@ -27616,7 +27616,7 @@
         </w:tc>
         <w:tc>
           <w:tcPr>
-            <w:tcW w:w="737" w:type="dxa"/>
+            <w:tcW w:w="645" w:type="dxa"/>
             <w:tcBorders>
               <w:left w:val="single" w:sz="2" w:space="0" w:color="808080"/>
               <w:bottom w:val="single" w:sz="2" w:space="0" w:color="808080"/>
@@ -28169,7 +28169,7 @@
         </w:tc>
         <w:tc>
           <w:tcPr>
-            <w:tcW w:w="737" w:type="dxa"/>
+            <w:tcW w:w="645" w:type="dxa"/>
             <w:tcBorders>
               <w:left w:val="single" w:sz="2" w:space="0" w:color="808080"/>
               <w:bottom w:val="single" w:sz="2" w:space="0" w:color="808080"/>
@@ -28810,7 +28810,7 @@
         </w:tc>
         <w:tc>
           <w:tcPr>
-            <w:tcW w:w="737" w:type="dxa"/>
+            <w:tcW w:w="645" w:type="dxa"/>
             <w:tcBorders>
               <w:left w:val="single" w:sz="2" w:space="0" w:color="808080"/>
               <w:bottom w:val="single" w:sz="2" w:space="0" w:color="808080"/>
@@ -29337,7 +29337,7 @@
         </w:tc>
         <w:tc>
           <w:tcPr>
-            <w:tcW w:w="737" w:type="dxa"/>
+            <w:tcW w:w="645" w:type="dxa"/>
             <w:tcBorders>
               <w:left w:val="single" w:sz="2" w:space="0" w:color="808080"/>
               <w:bottom w:val="single" w:sz="2" w:space="0" w:color="808080"/>
@@ -29802,7 +29802,7 @@
         </w:tc>
         <w:tc>
           <w:tcPr>
-            <w:tcW w:w="737" w:type="dxa"/>
+            <w:tcW w:w="645" w:type="dxa"/>
             <w:tcBorders>
               <w:left w:val="single" w:sz="2" w:space="0" w:color="808080"/>
               <w:bottom w:val="single" w:sz="2" w:space="0" w:color="808080"/>
@@ -30453,7 +30453,7 @@
         </w:tc>
         <w:tc>
           <w:tcPr>
-            <w:tcW w:w="737" w:type="dxa"/>
+            <w:tcW w:w="645" w:type="dxa"/>
             <w:tcBorders>
               <w:left w:val="single" w:sz="2" w:space="0" w:color="808080"/>
               <w:bottom w:val="single" w:sz="2" w:space="0" w:color="808080"/>
@@ -30806,23 +30806,35 @@
             </w:pPr>
             <w:r>
               <w:rPr/>
-              <w:t>HiveMQ Enterprise (</w:t>
-            </w:r>
-            <w:r>
-              <w:rPr/>
-              <w:t>자체 운영</w:t>
-            </w:r>
-            <w:r>
-              <w:rPr/>
-              <w:t>, 3</w:t>
-            </w:r>
-            <w:r>
-              <w:rPr/>
-              <w:t>노드</w:t>
-            </w:r>
-            <w:r>
-              <w:rPr/>
-              <w:t>)</w:t>
+              <w:t>RabbitMQ 3</w:t>
+            </w:r>
+            <w:r>
+              <w:rPr/>
+              <w:t xml:space="preserve">노드 클러스터 </w:t>
+            </w:r>
+            <w:r>
+              <w:rPr/>
+              <w:t xml:space="preserve">(MQTT 5 </w:t>
+            </w:r>
+            <w:r>
+              <w:rPr/>
+              <w:t>플러그인</w:t>
+            </w:r>
+            <w:r>
+              <w:rPr/>
+              <w:t xml:space="preserve">·quorum </w:t>
+            </w:r>
+            <w:r>
+              <w:rPr/>
+              <w:t>큐</w:t>
+            </w:r>
+            <w:r>
+              <w:rPr/>
+              <w:t xml:space="preserve">) + REST </w:t>
+            </w:r>
+            <w:r>
+              <w:rPr/>
+              <w:t>게이트웨이 자체 구현</w:t>
             </w:r>
           </w:p>
         </w:tc>
@@ -30846,15 +30858,27 @@
             </w:pPr>
             <w:r>
               <w:rPr/>
-              <w:t>HiveMQ (</w:t>
-            </w:r>
-            <w:r>
-              <w:rPr/>
-              <w:t>독일</w:t>
-            </w:r>
-            <w:r>
-              <w:rPr/>
-              <w:t>)</w:t>
+              <w:t>Broadcom (</w:t>
+            </w:r>
+            <w:r>
+              <w:rPr/>
+              <w:t>미국</w:t>
+            </w:r>
+            <w:r>
+              <w:rPr/>
+              <w:t xml:space="preserve">, </w:t>
+            </w:r>
+            <w:r>
+              <w:rPr/>
+              <w:t xml:space="preserve">오픈소스 </w:t>
+            </w:r>
+            <w:r>
+              <w:rPr/>
+              <w:t xml:space="preserve">MPL 2.0) + </w:t>
+            </w:r>
+            <w:r>
+              <w:rPr/>
+              <w:t>자체 개발</w:t>
             </w:r>
           </w:p>
         </w:tc>
@@ -30930,31 +30954,31 @@
             </w:pPr>
             <w:r>
               <w:rPr/>
-              <w:t>30,000</w:t>
-            </w:r>
-          </w:p>
-        </w:tc>
-        <w:tc>
-          <w:tcPr>
-            <w:tcW w:w="737" w:type="dxa"/>
-            <w:tcBorders>
-              <w:left w:val="single" w:sz="2" w:space="0" w:color="808080"/>
-              <w:bottom w:val="single" w:sz="2" w:space="0" w:color="808080"/>
-              <w:right w:val="single" w:sz="6" w:space="0" w:color="808080"/>
-            </w:tcBorders>
-            <w:vAlign w:val="center"/>
-          </w:tcPr>
-          <w:p>
-            <w:pPr>
-              <w:pStyle w:val="TableContents"/>
-              <w:bidi w:val="0"/>
-              <w:spacing w:before="0" w:after="283"/>
-              <w:jc w:val="left"/>
-              <w:rPr/>
-            </w:pPr>
-            <w:r>
-              <w:rPr/>
-              <w:t>30,000</w:t>
+              <w:t>0</w:t>
+            </w:r>
+          </w:p>
+        </w:tc>
+        <w:tc>
+          <w:tcPr>
+            <w:tcW w:w="645" w:type="dxa"/>
+            <w:tcBorders>
+              <w:left w:val="single" w:sz="2" w:space="0" w:color="808080"/>
+              <w:bottom w:val="single" w:sz="2" w:space="0" w:color="808080"/>
+              <w:right w:val="single" w:sz="6" w:space="0" w:color="808080"/>
+            </w:tcBorders>
+            <w:vAlign w:val="center"/>
+          </w:tcPr>
+          <w:p>
+            <w:pPr>
+              <w:pStyle w:val="TableContents"/>
+              <w:bidi w:val="0"/>
+              <w:spacing w:before="0" w:after="283"/>
+              <w:jc w:val="left"/>
+              <w:rPr/>
+            </w:pPr>
+            <w:r>
+              <w:rPr/>
+              <w:t>0</w:t>
             </w:r>
           </w:p>
         </w:tc>
@@ -31158,19 +31182,7 @@
             </w:pPr>
             <w:r>
               <w:rPr/>
-              <w:t>[</w:t>
-            </w:r>
-            <w:r>
-              <w:rPr/>
-              <w:t>추정</w:t>
-            </w:r>
-            <w:r>
-              <w:rPr/>
-              <w:t xml:space="preserve">] </w:t>
-            </w:r>
-            <w:r>
-              <w:rPr/>
-              <w:t>공개가 없음</w:t>
+              <w:t>연구 인력 자체 개발</w:t>
             </w:r>
             <w:r>
               <w:rPr/>
@@ -31178,23 +31190,55 @@
             </w:r>
             <w:r>
               <w:rPr/>
-              <w:t>연결 수</w:t>
-            </w:r>
-            <w:r>
-              <w:rPr/>
-              <w:t>·</w:t>
-            </w:r>
-            <w:r>
-              <w:rPr/>
-              <w:t>처리량 기반 견적 확인</w:t>
-            </w:r>
-            <w:r>
-              <w:rPr/>
-              <w:t>). EMQX</w:t>
+              <w:t>오픈소스 기반</w:t>
+            </w:r>
+            <w:r>
+              <w:rPr/>
+              <w:t xml:space="preserve">, </w:t>
+            </w:r>
+            <w:r>
+              <w:rPr/>
+              <w:t>인건비 처리</w:t>
+            </w:r>
+            <w:r>
+              <w:rPr/>
+              <w:t>). HiveMQ Enterprise(</w:t>
+            </w:r>
+            <w:r>
+              <w:rPr/>
+              <w:t>유료 클러스터</w:t>
+            </w:r>
+            <w:r>
+              <w:rPr/>
+              <w:t>)</w:t>
+            </w:r>
+            <w:r>
+              <w:rPr/>
+              <w:t>는 제외</w:t>
+            </w:r>
+            <w:r>
+              <w:rPr/>
+              <w:t>, EMQX</w:t>
             </w:r>
             <w:r>
               <w:rPr/>
               <w:t>는 중국 기업이라 제외</w:t>
+            </w:r>
+            <w:r>
+              <w:rPr/>
+              <w:t xml:space="preserve">. </w:t>
+            </w:r>
+            <w:r>
+              <w:rPr/>
+              <w:t xml:space="preserve">브로커 장애 시에도 데이터는 로컬 </w:t>
+            </w:r>
+            <w:r>
+              <w:rPr/>
+              <w:t>Data Lake</w:t>
+            </w:r>
+            <w:r>
+              <w:rPr/>
+              <w:t>에 남아 재전송 가능</w:t>
             </w:r>
           </w:p>
         </w:tc>
@@ -31221,7 +31265,31 @@
                 <w:rPr>
                   <w:rStyle w:val="Hyperlink"/>
                 </w:rPr>
-                <w:t>가격 정책 ↗</w:t>
+                <w:t xml:space="preserve">RabbitMQ MQTT </w:t>
+              </w:r>
+              <w:r>
+                <w:rPr>
+                  <w:rStyle w:val="Hyperlink"/>
+                </w:rPr>
+                <w:t>플러그인 ↗</w:t>
+              </w:r>
+            </w:hyperlink>
+            <w:r>
+              <w:rPr/>
+              <w:br/>
+            </w:r>
+            <w:hyperlink r:id="rId64" w:tgtFrame="_blank">
+              <w:r>
+                <w:rPr>
+                  <w:rStyle w:val="Hyperlink"/>
+                </w:rPr>
+                <w:t xml:space="preserve">RabbitMQ </w:t>
+              </w:r>
+              <w:r>
+                <w:rPr>
+                  <w:rStyle w:val="Hyperlink"/>
+                </w:rPr>
+                <w:t>클러스터링 ↗</w:t>
               </w:r>
             </w:hyperlink>
             <w:bookmarkStart w:id="37" w:name="sw-CAT"/>
@@ -31497,7 +31565,7 @@
         </w:tc>
         <w:tc>
           <w:tcPr>
-            <w:tcW w:w="737" w:type="dxa"/>
+            <w:tcW w:w="645" w:type="dxa"/>
             <w:tcBorders>
               <w:left w:val="single" w:sz="2" w:space="0" w:color="808080"/>
               <w:bottom w:val="single" w:sz="2" w:space="0" w:color="808080"/>
@@ -31730,7 +31798,7 @@
               <w:jc w:val="left"/>
               <w:rPr/>
             </w:pPr>
-            <w:hyperlink r:id="rId64" w:tgtFrame="_blank">
+            <w:hyperlink r:id="rId65" w:tgtFrame="_blank">
               <w:r>
                 <w:rPr>
                   <w:rStyle w:val="Hyperlink"/>
@@ -31781,7 +31849,7 @@
         </w:tc>
         <w:tc>
           <w:tcPr>
-            <w:tcW w:w="737" w:type="dxa"/>
+            <w:tcW w:w="645" w:type="dxa"/>
             <w:tcBorders>
               <w:left w:val="single" w:sz="2" w:space="0" w:color="808080"/>
               <w:bottom w:val="single" w:sz="2" w:space="0" w:color="808080"/>
@@ -32102,7 +32170,7 @@
         </w:tc>
         <w:tc>
           <w:tcPr>
-            <w:tcW w:w="737" w:type="dxa"/>
+            <w:tcW w:w="645" w:type="dxa"/>
             <w:tcBorders>
               <w:left w:val="single" w:sz="2" w:space="0" w:color="808080"/>
               <w:bottom w:val="single" w:sz="2" w:space="0" w:color="808080"/>
@@ -32636,7 +32704,7 @@
         </w:tc>
         <w:tc>
           <w:tcPr>
-            <w:tcW w:w="737" w:type="dxa"/>
+            <w:tcW w:w="645" w:type="dxa"/>
             <w:tcBorders>
               <w:left w:val="single" w:sz="2" w:space="0" w:color="808080"/>
               <w:bottom w:val="single" w:sz="2" w:space="0" w:color="808080"/>
@@ -33114,7 +33182,7 @@
         </w:tc>
         <w:tc>
           <w:tcPr>
-            <w:tcW w:w="737" w:type="dxa"/>
+            <w:tcW w:w="645" w:type="dxa"/>
             <w:tcBorders>
               <w:left w:val="single" w:sz="2" w:space="0" w:color="808080"/>
               <w:bottom w:val="single" w:sz="2" w:space="0" w:color="808080"/>
@@ -33302,7 +33370,7 @@
               <w:jc w:val="left"/>
               <w:rPr/>
             </w:pPr>
-            <w:hyperlink r:id="rId65" w:tgtFrame="_blank">
+            <w:hyperlink r:id="rId66" w:tgtFrame="_blank">
               <w:r>
                 <w:rPr>
                   <w:rStyle w:val="Hyperlink"/>
@@ -33579,7 +33647,7 @@
         </w:tc>
         <w:tc>
           <w:tcPr>
-            <w:tcW w:w="737" w:type="dxa"/>
+            <w:tcW w:w="645" w:type="dxa"/>
             <w:tcBorders>
               <w:left w:val="single" w:sz="2" w:space="0" w:color="808080"/>
               <w:bottom w:val="single" w:sz="2" w:space="0" w:color="808080"/>
@@ -33792,7 +33860,7 @@
               <w:jc w:val="left"/>
               <w:rPr/>
             </w:pPr>
-            <w:hyperlink r:id="rId66" w:tgtFrame="_blank">
+            <w:hyperlink r:id="rId67" w:tgtFrame="_blank">
               <w:r>
                 <w:rPr>
                   <w:rStyle w:val="Hyperlink"/>
@@ -33804,7 +33872,7 @@
               <w:rPr/>
               <w:br/>
             </w:r>
-            <w:hyperlink r:id="rId67" w:tgtFrame="_blank">
+            <w:hyperlink r:id="rId68" w:tgtFrame="_blank">
               <w:r>
                 <w:rPr>
                   <w:rStyle w:val="Hyperlink"/>
@@ -33867,7 +33935,7 @@
         </w:tc>
         <w:tc>
           <w:tcPr>
-            <w:tcW w:w="737" w:type="dxa"/>
+            <w:tcW w:w="645" w:type="dxa"/>
             <w:tcBorders>
               <w:left w:val="single" w:sz="2" w:space="0" w:color="808080"/>
               <w:bottom w:val="single" w:sz="2" w:space="0" w:color="808080"/>
@@ -34202,7 +34270,7 @@
         </w:tc>
         <w:tc>
           <w:tcPr>
-            <w:tcW w:w="737" w:type="dxa"/>
+            <w:tcW w:w="645" w:type="dxa"/>
             <w:tcBorders>
               <w:left w:val="single" w:sz="2" w:space="0" w:color="808080"/>
               <w:bottom w:val="single" w:sz="2" w:space="0" w:color="808080"/>
@@ -34406,7 +34474,7 @@
               <w:jc w:val="left"/>
               <w:rPr/>
             </w:pPr>
-            <w:hyperlink r:id="rId68" w:tgtFrame="_blank">
+            <w:hyperlink r:id="rId69" w:tgtFrame="_blank">
               <w:r>
                 <w:rPr>
                   <w:rStyle w:val="Hyperlink"/>
@@ -34418,7 +34486,7 @@
               <w:rPr/>
               <w:br/>
             </w:r>
-            <w:hyperlink r:id="rId69" w:tgtFrame="_blank">
+            <w:hyperlink r:id="rId70" w:tgtFrame="_blank">
               <w:r>
                 <w:rPr>
                   <w:rStyle w:val="Hyperlink"/>
@@ -34701,7 +34769,7 @@
         </w:tc>
         <w:tc>
           <w:tcPr>
-            <w:tcW w:w="737" w:type="dxa"/>
+            <w:tcW w:w="645" w:type="dxa"/>
             <w:tcBorders>
               <w:left w:val="single" w:sz="2" w:space="0" w:color="808080"/>
               <w:bottom w:val="single" w:sz="2" w:space="0" w:color="808080"/>
@@ -34960,7 +35028,7 @@
         </w:tc>
         <w:tc>
           <w:tcPr>
-            <w:tcW w:w="2593" w:type="dxa"/>
+            <w:tcW w:w="2501" w:type="dxa"/>
             <w:gridSpan w:val="2"/>
             <w:tcBorders>
               <w:left w:val="single" w:sz="2" w:space="0" w:color="808080"/>
@@ -34979,7 +35047,7 @@
             </w:pPr>
             <w:r>
               <w:rPr/>
-              <w:t xml:space="preserve">308,000 </w:t>
+              <w:t xml:space="preserve">278,000 </w:t>
             </w:r>
             <w:r>
               <w:rPr/>
@@ -36293,7 +36361,7 @@
               <w:jc w:val="left"/>
               <w:rPr/>
             </w:pPr>
-            <w:hyperlink r:id="rId70" w:tgtFrame="_blank">
+            <w:hyperlink r:id="rId71" w:tgtFrame="_blank">
               <w:r>
                 <w:rPr>
                   <w:rStyle w:val="Hyperlink"/>
@@ -36311,7 +36379,7 @@
               <w:rPr/>
               <w:br/>
             </w:r>
-            <w:hyperlink r:id="rId71" w:tgtFrame="_blank">
+            <w:hyperlink r:id="rId72" w:tgtFrame="_blank">
               <w:r>
                 <w:rPr>
                   <w:rStyle w:val="Hyperlink"/>
@@ -36341,7 +36409,7 @@
               <w:rPr/>
               <w:br/>
             </w:r>
-            <w:hyperlink r:id="rId72" w:tgtFrame="_blank">
+            <w:hyperlink r:id="rId73" w:tgtFrame="_blank">
               <w:r>
                 <w:rPr>
                   <w:rStyle w:val="Hyperlink"/>
@@ -36839,7 +36907,7 @@
               <w:jc w:val="left"/>
               <w:rPr/>
             </w:pPr>
-            <w:hyperlink r:id="rId73" w:tgtFrame="_blank">
+            <w:hyperlink r:id="rId74" w:tgtFrame="_blank">
               <w:r>
                 <w:rPr>
                   <w:rStyle w:val="Hyperlink"/>
@@ -36857,7 +36925,7 @@
               <w:rPr/>
               <w:br/>
             </w:r>
-            <w:hyperlink r:id="rId74" w:tgtFrame="_blank">
+            <w:hyperlink r:id="rId75" w:tgtFrame="_blank">
               <w:r>
                 <w:rPr>
                   <w:rStyle w:val="Hyperlink"/>
@@ -36875,7 +36943,7 @@
               <w:rPr/>
               <w:br/>
             </w:r>
-            <w:hyperlink r:id="rId75" w:tgtFrame="_blank">
+            <w:hyperlink r:id="rId76" w:tgtFrame="_blank">
               <w:r>
                 <w:rPr>
                   <w:rStyle w:val="Hyperlink"/>
@@ -38399,7 +38467,7 @@
               <w:jc w:val="left"/>
               <w:rPr/>
             </w:pPr>
-            <w:hyperlink r:id="rId76" w:tgtFrame="_blank">
+            <w:hyperlink r:id="rId77" w:tgtFrame="_blank">
               <w:r>
                 <w:rPr>
                   <w:rStyle w:val="Hyperlink"/>
@@ -38435,7 +38503,7 @@
               <w:rPr/>
               <w:br/>
             </w:r>
-            <w:hyperlink r:id="rId77" w:tgtFrame="_blank">
+            <w:hyperlink r:id="rId78" w:tgtFrame="_blank">
               <w:r>
                 <w:rPr>
                   <w:rStyle w:val="Hyperlink"/>
@@ -39390,7 +39458,7 @@
               <w:jc w:val="left"/>
               <w:rPr/>
             </w:pPr>
-            <w:hyperlink r:id="rId78" w:tgtFrame="_blank">
+            <w:hyperlink r:id="rId79" w:tgtFrame="_blank">
               <w:r>
                 <w:rPr>
                   <w:rStyle w:val="Hyperlink"/>
@@ -40511,7 +40579,7 @@
               <w:jc w:val="left"/>
               <w:rPr/>
             </w:pPr>
-            <w:hyperlink r:id="rId79" w:tgtFrame="_blank">
+            <w:hyperlink r:id="rId80" w:tgtFrame="_blank">
               <w:r>
                 <w:rPr>
                   <w:rStyle w:val="Hyperlink"/>
@@ -40901,7 +40969,7 @@
               <w:jc w:val="left"/>
               <w:rPr/>
             </w:pPr>
-            <w:hyperlink r:id="rId80" w:tgtFrame="_blank">
+            <w:hyperlink r:id="rId81" w:tgtFrame="_blank">
               <w:r>
                 <w:rPr>
                   <w:rStyle w:val="Hyperlink"/>
@@ -40913,7 +40981,7 @@
               <w:rPr/>
               <w:br/>
             </w:r>
-            <w:hyperlink r:id="rId81" w:tgtFrame="_blank">
+            <w:hyperlink r:id="rId82" w:tgtFrame="_blank">
               <w:r>
                 <w:rPr>
                   <w:rStyle w:val="Hyperlink"/>
@@ -41891,7 +41959,7 @@
               <w:jc w:val="left"/>
               <w:rPr/>
             </w:pPr>
-            <w:hyperlink r:id="rId82" w:tgtFrame="_blank">
+            <w:hyperlink r:id="rId83" w:tgtFrame="_blank">
               <w:r>
                 <w:rPr>
                   <w:rStyle w:val="Hyperlink"/>
@@ -42872,7 +42940,7 @@
               <w:jc w:val="left"/>
               <w:rPr/>
             </w:pPr>
-            <w:hyperlink r:id="rId83" w:tgtFrame="_blank">
+            <w:hyperlink r:id="rId84" w:tgtFrame="_blank">
               <w:r>
                 <w:rPr>
                   <w:rStyle w:val="Hyperlink"/>
@@ -43757,7 +43825,7 @@
               <w:jc w:val="left"/>
               <w:rPr/>
             </w:pPr>
-            <w:hyperlink r:id="rId84" w:tgtFrame="_blank">
+            <w:hyperlink r:id="rId85" w:tgtFrame="_blank">
               <w:r>
                 <w:rPr>
                   <w:rStyle w:val="Hyperlink"/>
@@ -44135,7 +44203,7 @@
               <w:jc w:val="left"/>
               <w:rPr/>
             </w:pPr>
-            <w:hyperlink r:id="rId85" w:tgtFrame="_blank">
+            <w:hyperlink r:id="rId86" w:tgtFrame="_blank">
               <w:r>
                 <w:rPr>
                   <w:rStyle w:val="Hyperlink"/>
@@ -45041,7 +45109,7 @@
               <w:jc w:val="left"/>
               <w:rPr/>
             </w:pPr>
-            <w:hyperlink r:id="rId86" w:tgtFrame="_blank">
+            <w:hyperlink r:id="rId87" w:tgtFrame="_blank">
               <w:r>
                 <w:rPr>
                   <w:rStyle w:val="Hyperlink"/>
@@ -45962,173 +46030,6 @@
             <w:r>
               <w:rPr/>
               <w:t>통신 요금 별도 편성</w:t>
-            </w:r>
-          </w:p>
-        </w:tc>
-      </w:tr>
-      <w:tr>
-        <w:trPr/>
-        <w:tc>
-          <w:tcPr>
-            <w:tcW w:w="754" w:type="dxa"/>
-            <w:tcBorders>
-              <w:left w:val="single" w:sz="6" w:space="0" w:color="808080"/>
-              <w:bottom w:val="single" w:sz="2" w:space="0" w:color="808080"/>
-              <w:right w:val="single" w:sz="6" w:space="0" w:color="808080"/>
-            </w:tcBorders>
-            <w:vAlign w:val="center"/>
-          </w:tcPr>
-          <w:p>
-            <w:pPr>
-              <w:pStyle w:val="TableContents"/>
-              <w:bidi w:val="0"/>
-              <w:spacing w:before="0" w:after="283"/>
-              <w:ind w:hanging="0" w:left="0" w:right="0"/>
-              <w:jc w:val="left"/>
-              <w:rPr/>
-            </w:pPr>
-            <w:r>
-              <w:rPr/>
-              <w:t>예산</w:t>
-            </w:r>
-          </w:p>
-        </w:tc>
-        <w:tc>
-          <w:tcPr>
-            <w:tcW w:w="1014" w:type="dxa"/>
-            <w:tcBorders>
-              <w:left w:val="single" w:sz="2" w:space="0" w:color="808080"/>
-              <w:bottom w:val="single" w:sz="2" w:space="0" w:color="808080"/>
-              <w:right w:val="single" w:sz="6" w:space="0" w:color="808080"/>
-            </w:tcBorders>
-            <w:shd w:fill="EEF2F9" w:val="clear"/>
-            <w:vAlign w:val="center"/>
-          </w:tcPr>
-          <w:p>
-            <w:pPr>
-              <w:pStyle w:val="TableHeading"/>
-              <w:bidi w:val="0"/>
-              <w:spacing w:before="0" w:after="283"/>
-              <w:jc w:val="left"/>
-              <w:rPr>
-                <w:color w:val="1B3A73"/>
-              </w:rPr>
-            </w:pPr>
-            <w:r>
-              <w:rPr>
-                <w:color w:val="1B3A73"/>
-              </w:rPr>
-              <w:t xml:space="preserve">구독형 </w:t>
-            </w:r>
-            <w:r>
-              <w:rPr>
-                <w:color w:val="1B3A73"/>
-              </w:rPr>
-              <w:t>SW</w:t>
-            </w:r>
-          </w:p>
-        </w:tc>
-        <w:tc>
-          <w:tcPr>
-            <w:tcW w:w="4325" w:type="dxa"/>
-            <w:tcBorders>
-              <w:left w:val="single" w:sz="2" w:space="0" w:color="808080"/>
-              <w:bottom w:val="single" w:sz="2" w:space="0" w:color="808080"/>
-              <w:right w:val="single" w:sz="6" w:space="0" w:color="808080"/>
-            </w:tcBorders>
-            <w:vAlign w:val="center"/>
-          </w:tcPr>
-          <w:p>
-            <w:pPr>
-              <w:pStyle w:val="TableContents"/>
-              <w:bidi w:val="0"/>
-              <w:spacing w:before="0" w:after="283"/>
-              <w:jc w:val="left"/>
-              <w:rPr/>
-            </w:pPr>
-            <w:r>
-              <w:rPr/>
-              <w:t>HiveMQ</w:t>
-            </w:r>
-            <w:r>
-              <w:rPr/>
-              <w:t>는 연 구독</w:t>
-            </w:r>
-            <w:r>
-              <w:rPr/>
-              <w:t>(1</w:t>
-            </w:r>
-            <w:r>
-              <w:rPr/>
-              <w:t>년분 계상</w:t>
-            </w:r>
-            <w:r>
-              <w:rPr/>
-              <w:t>). Triton</w:t>
-            </w:r>
-            <w:r>
-              <w:rPr/>
-              <w:t xml:space="preserve">은 오픈소스로 바꿔 </w:t>
-            </w:r>
-            <w:r>
-              <w:rPr/>
-              <w:t xml:space="preserve">NVIDIA AI Enterprise </w:t>
-            </w:r>
-            <w:r>
-              <w:rPr/>
-              <w:t>구독 제외</w:t>
-            </w:r>
-          </w:p>
-        </w:tc>
-        <w:tc>
-          <w:tcPr>
-            <w:tcW w:w="2486" w:type="dxa"/>
-            <w:tcBorders>
-              <w:left w:val="single" w:sz="2" w:space="0" w:color="808080"/>
-              <w:bottom w:val="single" w:sz="2" w:space="0" w:color="808080"/>
-              <w:right w:val="single" w:sz="6" w:space="0" w:color="808080"/>
-            </w:tcBorders>
-            <w:vAlign w:val="center"/>
-          </w:tcPr>
-          <w:p>
-            <w:pPr>
-              <w:pStyle w:val="TableContents"/>
-              <w:bidi w:val="0"/>
-              <w:spacing w:before="0" w:after="283"/>
-              <w:jc w:val="left"/>
-              <w:rPr/>
-            </w:pPr>
-            <w:r>
-              <w:rPr/>
-              <w:t>장비비 계상 불가 시 재편성</w:t>
-            </w:r>
-          </w:p>
-        </w:tc>
-        <w:tc>
-          <w:tcPr>
-            <w:tcW w:w="2760" w:type="dxa"/>
-            <w:tcBorders>
-              <w:left w:val="single" w:sz="2" w:space="0" w:color="808080"/>
-              <w:bottom w:val="single" w:sz="2" w:space="0" w:color="808080"/>
-              <w:right w:val="single" w:sz="6" w:space="0" w:color="808080"/>
-            </w:tcBorders>
-            <w:vAlign w:val="center"/>
-          </w:tcPr>
-          <w:p>
-            <w:pPr>
-              <w:pStyle w:val="TableContents"/>
-              <w:bidi w:val="0"/>
-              <w:spacing w:before="0" w:after="283"/>
-              <w:jc w:val="left"/>
-              <w:rPr/>
-            </w:pPr>
-            <w:r>
-              <w:rPr/>
-              <w:t>NIPA</w:t>
-            </w:r>
-            <w:r>
-              <w:rPr/>
-              <w:t>에 장비비 계상 가능 여부 확인</w:t>
             </w:r>
           </w:p>
         </w:tc>

--- a/docs/ocs_precision.docx
+++ b/docs/ocs_precision.docx
@@ -1154,7 +1154,7 @@
             </w:r>
             <w:r>
               <w:rPr/>
-              <w:t>1,729,000</w:t>
+              <w:t>1,699,000</w:t>
             </w:r>
             <w:r>
               <w:rPr/>
@@ -7784,7 +7784,7 @@
             </w:pPr>
             <w:r>
               <w:rPr/>
-              <w:t>278,000</w:t>
+              <w:t>248,000</w:t>
             </w:r>
           </w:p>
         </w:tc>
@@ -8210,7 +8210,7 @@
             </w:pPr>
             <w:r>
               <w:rPr/>
-              <w:t>1,729,000</w:t>
+              <w:t>1,699,000</w:t>
             </w:r>
           </w:p>
         </w:tc>
@@ -8472,7 +8472,7 @@
             </w:pPr>
             <w:r>
               <w:rPr/>
-              <w:t>2,562,000</w:t>
+              <w:t>2,532,000</w:t>
             </w:r>
           </w:p>
         </w:tc>
@@ -9530,7 +9530,7 @@
             </w:r>
             <w:r>
               <w:rPr/>
-              <w:t xml:space="preserve">: Cocktail Cloud · Eclipse BaSyx · Machbase Cluster Edition </w:t>
+              <w:t xml:space="preserve">: RKE2 · Eclipse BaSyx · Machbase Cluster Edition </w:t>
             </w:r>
             <w:r>
               <w:rPr/>
@@ -22454,7 +22454,7 @@
       </w:r>
       <w:r>
         <w:rPr/>
-        <w:t>(Kepware·Cocktail Cloud·Machbase·DMWorks·HIWARE)</w:t>
+        <w:t>(Kepware·Machbase·DMWorks·HIWARE)</w:t>
       </w:r>
       <w:r>
         <w:rPr/>
@@ -22478,7 +22478,7 @@
       </w:r>
       <w:r>
         <w:rPr/>
-        <w:t xml:space="preserve">(Triton·RabbitMQ </w:t>
+        <w:t xml:space="preserve">(RKE2·Triton·RabbitMQ </w:t>
       </w:r>
       <w:r>
         <w:rPr/>
@@ -22539,7 +22539,7 @@
     </w:p>
     <w:tbl>
       <w:tblPr>
-        <w:tblW w:w="19041" w:type="dxa"/>
+        <w:tblW w:w="19027" w:type="dxa"/>
         <w:jc w:val="left"/>
         <w:tblInd w:w="60" w:type="dxa"/>
         <w:tblLayout w:type="fixed"/>
@@ -22563,7 +22563,7 @@
         <w:gridCol w:w="1856"/>
         <w:gridCol w:w="4304"/>
         <w:gridCol w:w="1245"/>
-        <w:gridCol w:w="1191"/>
+        <w:gridCol w:w="1177"/>
         <w:gridCol w:w="1247"/>
       </w:tblGrid>
       <w:tr>
@@ -22924,7 +22924,7 @@
         </w:tc>
         <w:tc>
           <w:tcPr>
-            <w:tcW w:w="1191" w:type="dxa"/>
+            <w:tcW w:w="1177" w:type="dxa"/>
             <w:tcBorders>
               <w:top w:val="single" w:sz="6" w:space="0" w:color="808080"/>
               <w:left w:val="single" w:sz="2" w:space="0" w:color="808080"/>
@@ -23042,7 +23042,7 @@
         </w:tc>
         <w:tc>
           <w:tcPr>
-            <w:tcW w:w="9843" w:type="dxa"/>
+            <w:tcW w:w="9829" w:type="dxa"/>
             <w:gridSpan w:val="5"/>
             <w:tcBorders>
               <w:left w:val="single" w:sz="2" w:space="0" w:color="808080"/>
@@ -23553,7 +23553,7 @@
         </w:tc>
         <w:tc>
           <w:tcPr>
-            <w:tcW w:w="1191" w:type="dxa"/>
+            <w:tcW w:w="1177" w:type="dxa"/>
             <w:tcBorders>
               <w:left w:val="single" w:sz="2" w:space="0" w:color="808080"/>
               <w:bottom w:val="single" w:sz="2" w:space="0" w:color="808080"/>
@@ -24096,7 +24096,7 @@
         </w:tc>
         <w:tc>
           <w:tcPr>
-            <w:tcW w:w="1191" w:type="dxa"/>
+            <w:tcW w:w="1177" w:type="dxa"/>
             <w:tcBorders>
               <w:left w:val="single" w:sz="2" w:space="0" w:color="808080"/>
               <w:bottom w:val="single" w:sz="2" w:space="0" w:color="808080"/>
@@ -24639,7 +24639,7 @@
         </w:tc>
         <w:tc>
           <w:tcPr>
-            <w:tcW w:w="1191" w:type="dxa"/>
+            <w:tcW w:w="1177" w:type="dxa"/>
             <w:tcBorders>
               <w:left w:val="single" w:sz="2" w:space="0" w:color="808080"/>
               <w:bottom w:val="single" w:sz="2" w:space="0" w:color="808080"/>
@@ -25148,7 +25148,7 @@
         </w:tc>
         <w:tc>
           <w:tcPr>
-            <w:tcW w:w="1191" w:type="dxa"/>
+            <w:tcW w:w="1177" w:type="dxa"/>
             <w:tcBorders>
               <w:left w:val="single" w:sz="2" w:space="0" w:color="808080"/>
               <w:bottom w:val="single" w:sz="2" w:space="0" w:color="808080"/>
@@ -25673,7 +25673,7 @@
         </w:tc>
         <w:tc>
           <w:tcPr>
-            <w:tcW w:w="1191" w:type="dxa"/>
+            <w:tcW w:w="1177" w:type="dxa"/>
             <w:tcBorders>
               <w:left w:val="single" w:sz="2" w:space="0" w:color="808080"/>
               <w:bottom w:val="single" w:sz="2" w:space="0" w:color="808080"/>
@@ -26225,7 +26225,7 @@
         </w:tc>
         <w:tc>
           <w:tcPr>
-            <w:tcW w:w="1191" w:type="dxa"/>
+            <w:tcW w:w="1177" w:type="dxa"/>
             <w:tcBorders>
               <w:left w:val="single" w:sz="2" w:space="0" w:color="808080"/>
               <w:bottom w:val="single" w:sz="2" w:space="0" w:color="808080"/>
@@ -26742,7 +26742,7 @@
         </w:tc>
         <w:tc>
           <w:tcPr>
-            <w:tcW w:w="1191" w:type="dxa"/>
+            <w:tcW w:w="1177" w:type="dxa"/>
             <w:tcBorders>
               <w:left w:val="single" w:sz="2" w:space="0" w:color="808080"/>
               <w:bottom w:val="single" w:sz="2" w:space="0" w:color="808080"/>
@@ -26870,13 +26870,13 @@
             </w:pPr>
             <w:r>
               <w:rPr/>
-              <w:t>75,000</w:t>
-            </w:r>
-          </w:p>
-        </w:tc>
-        <w:tc>
-          <w:tcPr>
-            <w:tcW w:w="9843" w:type="dxa"/>
+              <w:t>45,000</w:t>
+            </w:r>
+          </w:p>
+        </w:tc>
+        <w:tc>
+          <w:tcPr>
+            <w:tcW w:w="9829" w:type="dxa"/>
             <w:gridSpan w:val="5"/>
             <w:tcBorders>
               <w:left w:val="single" w:sz="2" w:space="0" w:color="808080"/>
@@ -27029,7 +27029,7 @@
             </w:pPr>
             <w:r>
               <w:rPr/>
-              <w:t>Cocktail Cloud (K8s HA 3</w:t>
+              <w:t>RKE2 (K8s HA 3</w:t>
             </w:r>
             <w:r>
               <w:rPr/>
@@ -27037,7 +27037,11 @@
             </w:r>
             <w:r>
               <w:rPr/>
-              <w:t>)</w:t>
+              <w:t xml:space="preserve">) + Rancher </w:t>
+            </w:r>
+            <w:r>
+              <w:rPr/>
+              <w:t>관리</w:t>
             </w:r>
           </w:p>
         </w:tc>
@@ -27061,27 +27065,23 @@
             </w:pPr>
             <w:r>
               <w:rPr/>
-              <w:t>칵테일아이오</w:t>
-            </w:r>
-            <w:r>
-              <w:rPr/>
-              <w:t>(</w:t>
-            </w:r>
-            <w:r>
-              <w:rPr/>
-              <w:t>구 아콘소프트</w:t>
-            </w:r>
-            <w:r>
-              <w:rPr/>
-              <w:t>) (</w:t>
-            </w:r>
-            <w:r>
-              <w:rPr/>
-              <w:t>한국</w:t>
-            </w:r>
-            <w:r>
-              <w:rPr/>
-              <w:t>)</w:t>
+              <w:t>SUSE (</w:t>
+            </w:r>
+            <w:r>
+              <w:rPr/>
+              <w:t>독일</w:t>
+            </w:r>
+            <w:r>
+              <w:rPr/>
+              <w:t xml:space="preserve">, </w:t>
+            </w:r>
+            <w:r>
+              <w:rPr/>
+              <w:t xml:space="preserve">오픈소스 </w:t>
+            </w:r>
+            <w:r>
+              <w:rPr/>
+              <w:t>Apache 2.0)</w:t>
             </w:r>
           </w:p>
         </w:tc>
@@ -27157,7 +27157,7 @@
             </w:pPr>
             <w:r>
               <w:rPr/>
-              <w:t>30,000</w:t>
+              <w:t>0</w:t>
             </w:r>
           </w:p>
         </w:tc>
@@ -27181,7 +27181,7 @@
             </w:pPr>
             <w:r>
               <w:rPr/>
-              <w:t>30,000</w:t>
+              <w:t>0</w:t>
             </w:r>
           </w:p>
         </w:tc>
@@ -27311,25 +27311,77 @@
         </w:tc>
         <w:tc>
           <w:tcPr>
-            <w:tcW w:w="1191" w:type="dxa"/>
-            <w:tcBorders>
-              <w:left w:val="single" w:sz="2" w:space="0" w:color="808080"/>
-              <w:bottom w:val="single" w:sz="2" w:space="0" w:color="808080"/>
-              <w:right w:val="single" w:sz="6" w:space="0" w:color="808080"/>
-            </w:tcBorders>
-            <w:vAlign w:val="center"/>
-          </w:tcPr>
-          <w:p>
-            <w:pPr>
-              <w:pStyle w:val="TableContents"/>
-              <w:bidi w:val="0"/>
-              <w:spacing w:before="0" w:after="283"/>
-              <w:jc w:val="left"/>
-              <w:rPr/>
-            </w:pPr>
-            <w:r>
-              <w:rPr/>
-              <w:t>[</w:t>
+            <w:tcW w:w="1177" w:type="dxa"/>
+            <w:tcBorders>
+              <w:left w:val="single" w:sz="2" w:space="0" w:color="808080"/>
+              <w:bottom w:val="single" w:sz="2" w:space="0" w:color="808080"/>
+              <w:right w:val="single" w:sz="6" w:space="0" w:color="808080"/>
+            </w:tcBorders>
+            <w:vAlign w:val="center"/>
+          </w:tcPr>
+          <w:p>
+            <w:pPr>
+              <w:pStyle w:val="TableContents"/>
+              <w:bidi w:val="0"/>
+              <w:spacing w:before="0" w:after="283"/>
+              <w:jc w:val="left"/>
+              <w:rPr/>
+            </w:pPr>
+            <w:r>
+              <w:rPr/>
+              <w:t>연구 인력 자체 개발</w:t>
+            </w:r>
+            <w:r>
+              <w:rPr/>
+              <w:t>(</w:t>
+            </w:r>
+            <w:r>
+              <w:rPr/>
+              <w:t>오픈소스 기반</w:t>
+            </w:r>
+            <w:r>
+              <w:rPr/>
+              <w:t xml:space="preserve">, </w:t>
+            </w:r>
+            <w:r>
+              <w:rPr/>
+              <w:t>인건비 처리</w:t>
+            </w:r>
+            <w:r>
+              <w:rPr/>
+              <w:t xml:space="preserve">). </w:t>
+            </w:r>
+            <w:r>
+              <w:rPr/>
+              <w:t xml:space="preserve">엣지 </w:t>
+            </w:r>
+            <w:r>
+              <w:rPr/>
+              <w:t>K3s·Rancher</w:t>
+            </w:r>
+            <w:r>
+              <w:rPr/>
+              <w:t>와 같은 계열로 관리 체계 통일</w:t>
+            </w:r>
+            <w:r>
+              <w:rPr/>
+              <w:t xml:space="preserve">. </w:t>
+            </w:r>
+            <w:r>
+              <w:rPr/>
+              <w:t>국산 상용</w:t>
+            </w:r>
+            <w:r>
+              <w:rPr/>
+              <w:t xml:space="preserve">(Cocktail Cloud, </w:t>
+            </w:r>
+            <w:r>
+              <w:rPr/>
+              <w:t xml:space="preserve">약 </w:t>
+            </w:r>
+            <w:r>
+              <w:rPr/>
+              <w:t>30,000 [</w:t>
             </w:r>
             <w:r>
               <w:rPr/>
@@ -27337,19 +27389,11 @@
             </w:r>
             <w:r>
               <w:rPr/>
-              <w:t xml:space="preserve">] </w:t>
-            </w:r>
-            <w:r>
-              <w:rPr/>
-              <w:t>공개가 없음</w:t>
-            </w:r>
-            <w:r>
-              <w:rPr/>
-              <w:t xml:space="preserve">. </w:t>
-            </w:r>
-            <w:r>
-              <w:rPr/>
-              <w:t>정부 표준프레임워크 지원 확인</w:t>
+              <w:t>])</w:t>
+            </w:r>
+            <w:r>
+              <w:rPr/>
+              <w:t>은 제외</w:t>
             </w:r>
           </w:p>
         </w:tc>
@@ -27376,7 +27420,19 @@
                 <w:rPr>
                   <w:rStyle w:val="Hyperlink"/>
                 </w:rPr>
-                <w:t>제품 소개 ↗</w:t>
+                <w:t>RKE2 ↗</w:t>
+              </w:r>
+            </w:hyperlink>
+            <w:r>
+              <w:rPr/>
+              <w:br/>
+            </w:r>
+            <w:hyperlink r:id="rId54" w:tgtFrame="_blank">
+              <w:r>
+                <w:rPr>
+                  <w:rStyle w:val="Hyperlink"/>
+                </w:rPr>
+                <w:t>Rancher ↗</w:t>
               </w:r>
             </w:hyperlink>
             <w:bookmarkStart w:id="30" w:name="sw-AASR"/>
@@ -27824,7 +27880,7 @@
         </w:tc>
         <w:tc>
           <w:tcPr>
-            <w:tcW w:w="1191" w:type="dxa"/>
+            <w:tcW w:w="1177" w:type="dxa"/>
             <w:tcBorders>
               <w:left w:val="single" w:sz="2" w:space="0" w:color="808080"/>
               <w:bottom w:val="single" w:sz="2" w:space="0" w:color="808080"/>
@@ -27884,7 +27940,7 @@
               <w:jc w:val="left"/>
               <w:rPr/>
             </w:pPr>
-            <w:hyperlink r:id="rId54" w:tgtFrame="_blank">
+            <w:hyperlink r:id="rId55" w:tgtFrame="_blank">
               <w:r>
                 <w:rPr>
                   <w:rStyle w:val="Hyperlink"/>
@@ -28421,7 +28477,7 @@
         </w:tc>
         <w:tc>
           <w:tcPr>
-            <w:tcW w:w="1191" w:type="dxa"/>
+            <w:tcW w:w="1177" w:type="dxa"/>
             <w:tcBorders>
               <w:left w:val="single" w:sz="2" w:space="0" w:color="808080"/>
               <w:bottom w:val="single" w:sz="2" w:space="0" w:color="808080"/>
@@ -28509,7 +28565,7 @@
               <w:jc w:val="left"/>
               <w:rPr/>
             </w:pPr>
-            <w:hyperlink r:id="rId55" w:tgtFrame="_blank">
+            <w:hyperlink r:id="rId56" w:tgtFrame="_blank">
               <w:r>
                 <w:rPr>
                   <w:rStyle w:val="Hyperlink"/>
@@ -28527,7 +28583,7 @@
               <w:rPr/>
               <w:br/>
             </w:r>
-            <w:hyperlink r:id="rId56" w:tgtFrame="_blank">
+            <w:hyperlink r:id="rId57" w:tgtFrame="_blank">
               <w:r>
                 <w:rPr>
                   <w:rStyle w:val="Hyperlink"/>
@@ -28998,7 +29054,7 @@
         </w:tc>
         <w:tc>
           <w:tcPr>
-            <w:tcW w:w="1191" w:type="dxa"/>
+            <w:tcW w:w="1177" w:type="dxa"/>
             <w:tcBorders>
               <w:left w:val="single" w:sz="2" w:space="0" w:color="808080"/>
               <w:bottom w:val="single" w:sz="2" w:space="0" w:color="808080"/>
@@ -29058,7 +29114,7 @@
               <w:jc w:val="left"/>
               <w:rPr/>
             </w:pPr>
-            <w:hyperlink r:id="rId57" w:tgtFrame="_blank">
+            <w:hyperlink r:id="rId58" w:tgtFrame="_blank">
               <w:r>
                 <w:rPr>
                   <w:rStyle w:val="Hyperlink"/>
@@ -29070,7 +29126,7 @@
               <w:rPr/>
               <w:br/>
             </w:r>
-            <w:hyperlink r:id="rId58" w:tgtFrame="_blank">
+            <w:hyperlink r:id="rId59" w:tgtFrame="_blank">
               <w:r>
                 <w:rPr>
                   <w:rStyle w:val="Hyperlink"/>
@@ -29481,7 +29537,7 @@
         </w:tc>
         <w:tc>
           <w:tcPr>
-            <w:tcW w:w="1191" w:type="dxa"/>
+            <w:tcW w:w="1177" w:type="dxa"/>
             <w:tcBorders>
               <w:left w:val="single" w:sz="2" w:space="0" w:color="808080"/>
               <w:bottom w:val="single" w:sz="2" w:space="0" w:color="808080"/>
@@ -29541,7 +29597,7 @@
               <w:jc w:val="left"/>
               <w:rPr/>
             </w:pPr>
-            <w:hyperlink r:id="rId59" w:tgtFrame="_blank">
+            <w:hyperlink r:id="rId60" w:tgtFrame="_blank">
               <w:r>
                 <w:rPr>
                   <w:rStyle w:val="Hyperlink"/>
@@ -30010,7 +30066,7 @@
         </w:tc>
         <w:tc>
           <w:tcPr>
-            <w:tcW w:w="1191" w:type="dxa"/>
+            <w:tcW w:w="1177" w:type="dxa"/>
             <w:tcBorders>
               <w:left w:val="single" w:sz="2" w:space="0" w:color="808080"/>
               <w:bottom w:val="single" w:sz="2" w:space="0" w:color="808080"/>
@@ -30106,7 +30162,7 @@
               <w:jc w:val="left"/>
               <w:rPr/>
             </w:pPr>
-            <w:hyperlink r:id="rId60" w:tgtFrame="_blank">
+            <w:hyperlink r:id="rId61" w:tgtFrame="_blank">
               <w:r>
                 <w:rPr>
                   <w:rStyle w:val="Hyperlink"/>
@@ -30118,7 +30174,7 @@
               <w:rPr/>
               <w:br/>
             </w:r>
-            <w:hyperlink r:id="rId61" w:tgtFrame="_blank">
+            <w:hyperlink r:id="rId62" w:tgtFrame="_blank">
               <w:r>
                 <w:rPr>
                   <w:rStyle w:val="Hyperlink"/>
@@ -30597,7 +30653,7 @@
         </w:tc>
         <w:tc>
           <w:tcPr>
-            <w:tcW w:w="1191" w:type="dxa"/>
+            <w:tcW w:w="1177" w:type="dxa"/>
             <w:tcBorders>
               <w:left w:val="single" w:sz="2" w:space="0" w:color="808080"/>
               <w:bottom w:val="single" w:sz="2" w:space="0" w:color="808080"/>
@@ -30657,7 +30713,7 @@
               <w:jc w:val="left"/>
               <w:rPr/>
             </w:pPr>
-            <w:hyperlink r:id="rId62" w:tgtFrame="_blank">
+            <w:hyperlink r:id="rId63" w:tgtFrame="_blank">
               <w:r>
                 <w:rPr>
                   <w:rStyle w:val="Hyperlink"/>
@@ -31164,7 +31220,7 @@
         </w:tc>
         <w:tc>
           <w:tcPr>
-            <w:tcW w:w="1191" w:type="dxa"/>
+            <w:tcW w:w="1177" w:type="dxa"/>
             <w:tcBorders>
               <w:left w:val="single" w:sz="2" w:space="0" w:color="808080"/>
               <w:bottom w:val="single" w:sz="2" w:space="0" w:color="808080"/>
@@ -31260,7 +31316,7 @@
               <w:jc w:val="left"/>
               <w:rPr/>
             </w:pPr>
-            <w:hyperlink r:id="rId63" w:tgtFrame="_blank">
+            <w:hyperlink r:id="rId64" w:tgtFrame="_blank">
               <w:r>
                 <w:rPr>
                   <w:rStyle w:val="Hyperlink"/>
@@ -31278,7 +31334,7 @@
               <w:rPr/>
               <w:br/>
             </w:r>
-            <w:hyperlink r:id="rId64" w:tgtFrame="_blank">
+            <w:hyperlink r:id="rId65" w:tgtFrame="_blank">
               <w:r>
                 <w:rPr>
                   <w:rStyle w:val="Hyperlink"/>
@@ -31737,7 +31793,7 @@
         </w:tc>
         <w:tc>
           <w:tcPr>
-            <w:tcW w:w="1191" w:type="dxa"/>
+            <w:tcW w:w="1177" w:type="dxa"/>
             <w:tcBorders>
               <w:left w:val="single" w:sz="2" w:space="0" w:color="808080"/>
               <w:bottom w:val="single" w:sz="2" w:space="0" w:color="808080"/>
@@ -31798,7 +31854,7 @@
               <w:jc w:val="left"/>
               <w:rPr/>
             </w:pPr>
-            <w:hyperlink r:id="rId65" w:tgtFrame="_blank">
+            <w:hyperlink r:id="rId66" w:tgtFrame="_blank">
               <w:r>
                 <w:rPr>
                   <w:rStyle w:val="Hyperlink"/>
@@ -31873,7 +31929,7 @@
         </w:tc>
         <w:tc>
           <w:tcPr>
-            <w:tcW w:w="9843" w:type="dxa"/>
+            <w:tcW w:w="9829" w:type="dxa"/>
             <w:gridSpan w:val="5"/>
             <w:tcBorders>
               <w:left w:val="single" w:sz="2" w:space="0" w:color="808080"/>
@@ -32386,7 +32442,7 @@
         </w:tc>
         <w:tc>
           <w:tcPr>
-            <w:tcW w:w="1191" w:type="dxa"/>
+            <w:tcW w:w="1177" w:type="dxa"/>
             <w:tcBorders>
               <w:left w:val="single" w:sz="2" w:space="0" w:color="808080"/>
               <w:bottom w:val="single" w:sz="2" w:space="0" w:color="808080"/>
@@ -32848,7 +32904,7 @@
         </w:tc>
         <w:tc>
           <w:tcPr>
-            <w:tcW w:w="1191" w:type="dxa"/>
+            <w:tcW w:w="1177" w:type="dxa"/>
             <w:tcBorders>
               <w:left w:val="single" w:sz="2" w:space="0" w:color="808080"/>
               <w:bottom w:val="single" w:sz="2" w:space="0" w:color="808080"/>
@@ -33330,7 +33386,7 @@
         </w:tc>
         <w:tc>
           <w:tcPr>
-            <w:tcW w:w="1191" w:type="dxa"/>
+            <w:tcW w:w="1177" w:type="dxa"/>
             <w:tcBorders>
               <w:left w:val="single" w:sz="2" w:space="0" w:color="808080"/>
               <w:bottom w:val="single" w:sz="2" w:space="0" w:color="808080"/>
@@ -33370,7 +33426,7 @@
               <w:jc w:val="left"/>
               <w:rPr/>
             </w:pPr>
-            <w:hyperlink r:id="rId66" w:tgtFrame="_blank">
+            <w:hyperlink r:id="rId67" w:tgtFrame="_blank">
               <w:r>
                 <w:rPr>
                   <w:rStyle w:val="Hyperlink"/>
@@ -33799,7 +33855,7 @@
         </w:tc>
         <w:tc>
           <w:tcPr>
-            <w:tcW w:w="1191" w:type="dxa"/>
+            <w:tcW w:w="1177" w:type="dxa"/>
             <w:tcBorders>
               <w:left w:val="single" w:sz="2" w:space="0" w:color="808080"/>
               <w:bottom w:val="single" w:sz="2" w:space="0" w:color="808080"/>
@@ -33860,7 +33916,7 @@
               <w:jc w:val="left"/>
               <w:rPr/>
             </w:pPr>
-            <w:hyperlink r:id="rId67" w:tgtFrame="_blank">
+            <w:hyperlink r:id="rId68" w:tgtFrame="_blank">
               <w:r>
                 <w:rPr>
                   <w:rStyle w:val="Hyperlink"/>
@@ -33872,7 +33928,7 @@
               <w:rPr/>
               <w:br/>
             </w:r>
-            <w:hyperlink r:id="rId68" w:tgtFrame="_blank">
+            <w:hyperlink r:id="rId69" w:tgtFrame="_blank">
               <w:r>
                 <w:rPr>
                   <w:rStyle w:val="Hyperlink"/>
@@ -33959,7 +34015,7 @@
         </w:tc>
         <w:tc>
           <w:tcPr>
-            <w:tcW w:w="9843" w:type="dxa"/>
+            <w:tcW w:w="9829" w:type="dxa"/>
             <w:gridSpan w:val="5"/>
             <w:tcBorders>
               <w:left w:val="single" w:sz="2" w:space="0" w:color="808080"/>
@@ -34422,7 +34478,7 @@
         </w:tc>
         <w:tc>
           <w:tcPr>
-            <w:tcW w:w="1191" w:type="dxa"/>
+            <w:tcW w:w="1177" w:type="dxa"/>
             <w:tcBorders>
               <w:left w:val="single" w:sz="2" w:space="0" w:color="808080"/>
               <w:bottom w:val="single" w:sz="2" w:space="0" w:color="808080"/>
@@ -34474,7 +34530,7 @@
               <w:jc w:val="left"/>
               <w:rPr/>
             </w:pPr>
-            <w:hyperlink r:id="rId69" w:tgtFrame="_blank">
+            <w:hyperlink r:id="rId70" w:tgtFrame="_blank">
               <w:r>
                 <w:rPr>
                   <w:rStyle w:val="Hyperlink"/>
@@ -34486,7 +34542,7 @@
               <w:rPr/>
               <w:br/>
             </w:r>
-            <w:hyperlink r:id="rId70" w:tgtFrame="_blank">
+            <w:hyperlink r:id="rId71" w:tgtFrame="_blank">
               <w:r>
                 <w:rPr>
                   <w:rStyle w:val="Hyperlink"/>
@@ -34925,7 +34981,7 @@
         </w:tc>
         <w:tc>
           <w:tcPr>
-            <w:tcW w:w="1191" w:type="dxa"/>
+            <w:tcW w:w="1177" w:type="dxa"/>
             <w:tcBorders>
               <w:left w:val="single" w:sz="2" w:space="0" w:color="808080"/>
               <w:bottom w:val="single" w:sz="2" w:space="0" w:color="808080"/>
@@ -35047,7 +35103,7 @@
             </w:pPr>
             <w:r>
               <w:rPr/>
-              <w:t xml:space="preserve">278,000 </w:t>
+              <w:t xml:space="preserve">248,000 </w:t>
             </w:r>
             <w:r>
               <w:rPr/>
@@ -35057,7 +35113,7 @@
         </w:tc>
         <w:tc>
           <w:tcPr>
-            <w:tcW w:w="7987" w:type="dxa"/>
+            <w:tcW w:w="7973" w:type="dxa"/>
             <w:gridSpan w:val="4"/>
             <w:tcBorders>
               <w:left w:val="single" w:sz="2" w:space="0" w:color="808080"/>
@@ -36361,7 +36417,7 @@
               <w:jc w:val="left"/>
               <w:rPr/>
             </w:pPr>
-            <w:hyperlink r:id="rId71" w:tgtFrame="_blank">
+            <w:hyperlink r:id="rId72" w:tgtFrame="_blank">
               <w:r>
                 <w:rPr>
                   <w:rStyle w:val="Hyperlink"/>
@@ -36379,7 +36435,7 @@
               <w:rPr/>
               <w:br/>
             </w:r>
-            <w:hyperlink r:id="rId72" w:tgtFrame="_blank">
+            <w:hyperlink r:id="rId73" w:tgtFrame="_blank">
               <w:r>
                 <w:rPr>
                   <w:rStyle w:val="Hyperlink"/>
@@ -36409,7 +36465,7 @@
               <w:rPr/>
               <w:br/>
             </w:r>
-            <w:hyperlink r:id="rId73" w:tgtFrame="_blank">
+            <w:hyperlink r:id="rId74" w:tgtFrame="_blank">
               <w:r>
                 <w:rPr>
                   <w:rStyle w:val="Hyperlink"/>
@@ -36907,7 +36963,7 @@
               <w:jc w:val="left"/>
               <w:rPr/>
             </w:pPr>
-            <w:hyperlink r:id="rId74" w:tgtFrame="_blank">
+            <w:hyperlink r:id="rId75" w:tgtFrame="_blank">
               <w:r>
                 <w:rPr>
                   <w:rStyle w:val="Hyperlink"/>
@@ -36925,7 +36981,7 @@
               <w:rPr/>
               <w:br/>
             </w:r>
-            <w:hyperlink r:id="rId75" w:tgtFrame="_blank">
+            <w:hyperlink r:id="rId76" w:tgtFrame="_blank">
               <w:r>
                 <w:rPr>
                   <w:rStyle w:val="Hyperlink"/>
@@ -36943,7 +36999,7 @@
               <w:rPr/>
               <w:br/>
             </w:r>
-            <w:hyperlink r:id="rId76" w:tgtFrame="_blank">
+            <w:hyperlink r:id="rId77" w:tgtFrame="_blank">
               <w:r>
                 <w:rPr>
                   <w:rStyle w:val="Hyperlink"/>
@@ -38467,7 +38523,7 @@
               <w:jc w:val="left"/>
               <w:rPr/>
             </w:pPr>
-            <w:hyperlink r:id="rId77" w:tgtFrame="_blank">
+            <w:hyperlink r:id="rId78" w:tgtFrame="_blank">
               <w:r>
                 <w:rPr>
                   <w:rStyle w:val="Hyperlink"/>
@@ -38503,7 +38559,7 @@
               <w:rPr/>
               <w:br/>
             </w:r>
-            <w:hyperlink r:id="rId78" w:tgtFrame="_blank">
+            <w:hyperlink r:id="rId79" w:tgtFrame="_blank">
               <w:r>
                 <w:rPr>
                   <w:rStyle w:val="Hyperlink"/>
@@ -39458,7 +39514,7 @@
               <w:jc w:val="left"/>
               <w:rPr/>
             </w:pPr>
-            <w:hyperlink r:id="rId79" w:tgtFrame="_blank">
+            <w:hyperlink r:id="rId80" w:tgtFrame="_blank">
               <w:r>
                 <w:rPr>
                   <w:rStyle w:val="Hyperlink"/>
@@ -40579,7 +40635,7 @@
               <w:jc w:val="left"/>
               <w:rPr/>
             </w:pPr>
-            <w:hyperlink r:id="rId80" w:tgtFrame="_blank">
+            <w:hyperlink r:id="rId81" w:tgtFrame="_blank">
               <w:r>
                 <w:rPr>
                   <w:rStyle w:val="Hyperlink"/>
@@ -40969,7 +41025,7 @@
               <w:jc w:val="left"/>
               <w:rPr/>
             </w:pPr>
-            <w:hyperlink r:id="rId81" w:tgtFrame="_blank">
+            <w:hyperlink r:id="rId82" w:tgtFrame="_blank">
               <w:r>
                 <w:rPr>
                   <w:rStyle w:val="Hyperlink"/>
@@ -40981,7 +41037,7 @@
               <w:rPr/>
               <w:br/>
             </w:r>
-            <w:hyperlink r:id="rId82" w:tgtFrame="_blank">
+            <w:hyperlink r:id="rId83" w:tgtFrame="_blank">
               <w:r>
                 <w:rPr>
                   <w:rStyle w:val="Hyperlink"/>
@@ -41959,7 +42015,7 @@
               <w:jc w:val="left"/>
               <w:rPr/>
             </w:pPr>
-            <w:hyperlink r:id="rId83" w:tgtFrame="_blank">
+            <w:hyperlink r:id="rId84" w:tgtFrame="_blank">
               <w:r>
                 <w:rPr>
                   <w:rStyle w:val="Hyperlink"/>
@@ -42940,7 +42996,7 @@
               <w:jc w:val="left"/>
               <w:rPr/>
             </w:pPr>
-            <w:hyperlink r:id="rId84" w:tgtFrame="_blank">
+            <w:hyperlink r:id="rId85" w:tgtFrame="_blank">
               <w:r>
                 <w:rPr>
                   <w:rStyle w:val="Hyperlink"/>
@@ -43825,7 +43881,7 @@
               <w:jc w:val="left"/>
               <w:rPr/>
             </w:pPr>
-            <w:hyperlink r:id="rId85" w:tgtFrame="_blank">
+            <w:hyperlink r:id="rId86" w:tgtFrame="_blank">
               <w:r>
                 <w:rPr>
                   <w:rStyle w:val="Hyperlink"/>
@@ -44203,7 +44259,7 @@
               <w:jc w:val="left"/>
               <w:rPr/>
             </w:pPr>
-            <w:hyperlink r:id="rId86" w:tgtFrame="_blank">
+            <w:hyperlink r:id="rId87" w:tgtFrame="_blank">
               <w:r>
                 <w:rPr>
                   <w:rStyle w:val="Hyperlink"/>
@@ -45109,7 +45165,7 @@
               <w:jc w:val="left"/>
               <w:rPr/>
             </w:pPr>
-            <w:hyperlink r:id="rId87" w:tgtFrame="_blank">
+            <w:hyperlink r:id="rId88" w:tgtFrame="_blank">
               <w:r>
                 <w:rPr>
                   <w:rStyle w:val="Hyperlink"/>

--- a/docs/ocs_precision.docx
+++ b/docs/ocs_precision.docx
@@ -1154,7 +1154,7 @@
             </w:r>
             <w:r>
               <w:rPr/>
-              <w:t>1,699,000</w:t>
+              <w:t>1,624,000</w:t>
             </w:r>
             <w:r>
               <w:rPr/>
@@ -7784,7 +7784,7 @@
             </w:pPr>
             <w:r>
               <w:rPr/>
-              <w:t>248,000</w:t>
+              <w:t>173,000</w:t>
             </w:r>
           </w:p>
         </w:tc>
@@ -8210,7 +8210,7 @@
             </w:pPr>
             <w:r>
               <w:rPr/>
-              <w:t>1,699,000</w:t>
+              <w:t>1,624,000</w:t>
             </w:r>
           </w:p>
         </w:tc>
@@ -8472,7 +8472,7 @@
             </w:pPr>
             <w:r>
               <w:rPr/>
-              <w:t>2,532,000</w:t>
+              <w:t>2,457,000</w:t>
             </w:r>
           </w:p>
         </w:tc>
@@ -8920,7 +8920,7 @@
     </w:p>
     <w:tbl>
       <w:tblPr>
-        <w:tblW w:w="14575" w:type="dxa"/>
+        <w:tblW w:w="14611" w:type="dxa"/>
         <w:jc w:val="left"/>
         <w:tblInd w:w="60" w:type="dxa"/>
         <w:tblLayout w:type="fixed"/>
@@ -8933,7 +8933,7 @@
       </w:tblPr>
       <w:tblGrid>
         <w:gridCol w:w="741"/>
-        <w:gridCol w:w="1443"/>
+        <w:gridCol w:w="1479"/>
         <w:gridCol w:w="1191"/>
         <w:gridCol w:w="1488"/>
         <w:gridCol w:w="984"/>
@@ -8980,7 +8980,7 @@
         </w:tc>
         <w:tc>
           <w:tcPr>
-            <w:tcW w:w="1443" w:type="dxa"/>
+            <w:tcW w:w="1479" w:type="dxa"/>
             <w:tcBorders>
               <w:top w:val="single" w:sz="6" w:space="0" w:color="808080"/>
               <w:left w:val="single" w:sz="2" w:space="0" w:color="808080"/>
@@ -9361,7 +9361,7 @@
         <w:trPr/>
         <w:tc>
           <w:tcPr>
-            <w:tcW w:w="7466" w:type="dxa"/>
+            <w:tcW w:w="7502" w:type="dxa"/>
             <w:gridSpan w:val="8"/>
             <w:tcBorders>
               <w:left w:val="single" w:sz="6" w:space="0" w:color="808080"/>
@@ -9474,7 +9474,7 @@
         </w:tc>
         <w:tc>
           <w:tcPr>
-            <w:tcW w:w="1443" w:type="dxa"/>
+            <w:tcW w:w="1479" w:type="dxa"/>
             <w:tcBorders>
               <w:left w:val="single" w:sz="2" w:space="0" w:color="808080"/>
               <w:bottom w:val="single" w:sz="2" w:space="0" w:color="808080"/>
@@ -10079,7 +10079,7 @@
         </w:tc>
         <w:tc>
           <w:tcPr>
-            <w:tcW w:w="1443" w:type="dxa"/>
+            <w:tcW w:w="1479" w:type="dxa"/>
             <w:tcBorders>
               <w:left w:val="single" w:sz="2" w:space="0" w:color="808080"/>
               <w:bottom w:val="single" w:sz="2" w:space="0" w:color="808080"/>
@@ -10794,7 +10794,7 @@
         </w:tc>
         <w:tc>
           <w:tcPr>
-            <w:tcW w:w="1443" w:type="dxa"/>
+            <w:tcW w:w="1479" w:type="dxa"/>
             <w:tcBorders>
               <w:left w:val="single" w:sz="2" w:space="0" w:color="808080"/>
               <w:bottom w:val="single" w:sz="2" w:space="0" w:color="808080"/>
@@ -11427,7 +11427,7 @@
         </w:tc>
         <w:tc>
           <w:tcPr>
-            <w:tcW w:w="1443" w:type="dxa"/>
+            <w:tcW w:w="1479" w:type="dxa"/>
             <w:tcBorders>
               <w:left w:val="single" w:sz="2" w:space="0" w:color="808080"/>
               <w:bottom w:val="single" w:sz="2" w:space="0" w:color="808080"/>
@@ -11899,7 +11899,7 @@
         <w:trPr/>
         <w:tc>
           <w:tcPr>
-            <w:tcW w:w="7466" w:type="dxa"/>
+            <w:tcW w:w="7502" w:type="dxa"/>
             <w:gridSpan w:val="8"/>
             <w:tcBorders>
               <w:left w:val="single" w:sz="6" w:space="0" w:color="808080"/>
@@ -12012,7 +12012,7 @@
         </w:tc>
         <w:tc>
           <w:tcPr>
-            <w:tcW w:w="1443" w:type="dxa"/>
+            <w:tcW w:w="1479" w:type="dxa"/>
             <w:tcBorders>
               <w:left w:val="single" w:sz="2" w:space="0" w:color="808080"/>
               <w:bottom w:val="single" w:sz="2" w:space="0" w:color="808080"/>
@@ -12050,7 +12050,23 @@
             </w:r>
             <w:r>
               <w:rPr/>
-              <w:t xml:space="preserve">: KEPServerEX · AAS </w:t>
+              <w:t xml:space="preserve">: open62541 OPC UA </w:t>
+            </w:r>
+            <w:r>
+              <w:rPr/>
+              <w:t xml:space="preserve">서버 </w:t>
+            </w:r>
+            <w:r>
+              <w:rPr/>
+              <w:t xml:space="preserve">+ Apache PLC4X </w:t>
+            </w:r>
+            <w:r>
+              <w:rPr/>
+              <w:t xml:space="preserve">장비 드라이버 </w:t>
+            </w:r>
+            <w:r>
+              <w:rPr/>
+              <w:t xml:space="preserve">· AAS </w:t>
             </w:r>
             <w:r>
               <w:rPr/>
@@ -12066,15 +12082,15 @@
             </w:r>
             <w:r>
               <w:rPr/>
-              <w:t xml:space="preserve">· Kepware </w:t>
-            </w:r>
-            <w:r>
-              <w:rPr/>
-              <w:t xml:space="preserve">드라이버 </w:t>
-            </w:r>
-            <w:r>
-              <w:rPr/>
-              <w:t xml:space="preserve">+ </w:t>
+              <w:t xml:space="preserve">· PLC4X </w:t>
+            </w:r>
+            <w:r>
+              <w:rPr/>
+              <w:t>드라이버</w:t>
+            </w:r>
+            <w:r>
+              <w:rPr/>
+              <w:t xml:space="preserve">(S7·Modbus·EtherNet/IP·ADS) + </w:t>
             </w:r>
             <w:r>
               <w:rPr/>
@@ -12755,7 +12771,7 @@
         </w:tc>
         <w:tc>
           <w:tcPr>
-            <w:tcW w:w="1443" w:type="dxa"/>
+            <w:tcW w:w="1479" w:type="dxa"/>
             <w:tcBorders>
               <w:left w:val="single" w:sz="2" w:space="0" w:color="808080"/>
               <w:bottom w:val="single" w:sz="2" w:space="0" w:color="808080"/>
@@ -13550,7 +13566,7 @@
         </w:tc>
         <w:tc>
           <w:tcPr>
-            <w:tcW w:w="1443" w:type="dxa"/>
+            <w:tcW w:w="1479" w:type="dxa"/>
             <w:tcBorders>
               <w:left w:val="single" w:sz="2" w:space="0" w:color="808080"/>
               <w:bottom w:val="single" w:sz="2" w:space="0" w:color="808080"/>
@@ -14047,7 +14063,7 @@
         <w:trPr/>
         <w:tc>
           <w:tcPr>
-            <w:tcW w:w="7466" w:type="dxa"/>
+            <w:tcW w:w="7502" w:type="dxa"/>
             <w:gridSpan w:val="8"/>
             <w:tcBorders>
               <w:left w:val="single" w:sz="6" w:space="0" w:color="808080"/>
@@ -14172,7 +14188,7 @@
         </w:tc>
         <w:tc>
           <w:tcPr>
-            <w:tcW w:w="1443" w:type="dxa"/>
+            <w:tcW w:w="1479" w:type="dxa"/>
             <w:tcBorders>
               <w:left w:val="single" w:sz="2" w:space="0" w:color="808080"/>
               <w:bottom w:val="single" w:sz="2" w:space="0" w:color="808080"/>
@@ -14819,7 +14835,7 @@
         </w:tc>
         <w:tc>
           <w:tcPr>
-            <w:tcW w:w="1443" w:type="dxa"/>
+            <w:tcW w:w="1479" w:type="dxa"/>
             <w:tcBorders>
               <w:left w:val="single" w:sz="2" w:space="0" w:color="808080"/>
               <w:bottom w:val="single" w:sz="2" w:space="0" w:color="808080"/>
@@ -15388,7 +15404,7 @@
         </w:tc>
         <w:tc>
           <w:tcPr>
-            <w:tcW w:w="1443" w:type="dxa"/>
+            <w:tcW w:w="1479" w:type="dxa"/>
             <w:tcBorders>
               <w:left w:val="single" w:sz="2" w:space="0" w:color="808080"/>
               <w:bottom w:val="single" w:sz="2" w:space="0" w:color="808080"/>
@@ -16081,7 +16097,7 @@
         </w:tc>
         <w:tc>
           <w:tcPr>
-            <w:tcW w:w="1443" w:type="dxa"/>
+            <w:tcW w:w="1479" w:type="dxa"/>
             <w:tcBorders>
               <w:left w:val="single" w:sz="2" w:space="0" w:color="808080"/>
               <w:bottom w:val="single" w:sz="2" w:space="0" w:color="808080"/>
@@ -16538,7 +16554,7 @@
         </w:tc>
         <w:tc>
           <w:tcPr>
-            <w:tcW w:w="1443" w:type="dxa"/>
+            <w:tcW w:w="1479" w:type="dxa"/>
             <w:tcBorders>
               <w:left w:val="single" w:sz="2" w:space="0" w:color="808080"/>
               <w:bottom w:val="single" w:sz="2" w:space="0" w:color="808080"/>
@@ -17033,7 +17049,7 @@
         </w:tc>
         <w:tc>
           <w:tcPr>
-            <w:tcW w:w="1443" w:type="dxa"/>
+            <w:tcW w:w="1479" w:type="dxa"/>
             <w:tcBorders>
               <w:left w:val="single" w:sz="2" w:space="0" w:color="808080"/>
               <w:bottom w:val="single" w:sz="2" w:space="0" w:color="808080"/>
@@ -17536,7 +17552,7 @@
         </w:tc>
         <w:tc>
           <w:tcPr>
-            <w:tcW w:w="1443" w:type="dxa"/>
+            <w:tcW w:w="1479" w:type="dxa"/>
             <w:tcBorders>
               <w:left w:val="single" w:sz="2" w:space="0" w:color="808080"/>
               <w:bottom w:val="single" w:sz="2" w:space="0" w:color="808080"/>
@@ -18089,7 +18105,7 @@
         </w:tc>
         <w:tc>
           <w:tcPr>
-            <w:tcW w:w="1443" w:type="dxa"/>
+            <w:tcW w:w="1479" w:type="dxa"/>
             <w:tcBorders>
               <w:left w:val="single" w:sz="2" w:space="0" w:color="808080"/>
               <w:bottom w:val="single" w:sz="2" w:space="0" w:color="808080"/>
@@ -18546,7 +18562,7 @@
         <w:trPr/>
         <w:tc>
           <w:tcPr>
-            <w:tcW w:w="7466" w:type="dxa"/>
+            <w:tcW w:w="7502" w:type="dxa"/>
             <w:gridSpan w:val="8"/>
             <w:tcBorders>
               <w:left w:val="single" w:sz="6" w:space="0" w:color="808080"/>
@@ -18665,7 +18681,7 @@
         </w:tc>
         <w:tc>
           <w:tcPr>
-            <w:tcW w:w="1443" w:type="dxa"/>
+            <w:tcW w:w="1479" w:type="dxa"/>
             <w:tcBorders>
               <w:left w:val="single" w:sz="2" w:space="0" w:color="808080"/>
               <w:bottom w:val="single" w:sz="2" w:space="0" w:color="808080"/>
@@ -19220,7 +19236,7 @@
         </w:tc>
         <w:tc>
           <w:tcPr>
-            <w:tcW w:w="1443" w:type="dxa"/>
+            <w:tcW w:w="1479" w:type="dxa"/>
             <w:tcBorders>
               <w:left w:val="single" w:sz="2" w:space="0" w:color="808080"/>
               <w:bottom w:val="single" w:sz="2" w:space="0" w:color="808080"/>
@@ -19767,7 +19783,7 @@
         </w:tc>
         <w:tc>
           <w:tcPr>
-            <w:tcW w:w="1443" w:type="dxa"/>
+            <w:tcW w:w="1479" w:type="dxa"/>
             <w:tcBorders>
               <w:left w:val="single" w:sz="2" w:space="0" w:color="808080"/>
               <w:bottom w:val="single" w:sz="2" w:space="0" w:color="808080"/>
@@ -20223,7 +20239,7 @@
         <w:trPr/>
         <w:tc>
           <w:tcPr>
-            <w:tcW w:w="7466" w:type="dxa"/>
+            <w:tcW w:w="7502" w:type="dxa"/>
             <w:gridSpan w:val="8"/>
             <w:tcBorders>
               <w:left w:val="single" w:sz="6" w:space="0" w:color="808080"/>
@@ -20336,7 +20352,7 @@
         </w:tc>
         <w:tc>
           <w:tcPr>
-            <w:tcW w:w="1443" w:type="dxa"/>
+            <w:tcW w:w="1479" w:type="dxa"/>
             <w:tcBorders>
               <w:left w:val="single" w:sz="2" w:space="0" w:color="808080"/>
               <w:bottom w:val="single" w:sz="2" w:space="0" w:color="808080"/>
@@ -20842,7 +20858,7 @@
         </w:tc>
         <w:tc>
           <w:tcPr>
-            <w:tcW w:w="1443" w:type="dxa"/>
+            <w:tcW w:w="1479" w:type="dxa"/>
             <w:tcBorders>
               <w:left w:val="single" w:sz="2" w:space="0" w:color="808080"/>
               <w:bottom w:val="single" w:sz="2" w:space="0" w:color="808080"/>
@@ -21395,7 +21411,7 @@
         </w:tc>
         <w:tc>
           <w:tcPr>
-            <w:tcW w:w="1443" w:type="dxa"/>
+            <w:tcW w:w="1479" w:type="dxa"/>
             <w:tcBorders>
               <w:left w:val="single" w:sz="2" w:space="0" w:color="808080"/>
               <w:bottom w:val="single" w:sz="2" w:space="0" w:color="808080"/>
@@ -21868,7 +21884,7 @@
         </w:tc>
         <w:tc>
           <w:tcPr>
-            <w:tcW w:w="1443" w:type="dxa"/>
+            <w:tcW w:w="1479" w:type="dxa"/>
             <w:tcBorders>
               <w:left w:val="single" w:sz="2" w:space="0" w:color="808080"/>
               <w:bottom w:val="single" w:sz="2" w:space="0" w:color="808080"/>
@@ -22283,7 +22299,7 @@
         <w:trPr/>
         <w:tc>
           <w:tcPr>
-            <w:tcW w:w="7466" w:type="dxa"/>
+            <w:tcW w:w="7502" w:type="dxa"/>
             <w:gridSpan w:val="8"/>
             <w:tcBorders>
               <w:left w:val="single" w:sz="6" w:space="0" w:color="808080"/>
@@ -22454,7 +22470,7 @@
       </w:r>
       <w:r>
         <w:rPr/>
-        <w:t>(Kepware·Machbase·DMWorks·HIWARE)</w:t>
+        <w:t>(Machbase·DMWorks·HIWARE)</w:t>
       </w:r>
       <w:r>
         <w:rPr/>
@@ -22478,7 +22494,7 @@
       </w:r>
       <w:r>
         <w:rPr/>
-        <w:t xml:space="preserve">(RKE2·Triton·RabbitMQ </w:t>
+        <w:t xml:space="preserve">(open62541·PLC4X·RKE2·Triton·RabbitMQ </w:t>
       </w:r>
       <w:r>
         <w:rPr/>
@@ -22539,7 +22555,7 @@
     </w:p>
     <w:tbl>
       <w:tblPr>
-        <w:tblW w:w="19027" w:type="dxa"/>
+        <w:tblW w:w="18953" w:type="dxa"/>
         <w:jc w:val="left"/>
         <w:tblInd w:w="60" w:type="dxa"/>
         <w:tblLayout w:type="fixed"/>
@@ -22563,7 +22579,7 @@
         <w:gridCol w:w="1856"/>
         <w:gridCol w:w="4304"/>
         <w:gridCol w:w="1245"/>
-        <w:gridCol w:w="1177"/>
+        <w:gridCol w:w="1103"/>
         <w:gridCol w:w="1247"/>
       </w:tblGrid>
       <w:tr>
@@ -22924,7 +22940,7 @@
         </w:tc>
         <w:tc>
           <w:tcPr>
-            <w:tcW w:w="1177" w:type="dxa"/>
+            <w:tcW w:w="1103" w:type="dxa"/>
             <w:tcBorders>
               <w:top w:val="single" w:sz="6" w:space="0" w:color="808080"/>
               <w:left w:val="single" w:sz="2" w:space="0" w:color="808080"/>
@@ -23036,13 +23052,13 @@
             </w:pPr>
             <w:r>
               <w:rPr/>
-              <w:t>75,000</w:t>
-            </w:r>
-          </w:p>
-        </w:tc>
-        <w:tc>
-          <w:tcPr>
-            <w:tcW w:w="9829" w:type="dxa"/>
+              <w:t>0</w:t>
+            </w:r>
+          </w:p>
+        </w:tc>
+        <w:tc>
+          <w:tcPr>
+            <w:tcW w:w="9755" w:type="dxa"/>
             <w:gridSpan w:val="5"/>
             <w:tcBorders>
               <w:left w:val="single" w:sz="2" w:space="0" w:color="808080"/>
@@ -23199,7 +23215,31 @@
             </w:pPr>
             <w:r>
               <w:rPr/>
-              <w:t>KEPServerEX (OPC UA Server · IoT Gateway)</w:t>
+              <w:t xml:space="preserve">open62541 OPC UA </w:t>
+            </w:r>
+            <w:r>
+              <w:rPr/>
+              <w:t xml:space="preserve">서버 </w:t>
+            </w:r>
+            <w:r>
+              <w:rPr/>
+              <w:t xml:space="preserve">+ Apache PLC4X </w:t>
+            </w:r>
+            <w:r>
+              <w:rPr/>
+              <w:t xml:space="preserve">장비 드라이버 </w:t>
+            </w:r>
+            <w:r>
+              <w:rPr/>
+              <w:t xml:space="preserve">(Aggregation </w:t>
+            </w:r>
+            <w:r>
+              <w:rPr/>
+              <w:t>자체 구성</w:t>
+            </w:r>
+            <w:r>
+              <w:rPr/>
+              <w:t>)</w:t>
             </w:r>
           </w:p>
         </w:tc>
@@ -23223,15 +23263,15 @@
             </w:pPr>
             <w:r>
               <w:rPr/>
-              <w:t>PTC Kepware (</w:t>
-            </w:r>
-            <w:r>
-              <w:rPr/>
-              <w:t>미국</w:t>
-            </w:r>
-            <w:r>
-              <w:rPr/>
-              <w:t>)</w:t>
+              <w:t xml:space="preserve">오픈소스 </w:t>
+            </w:r>
+            <w:r>
+              <w:rPr/>
+              <w:t xml:space="preserve">(MPL 2.0 · Apache 2.0) + </w:t>
+            </w:r>
+            <w:r>
+              <w:rPr/>
+              <w:t>자체 개발</w:t>
             </w:r>
           </w:p>
         </w:tc>
@@ -23307,7 +23347,7 @@
             </w:pPr>
             <w:r>
               <w:rPr/>
-              <w:t>15,000</w:t>
+              <w:t>0</w:t>
             </w:r>
           </w:p>
         </w:tc>
@@ -23331,7 +23371,7 @@
             </w:pPr>
             <w:r>
               <w:rPr/>
-              <w:t>75,000</w:t>
+              <w:t>0</w:t>
             </w:r>
           </w:p>
         </w:tc>
@@ -23527,7 +23567,7 @@
             </w:r>
             <w:r>
               <w:rPr/>
-              <w:t>카피씩</w:t>
+              <w:t xml:space="preserve">식씩 배포 </w:t>
             </w:r>
             <w:r>
               <w:rPr/>
@@ -23535,15 +23575,7 @@
             </w:r>
             <w:r>
               <w:rPr/>
-              <w:t xml:space="preserve">예비 </w:t>
-            </w:r>
-            <w:r>
-              <w:rPr/>
-              <w:t>EGW</w:t>
-            </w:r>
-            <w:r>
-              <w:rPr/>
-              <w:t>는 고장 시 라이선스 이전</w:t>
+              <w:t>오픈소스라 라이선스 수량 제한 없음</w:t>
             </w:r>
             <w:r>
               <w:rPr/>
@@ -23553,25 +23585,53 @@
         </w:tc>
         <w:tc>
           <w:tcPr>
-            <w:tcW w:w="1177" w:type="dxa"/>
-            <w:tcBorders>
-              <w:left w:val="single" w:sz="2" w:space="0" w:color="808080"/>
-              <w:bottom w:val="single" w:sz="2" w:space="0" w:color="808080"/>
-              <w:right w:val="single" w:sz="6" w:space="0" w:color="808080"/>
-            </w:tcBorders>
-            <w:vAlign w:val="center"/>
-          </w:tcPr>
-          <w:p>
-            <w:pPr>
-              <w:pStyle w:val="TableContents"/>
-              <w:bidi w:val="0"/>
-              <w:spacing w:before="0" w:after="283"/>
-              <w:jc w:val="left"/>
-              <w:rPr/>
-            </w:pPr>
-            <w:r>
-              <w:rPr/>
-              <w:t>[</w:t>
+            <w:tcW w:w="1103" w:type="dxa"/>
+            <w:tcBorders>
+              <w:left w:val="single" w:sz="2" w:space="0" w:color="808080"/>
+              <w:bottom w:val="single" w:sz="2" w:space="0" w:color="808080"/>
+              <w:right w:val="single" w:sz="6" w:space="0" w:color="808080"/>
+            </w:tcBorders>
+            <w:vAlign w:val="center"/>
+          </w:tcPr>
+          <w:p>
+            <w:pPr>
+              <w:pStyle w:val="TableContents"/>
+              <w:bidi w:val="0"/>
+              <w:spacing w:before="0" w:after="283"/>
+              <w:jc w:val="left"/>
+              <w:rPr/>
+            </w:pPr>
+            <w:r>
+              <w:rPr/>
+              <w:t>연구 인력 자체 개발</w:t>
+            </w:r>
+            <w:r>
+              <w:rPr/>
+              <w:t>(</w:t>
+            </w:r>
+            <w:r>
+              <w:rPr/>
+              <w:t>오픈소스 기반</w:t>
+            </w:r>
+            <w:r>
+              <w:rPr/>
+              <w:t xml:space="preserve">, </w:t>
+            </w:r>
+            <w:r>
+              <w:rPr/>
+              <w:t>인건비 처리</w:t>
+            </w:r>
+            <w:r>
+              <w:rPr/>
+              <w:t>). Kepware(5</w:t>
+            </w:r>
+            <w:r>
+              <w:rPr/>
+              <w:t xml:space="preserve">카피 약 </w:t>
+            </w:r>
+            <w:r>
+              <w:rPr/>
+              <w:t>75,000 [</w:t>
             </w:r>
             <w:r>
               <w:rPr/>
@@ -23579,11 +23639,27 @@
             </w:r>
             <w:r>
               <w:rPr/>
-              <w:t xml:space="preserve">] </w:t>
-            </w:r>
-            <w:r>
-              <w:rPr/>
-              <w:t>드라이버 조합별 견적</w:t>
+              <w:t>])</w:t>
+            </w:r>
+            <w:r>
+              <w:rPr/>
+              <w:t>는 제외</w:t>
+            </w:r>
+            <w:r>
+              <w:rPr/>
+              <w:t xml:space="preserve">. </w:t>
+            </w:r>
+            <w:r>
+              <w:rPr/>
+              <w:t xml:space="preserve">고유 프로토콜 장비가 확인되면 해당 셀만 </w:t>
+            </w:r>
+            <w:r>
+              <w:rPr/>
+              <w:t>Kepware 1~2</w:t>
+            </w:r>
+            <w:r>
+              <w:rPr/>
+              <w:t>카피로 보완</w:t>
             </w:r>
           </w:p>
         </w:tc>
@@ -23610,7 +23686,19 @@
                 <w:rPr>
                   <w:rStyle w:val="Hyperlink"/>
                 </w:rPr>
-                <w:t>제품 ↗</w:t>
+                <w:t>open62541 ↗</w:t>
+              </w:r>
+            </w:hyperlink>
+            <w:r>
+              <w:rPr/>
+              <w:br/>
+            </w:r>
+            <w:hyperlink r:id="rId45" w:tgtFrame="_blank">
+              <w:r>
+                <w:rPr>
+                  <w:rStyle w:val="Hyperlink"/>
+                </w:rPr>
+                <w:t>Apache PLC4X ↗</w:t>
               </w:r>
             </w:hyperlink>
             <w:bookmarkStart w:id="23" w:name="sw-AASIM"/>
@@ -24096,7 +24184,7 @@
         </w:tc>
         <w:tc>
           <w:tcPr>
-            <w:tcW w:w="1177" w:type="dxa"/>
+            <w:tcW w:w="1103" w:type="dxa"/>
             <w:tcBorders>
               <w:left w:val="single" w:sz="2" w:space="0" w:color="808080"/>
               <w:bottom w:val="single" w:sz="2" w:space="0" w:color="808080"/>
@@ -24180,7 +24268,7 @@
               <w:jc w:val="left"/>
               <w:rPr/>
             </w:pPr>
-            <w:hyperlink r:id="rId45" w:tgtFrame="_blank">
+            <w:hyperlink r:id="rId46" w:tgtFrame="_blank">
               <w:r>
                 <w:rPr>
                   <w:rStyle w:val="Hyperlink"/>
@@ -24198,7 +24286,7 @@
               <w:rPr/>
               <w:br/>
             </w:r>
-            <w:hyperlink r:id="rId46" w:tgtFrame="_blank">
+            <w:hyperlink r:id="rId47" w:tgtFrame="_blank">
               <w:r>
                 <w:rPr>
                   <w:rStyle w:val="Hyperlink"/>
@@ -24333,15 +24421,15 @@
             </w:pPr>
             <w:r>
               <w:rPr/>
-              <w:t xml:space="preserve">Kepware </w:t>
-            </w:r>
-            <w:r>
-              <w:rPr/>
-              <w:t xml:space="preserve">드라이버 </w:t>
-            </w:r>
-            <w:r>
-              <w:rPr/>
-              <w:t xml:space="preserve">+ </w:t>
+              <w:t xml:space="preserve">PLC4X </w:t>
+            </w:r>
+            <w:r>
+              <w:rPr/>
+              <w:t>드라이버</w:t>
+            </w:r>
+            <w:r>
+              <w:rPr/>
+              <w:t xml:space="preserve">(S7·Modbus·EtherNet/IP·ADS) + </w:t>
             </w:r>
             <w:r>
               <w:rPr/>
@@ -24377,7 +24465,15 @@
             </w:pPr>
             <w:r>
               <w:rPr/>
-              <w:t xml:space="preserve">PTC Kepware + </w:t>
+              <w:t>Apache (</w:t>
+            </w:r>
+            <w:r>
+              <w:rPr/>
+              <w:t>오픈소스</w:t>
+            </w:r>
+            <w:r>
+              <w:rPr/>
+              <w:t xml:space="preserve">) + </w:t>
             </w:r>
             <w:r>
               <w:rPr/>
@@ -24639,7 +24735,7 @@
         </w:tc>
         <w:tc>
           <w:tcPr>
-            <w:tcW w:w="1177" w:type="dxa"/>
+            <w:tcW w:w="1103" w:type="dxa"/>
             <w:tcBorders>
               <w:left w:val="single" w:sz="2" w:space="0" w:color="808080"/>
               <w:bottom w:val="single" w:sz="2" w:space="0" w:color="808080"/>
@@ -24677,27 +24773,11 @@
             </w:r>
             <w:r>
               <w:rPr/>
-              <w:t xml:space="preserve">). Kepware </w:t>
-            </w:r>
-            <w:r>
-              <w:rPr/>
-              <w:t xml:space="preserve">드라이버는 </w:t>
-            </w:r>
-            <w:r>
-              <w:rPr/>
-              <w:t xml:space="preserve">KEPServerEX </w:t>
-            </w:r>
-            <w:r>
-              <w:rPr/>
-              <w:t>라이선스에 포함</w:t>
-            </w:r>
-            <w:r>
-              <w:rPr/>
-              <w:t xml:space="preserve">, </w:t>
-            </w:r>
-            <w:r>
-              <w:rPr/>
-              <w:t xml:space="preserve">로봇 </w:t>
+              <w:t>). PLC4X</w:t>
+            </w:r>
+            <w:r>
+              <w:rPr/>
+              <w:t xml:space="preserve">에 없는 장비 고유 프로토콜과 로봇 </w:t>
             </w:r>
             <w:r>
               <w:rPr/>
@@ -24727,12 +24807,18 @@
               <w:jc w:val="left"/>
               <w:rPr/>
             </w:pPr>
-            <w:hyperlink r:id="rId47" w:tgtFrame="_blank">
+            <w:hyperlink r:id="rId48" w:tgtFrame="_blank">
               <w:r>
                 <w:rPr>
                   <w:rStyle w:val="Hyperlink"/>
                 </w:rPr>
-                <w:t>Kepware ↗</w:t>
+                <w:t xml:space="preserve">PLC4X </w:t>
+              </w:r>
+              <w:r>
+                <w:rPr>
+                  <w:rStyle w:val="Hyperlink"/>
+                </w:rPr>
+                <w:t>지원 프로토콜 ↗</w:t>
               </w:r>
             </w:hyperlink>
             <w:bookmarkStart w:id="25" w:name="sw-ETSDB"/>
@@ -25148,7 +25234,7 @@
         </w:tc>
         <w:tc>
           <w:tcPr>
-            <w:tcW w:w="1177" w:type="dxa"/>
+            <w:tcW w:w="1103" w:type="dxa"/>
             <w:tcBorders>
               <w:left w:val="single" w:sz="2" w:space="0" w:color="808080"/>
               <w:bottom w:val="single" w:sz="2" w:space="0" w:color="808080"/>
@@ -25188,7 +25274,7 @@
               <w:jc w:val="left"/>
               <w:rPr/>
             </w:pPr>
-            <w:hyperlink r:id="rId48" w:tgtFrame="_blank">
+            <w:hyperlink r:id="rId49" w:tgtFrame="_blank">
               <w:r>
                 <w:rPr>
                   <w:rStyle w:val="Hyperlink"/>
@@ -25673,7 +25759,7 @@
         </w:tc>
         <w:tc>
           <w:tcPr>
-            <w:tcW w:w="1177" w:type="dxa"/>
+            <w:tcW w:w="1103" w:type="dxa"/>
             <w:tcBorders>
               <w:left w:val="single" w:sz="2" w:space="0" w:color="808080"/>
               <w:bottom w:val="single" w:sz="2" w:space="0" w:color="808080"/>
@@ -26225,7 +26311,7 @@
         </w:tc>
         <w:tc>
           <w:tcPr>
-            <w:tcW w:w="1177" w:type="dxa"/>
+            <w:tcW w:w="1103" w:type="dxa"/>
             <w:tcBorders>
               <w:left w:val="single" w:sz="2" w:space="0" w:color="808080"/>
               <w:bottom w:val="single" w:sz="2" w:space="0" w:color="808080"/>
@@ -26273,7 +26359,7 @@
               <w:jc w:val="left"/>
               <w:rPr/>
             </w:pPr>
-            <w:hyperlink r:id="rId49" w:tgtFrame="_blank">
+            <w:hyperlink r:id="rId50" w:tgtFrame="_blank">
               <w:r>
                 <w:rPr>
                   <w:rStyle w:val="Hyperlink"/>
@@ -26742,7 +26828,7 @@
         </w:tc>
         <w:tc>
           <w:tcPr>
-            <w:tcW w:w="1177" w:type="dxa"/>
+            <w:tcW w:w="1103" w:type="dxa"/>
             <w:tcBorders>
               <w:left w:val="single" w:sz="2" w:space="0" w:color="808080"/>
               <w:bottom w:val="single" w:sz="2" w:space="0" w:color="808080"/>
@@ -26783,7 +26869,7 @@
               <w:jc w:val="left"/>
               <w:rPr/>
             </w:pPr>
-            <w:hyperlink r:id="rId50" w:tgtFrame="_blank">
+            <w:hyperlink r:id="rId51" w:tgtFrame="_blank">
               <w:r>
                 <w:rPr>
                   <w:rStyle w:val="Hyperlink"/>
@@ -26795,7 +26881,7 @@
               <w:rPr/>
               <w:br/>
             </w:r>
-            <w:hyperlink r:id="rId51" w:tgtFrame="_blank">
+            <w:hyperlink r:id="rId52" w:tgtFrame="_blank">
               <w:r>
                 <w:rPr>
                   <w:rStyle w:val="Hyperlink"/>
@@ -26807,7 +26893,7 @@
               <w:rPr/>
               <w:br/>
             </w:r>
-            <w:hyperlink r:id="rId52" w:tgtFrame="_blank">
+            <w:hyperlink r:id="rId53" w:tgtFrame="_blank">
               <w:r>
                 <w:rPr>
                   <w:rStyle w:val="Hyperlink"/>
@@ -26876,7 +26962,7 @@
         </w:tc>
         <w:tc>
           <w:tcPr>
-            <w:tcW w:w="9829" w:type="dxa"/>
+            <w:tcW w:w="9755" w:type="dxa"/>
             <w:gridSpan w:val="5"/>
             <w:tcBorders>
               <w:left w:val="single" w:sz="2" w:space="0" w:color="808080"/>
@@ -27311,7 +27397,7 @@
         </w:tc>
         <w:tc>
           <w:tcPr>
-            <w:tcW w:w="1177" w:type="dxa"/>
+            <w:tcW w:w="1103" w:type="dxa"/>
             <w:tcBorders>
               <w:left w:val="single" w:sz="2" w:space="0" w:color="808080"/>
               <w:bottom w:val="single" w:sz="2" w:space="0" w:color="808080"/>
@@ -27415,7 +27501,7 @@
               <w:jc w:val="left"/>
               <w:rPr/>
             </w:pPr>
-            <w:hyperlink r:id="rId53" w:tgtFrame="_blank">
+            <w:hyperlink r:id="rId54" w:tgtFrame="_blank">
               <w:r>
                 <w:rPr>
                   <w:rStyle w:val="Hyperlink"/>
@@ -27427,7 +27513,7 @@
               <w:rPr/>
               <w:br/>
             </w:r>
-            <w:hyperlink r:id="rId54" w:tgtFrame="_blank">
+            <w:hyperlink r:id="rId55" w:tgtFrame="_blank">
               <w:r>
                 <w:rPr>
                   <w:rStyle w:val="Hyperlink"/>
@@ -27880,7 +27966,7 @@
         </w:tc>
         <w:tc>
           <w:tcPr>
-            <w:tcW w:w="1177" w:type="dxa"/>
+            <w:tcW w:w="1103" w:type="dxa"/>
             <w:tcBorders>
               <w:left w:val="single" w:sz="2" w:space="0" w:color="808080"/>
               <w:bottom w:val="single" w:sz="2" w:space="0" w:color="808080"/>
@@ -27940,7 +28026,7 @@
               <w:jc w:val="left"/>
               <w:rPr/>
             </w:pPr>
-            <w:hyperlink r:id="rId55" w:tgtFrame="_blank">
+            <w:hyperlink r:id="rId56" w:tgtFrame="_blank">
               <w:r>
                 <w:rPr>
                   <w:rStyle w:val="Hyperlink"/>
@@ -28477,7 +28563,7 @@
         </w:tc>
         <w:tc>
           <w:tcPr>
-            <w:tcW w:w="1177" w:type="dxa"/>
+            <w:tcW w:w="1103" w:type="dxa"/>
             <w:tcBorders>
               <w:left w:val="single" w:sz="2" w:space="0" w:color="808080"/>
               <w:bottom w:val="single" w:sz="2" w:space="0" w:color="808080"/>
@@ -28565,7 +28651,7 @@
               <w:jc w:val="left"/>
               <w:rPr/>
             </w:pPr>
-            <w:hyperlink r:id="rId56" w:tgtFrame="_blank">
+            <w:hyperlink r:id="rId57" w:tgtFrame="_blank">
               <w:r>
                 <w:rPr>
                   <w:rStyle w:val="Hyperlink"/>
@@ -28583,7 +28669,7 @@
               <w:rPr/>
               <w:br/>
             </w:r>
-            <w:hyperlink r:id="rId57" w:tgtFrame="_blank">
+            <w:hyperlink r:id="rId58" w:tgtFrame="_blank">
               <w:r>
                 <w:rPr>
                   <w:rStyle w:val="Hyperlink"/>
@@ -29054,7 +29140,7 @@
         </w:tc>
         <w:tc>
           <w:tcPr>
-            <w:tcW w:w="1177" w:type="dxa"/>
+            <w:tcW w:w="1103" w:type="dxa"/>
             <w:tcBorders>
               <w:left w:val="single" w:sz="2" w:space="0" w:color="808080"/>
               <w:bottom w:val="single" w:sz="2" w:space="0" w:color="808080"/>
@@ -29114,7 +29200,7 @@
               <w:jc w:val="left"/>
               <w:rPr/>
             </w:pPr>
-            <w:hyperlink r:id="rId58" w:tgtFrame="_blank">
+            <w:hyperlink r:id="rId59" w:tgtFrame="_blank">
               <w:r>
                 <w:rPr>
                   <w:rStyle w:val="Hyperlink"/>
@@ -29126,7 +29212,7 @@
               <w:rPr/>
               <w:br/>
             </w:r>
-            <w:hyperlink r:id="rId59" w:tgtFrame="_blank">
+            <w:hyperlink r:id="rId60" w:tgtFrame="_blank">
               <w:r>
                 <w:rPr>
                   <w:rStyle w:val="Hyperlink"/>
@@ -29537,7 +29623,7 @@
         </w:tc>
         <w:tc>
           <w:tcPr>
-            <w:tcW w:w="1177" w:type="dxa"/>
+            <w:tcW w:w="1103" w:type="dxa"/>
             <w:tcBorders>
               <w:left w:val="single" w:sz="2" w:space="0" w:color="808080"/>
               <w:bottom w:val="single" w:sz="2" w:space="0" w:color="808080"/>
@@ -29597,7 +29683,7 @@
               <w:jc w:val="left"/>
               <w:rPr/>
             </w:pPr>
-            <w:hyperlink r:id="rId60" w:tgtFrame="_blank">
+            <w:hyperlink r:id="rId61" w:tgtFrame="_blank">
               <w:r>
                 <w:rPr>
                   <w:rStyle w:val="Hyperlink"/>
@@ -30066,7 +30152,7 @@
         </w:tc>
         <w:tc>
           <w:tcPr>
-            <w:tcW w:w="1177" w:type="dxa"/>
+            <w:tcW w:w="1103" w:type="dxa"/>
             <w:tcBorders>
               <w:left w:val="single" w:sz="2" w:space="0" w:color="808080"/>
               <w:bottom w:val="single" w:sz="2" w:space="0" w:color="808080"/>
@@ -30162,7 +30248,7 @@
               <w:jc w:val="left"/>
               <w:rPr/>
             </w:pPr>
-            <w:hyperlink r:id="rId61" w:tgtFrame="_blank">
+            <w:hyperlink r:id="rId62" w:tgtFrame="_blank">
               <w:r>
                 <w:rPr>
                   <w:rStyle w:val="Hyperlink"/>
@@ -30174,7 +30260,7 @@
               <w:rPr/>
               <w:br/>
             </w:r>
-            <w:hyperlink r:id="rId62" w:tgtFrame="_blank">
+            <w:hyperlink r:id="rId63" w:tgtFrame="_blank">
               <w:r>
                 <w:rPr>
                   <w:rStyle w:val="Hyperlink"/>
@@ -30653,7 +30739,7 @@
         </w:tc>
         <w:tc>
           <w:tcPr>
-            <w:tcW w:w="1177" w:type="dxa"/>
+            <w:tcW w:w="1103" w:type="dxa"/>
             <w:tcBorders>
               <w:left w:val="single" w:sz="2" w:space="0" w:color="808080"/>
               <w:bottom w:val="single" w:sz="2" w:space="0" w:color="808080"/>
@@ -30713,7 +30799,7 @@
               <w:jc w:val="left"/>
               <w:rPr/>
             </w:pPr>
-            <w:hyperlink r:id="rId63" w:tgtFrame="_blank">
+            <w:hyperlink r:id="rId64" w:tgtFrame="_blank">
               <w:r>
                 <w:rPr>
                   <w:rStyle w:val="Hyperlink"/>
@@ -31220,7 +31306,7 @@
         </w:tc>
         <w:tc>
           <w:tcPr>
-            <w:tcW w:w="1177" w:type="dxa"/>
+            <w:tcW w:w="1103" w:type="dxa"/>
             <w:tcBorders>
               <w:left w:val="single" w:sz="2" w:space="0" w:color="808080"/>
               <w:bottom w:val="single" w:sz="2" w:space="0" w:color="808080"/>
@@ -31316,7 +31402,7 @@
               <w:jc w:val="left"/>
               <w:rPr/>
             </w:pPr>
-            <w:hyperlink r:id="rId64" w:tgtFrame="_blank">
+            <w:hyperlink r:id="rId65" w:tgtFrame="_blank">
               <w:r>
                 <w:rPr>
                   <w:rStyle w:val="Hyperlink"/>
@@ -31334,7 +31420,7 @@
               <w:rPr/>
               <w:br/>
             </w:r>
-            <w:hyperlink r:id="rId65" w:tgtFrame="_blank">
+            <w:hyperlink r:id="rId66" w:tgtFrame="_blank">
               <w:r>
                 <w:rPr>
                   <w:rStyle w:val="Hyperlink"/>
@@ -31793,7 +31879,7 @@
         </w:tc>
         <w:tc>
           <w:tcPr>
-            <w:tcW w:w="1177" w:type="dxa"/>
+            <w:tcW w:w="1103" w:type="dxa"/>
             <w:tcBorders>
               <w:left w:val="single" w:sz="2" w:space="0" w:color="808080"/>
               <w:bottom w:val="single" w:sz="2" w:space="0" w:color="808080"/>
@@ -31854,7 +31940,7 @@
               <w:jc w:val="left"/>
               <w:rPr/>
             </w:pPr>
-            <w:hyperlink r:id="rId66" w:tgtFrame="_blank">
+            <w:hyperlink r:id="rId67" w:tgtFrame="_blank">
               <w:r>
                 <w:rPr>
                   <w:rStyle w:val="Hyperlink"/>
@@ -31929,7 +32015,7 @@
         </w:tc>
         <w:tc>
           <w:tcPr>
-            <w:tcW w:w="9829" w:type="dxa"/>
+            <w:tcW w:w="9755" w:type="dxa"/>
             <w:gridSpan w:val="5"/>
             <w:tcBorders>
               <w:left w:val="single" w:sz="2" w:space="0" w:color="808080"/>
@@ -32442,7 +32528,7 @@
         </w:tc>
         <w:tc>
           <w:tcPr>
-            <w:tcW w:w="1177" w:type="dxa"/>
+            <w:tcW w:w="1103" w:type="dxa"/>
             <w:tcBorders>
               <w:left w:val="single" w:sz="2" w:space="0" w:color="808080"/>
               <w:bottom w:val="single" w:sz="2" w:space="0" w:color="808080"/>
@@ -32904,7 +32990,7 @@
         </w:tc>
         <w:tc>
           <w:tcPr>
-            <w:tcW w:w="1177" w:type="dxa"/>
+            <w:tcW w:w="1103" w:type="dxa"/>
             <w:tcBorders>
               <w:left w:val="single" w:sz="2" w:space="0" w:color="808080"/>
               <w:bottom w:val="single" w:sz="2" w:space="0" w:color="808080"/>
@@ -33386,7 +33472,7 @@
         </w:tc>
         <w:tc>
           <w:tcPr>
-            <w:tcW w:w="1177" w:type="dxa"/>
+            <w:tcW w:w="1103" w:type="dxa"/>
             <w:tcBorders>
               <w:left w:val="single" w:sz="2" w:space="0" w:color="808080"/>
               <w:bottom w:val="single" w:sz="2" w:space="0" w:color="808080"/>
@@ -33426,7 +33512,7 @@
               <w:jc w:val="left"/>
               <w:rPr/>
             </w:pPr>
-            <w:hyperlink r:id="rId67" w:tgtFrame="_blank">
+            <w:hyperlink r:id="rId68" w:tgtFrame="_blank">
               <w:r>
                 <w:rPr>
                   <w:rStyle w:val="Hyperlink"/>
@@ -33855,7 +33941,7 @@
         </w:tc>
         <w:tc>
           <w:tcPr>
-            <w:tcW w:w="1177" w:type="dxa"/>
+            <w:tcW w:w="1103" w:type="dxa"/>
             <w:tcBorders>
               <w:left w:val="single" w:sz="2" w:space="0" w:color="808080"/>
               <w:bottom w:val="single" w:sz="2" w:space="0" w:color="808080"/>
@@ -33916,7 +34002,7 @@
               <w:jc w:val="left"/>
               <w:rPr/>
             </w:pPr>
-            <w:hyperlink r:id="rId68" w:tgtFrame="_blank">
+            <w:hyperlink r:id="rId69" w:tgtFrame="_blank">
               <w:r>
                 <w:rPr>
                   <w:rStyle w:val="Hyperlink"/>
@@ -33928,7 +34014,7 @@
               <w:rPr/>
               <w:br/>
             </w:r>
-            <w:hyperlink r:id="rId69" w:tgtFrame="_blank">
+            <w:hyperlink r:id="rId70" w:tgtFrame="_blank">
               <w:r>
                 <w:rPr>
                   <w:rStyle w:val="Hyperlink"/>
@@ -34015,7 +34101,7 @@
         </w:tc>
         <w:tc>
           <w:tcPr>
-            <w:tcW w:w="9829" w:type="dxa"/>
+            <w:tcW w:w="9755" w:type="dxa"/>
             <w:gridSpan w:val="5"/>
             <w:tcBorders>
               <w:left w:val="single" w:sz="2" w:space="0" w:color="808080"/>
@@ -34478,7 +34564,7 @@
         </w:tc>
         <w:tc>
           <w:tcPr>
-            <w:tcW w:w="1177" w:type="dxa"/>
+            <w:tcW w:w="1103" w:type="dxa"/>
             <w:tcBorders>
               <w:left w:val="single" w:sz="2" w:space="0" w:color="808080"/>
               <w:bottom w:val="single" w:sz="2" w:space="0" w:color="808080"/>
@@ -34530,7 +34616,7 @@
               <w:jc w:val="left"/>
               <w:rPr/>
             </w:pPr>
-            <w:hyperlink r:id="rId70" w:tgtFrame="_blank">
+            <w:hyperlink r:id="rId71" w:tgtFrame="_blank">
               <w:r>
                 <w:rPr>
                   <w:rStyle w:val="Hyperlink"/>
@@ -34542,7 +34628,7 @@
               <w:rPr/>
               <w:br/>
             </w:r>
-            <w:hyperlink r:id="rId71" w:tgtFrame="_blank">
+            <w:hyperlink r:id="rId72" w:tgtFrame="_blank">
               <w:r>
                 <w:rPr>
                   <w:rStyle w:val="Hyperlink"/>
@@ -34981,7 +35067,7 @@
         </w:tc>
         <w:tc>
           <w:tcPr>
-            <w:tcW w:w="1177" w:type="dxa"/>
+            <w:tcW w:w="1103" w:type="dxa"/>
             <w:tcBorders>
               <w:left w:val="single" w:sz="2" w:space="0" w:color="808080"/>
               <w:bottom w:val="single" w:sz="2" w:space="0" w:color="808080"/>
@@ -35103,7 +35189,7 @@
             </w:pPr>
             <w:r>
               <w:rPr/>
-              <w:t xml:space="preserve">248,000 </w:t>
+              <w:t xml:space="preserve">173,000 </w:t>
             </w:r>
             <w:r>
               <w:rPr/>
@@ -35113,7 +35199,7 @@
         </w:tc>
         <w:tc>
           <w:tcPr>
-            <w:tcW w:w="7973" w:type="dxa"/>
+            <w:tcW w:w="7899" w:type="dxa"/>
             <w:gridSpan w:val="4"/>
             <w:tcBorders>
               <w:left w:val="single" w:sz="2" w:space="0" w:color="808080"/>
@@ -36417,7 +36503,7 @@
               <w:jc w:val="left"/>
               <w:rPr/>
             </w:pPr>
-            <w:hyperlink r:id="rId72" w:tgtFrame="_blank">
+            <w:hyperlink r:id="rId73" w:tgtFrame="_blank">
               <w:r>
                 <w:rPr>
                   <w:rStyle w:val="Hyperlink"/>
@@ -36435,7 +36521,7 @@
               <w:rPr/>
               <w:br/>
             </w:r>
-            <w:hyperlink r:id="rId73" w:tgtFrame="_blank">
+            <w:hyperlink r:id="rId74" w:tgtFrame="_blank">
               <w:r>
                 <w:rPr>
                   <w:rStyle w:val="Hyperlink"/>
@@ -36465,7 +36551,7 @@
               <w:rPr/>
               <w:br/>
             </w:r>
-            <w:hyperlink r:id="rId74" w:tgtFrame="_blank">
+            <w:hyperlink r:id="rId75" w:tgtFrame="_blank">
               <w:r>
                 <w:rPr>
                   <w:rStyle w:val="Hyperlink"/>
@@ -36963,7 +37049,7 @@
               <w:jc w:val="left"/>
               <w:rPr/>
             </w:pPr>
-            <w:hyperlink r:id="rId75" w:tgtFrame="_blank">
+            <w:hyperlink r:id="rId76" w:tgtFrame="_blank">
               <w:r>
                 <w:rPr>
                   <w:rStyle w:val="Hyperlink"/>
@@ -36981,7 +37067,7 @@
               <w:rPr/>
               <w:br/>
             </w:r>
-            <w:hyperlink r:id="rId76" w:tgtFrame="_blank">
+            <w:hyperlink r:id="rId77" w:tgtFrame="_blank">
               <w:r>
                 <w:rPr>
                   <w:rStyle w:val="Hyperlink"/>
@@ -36999,7 +37085,7 @@
               <w:rPr/>
               <w:br/>
             </w:r>
-            <w:hyperlink r:id="rId77" w:tgtFrame="_blank">
+            <w:hyperlink r:id="rId78" w:tgtFrame="_blank">
               <w:r>
                 <w:rPr>
                   <w:rStyle w:val="Hyperlink"/>
@@ -38523,7 +38609,7 @@
               <w:jc w:val="left"/>
               <w:rPr/>
             </w:pPr>
-            <w:hyperlink r:id="rId78" w:tgtFrame="_blank">
+            <w:hyperlink r:id="rId79" w:tgtFrame="_blank">
               <w:r>
                 <w:rPr>
                   <w:rStyle w:val="Hyperlink"/>
@@ -38559,7 +38645,7 @@
               <w:rPr/>
               <w:br/>
             </w:r>
-            <w:hyperlink r:id="rId79" w:tgtFrame="_blank">
+            <w:hyperlink r:id="rId80" w:tgtFrame="_blank">
               <w:r>
                 <w:rPr>
                   <w:rStyle w:val="Hyperlink"/>
@@ -39514,7 +39600,7 @@
               <w:jc w:val="left"/>
               <w:rPr/>
             </w:pPr>
-            <w:hyperlink r:id="rId80" w:tgtFrame="_blank">
+            <w:hyperlink r:id="rId81" w:tgtFrame="_blank">
               <w:r>
                 <w:rPr>
                   <w:rStyle w:val="Hyperlink"/>
@@ -40635,7 +40721,7 @@
               <w:jc w:val="left"/>
               <w:rPr/>
             </w:pPr>
-            <w:hyperlink r:id="rId81" w:tgtFrame="_blank">
+            <w:hyperlink r:id="rId82" w:tgtFrame="_blank">
               <w:r>
                 <w:rPr>
                   <w:rStyle w:val="Hyperlink"/>
@@ -41025,7 +41111,7 @@
               <w:jc w:val="left"/>
               <w:rPr/>
             </w:pPr>
-            <w:hyperlink r:id="rId82" w:tgtFrame="_blank">
+            <w:hyperlink r:id="rId83" w:tgtFrame="_blank">
               <w:r>
                 <w:rPr>
                   <w:rStyle w:val="Hyperlink"/>
@@ -41037,7 +41123,7 @@
               <w:rPr/>
               <w:br/>
             </w:r>
-            <w:hyperlink r:id="rId83" w:tgtFrame="_blank">
+            <w:hyperlink r:id="rId84" w:tgtFrame="_blank">
               <w:r>
                 <w:rPr>
                   <w:rStyle w:val="Hyperlink"/>
@@ -42015,7 +42101,7 @@
               <w:jc w:val="left"/>
               <w:rPr/>
             </w:pPr>
-            <w:hyperlink r:id="rId84" w:tgtFrame="_blank">
+            <w:hyperlink r:id="rId85" w:tgtFrame="_blank">
               <w:r>
                 <w:rPr>
                   <w:rStyle w:val="Hyperlink"/>
@@ -42996,7 +43082,7 @@
               <w:jc w:val="left"/>
               <w:rPr/>
             </w:pPr>
-            <w:hyperlink r:id="rId85" w:tgtFrame="_blank">
+            <w:hyperlink r:id="rId86" w:tgtFrame="_blank">
               <w:r>
                 <w:rPr>
                   <w:rStyle w:val="Hyperlink"/>
@@ -43881,7 +43967,7 @@
               <w:jc w:val="left"/>
               <w:rPr/>
             </w:pPr>
-            <w:hyperlink r:id="rId86" w:tgtFrame="_blank">
+            <w:hyperlink r:id="rId87" w:tgtFrame="_blank">
               <w:r>
                 <w:rPr>
                   <w:rStyle w:val="Hyperlink"/>
@@ -44259,7 +44345,7 @@
               <w:jc w:val="left"/>
               <w:rPr/>
             </w:pPr>
-            <w:hyperlink r:id="rId87" w:tgtFrame="_blank">
+            <w:hyperlink r:id="rId88" w:tgtFrame="_blank">
               <w:r>
                 <w:rPr>
                   <w:rStyle w:val="Hyperlink"/>
@@ -45165,7 +45251,7 @@
               <w:jc w:val="left"/>
               <w:rPr/>
             </w:pPr>
-            <w:hyperlink r:id="rId88" w:tgtFrame="_blank">
+            <w:hyperlink r:id="rId89" w:tgtFrame="_blank">
               <w:r>
                 <w:rPr>
                   <w:rStyle w:val="Hyperlink"/>
@@ -45328,10 +45414,10 @@
       </w:tblPr>
       <w:tblGrid>
         <w:gridCol w:w="754"/>
-        <w:gridCol w:w="1014"/>
-        <w:gridCol w:w="4325"/>
-        <w:gridCol w:w="2486"/>
-        <w:gridCol w:w="2760"/>
+        <w:gridCol w:w="976"/>
+        <w:gridCol w:w="3874"/>
+        <w:gridCol w:w="2245"/>
+        <w:gridCol w:w="3490"/>
       </w:tblGrid>
       <w:tr>
         <w:trPr>
@@ -45366,7 +45452,7 @@
         </w:tc>
         <w:tc>
           <w:tcPr>
-            <w:tcW w:w="1014" w:type="dxa"/>
+            <w:tcW w:w="976" w:type="dxa"/>
             <w:tcBorders>
               <w:top w:val="single" w:sz="6" w:space="0" w:color="808080"/>
               <w:left w:val="single" w:sz="2" w:space="0" w:color="808080"/>
@@ -45393,7 +45479,7 @@
         </w:tc>
         <w:tc>
           <w:tcPr>
-            <w:tcW w:w="4325" w:type="dxa"/>
+            <w:tcW w:w="3874" w:type="dxa"/>
             <w:tcBorders>
               <w:top w:val="single" w:sz="6" w:space="0" w:color="808080"/>
               <w:left w:val="single" w:sz="2" w:space="0" w:color="808080"/>
@@ -45428,7 +45514,7 @@
         </w:tc>
         <w:tc>
           <w:tcPr>
-            <w:tcW w:w="2486" w:type="dxa"/>
+            <w:tcW w:w="2245" w:type="dxa"/>
             <w:tcBorders>
               <w:top w:val="single" w:sz="6" w:space="0" w:color="808080"/>
               <w:left w:val="single" w:sz="2" w:space="0" w:color="808080"/>
@@ -45455,7 +45541,7 @@
         </w:tc>
         <w:tc>
           <w:tcPr>
-            <w:tcW w:w="2760" w:type="dxa"/>
+            <w:tcW w:w="3490" w:type="dxa"/>
             <w:tcBorders>
               <w:top w:val="single" w:sz="6" w:space="0" w:color="808080"/>
               <w:left w:val="single" w:sz="2" w:space="0" w:color="808080"/>
@@ -45510,7 +45596,7 @@
         </w:tc>
         <w:tc>
           <w:tcPr>
-            <w:tcW w:w="1014" w:type="dxa"/>
+            <w:tcW w:w="976" w:type="dxa"/>
             <w:tcBorders>
               <w:left w:val="single" w:sz="2" w:space="0" w:color="808080"/>
               <w:bottom w:val="single" w:sz="2" w:space="0" w:color="808080"/>
@@ -45539,7 +45625,7 @@
         </w:tc>
         <w:tc>
           <w:tcPr>
-            <w:tcW w:w="4325" w:type="dxa"/>
+            <w:tcW w:w="3874" w:type="dxa"/>
             <w:tcBorders>
               <w:left w:val="single" w:sz="2" w:space="0" w:color="808080"/>
               <w:bottom w:val="single" w:sz="2" w:space="0" w:color="808080"/>
@@ -45587,7 +45673,7 @@
         </w:tc>
         <w:tc>
           <w:tcPr>
-            <w:tcW w:w="2486" w:type="dxa"/>
+            <w:tcW w:w="2245" w:type="dxa"/>
             <w:tcBorders>
               <w:left w:val="single" w:sz="2" w:space="0" w:color="808080"/>
               <w:bottom w:val="single" w:sz="2" w:space="0" w:color="808080"/>
@@ -45611,7 +45697,7 @@
         </w:tc>
         <w:tc>
           <w:tcPr>
-            <w:tcW w:w="2760" w:type="dxa"/>
+            <w:tcW w:w="3490" w:type="dxa"/>
             <w:tcBorders>
               <w:left w:val="single" w:sz="2" w:space="0" w:color="808080"/>
               <w:bottom w:val="single" w:sz="2" w:space="0" w:color="808080"/>
@@ -45671,7 +45757,7 @@
         </w:tc>
         <w:tc>
           <w:tcPr>
-            <w:tcW w:w="1014" w:type="dxa"/>
+            <w:tcW w:w="976" w:type="dxa"/>
             <w:tcBorders>
               <w:left w:val="single" w:sz="2" w:space="0" w:color="808080"/>
               <w:bottom w:val="single" w:sz="2" w:space="0" w:color="808080"/>
@@ -45700,7 +45786,7 @@
         </w:tc>
         <w:tc>
           <w:tcPr>
-            <w:tcW w:w="4325" w:type="dxa"/>
+            <w:tcW w:w="3874" w:type="dxa"/>
             <w:tcBorders>
               <w:left w:val="single" w:sz="2" w:space="0" w:color="808080"/>
               <w:bottom w:val="single" w:sz="2" w:space="0" w:color="808080"/>
@@ -45800,7 +45886,7 @@
         </w:tc>
         <w:tc>
           <w:tcPr>
-            <w:tcW w:w="2486" w:type="dxa"/>
+            <w:tcW w:w="2245" w:type="dxa"/>
             <w:tcBorders>
               <w:left w:val="single" w:sz="2" w:space="0" w:color="808080"/>
               <w:bottom w:val="single" w:sz="2" w:space="0" w:color="808080"/>
@@ -45824,7 +45910,7 @@
         </w:tc>
         <w:tc>
           <w:tcPr>
-            <w:tcW w:w="2760" w:type="dxa"/>
+            <w:tcW w:w="3490" w:type="dxa"/>
             <w:tcBorders>
               <w:left w:val="single" w:sz="2" w:space="0" w:color="808080"/>
               <w:bottom w:val="single" w:sz="2" w:space="0" w:color="808080"/>
@@ -45884,7 +45970,7 @@
         </w:tc>
         <w:tc>
           <w:tcPr>
-            <w:tcW w:w="1014" w:type="dxa"/>
+            <w:tcW w:w="976" w:type="dxa"/>
             <w:tcBorders>
               <w:left w:val="single" w:sz="2" w:space="0" w:color="808080"/>
               <w:bottom w:val="single" w:sz="2" w:space="0" w:color="808080"/>
@@ -45919,7 +46005,7 @@
         </w:tc>
         <w:tc>
           <w:tcPr>
-            <w:tcW w:w="4325" w:type="dxa"/>
+            <w:tcW w:w="3874" w:type="dxa"/>
             <w:tcBorders>
               <w:left w:val="single" w:sz="2" w:space="0" w:color="808080"/>
               <w:bottom w:val="single" w:sz="2" w:space="0" w:color="808080"/>
@@ -45987,7 +46073,7 @@
         </w:tc>
         <w:tc>
           <w:tcPr>
-            <w:tcW w:w="2486" w:type="dxa"/>
+            <w:tcW w:w="2245" w:type="dxa"/>
             <w:tcBorders>
               <w:left w:val="single" w:sz="2" w:space="0" w:color="808080"/>
               <w:bottom w:val="single" w:sz="2" w:space="0" w:color="808080"/>
@@ -46027,7 +46113,7 @@
         </w:tc>
         <w:tc>
           <w:tcPr>
-            <w:tcW w:w="2760" w:type="dxa"/>
+            <w:tcW w:w="3490" w:type="dxa"/>
             <w:tcBorders>
               <w:left w:val="single" w:sz="2" w:space="0" w:color="808080"/>
               <w:bottom w:val="single" w:sz="2" w:space="0" w:color="808080"/>
@@ -46119,7 +46205,7 @@
         </w:tc>
         <w:tc>
           <w:tcPr>
-            <w:tcW w:w="1014" w:type="dxa"/>
+            <w:tcW w:w="976" w:type="dxa"/>
             <w:tcBorders>
               <w:left w:val="single" w:sz="2" w:space="0" w:color="808080"/>
               <w:bottom w:val="single" w:sz="2" w:space="0" w:color="808080"/>
@@ -46148,7 +46234,7 @@
         </w:tc>
         <w:tc>
           <w:tcPr>
-            <w:tcW w:w="4325" w:type="dxa"/>
+            <w:tcW w:w="3874" w:type="dxa"/>
             <w:tcBorders>
               <w:left w:val="single" w:sz="2" w:space="0" w:color="808080"/>
               <w:bottom w:val="single" w:sz="2" w:space="0" w:color="808080"/>
@@ -46256,7 +46342,7 @@
         </w:tc>
         <w:tc>
           <w:tcPr>
-            <w:tcW w:w="2486" w:type="dxa"/>
+            <w:tcW w:w="2245" w:type="dxa"/>
             <w:tcBorders>
               <w:left w:val="single" w:sz="2" w:space="0" w:color="808080"/>
               <w:bottom w:val="single" w:sz="2" w:space="0" w:color="808080"/>
@@ -46280,7 +46366,7 @@
         </w:tc>
         <w:tc>
           <w:tcPr>
-            <w:tcW w:w="2760" w:type="dxa"/>
+            <w:tcW w:w="3490" w:type="dxa"/>
             <w:tcBorders>
               <w:left w:val="single" w:sz="2" w:space="0" w:color="808080"/>
               <w:bottom w:val="single" w:sz="2" w:space="0" w:color="808080"/>
@@ -46340,7 +46426,7 @@
         </w:tc>
         <w:tc>
           <w:tcPr>
-            <w:tcW w:w="1014" w:type="dxa"/>
+            <w:tcW w:w="976" w:type="dxa"/>
             <w:tcBorders>
               <w:left w:val="single" w:sz="2" w:space="0" w:color="808080"/>
               <w:bottom w:val="single" w:sz="2" w:space="0" w:color="808080"/>
@@ -46375,7 +46461,7 @@
         </w:tc>
         <w:tc>
           <w:tcPr>
-            <w:tcW w:w="4325" w:type="dxa"/>
+            <w:tcW w:w="3874" w:type="dxa"/>
             <w:tcBorders>
               <w:left w:val="single" w:sz="2" w:space="0" w:color="808080"/>
               <w:bottom w:val="single" w:sz="2" w:space="0" w:color="808080"/>
@@ -46419,7 +46505,7 @@
         </w:tc>
         <w:tc>
           <w:tcPr>
-            <w:tcW w:w="2486" w:type="dxa"/>
+            <w:tcW w:w="2245" w:type="dxa"/>
             <w:tcBorders>
               <w:left w:val="single" w:sz="2" w:space="0" w:color="808080"/>
               <w:bottom w:val="single" w:sz="2" w:space="0" w:color="808080"/>
@@ -46451,7 +46537,7 @@
         </w:tc>
         <w:tc>
           <w:tcPr>
-            <w:tcW w:w="2760" w:type="dxa"/>
+            <w:tcW w:w="3490" w:type="dxa"/>
             <w:tcBorders>
               <w:left w:val="single" w:sz="2" w:space="0" w:color="808080"/>
               <w:bottom w:val="single" w:sz="2" w:space="0" w:color="808080"/>
@@ -46531,7 +46617,7 @@
         </w:tc>
         <w:tc>
           <w:tcPr>
-            <w:tcW w:w="1014" w:type="dxa"/>
+            <w:tcW w:w="976" w:type="dxa"/>
             <w:tcBorders>
               <w:left w:val="single" w:sz="2" w:space="0" w:color="808080"/>
               <w:bottom w:val="single" w:sz="2" w:space="0" w:color="808080"/>
@@ -46566,7 +46652,7 @@
         </w:tc>
         <w:tc>
           <w:tcPr>
-            <w:tcW w:w="4325" w:type="dxa"/>
+            <w:tcW w:w="3874" w:type="dxa"/>
             <w:tcBorders>
               <w:left w:val="single" w:sz="2" w:space="0" w:color="808080"/>
               <w:bottom w:val="single" w:sz="2" w:space="0" w:color="808080"/>
@@ -46610,7 +46696,7 @@
         </w:tc>
         <w:tc>
           <w:tcPr>
-            <w:tcW w:w="2486" w:type="dxa"/>
+            <w:tcW w:w="2245" w:type="dxa"/>
             <w:tcBorders>
               <w:left w:val="single" w:sz="2" w:space="0" w:color="808080"/>
               <w:bottom w:val="single" w:sz="2" w:space="0" w:color="808080"/>
@@ -46638,7 +46724,7 @@
         </w:tc>
         <w:tc>
           <w:tcPr>
-            <w:tcW w:w="2760" w:type="dxa"/>
+            <w:tcW w:w="3490" w:type="dxa"/>
             <w:tcBorders>
               <w:left w:val="single" w:sz="2" w:space="0" w:color="808080"/>
               <w:bottom w:val="single" w:sz="2" w:space="0" w:color="808080"/>
@@ -46698,7 +46784,7 @@
         </w:tc>
         <w:tc>
           <w:tcPr>
-            <w:tcW w:w="1014" w:type="dxa"/>
+            <w:tcW w:w="976" w:type="dxa"/>
             <w:tcBorders>
               <w:left w:val="single" w:sz="2" w:space="0" w:color="808080"/>
               <w:bottom w:val="single" w:sz="2" w:space="0" w:color="808080"/>
@@ -46727,7 +46813,7 @@
         </w:tc>
         <w:tc>
           <w:tcPr>
-            <w:tcW w:w="4325" w:type="dxa"/>
+            <w:tcW w:w="3874" w:type="dxa"/>
             <w:tcBorders>
               <w:left w:val="single" w:sz="2" w:space="0" w:color="808080"/>
               <w:bottom w:val="single" w:sz="2" w:space="0" w:color="808080"/>
@@ -46807,7 +46893,7 @@
         </w:tc>
         <w:tc>
           <w:tcPr>
-            <w:tcW w:w="2486" w:type="dxa"/>
+            <w:tcW w:w="2245" w:type="dxa"/>
             <w:tcBorders>
               <w:left w:val="single" w:sz="2" w:space="0" w:color="808080"/>
               <w:bottom w:val="single" w:sz="2" w:space="0" w:color="808080"/>
@@ -46843,7 +46929,7 @@
         </w:tc>
         <w:tc>
           <w:tcPr>
-            <w:tcW w:w="2760" w:type="dxa"/>
+            <w:tcW w:w="3490" w:type="dxa"/>
             <w:tcBorders>
               <w:left w:val="single" w:sz="2" w:space="0" w:color="808080"/>
               <w:bottom w:val="single" w:sz="2" w:space="0" w:color="808080"/>
@@ -46889,13 +46975,202 @@
             </w:pPr>
             <w:r>
               <w:rPr/>
+              <w:t>기술</w:t>
+            </w:r>
+          </w:p>
+        </w:tc>
+        <w:tc>
+          <w:tcPr>
+            <w:tcW w:w="976" w:type="dxa"/>
+            <w:tcBorders>
+              <w:left w:val="single" w:sz="2" w:space="0" w:color="808080"/>
+              <w:bottom w:val="single" w:sz="2" w:space="0" w:color="808080"/>
+              <w:right w:val="single" w:sz="6" w:space="0" w:color="808080"/>
+            </w:tcBorders>
+            <w:shd w:fill="EEF2F9" w:val="clear"/>
+            <w:vAlign w:val="center"/>
+          </w:tcPr>
+          <w:p>
+            <w:pPr>
+              <w:pStyle w:val="TableHeading"/>
+              <w:bidi w:val="0"/>
+              <w:spacing w:before="0" w:after="283"/>
+              <w:jc w:val="left"/>
+              <w:rPr>
+                <w:color w:val="1B3A73"/>
+              </w:rPr>
+            </w:pPr>
+            <w:r>
+              <w:rPr>
+                <w:color w:val="1B3A73"/>
+              </w:rPr>
+              <w:t>장비 통신 방식</w:t>
+            </w:r>
+          </w:p>
+        </w:tc>
+        <w:tc>
+          <w:tcPr>
+            <w:tcW w:w="3874" w:type="dxa"/>
+            <w:tcBorders>
+              <w:left w:val="single" w:sz="2" w:space="0" w:color="808080"/>
+              <w:bottom w:val="single" w:sz="2" w:space="0" w:color="808080"/>
+              <w:right w:val="single" w:sz="6" w:space="0" w:color="808080"/>
+            </w:tcBorders>
+            <w:vAlign w:val="center"/>
+          </w:tcPr>
+          <w:p>
+            <w:pPr>
+              <w:pStyle w:val="TableContents"/>
+              <w:bidi w:val="0"/>
+              <w:spacing w:before="0" w:after="283"/>
+              <w:jc w:val="left"/>
+              <w:rPr/>
+            </w:pPr>
+            <w:r>
+              <w:rPr/>
+              <w:t xml:space="preserve">OPC UA </w:t>
+            </w:r>
+            <w:r>
+              <w:rPr/>
+              <w:t>수집을 오픈소스</w:t>
+            </w:r>
+            <w:r>
+              <w:rPr/>
+              <w:t>(open62541·PLC4X)</w:t>
+            </w:r>
+            <w:r>
+              <w:rPr/>
+              <w:t>로 자체 구성</w:t>
+            </w:r>
+            <w:r>
+              <w:rPr/>
+              <w:t xml:space="preserve">, Kepware </w:t>
+            </w:r>
+            <w:r>
+              <w:rPr/>
+              <w:t>미사용</w:t>
+            </w:r>
+          </w:p>
+        </w:tc>
+        <w:tc>
+          <w:tcPr>
+            <w:tcW w:w="2245" w:type="dxa"/>
+            <w:tcBorders>
+              <w:left w:val="single" w:sz="2" w:space="0" w:color="808080"/>
+              <w:bottom w:val="single" w:sz="2" w:space="0" w:color="808080"/>
+              <w:right w:val="single" w:sz="6" w:space="0" w:color="808080"/>
+            </w:tcBorders>
+            <w:vAlign w:val="center"/>
+          </w:tcPr>
+          <w:p>
+            <w:pPr>
+              <w:pStyle w:val="TableContents"/>
+              <w:bidi w:val="0"/>
+              <w:spacing w:before="0" w:after="283"/>
+              <w:jc w:val="left"/>
+              <w:rPr/>
+            </w:pPr>
+            <w:r>
+              <w:rPr/>
+              <w:t>고유 프로토콜 장비가 많으면 드라이버 개발 부담 증가</w:t>
+            </w:r>
+          </w:p>
+        </w:tc>
+        <w:tc>
+          <w:tcPr>
+            <w:tcW w:w="3490" w:type="dxa"/>
+            <w:tcBorders>
+              <w:left w:val="single" w:sz="2" w:space="0" w:color="808080"/>
+              <w:bottom w:val="single" w:sz="2" w:space="0" w:color="808080"/>
+              <w:right w:val="single" w:sz="6" w:space="0" w:color="808080"/>
+            </w:tcBorders>
+            <w:vAlign w:val="center"/>
+          </w:tcPr>
+          <w:p>
+            <w:pPr>
+              <w:pStyle w:val="TableContents"/>
+              <w:bidi w:val="0"/>
+              <w:spacing w:before="0" w:after="283"/>
+              <w:jc w:val="left"/>
+              <w:rPr/>
+            </w:pPr>
+            <w:r>
+              <w:rPr/>
+              <w:t xml:space="preserve">셀 장비 발주 사양에 </w:t>
+            </w:r>
+            <w:r>
+              <w:rPr/>
+              <w:t xml:space="preserve">'OPC UA </w:t>
+            </w:r>
+            <w:r>
+              <w:rPr/>
+              <w:t xml:space="preserve">서버 내장 또는 </w:t>
+            </w:r>
+            <w:r>
+              <w:rPr/>
+              <w:t xml:space="preserve">Modbus·EtherNet/IP </w:t>
+            </w:r>
+            <w:r>
+              <w:rPr/>
+              <w:t>지원</w:t>
+            </w:r>
+            <w:r>
+              <w:rPr/>
+              <w:t xml:space="preserve">' </w:t>
+            </w:r>
+            <w:r>
+              <w:rPr/>
+              <w:t>명시</w:t>
+            </w:r>
+            <w:r>
+              <w:rPr/>
+              <w:t xml:space="preserve">, </w:t>
+            </w:r>
+            <w:r>
+              <w:rPr/>
+              <w:t xml:space="preserve">예외 장비는 </w:t>
+            </w:r>
+            <w:r>
+              <w:rPr/>
+              <w:t>Kepware 1~2</w:t>
+            </w:r>
+            <w:r>
+              <w:rPr/>
+              <w:t>카피로 보완</w:t>
+            </w:r>
+          </w:p>
+        </w:tc>
+      </w:tr>
+      <w:tr>
+        <w:trPr/>
+        <w:tc>
+          <w:tcPr>
+            <w:tcW w:w="754" w:type="dxa"/>
+            <w:tcBorders>
+              <w:left w:val="single" w:sz="6" w:space="0" w:color="808080"/>
+              <w:bottom w:val="single" w:sz="2" w:space="0" w:color="808080"/>
+              <w:right w:val="single" w:sz="6" w:space="0" w:color="808080"/>
+            </w:tcBorders>
+            <w:vAlign w:val="center"/>
+          </w:tcPr>
+          <w:p>
+            <w:pPr>
+              <w:pStyle w:val="TableContents"/>
+              <w:bidi w:val="0"/>
+              <w:spacing w:before="0" w:after="283"/>
+              <w:ind w:hanging="0" w:left="0" w:right="0"/>
+              <w:jc w:val="left"/>
+              <w:rPr/>
+            </w:pPr>
+            <w:r>
+              <w:rPr/>
               <w:t>데이터</w:t>
             </w:r>
           </w:p>
         </w:tc>
         <w:tc>
           <w:tcPr>
-            <w:tcW w:w="1014" w:type="dxa"/>
+            <w:tcW w:w="976" w:type="dxa"/>
             <w:tcBorders>
               <w:left w:val="single" w:sz="2" w:space="0" w:color="808080"/>
               <w:bottom w:val="single" w:sz="2" w:space="0" w:color="808080"/>
@@ -46924,7 +47199,7 @@
         </w:tc>
         <w:tc>
           <w:tcPr>
-            <w:tcW w:w="4325" w:type="dxa"/>
+            <w:tcW w:w="3874" w:type="dxa"/>
             <w:tcBorders>
               <w:left w:val="single" w:sz="2" w:space="0" w:color="808080"/>
               <w:bottom w:val="single" w:sz="2" w:space="0" w:color="808080"/>
@@ -46972,7 +47247,7 @@
         </w:tc>
         <w:tc>
           <w:tcPr>
-            <w:tcW w:w="2486" w:type="dxa"/>
+            <w:tcW w:w="2245" w:type="dxa"/>
             <w:tcBorders>
               <w:left w:val="single" w:sz="2" w:space="0" w:color="808080"/>
               <w:bottom w:val="single" w:sz="2" w:space="0" w:color="808080"/>
@@ -47016,7 +47291,7 @@
         </w:tc>
         <w:tc>
           <w:tcPr>
-            <w:tcW w:w="2760" w:type="dxa"/>
+            <w:tcW w:w="3490" w:type="dxa"/>
             <w:tcBorders>
               <w:left w:val="single" w:sz="2" w:space="0" w:color="808080"/>
               <w:bottom w:val="single" w:sz="2" w:space="0" w:color="808080"/>
@@ -47076,7 +47351,7 @@
         </w:tc>
         <w:tc>
           <w:tcPr>
-            <w:tcW w:w="1014" w:type="dxa"/>
+            <w:tcW w:w="976" w:type="dxa"/>
             <w:tcBorders>
               <w:left w:val="single" w:sz="2" w:space="0" w:color="808080"/>
               <w:bottom w:val="single" w:sz="2" w:space="0" w:color="808080"/>
@@ -47105,7 +47380,7 @@
         </w:tc>
         <w:tc>
           <w:tcPr>
-            <w:tcW w:w="4325" w:type="dxa"/>
+            <w:tcW w:w="3874" w:type="dxa"/>
             <w:tcBorders>
               <w:left w:val="single" w:sz="2" w:space="0" w:color="808080"/>
               <w:bottom w:val="single" w:sz="2" w:space="0" w:color="808080"/>
@@ -47157,7 +47432,7 @@
         </w:tc>
         <w:tc>
           <w:tcPr>
-            <w:tcW w:w="2486" w:type="dxa"/>
+            <w:tcW w:w="2245" w:type="dxa"/>
             <w:tcBorders>
               <w:left w:val="single" w:sz="2" w:space="0" w:color="808080"/>
               <w:bottom w:val="single" w:sz="2" w:space="0" w:color="808080"/>
@@ -47189,7 +47464,7 @@
         </w:tc>
         <w:tc>
           <w:tcPr>
-            <w:tcW w:w="2760" w:type="dxa"/>
+            <w:tcW w:w="3490" w:type="dxa"/>
             <w:tcBorders>
               <w:left w:val="single" w:sz="2" w:space="0" w:color="808080"/>
               <w:bottom w:val="single" w:sz="2" w:space="0" w:color="808080"/>
@@ -47265,7 +47540,7 @@
         </w:tc>
         <w:tc>
           <w:tcPr>
-            <w:tcW w:w="1014" w:type="dxa"/>
+            <w:tcW w:w="976" w:type="dxa"/>
             <w:tcBorders>
               <w:left w:val="single" w:sz="2" w:space="0" w:color="808080"/>
               <w:bottom w:val="single" w:sz="6" w:space="0" w:color="808080"/>
@@ -47294,7 +47569,7 @@
         </w:tc>
         <w:tc>
           <w:tcPr>
-            <w:tcW w:w="4325" w:type="dxa"/>
+            <w:tcW w:w="3874" w:type="dxa"/>
             <w:tcBorders>
               <w:left w:val="single" w:sz="2" w:space="0" w:color="808080"/>
               <w:bottom w:val="single" w:sz="6" w:space="0" w:color="808080"/>
@@ -47354,7 +47629,7 @@
         </w:tc>
         <w:tc>
           <w:tcPr>
-            <w:tcW w:w="2486" w:type="dxa"/>
+            <w:tcW w:w="2245" w:type="dxa"/>
             <w:tcBorders>
               <w:left w:val="single" w:sz="2" w:space="0" w:color="808080"/>
               <w:bottom w:val="single" w:sz="6" w:space="0" w:color="808080"/>
@@ -47386,7 +47661,7 @@
         </w:tc>
         <w:tc>
           <w:tcPr>
-            <w:tcW w:w="2760" w:type="dxa"/>
+            <w:tcW w:w="3490" w:type="dxa"/>
             <w:tcBorders>
               <w:left w:val="single" w:sz="2" w:space="0" w:color="808080"/>
               <w:bottom w:val="single" w:sz="6" w:space="0" w:color="808080"/>

--- a/docs/ocs_precision.docx
+++ b/docs/ocs_precision.docx
@@ -7431,10 +7431,10 @@
         </w:tblCellMar>
       </w:tblPr>
       <w:tblGrid>
-        <w:gridCol w:w="2375"/>
-        <w:gridCol w:w="796"/>
-        <w:gridCol w:w="1119"/>
-        <w:gridCol w:w="7048"/>
+        <w:gridCol w:w="2959"/>
+        <w:gridCol w:w="991"/>
+        <w:gridCol w:w="1394"/>
+        <w:gridCol w:w="5994"/>
       </w:tblGrid>
       <w:tr>
         <w:trPr>
@@ -7442,7 +7442,7 @@
         </w:trPr>
         <w:tc>
           <w:tcPr>
-            <w:tcW w:w="2375" w:type="dxa"/>
+            <w:tcW w:w="2959" w:type="dxa"/>
             <w:tcBorders>
               <w:top w:val="single" w:sz="6" w:space="0" w:color="808080"/>
               <w:left w:val="single" w:sz="6" w:space="0" w:color="808080"/>
@@ -7468,7 +7468,7 @@
         </w:tc>
         <w:tc>
           <w:tcPr>
-            <w:tcW w:w="796" w:type="dxa"/>
+            <w:tcW w:w="991" w:type="dxa"/>
             <w:tcBorders>
               <w:top w:val="single" w:sz="6" w:space="0" w:color="808080"/>
               <w:left w:val="single" w:sz="2" w:space="0" w:color="808080"/>
@@ -7494,7 +7494,7 @@
         </w:tc>
         <w:tc>
           <w:tcPr>
-            <w:tcW w:w="1119" w:type="dxa"/>
+            <w:tcW w:w="1394" w:type="dxa"/>
             <w:tcBorders>
               <w:top w:val="single" w:sz="6" w:space="0" w:color="808080"/>
               <w:left w:val="single" w:sz="2" w:space="0" w:color="808080"/>
@@ -7531,7 +7531,7 @@
         </w:tc>
         <w:tc>
           <w:tcPr>
-            <w:tcW w:w="7048" w:type="dxa"/>
+            <w:tcW w:w="5994" w:type="dxa"/>
             <w:tcBorders>
               <w:top w:val="single" w:sz="6" w:space="0" w:color="808080"/>
               <w:left w:val="single" w:sz="2" w:space="0" w:color="808080"/>
@@ -7560,7 +7560,7 @@
         <w:trPr/>
         <w:tc>
           <w:tcPr>
-            <w:tcW w:w="2375" w:type="dxa"/>
+            <w:tcW w:w="2959" w:type="dxa"/>
             <w:tcBorders>
               <w:left w:val="single" w:sz="6" w:space="0" w:color="808080"/>
               <w:bottom w:val="single" w:sz="2" w:space="0" w:color="808080"/>
@@ -7599,7 +7599,7 @@
         </w:tc>
         <w:tc>
           <w:tcPr>
-            <w:tcW w:w="796" w:type="dxa"/>
+            <w:tcW w:w="991" w:type="dxa"/>
             <w:tcBorders>
               <w:left w:val="single" w:sz="2" w:space="0" w:color="808080"/>
               <w:bottom w:val="single" w:sz="2" w:space="0" w:color="808080"/>
@@ -7627,7 +7627,7 @@
         </w:tc>
         <w:tc>
           <w:tcPr>
-            <w:tcW w:w="1119" w:type="dxa"/>
+            <w:tcW w:w="1394" w:type="dxa"/>
             <w:tcBorders>
               <w:left w:val="single" w:sz="2" w:space="0" w:color="808080"/>
               <w:bottom w:val="single" w:sz="2" w:space="0" w:color="808080"/>
@@ -7651,7 +7651,7 @@
         </w:tc>
         <w:tc>
           <w:tcPr>
-            <w:tcW w:w="7048" w:type="dxa"/>
+            <w:tcW w:w="5994" w:type="dxa"/>
             <w:tcBorders>
               <w:left w:val="single" w:sz="2" w:space="0" w:color="808080"/>
               <w:bottom w:val="single" w:sz="2" w:space="0" w:color="808080"/>
@@ -7699,7 +7699,7 @@
         <w:trPr/>
         <w:tc>
           <w:tcPr>
-            <w:tcW w:w="2375" w:type="dxa"/>
+            <w:tcW w:w="2959" w:type="dxa"/>
             <w:tcBorders>
               <w:left w:val="single" w:sz="6" w:space="0" w:color="808080"/>
               <w:bottom w:val="single" w:sz="2" w:space="0" w:color="808080"/>
@@ -7738,7 +7738,7 @@
         </w:tc>
         <w:tc>
           <w:tcPr>
-            <w:tcW w:w="796" w:type="dxa"/>
+            <w:tcW w:w="991" w:type="dxa"/>
             <w:tcBorders>
               <w:left w:val="single" w:sz="2" w:space="0" w:color="808080"/>
               <w:bottom w:val="single" w:sz="2" w:space="0" w:color="808080"/>
@@ -7766,7 +7766,7 @@
         </w:tc>
         <w:tc>
           <w:tcPr>
-            <w:tcW w:w="1119" w:type="dxa"/>
+            <w:tcW w:w="1394" w:type="dxa"/>
             <w:tcBorders>
               <w:left w:val="single" w:sz="2" w:space="0" w:color="808080"/>
               <w:bottom w:val="single" w:sz="2" w:space="0" w:color="808080"/>
@@ -7790,7 +7790,7 @@
         </w:tc>
         <w:tc>
           <w:tcPr>
-            <w:tcW w:w="7048" w:type="dxa"/>
+            <w:tcW w:w="5994" w:type="dxa"/>
             <w:tcBorders>
               <w:left w:val="single" w:sz="2" w:space="0" w:color="808080"/>
               <w:bottom w:val="single" w:sz="2" w:space="0" w:color="808080"/>
@@ -7834,7 +7834,7 @@
         <w:trPr/>
         <w:tc>
           <w:tcPr>
-            <w:tcW w:w="2375" w:type="dxa"/>
+            <w:tcW w:w="2959" w:type="dxa"/>
             <w:tcBorders>
               <w:left w:val="single" w:sz="6" w:space="0" w:color="808080"/>
               <w:bottom w:val="single" w:sz="2" w:space="0" w:color="808080"/>
@@ -7873,7 +7873,7 @@
         </w:tc>
         <w:tc>
           <w:tcPr>
-            <w:tcW w:w="796" w:type="dxa"/>
+            <w:tcW w:w="991" w:type="dxa"/>
             <w:tcBorders>
               <w:left w:val="single" w:sz="2" w:space="0" w:color="808080"/>
               <w:bottom w:val="single" w:sz="2" w:space="0" w:color="808080"/>
@@ -7901,7 +7901,7 @@
         </w:tc>
         <w:tc>
           <w:tcPr>
-            <w:tcW w:w="1119" w:type="dxa"/>
+            <w:tcW w:w="1394" w:type="dxa"/>
             <w:tcBorders>
               <w:left w:val="single" w:sz="2" w:space="0" w:color="808080"/>
               <w:bottom w:val="single" w:sz="2" w:space="0" w:color="808080"/>
@@ -7925,7 +7925,7 @@
         </w:tc>
         <w:tc>
           <w:tcPr>
-            <w:tcW w:w="7048" w:type="dxa"/>
+            <w:tcW w:w="5994" w:type="dxa"/>
             <w:tcBorders>
               <w:left w:val="single" w:sz="2" w:space="0" w:color="808080"/>
               <w:bottom w:val="single" w:sz="2" w:space="0" w:color="808080"/>
@@ -7969,7 +7969,7 @@
         <w:trPr/>
         <w:tc>
           <w:tcPr>
-            <w:tcW w:w="2375" w:type="dxa"/>
+            <w:tcW w:w="2959" w:type="dxa"/>
             <w:tcBorders>
               <w:left w:val="single" w:sz="6" w:space="0" w:color="808080"/>
               <w:bottom w:val="single" w:sz="2" w:space="0" w:color="808080"/>
@@ -8008,7 +8008,7 @@
         </w:tc>
         <w:tc>
           <w:tcPr>
-            <w:tcW w:w="796" w:type="dxa"/>
+            <w:tcW w:w="991" w:type="dxa"/>
             <w:tcBorders>
               <w:left w:val="single" w:sz="2" w:space="0" w:color="808080"/>
               <w:bottom w:val="single" w:sz="2" w:space="0" w:color="808080"/>
@@ -8036,31 +8036,31 @@
         </w:tc>
         <w:tc>
           <w:tcPr>
-            <w:tcW w:w="1119" w:type="dxa"/>
-            <w:tcBorders>
-              <w:left w:val="single" w:sz="2" w:space="0" w:color="808080"/>
-              <w:bottom w:val="single" w:sz="2" w:space="0" w:color="808080"/>
-              <w:right w:val="single" w:sz="6" w:space="0" w:color="808080"/>
-            </w:tcBorders>
-            <w:vAlign w:val="center"/>
-          </w:tcPr>
-          <w:p>
-            <w:pPr>
-              <w:pStyle w:val="TableContents"/>
-              <w:bidi w:val="0"/>
-              <w:spacing w:before="0" w:after="283"/>
-              <w:jc w:val="left"/>
-              <w:rPr/>
-            </w:pPr>
-            <w:r>
-              <w:rPr/>
-              <w:t>70,000</w:t>
-            </w:r>
-          </w:p>
-        </w:tc>
-        <w:tc>
-          <w:tcPr>
-            <w:tcW w:w="7048" w:type="dxa"/>
+            <w:tcW w:w="1394" w:type="dxa"/>
+            <w:tcBorders>
+              <w:left w:val="single" w:sz="2" w:space="0" w:color="808080"/>
+              <w:bottom w:val="single" w:sz="2" w:space="0" w:color="808080"/>
+              <w:right w:val="single" w:sz="6" w:space="0" w:color="808080"/>
+            </w:tcBorders>
+            <w:vAlign w:val="center"/>
+          </w:tcPr>
+          <w:p>
+            <w:pPr>
+              <w:pStyle w:val="TableContents"/>
+              <w:bidi w:val="0"/>
+              <w:spacing w:before="0" w:after="283"/>
+              <w:jc w:val="left"/>
+              <w:rPr/>
+            </w:pPr>
+            <w:r>
+              <w:rPr/>
+              <w:t>0</w:t>
+            </w:r>
+          </w:p>
+        </w:tc>
+        <w:tc>
+          <w:tcPr>
+            <w:tcW w:w="5994" w:type="dxa"/>
             <w:tcBorders>
               <w:left w:val="single" w:sz="2" w:space="0" w:color="808080"/>
               <w:bottom w:val="single" w:sz="2" w:space="0" w:color="808080"/>
@@ -8079,39 +8079,7 @@
             </w:pPr>
             <w:r>
               <w:rPr/>
-              <w:t>제어 브리지</w:t>
-            </w:r>
-            <w:r>
-              <w:rPr/>
-              <w:t>·</w:t>
-            </w:r>
-            <w:r>
-              <w:rPr/>
-              <w:t>엣지 보안 구축비</w:t>
-            </w:r>
-            <w:r>
-              <w:rPr/>
-              <w:t>(5</w:t>
-            </w:r>
-            <w:r>
-              <w:rPr/>
-              <w:t xml:space="preserve">셀 공통 </w:t>
-            </w:r>
-            <w:r>
-              <w:rPr/>
-              <w:t>1</w:t>
-            </w:r>
-            <w:r>
-              <w:rPr/>
-              <w:t>회</w:t>
-            </w:r>
-            <w:r>
-              <w:rPr/>
-              <w:t xml:space="preserve">). </w:t>
-            </w:r>
-            <w:r>
-              <w:rPr/>
-              <w:t xml:space="preserve">오픈소스 기반 개발은 자체 개발 </w:t>
+              <w:t xml:space="preserve">모두 무료 플랫폼 또는 연구 인력 자체 개발 </w:t>
             </w:r>
             <w:r>
               <w:rPr/>
@@ -8128,7 +8096,7 @@
         <w:trPr/>
         <w:tc>
           <w:tcPr>
-            <w:tcW w:w="2375" w:type="dxa"/>
+            <w:tcW w:w="2959" w:type="dxa"/>
             <w:tcBorders>
               <w:left w:val="single" w:sz="6" w:space="0" w:color="808080"/>
               <w:bottom w:val="single" w:sz="2" w:space="0" w:color="808080"/>
@@ -8163,7 +8131,7 @@
         </w:tc>
         <w:tc>
           <w:tcPr>
-            <w:tcW w:w="796" w:type="dxa"/>
+            <w:tcW w:w="991" w:type="dxa"/>
             <w:tcBorders>
               <w:left w:val="single" w:sz="2" w:space="0" w:color="808080"/>
               <w:bottom w:val="single" w:sz="2" w:space="0" w:color="808080"/>
@@ -8192,7 +8160,7 @@
         </w:tc>
         <w:tc>
           <w:tcPr>
-            <w:tcW w:w="1119" w:type="dxa"/>
+            <w:tcW w:w="1394" w:type="dxa"/>
             <w:tcBorders>
               <w:left w:val="single" w:sz="2" w:space="0" w:color="808080"/>
               <w:bottom w:val="single" w:sz="2" w:space="0" w:color="808080"/>
@@ -8216,7 +8184,7 @@
         </w:tc>
         <w:tc>
           <w:tcPr>
-            <w:tcW w:w="7048" w:type="dxa"/>
+            <w:tcW w:w="5994" w:type="dxa"/>
             <w:tcBorders>
               <w:left w:val="single" w:sz="2" w:space="0" w:color="808080"/>
               <w:bottom w:val="single" w:sz="2" w:space="0" w:color="808080"/>
@@ -8256,7 +8224,7 @@
         <w:trPr/>
         <w:tc>
           <w:tcPr>
-            <w:tcW w:w="2375" w:type="dxa"/>
+            <w:tcW w:w="2959" w:type="dxa"/>
             <w:tcBorders>
               <w:left w:val="single" w:sz="6" w:space="0" w:color="808080"/>
               <w:bottom w:val="single" w:sz="2" w:space="0" w:color="808080"/>
@@ -8303,7 +8271,7 @@
         </w:tc>
         <w:tc>
           <w:tcPr>
-            <w:tcW w:w="796" w:type="dxa"/>
+            <w:tcW w:w="991" w:type="dxa"/>
             <w:tcBorders>
               <w:left w:val="single" w:sz="2" w:space="0" w:color="808080"/>
               <w:bottom w:val="single" w:sz="2" w:space="0" w:color="808080"/>
@@ -8332,31 +8300,31 @@
         </w:tc>
         <w:tc>
           <w:tcPr>
-            <w:tcW w:w="1119" w:type="dxa"/>
-            <w:tcBorders>
-              <w:left w:val="single" w:sz="2" w:space="0" w:color="808080"/>
-              <w:bottom w:val="single" w:sz="2" w:space="0" w:color="808080"/>
-              <w:right w:val="single" w:sz="6" w:space="0" w:color="808080"/>
-            </w:tcBorders>
-            <w:vAlign w:val="center"/>
-          </w:tcPr>
-          <w:p>
-            <w:pPr>
-              <w:pStyle w:val="TableContents"/>
-              <w:bidi w:val="0"/>
-              <w:spacing w:before="0" w:after="283"/>
-              <w:jc w:val="left"/>
-              <w:rPr/>
-            </w:pPr>
-            <w:r>
-              <w:rPr/>
-              <w:t>833,000</w:t>
-            </w:r>
-          </w:p>
-        </w:tc>
-        <w:tc>
-          <w:tcPr>
-            <w:tcW w:w="7048" w:type="dxa"/>
+            <w:tcW w:w="1394" w:type="dxa"/>
+            <w:tcBorders>
+              <w:left w:val="single" w:sz="2" w:space="0" w:color="808080"/>
+              <w:bottom w:val="single" w:sz="2" w:space="0" w:color="808080"/>
+              <w:right w:val="single" w:sz="6" w:space="0" w:color="808080"/>
+            </w:tcBorders>
+            <w:vAlign w:val="center"/>
+          </w:tcPr>
+          <w:p>
+            <w:pPr>
+              <w:pStyle w:val="TableContents"/>
+              <w:bidi w:val="0"/>
+              <w:spacing w:before="0" w:after="283"/>
+              <w:jc w:val="left"/>
+              <w:rPr/>
+            </w:pPr>
+            <w:r>
+              <w:rPr/>
+              <w:t>763,000</w:t>
+            </w:r>
+          </w:p>
+        </w:tc>
+        <w:tc>
+          <w:tcPr>
+            <w:tcW w:w="5994" w:type="dxa"/>
             <w:tcBorders>
               <w:left w:val="single" w:sz="2" w:space="0" w:color="808080"/>
               <w:bottom w:val="single" w:sz="2" w:space="0" w:color="808080"/>
@@ -8396,7 +8364,7 @@
         <w:trPr/>
         <w:tc>
           <w:tcPr>
-            <w:tcW w:w="2375" w:type="dxa"/>
+            <w:tcW w:w="2959" w:type="dxa"/>
             <w:tcBorders>
               <w:left w:val="single" w:sz="6" w:space="0" w:color="808080"/>
               <w:bottom w:val="single" w:sz="6" w:space="0" w:color="808080"/>
@@ -8425,7 +8393,7 @@
         </w:tc>
         <w:tc>
           <w:tcPr>
-            <w:tcW w:w="796" w:type="dxa"/>
+            <w:tcW w:w="991" w:type="dxa"/>
             <w:tcBorders>
               <w:left w:val="single" w:sz="2" w:space="0" w:color="808080"/>
               <w:bottom w:val="single" w:sz="6" w:space="0" w:color="808080"/>
@@ -8454,7 +8422,7 @@
         </w:tc>
         <w:tc>
           <w:tcPr>
-            <w:tcW w:w="1119" w:type="dxa"/>
+            <w:tcW w:w="1394" w:type="dxa"/>
             <w:tcBorders>
               <w:left w:val="single" w:sz="2" w:space="0" w:color="808080"/>
               <w:bottom w:val="single" w:sz="6" w:space="0" w:color="808080"/>
@@ -8472,13 +8440,13 @@
             </w:pPr>
             <w:r>
               <w:rPr/>
-              <w:t>2,457,000</w:t>
-            </w:r>
-          </w:p>
-        </w:tc>
-        <w:tc>
-          <w:tcPr>
-            <w:tcW w:w="7048" w:type="dxa"/>
+              <w:t>2,387,000</w:t>
+            </w:r>
+          </w:p>
+        </w:tc>
+        <w:tc>
+          <w:tcPr>
+            <w:tcW w:w="5994" w:type="dxa"/>
             <w:tcBorders>
               <w:left w:val="single" w:sz="2" w:space="0" w:color="808080"/>
               <w:bottom w:val="single" w:sz="6" w:space="0" w:color="808080"/>
@@ -39808,7 +39776,15 @@
       </w:r>
       <w:r>
         <w:rPr/>
-        <w:t xml:space="preserve">. VLA </w:t>
+        <w:t xml:space="preserve">. </w:t>
+      </w:r>
+      <w:r>
+        <w:rPr/>
+        <w:t>로봇 제어 브리지</w:t>
+      </w:r>
+      <w:r>
+        <w:rPr/>
+        <w:t xml:space="preserve">·VLA </w:t>
       </w:r>
       <w:r>
         <w:rPr/>
@@ -39836,7 +39812,23 @@
       </w:r>
       <w:r>
         <w:rPr/>
-        <w:t xml:space="preserve">업로드 에이전트는 오픈소스 기반으로 연구 인력이 자체 개발해 </w:t>
+        <w:t>업로드 에이전트</w:t>
+      </w:r>
+      <w:r>
+        <w:rPr/>
+        <w:t>·</w:t>
+      </w:r>
+      <w:r>
+        <w:rPr/>
+        <w:t>엣지 보안 설정은 오픈소스 기반으로 연구 인력이 자체 개발</w:t>
+      </w:r>
+      <w:r>
+        <w:rPr/>
+        <w:t>·</w:t>
+      </w:r>
+      <w:r>
+        <w:rPr/>
+        <w:t xml:space="preserve">구축해 모두 </w:t>
       </w:r>
       <w:r>
         <w:rPr/>
@@ -39860,39 +39852,7 @@
       </w:r>
       <w:r>
         <w:rPr/>
-        <w:t>으로 두었고</w:t>
-      </w:r>
-      <w:r>
-        <w:rPr/>
-        <w:t xml:space="preserve">, </w:t>
-      </w:r>
-      <w:r>
-        <w:rPr/>
-        <w:t>로봇 제어 브리지</w:t>
-      </w:r>
-      <w:r>
-        <w:rPr/>
-        <w:t>·</w:t>
-      </w:r>
-      <w:r>
-        <w:rPr/>
-        <w:t xml:space="preserve">엣지 보안 설정만 </w:t>
-      </w:r>
-      <w:r>
-        <w:rPr/>
-        <w:t>5</w:t>
-      </w:r>
-      <w:r>
-        <w:rPr/>
-        <w:t xml:space="preserve">셀 공통 </w:t>
-      </w:r>
-      <w:r>
-        <w:rPr/>
-        <w:t>1</w:t>
-      </w:r>
-      <w:r>
-        <w:rPr/>
-        <w:t>회 구축비로 잡음</w:t>
+        <w:t>으로 둠</w:t>
       </w:r>
       <w:r>
         <w:rPr/>
@@ -39909,7 +39869,7 @@
     </w:p>
     <w:tbl>
       <w:tblPr>
-        <w:tblW w:w="12857" w:type="dxa"/>
+        <w:tblW w:w="12467" w:type="dxa"/>
         <w:jc w:val="left"/>
         <w:tblInd w:w="60" w:type="dxa"/>
         <w:tblLayout w:type="fixed"/>
@@ -39928,12 +39888,12 @@
         <w:gridCol w:w="795"/>
         <w:gridCol w:w="441"/>
         <w:gridCol w:w="441"/>
-        <w:gridCol w:w="645"/>
-        <w:gridCol w:w="645"/>
+        <w:gridCol w:w="441"/>
+        <w:gridCol w:w="441"/>
         <w:gridCol w:w="891"/>
         <w:gridCol w:w="1159"/>
         <w:gridCol w:w="837"/>
-        <w:gridCol w:w="1045"/>
+        <w:gridCol w:w="1063"/>
       </w:tblGrid>
       <w:tr>
         <w:trPr>
@@ -40150,7 +40110,7 @@
         </w:tc>
         <w:tc>
           <w:tcPr>
-            <w:tcW w:w="645" w:type="dxa"/>
+            <w:tcW w:w="441" w:type="dxa"/>
             <w:tcBorders>
               <w:top w:val="single" w:sz="6" w:space="0" w:color="808080"/>
               <w:left w:val="single" w:sz="2" w:space="0" w:color="808080"/>
@@ -40177,7 +40137,7 @@
         </w:tc>
         <w:tc>
           <w:tcPr>
-            <w:tcW w:w="645" w:type="dxa"/>
+            <w:tcW w:w="441" w:type="dxa"/>
             <w:tcBorders>
               <w:top w:val="single" w:sz="6" w:space="0" w:color="808080"/>
               <w:left w:val="single" w:sz="2" w:space="0" w:color="808080"/>
@@ -40293,7 +40253,7 @@
         </w:tc>
         <w:tc>
           <w:tcPr>
-            <w:tcW w:w="1045" w:type="dxa"/>
+            <w:tcW w:w="1063" w:type="dxa"/>
             <w:tcBorders>
               <w:top w:val="single" w:sz="6" w:space="0" w:color="808080"/>
               <w:left w:val="single" w:sz="2" w:space="0" w:color="808080"/>
@@ -40322,7 +40282,7 @@
         <w:trPr/>
         <w:tc>
           <w:tcPr>
-            <w:tcW w:w="12857" w:type="dxa"/>
+            <w:tcW w:w="12467" w:type="dxa"/>
             <w:gridSpan w:val="13"/>
             <w:tcBorders>
               <w:left w:val="single" w:sz="6" w:space="0" w:color="808080"/>
@@ -40569,7 +40529,7 @@
         </w:tc>
         <w:tc>
           <w:tcPr>
-            <w:tcW w:w="645" w:type="dxa"/>
+            <w:tcW w:w="441" w:type="dxa"/>
             <w:tcBorders>
               <w:left w:val="single" w:sz="2" w:space="0" w:color="808080"/>
               <w:bottom w:val="single" w:sz="2" w:space="0" w:color="808080"/>
@@ -40593,7 +40553,7 @@
         </w:tc>
         <w:tc>
           <w:tcPr>
-            <w:tcW w:w="645" w:type="dxa"/>
+            <w:tcW w:w="441" w:type="dxa"/>
             <w:tcBorders>
               <w:left w:val="single" w:sz="2" w:space="0" w:color="808080"/>
               <w:bottom w:val="single" w:sz="2" w:space="0" w:color="808080"/>
@@ -40705,7 +40665,7 @@
         </w:tc>
         <w:tc>
           <w:tcPr>
-            <w:tcW w:w="1045" w:type="dxa"/>
+            <w:tcW w:w="1063" w:type="dxa"/>
             <w:tcBorders>
               <w:left w:val="single" w:sz="2" w:space="0" w:color="808080"/>
               <w:bottom w:val="single" w:sz="2" w:space="0" w:color="808080"/>
@@ -40946,7 +40906,7 @@
         </w:tc>
         <w:tc>
           <w:tcPr>
-            <w:tcW w:w="645" w:type="dxa"/>
+            <w:tcW w:w="441" w:type="dxa"/>
             <w:tcBorders>
               <w:left w:val="single" w:sz="2" w:space="0" w:color="808080"/>
               <w:bottom w:val="single" w:sz="2" w:space="0" w:color="808080"/>
@@ -40970,7 +40930,7 @@
         </w:tc>
         <w:tc>
           <w:tcPr>
-            <w:tcW w:w="645" w:type="dxa"/>
+            <w:tcW w:w="441" w:type="dxa"/>
             <w:tcBorders>
               <w:left w:val="single" w:sz="2" w:space="0" w:color="808080"/>
               <w:bottom w:val="single" w:sz="2" w:space="0" w:color="808080"/>
@@ -41094,7 +41054,7 @@
         </w:tc>
         <w:tc>
           <w:tcPr>
-            <w:tcW w:w="1045" w:type="dxa"/>
+            <w:tcW w:w="1063" w:type="dxa"/>
             <w:tcBorders>
               <w:left w:val="single" w:sz="2" w:space="0" w:color="808080"/>
               <w:bottom w:val="single" w:sz="2" w:space="0" w:color="808080"/>
@@ -41138,7 +41098,7 @@
         <w:trPr/>
         <w:tc>
           <w:tcPr>
-            <w:tcW w:w="12857" w:type="dxa"/>
+            <w:tcW w:w="12467" w:type="dxa"/>
             <w:gridSpan w:val="13"/>
             <w:tcBorders>
               <w:left w:val="single" w:sz="6" w:space="0" w:color="808080"/>
@@ -41319,15 +41279,19 @@
             </w:pPr>
             <w:r>
               <w:rPr/>
-              <w:t xml:space="preserve">로봇 </w:t>
-            </w:r>
-            <w:r>
-              <w:rPr/>
-              <w:t xml:space="preserve">SDK–ROS 2 </w:t>
-            </w:r>
-            <w:r>
-              <w:rPr/>
-              <w:t>제어 브리지 개발</w:t>
+              <w:t xml:space="preserve">ros2_control·MoveIt 2 + </w:t>
+            </w:r>
+            <w:r>
+              <w:rPr/>
+              <w:t xml:space="preserve">제조사 </w:t>
+            </w:r>
+            <w:r>
+              <w:rPr/>
+              <w:t xml:space="preserve">SDK·ROS 2 </w:t>
+            </w:r>
+            <w:r>
+              <w:rPr/>
+              <w:t>드라이버 기반 브리지</w:t>
             </w:r>
           </w:p>
         </w:tc>
@@ -41349,6 +41313,14 @@
               <w:jc w:val="left"/>
               <w:rPr/>
             </w:pPr>
+            <w:r>
+              <w:rPr/>
+              <w:t xml:space="preserve">오픈소스 </w:t>
+            </w:r>
+            <w:r>
+              <w:rPr/>
+              <w:t xml:space="preserve">+ </w:t>
+            </w:r>
             <w:r>
               <w:rPr/>
               <w:t>자체 개발</w:t>
@@ -41409,49 +41381,49 @@
         </w:tc>
         <w:tc>
           <w:tcPr>
-            <w:tcW w:w="645" w:type="dxa"/>
-            <w:tcBorders>
-              <w:left w:val="single" w:sz="2" w:space="0" w:color="808080"/>
-              <w:bottom w:val="single" w:sz="2" w:space="0" w:color="808080"/>
-              <w:right w:val="single" w:sz="6" w:space="0" w:color="808080"/>
-            </w:tcBorders>
-            <w:vAlign w:val="center"/>
-          </w:tcPr>
-          <w:p>
-            <w:pPr>
-              <w:pStyle w:val="TableContents"/>
-              <w:bidi w:val="0"/>
-              <w:spacing w:before="0" w:after="283"/>
-              <w:jc w:val="left"/>
-              <w:rPr/>
-            </w:pPr>
-            <w:r>
-              <w:rPr/>
-              <w:t>20,000</w:t>
-            </w:r>
-          </w:p>
-        </w:tc>
-        <w:tc>
-          <w:tcPr>
-            <w:tcW w:w="645" w:type="dxa"/>
-            <w:tcBorders>
-              <w:left w:val="single" w:sz="2" w:space="0" w:color="808080"/>
-              <w:bottom w:val="single" w:sz="2" w:space="0" w:color="808080"/>
-              <w:right w:val="single" w:sz="6" w:space="0" w:color="808080"/>
-            </w:tcBorders>
-            <w:vAlign w:val="center"/>
-          </w:tcPr>
-          <w:p>
-            <w:pPr>
-              <w:pStyle w:val="TableContents"/>
-              <w:bidi w:val="0"/>
-              <w:spacing w:before="0" w:after="283"/>
-              <w:jc w:val="left"/>
-              <w:rPr/>
-            </w:pPr>
-            <w:r>
-              <w:rPr/>
-              <w:t>60,000</w:t>
+            <w:tcW w:w="441" w:type="dxa"/>
+            <w:tcBorders>
+              <w:left w:val="single" w:sz="2" w:space="0" w:color="808080"/>
+              <w:bottom w:val="single" w:sz="2" w:space="0" w:color="808080"/>
+              <w:right w:val="single" w:sz="6" w:space="0" w:color="808080"/>
+            </w:tcBorders>
+            <w:vAlign w:val="center"/>
+          </w:tcPr>
+          <w:p>
+            <w:pPr>
+              <w:pStyle w:val="TableContents"/>
+              <w:bidi w:val="0"/>
+              <w:spacing w:before="0" w:after="283"/>
+              <w:jc w:val="left"/>
+              <w:rPr/>
+            </w:pPr>
+            <w:r>
+              <w:rPr/>
+              <w:t>0</w:t>
+            </w:r>
+          </w:p>
+        </w:tc>
+        <w:tc>
+          <w:tcPr>
+            <w:tcW w:w="441" w:type="dxa"/>
+            <w:tcBorders>
+              <w:left w:val="single" w:sz="2" w:space="0" w:color="808080"/>
+              <w:bottom w:val="single" w:sz="2" w:space="0" w:color="808080"/>
+              <w:right w:val="single" w:sz="6" w:space="0" w:color="808080"/>
+            </w:tcBorders>
+            <w:vAlign w:val="center"/>
+          </w:tcPr>
+          <w:p>
+            <w:pPr>
+              <w:pStyle w:val="TableContents"/>
+              <w:bidi w:val="0"/>
+              <w:spacing w:before="0" w:after="283"/>
+              <w:jc w:val="left"/>
+              <w:rPr/>
+            </w:pPr>
+            <w:r>
+              <w:rPr/>
+              <w:t>0</w:t>
             </w:r>
           </w:p>
         </w:tc>
@@ -41543,19 +41515,7 @@
             </w:pPr>
             <w:r>
               <w:rPr/>
-              <w:t>[</w:t>
-            </w:r>
-            <w:r>
-              <w:rPr/>
-              <w:t>추정</w:t>
-            </w:r>
-            <w:r>
-              <w:rPr/>
-              <w:t xml:space="preserve">] </w:t>
-            </w:r>
-            <w:r>
-              <w:rPr/>
-              <w:t>로봇 기종군별</w:t>
+              <w:t>연구 인력 자체 개발</w:t>
             </w:r>
             <w:r>
               <w:rPr/>
@@ -41563,29 +41523,61 @@
             </w:r>
             <w:r>
               <w:rPr/>
-              <w:t xml:space="preserve">셀 공정군 </w:t>
-            </w:r>
-            <w:r>
-              <w:rPr/>
-              <w:t>3</w:t>
-            </w:r>
-            <w:r>
-              <w:rPr/>
-              <w:t>개</w:t>
-            </w:r>
-            <w:r>
-              <w:rPr/>
-              <w:t xml:space="preserve">) </w:t>
-            </w:r>
-            <w:r>
-              <w:rPr/>
-              <w:t>개발</w:t>
-            </w:r>
-          </w:p>
-        </w:tc>
-        <w:tc>
-          <w:tcPr>
-            <w:tcW w:w="1045" w:type="dxa"/>
+              <w:t>오픈소스 기반</w:t>
+            </w:r>
+            <w:r>
+              <w:rPr/>
+              <w:t xml:space="preserve">, </w:t>
+            </w:r>
+            <w:r>
+              <w:rPr/>
+              <w:t>인건비 처리</w:t>
+            </w:r>
+            <w:r>
+              <w:rPr/>
+              <w:t xml:space="preserve">). </w:t>
+            </w:r>
+            <w:r>
+              <w:rPr/>
+              <w:t xml:space="preserve">로봇 발주 사양에 </w:t>
+            </w:r>
+            <w:r>
+              <w:rPr/>
+              <w:t xml:space="preserve">ROS 2 </w:t>
+            </w:r>
+            <w:r>
+              <w:rPr/>
+              <w:t xml:space="preserve">드라이버 또는 공개 </w:t>
+            </w:r>
+            <w:r>
+              <w:rPr/>
+              <w:t xml:space="preserve">SDK </w:t>
+            </w:r>
+            <w:r>
+              <w:rPr/>
+              <w:t>제공 명시</w:t>
+            </w:r>
+            <w:r>
+              <w:rPr/>
+              <w:t xml:space="preserve">. </w:t>
+            </w:r>
+            <w:r>
+              <w:rPr/>
+              <w:t xml:space="preserve">안전 정지는 안전 </w:t>
+            </w:r>
+            <w:r>
+              <w:rPr/>
+              <w:t>PLC·</w:t>
+            </w:r>
+            <w:r>
+              <w:rPr/>
+              <w:t>로봇 자체 안전 기능이 담당</w:t>
+            </w:r>
+          </w:p>
+        </w:tc>
+        <w:tc>
+          <w:tcPr>
+            <w:tcW w:w="1063" w:type="dxa"/>
             <w:tcBorders>
               <w:left w:val="single" w:sz="2" w:space="0" w:color="808080"/>
               <w:bottom w:val="single" w:sz="2" w:space="0" w:color="808080"/>
@@ -41600,17 +41592,28 @@
               <w:spacing w:before="0" w:after="283"/>
               <w:ind w:hanging="0" w:left="0" w:right="0"/>
               <w:jc w:val="left"/>
-              <w:rPr>
-                <w:sz w:val="4"/>
-                <w:szCs w:val="4"/>
-              </w:rPr>
-            </w:pPr>
-            <w:r>
-              <w:rPr>
-                <w:sz w:val="4"/>
-                <w:szCs w:val="4"/>
-              </w:rPr>
-            </w:r>
+              <w:rPr/>
+            </w:pPr>
+            <w:hyperlink r:id="rId85" w:tgtFrame="_blank">
+              <w:r>
+                <w:rPr>
+                  <w:rStyle w:val="Hyperlink"/>
+                </w:rPr>
+                <w:t>ros2_control ↗</w:t>
+              </w:r>
+            </w:hyperlink>
+            <w:r>
+              <w:rPr/>
+              <w:br/>
+            </w:r>
+            <w:hyperlink r:id="rId86" w:tgtFrame="_blank">
+              <w:r>
+                <w:rPr>
+                  <w:rStyle w:val="Hyperlink"/>
+                </w:rPr>
+                <w:t>MoveIt 2 ↗</w:t>
+              </w:r>
+            </w:hyperlink>
           </w:p>
         </w:tc>
       </w:tr>
@@ -41618,7 +41621,7 @@
         <w:trPr/>
         <w:tc>
           <w:tcPr>
-            <w:tcW w:w="12857" w:type="dxa"/>
+            <w:tcW w:w="12467" w:type="dxa"/>
             <w:gridSpan w:val="13"/>
             <w:tcBorders>
               <w:left w:val="single" w:sz="6" w:space="0" w:color="808080"/>
@@ -41897,7 +41900,7 @@
         </w:tc>
         <w:tc>
           <w:tcPr>
-            <w:tcW w:w="645" w:type="dxa"/>
+            <w:tcW w:w="441" w:type="dxa"/>
             <w:tcBorders>
               <w:left w:val="single" w:sz="2" w:space="0" w:color="808080"/>
               <w:bottom w:val="single" w:sz="2" w:space="0" w:color="808080"/>
@@ -41921,7 +41924,7 @@
         </w:tc>
         <w:tc>
           <w:tcPr>
-            <w:tcW w:w="645" w:type="dxa"/>
+            <w:tcW w:w="441" w:type="dxa"/>
             <w:tcBorders>
               <w:left w:val="single" w:sz="2" w:space="0" w:color="808080"/>
               <w:bottom w:val="single" w:sz="2" w:space="0" w:color="808080"/>
@@ -42085,23 +42088,23 @@
         </w:tc>
         <w:tc>
           <w:tcPr>
-            <w:tcW w:w="1045" w:type="dxa"/>
-            <w:tcBorders>
-              <w:left w:val="single" w:sz="2" w:space="0" w:color="808080"/>
-              <w:bottom w:val="single" w:sz="2" w:space="0" w:color="808080"/>
-              <w:right w:val="single" w:sz="6" w:space="0" w:color="808080"/>
-            </w:tcBorders>
-            <w:vAlign w:val="center"/>
-          </w:tcPr>
-          <w:p>
-            <w:pPr>
-              <w:pStyle w:val="TableContents"/>
-              <w:bidi w:val="0"/>
-              <w:spacing w:before="0" w:after="283"/>
-              <w:jc w:val="left"/>
-              <w:rPr/>
-            </w:pPr>
-            <w:hyperlink r:id="rId85" w:tgtFrame="_blank">
+            <w:tcW w:w="1063" w:type="dxa"/>
+            <w:tcBorders>
+              <w:left w:val="single" w:sz="2" w:space="0" w:color="808080"/>
+              <w:bottom w:val="single" w:sz="2" w:space="0" w:color="808080"/>
+              <w:right w:val="single" w:sz="6" w:space="0" w:color="808080"/>
+            </w:tcBorders>
+            <w:vAlign w:val="center"/>
+          </w:tcPr>
+          <w:p>
+            <w:pPr>
+              <w:pStyle w:val="TableContents"/>
+              <w:bidi w:val="0"/>
+              <w:spacing w:before="0" w:after="283"/>
+              <w:jc w:val="left"/>
+              <w:rPr/>
+            </w:pPr>
+            <w:hyperlink r:id="rId87" w:tgtFrame="_blank">
               <w:r>
                 <w:rPr>
                   <w:rStyle w:val="Hyperlink"/>
@@ -42370,7 +42373,7 @@
         </w:tc>
         <w:tc>
           <w:tcPr>
-            <w:tcW w:w="645" w:type="dxa"/>
+            <w:tcW w:w="441" w:type="dxa"/>
             <w:tcBorders>
               <w:left w:val="single" w:sz="2" w:space="0" w:color="808080"/>
               <w:bottom w:val="single" w:sz="2" w:space="0" w:color="808080"/>
@@ -42394,7 +42397,7 @@
         </w:tc>
         <w:tc>
           <w:tcPr>
-            <w:tcW w:w="645" w:type="dxa"/>
+            <w:tcW w:w="441" w:type="dxa"/>
             <w:tcBorders>
               <w:left w:val="single" w:sz="2" w:space="0" w:color="808080"/>
               <w:bottom w:val="single" w:sz="2" w:space="0" w:color="808080"/>
@@ -42562,7 +42565,7 @@
         </w:tc>
         <w:tc>
           <w:tcPr>
-            <w:tcW w:w="1045" w:type="dxa"/>
+            <w:tcW w:w="1063" w:type="dxa"/>
             <w:tcBorders>
               <w:left w:val="single" w:sz="2" w:space="0" w:color="808080"/>
               <w:bottom w:val="single" w:sz="2" w:space="0" w:color="808080"/>
@@ -42595,7 +42598,7 @@
         <w:trPr/>
         <w:tc>
           <w:tcPr>
-            <w:tcW w:w="12857" w:type="dxa"/>
+            <w:tcW w:w="12467" w:type="dxa"/>
             <w:gridSpan w:val="13"/>
             <w:tcBorders>
               <w:left w:val="single" w:sz="6" w:space="0" w:color="808080"/>
@@ -42874,7 +42877,7 @@
         </w:tc>
         <w:tc>
           <w:tcPr>
-            <w:tcW w:w="645" w:type="dxa"/>
+            <w:tcW w:w="441" w:type="dxa"/>
             <w:tcBorders>
               <w:left w:val="single" w:sz="2" w:space="0" w:color="808080"/>
               <w:bottom w:val="single" w:sz="2" w:space="0" w:color="808080"/>
@@ -42898,7 +42901,7 @@
         </w:tc>
         <w:tc>
           <w:tcPr>
-            <w:tcW w:w="645" w:type="dxa"/>
+            <w:tcW w:w="441" w:type="dxa"/>
             <w:tcBorders>
               <w:left w:val="single" w:sz="2" w:space="0" w:color="808080"/>
               <w:bottom w:val="single" w:sz="2" w:space="0" w:color="808080"/>
@@ -43066,23 +43069,23 @@
         </w:tc>
         <w:tc>
           <w:tcPr>
-            <w:tcW w:w="1045" w:type="dxa"/>
-            <w:tcBorders>
-              <w:left w:val="single" w:sz="2" w:space="0" w:color="808080"/>
-              <w:bottom w:val="single" w:sz="2" w:space="0" w:color="808080"/>
-              <w:right w:val="single" w:sz="6" w:space="0" w:color="808080"/>
-            </w:tcBorders>
-            <w:vAlign w:val="center"/>
-          </w:tcPr>
-          <w:p>
-            <w:pPr>
-              <w:pStyle w:val="TableContents"/>
-              <w:bidi w:val="0"/>
-              <w:spacing w:before="0" w:after="283"/>
-              <w:jc w:val="left"/>
-              <w:rPr/>
-            </w:pPr>
-            <w:hyperlink r:id="rId86" w:tgtFrame="_blank">
+            <w:tcW w:w="1063" w:type="dxa"/>
+            <w:tcBorders>
+              <w:left w:val="single" w:sz="2" w:space="0" w:color="808080"/>
+              <w:bottom w:val="single" w:sz="2" w:space="0" w:color="808080"/>
+              <w:right w:val="single" w:sz="6" w:space="0" w:color="808080"/>
+            </w:tcBorders>
+            <w:vAlign w:val="center"/>
+          </w:tcPr>
+          <w:p>
+            <w:pPr>
+              <w:pStyle w:val="TableContents"/>
+              <w:bidi w:val="0"/>
+              <w:spacing w:before="0" w:after="283"/>
+              <w:jc w:val="left"/>
+              <w:rPr/>
+            </w:pPr>
+            <w:hyperlink r:id="rId88" w:tgtFrame="_blank">
               <w:r>
                 <w:rPr>
                   <w:rStyle w:val="Hyperlink"/>
@@ -43315,7 +43318,7 @@
         </w:tc>
         <w:tc>
           <w:tcPr>
-            <w:tcW w:w="645" w:type="dxa"/>
+            <w:tcW w:w="441" w:type="dxa"/>
             <w:tcBorders>
               <w:left w:val="single" w:sz="2" w:space="0" w:color="808080"/>
               <w:bottom w:val="single" w:sz="2" w:space="0" w:color="808080"/>
@@ -43339,7 +43342,7 @@
         </w:tc>
         <w:tc>
           <w:tcPr>
-            <w:tcW w:w="645" w:type="dxa"/>
+            <w:tcW w:w="441" w:type="dxa"/>
             <w:tcBorders>
               <w:left w:val="single" w:sz="2" w:space="0" w:color="808080"/>
               <w:bottom w:val="single" w:sz="2" w:space="0" w:color="808080"/>
@@ -43487,7 +43490,7 @@
         </w:tc>
         <w:tc>
           <w:tcPr>
-            <w:tcW w:w="1045" w:type="dxa"/>
+            <w:tcW w:w="1063" w:type="dxa"/>
             <w:tcBorders>
               <w:left w:val="single" w:sz="2" w:space="0" w:color="808080"/>
               <w:bottom w:val="single" w:sz="2" w:space="0" w:color="808080"/>
@@ -43520,7 +43523,7 @@
         <w:trPr/>
         <w:tc>
           <w:tcPr>
-            <w:tcW w:w="12857" w:type="dxa"/>
+            <w:tcW w:w="12467" w:type="dxa"/>
             <w:gridSpan w:val="13"/>
             <w:tcBorders>
               <w:left w:val="single" w:sz="6" w:space="0" w:color="808080"/>
@@ -43791,7 +43794,7 @@
         </w:tc>
         <w:tc>
           <w:tcPr>
-            <w:tcW w:w="645" w:type="dxa"/>
+            <w:tcW w:w="441" w:type="dxa"/>
             <w:tcBorders>
               <w:left w:val="single" w:sz="2" w:space="0" w:color="808080"/>
               <w:bottom w:val="single" w:sz="2" w:space="0" w:color="808080"/>
@@ -43815,7 +43818,7 @@
         </w:tc>
         <w:tc>
           <w:tcPr>
-            <w:tcW w:w="645" w:type="dxa"/>
+            <w:tcW w:w="441" w:type="dxa"/>
             <w:tcBorders>
               <w:left w:val="single" w:sz="2" w:space="0" w:color="808080"/>
               <w:bottom w:val="single" w:sz="2" w:space="0" w:color="808080"/>
@@ -43951,23 +43954,23 @@
         </w:tc>
         <w:tc>
           <w:tcPr>
-            <w:tcW w:w="1045" w:type="dxa"/>
-            <w:tcBorders>
-              <w:left w:val="single" w:sz="2" w:space="0" w:color="808080"/>
-              <w:bottom w:val="single" w:sz="2" w:space="0" w:color="808080"/>
-              <w:right w:val="single" w:sz="6" w:space="0" w:color="808080"/>
-            </w:tcBorders>
-            <w:vAlign w:val="center"/>
-          </w:tcPr>
-          <w:p>
-            <w:pPr>
-              <w:pStyle w:val="TableContents"/>
-              <w:bidi w:val="0"/>
-              <w:spacing w:before="0" w:after="283"/>
-              <w:jc w:val="left"/>
-              <w:rPr/>
-            </w:pPr>
-            <w:hyperlink r:id="rId87" w:tgtFrame="_blank">
+            <w:tcW w:w="1063" w:type="dxa"/>
+            <w:tcBorders>
+              <w:left w:val="single" w:sz="2" w:space="0" w:color="808080"/>
+              <w:bottom w:val="single" w:sz="2" w:space="0" w:color="808080"/>
+              <w:right w:val="single" w:sz="6" w:space="0" w:color="808080"/>
+            </w:tcBorders>
+            <w:vAlign w:val="center"/>
+          </w:tcPr>
+          <w:p>
+            <w:pPr>
+              <w:pStyle w:val="TableContents"/>
+              <w:bidi w:val="0"/>
+              <w:spacing w:before="0" w:after="283"/>
+              <w:jc w:val="left"/>
+              <w:rPr/>
+            </w:pPr>
+            <w:hyperlink r:id="rId89" w:tgtFrame="_blank">
               <w:r>
                 <w:rPr>
                   <w:rStyle w:val="Hyperlink"/>
@@ -44192,7 +44195,7 @@
         </w:tc>
         <w:tc>
           <w:tcPr>
-            <w:tcW w:w="645" w:type="dxa"/>
+            <w:tcW w:w="441" w:type="dxa"/>
             <w:tcBorders>
               <w:left w:val="single" w:sz="2" w:space="0" w:color="808080"/>
               <w:bottom w:val="single" w:sz="2" w:space="0" w:color="808080"/>
@@ -44216,7 +44219,7 @@
         </w:tc>
         <w:tc>
           <w:tcPr>
-            <w:tcW w:w="645" w:type="dxa"/>
+            <w:tcW w:w="441" w:type="dxa"/>
             <w:tcBorders>
               <w:left w:val="single" w:sz="2" w:space="0" w:color="808080"/>
               <w:bottom w:val="single" w:sz="2" w:space="0" w:color="808080"/>
@@ -44328,7 +44331,7 @@
         </w:tc>
         <w:tc>
           <w:tcPr>
-            <w:tcW w:w="1045" w:type="dxa"/>
+            <w:tcW w:w="1063" w:type="dxa"/>
             <w:tcBorders>
               <w:left w:val="single" w:sz="2" w:space="0" w:color="808080"/>
               <w:bottom w:val="single" w:sz="2" w:space="0" w:color="808080"/>
@@ -44345,7 +44348,7 @@
               <w:jc w:val="left"/>
               <w:rPr/>
             </w:pPr>
-            <w:hyperlink r:id="rId88" w:tgtFrame="_blank">
+            <w:hyperlink r:id="rId90" w:tgtFrame="_blank">
               <w:r>
                 <w:rPr>
                   <w:rStyle w:val="Hyperlink"/>
@@ -44360,7 +44363,7 @@
         <w:trPr/>
         <w:tc>
           <w:tcPr>
-            <w:tcW w:w="12857" w:type="dxa"/>
+            <w:tcW w:w="12467" w:type="dxa"/>
             <w:gridSpan w:val="13"/>
             <w:tcBorders>
               <w:left w:val="single" w:sz="6" w:space="0" w:color="808080"/>
@@ -44525,11 +44528,27 @@
             </w:r>
             <w:r>
               <w:rPr/>
-              <w:t>보안 기능 설정</w:t>
-            </w:r>
-            <w:r>
-              <w:rPr/>
-              <w:t>·</w:t>
+              <w:t>보안 기능</w:t>
+            </w:r>
+            <w:r>
+              <w:rPr/>
+              <w:t>(Secure Boot·OP-TEE·</w:t>
+            </w:r>
+            <w:r>
+              <w:rPr/>
+              <w:t>디스크 암호화</w:t>
+            </w:r>
+            <w:r>
+              <w:rPr/>
+              <w:t xml:space="preserve">) </w:t>
+            </w:r>
+            <w:r>
+              <w:rPr/>
+              <w:t xml:space="preserve">설정 </w:t>
+            </w:r>
+            <w:r>
+              <w:rPr/>
+              <w:t xml:space="preserve">+ step-ca </w:t>
             </w:r>
             <w:r>
               <w:rPr/>
@@ -44561,7 +44580,7 @@
             </w:r>
             <w:r>
               <w:rPr/>
-              <w:t xml:space="preserve">기능 </w:t>
+              <w:t xml:space="preserve">기본 기능 </w:t>
             </w:r>
             <w:r>
               <w:rPr/>
@@ -44569,7 +44588,7 @@
             </w:r>
             <w:r>
               <w:rPr/>
-              <w:t>구축</w:t>
+              <w:t>오픈소스</w:t>
             </w:r>
           </w:p>
         </w:tc>
@@ -44627,49 +44646,49 @@
         </w:tc>
         <w:tc>
           <w:tcPr>
-            <w:tcW w:w="645" w:type="dxa"/>
-            <w:tcBorders>
-              <w:left w:val="single" w:sz="2" w:space="0" w:color="808080"/>
-              <w:bottom w:val="single" w:sz="2" w:space="0" w:color="808080"/>
-              <w:right w:val="single" w:sz="6" w:space="0" w:color="808080"/>
-            </w:tcBorders>
-            <w:vAlign w:val="center"/>
-          </w:tcPr>
-          <w:p>
-            <w:pPr>
-              <w:pStyle w:val="TableContents"/>
-              <w:bidi w:val="0"/>
-              <w:spacing w:before="0" w:after="283"/>
-              <w:jc w:val="left"/>
-              <w:rPr/>
-            </w:pPr>
-            <w:r>
-              <w:rPr/>
-              <w:t>10,000</w:t>
-            </w:r>
-          </w:p>
-        </w:tc>
-        <w:tc>
-          <w:tcPr>
-            <w:tcW w:w="645" w:type="dxa"/>
-            <w:tcBorders>
-              <w:left w:val="single" w:sz="2" w:space="0" w:color="808080"/>
-              <w:bottom w:val="single" w:sz="2" w:space="0" w:color="808080"/>
-              <w:right w:val="single" w:sz="6" w:space="0" w:color="808080"/>
-            </w:tcBorders>
-            <w:vAlign w:val="center"/>
-          </w:tcPr>
-          <w:p>
-            <w:pPr>
-              <w:pStyle w:val="TableContents"/>
-              <w:bidi w:val="0"/>
-              <w:spacing w:before="0" w:after="283"/>
-              <w:jc w:val="left"/>
-              <w:rPr/>
-            </w:pPr>
-            <w:r>
-              <w:rPr/>
-              <w:t>10,000</w:t>
+            <w:tcW w:w="441" w:type="dxa"/>
+            <w:tcBorders>
+              <w:left w:val="single" w:sz="2" w:space="0" w:color="808080"/>
+              <w:bottom w:val="single" w:sz="2" w:space="0" w:color="808080"/>
+              <w:right w:val="single" w:sz="6" w:space="0" w:color="808080"/>
+            </w:tcBorders>
+            <w:vAlign w:val="center"/>
+          </w:tcPr>
+          <w:p>
+            <w:pPr>
+              <w:pStyle w:val="TableContents"/>
+              <w:bidi w:val="0"/>
+              <w:spacing w:before="0" w:after="283"/>
+              <w:jc w:val="left"/>
+              <w:rPr/>
+            </w:pPr>
+            <w:r>
+              <w:rPr/>
+              <w:t>0</w:t>
+            </w:r>
+          </w:p>
+        </w:tc>
+        <w:tc>
+          <w:tcPr>
+            <w:tcW w:w="441" w:type="dxa"/>
+            <w:tcBorders>
+              <w:left w:val="single" w:sz="2" w:space="0" w:color="808080"/>
+              <w:bottom w:val="single" w:sz="2" w:space="0" w:color="808080"/>
+              <w:right w:val="single" w:sz="6" w:space="0" w:color="808080"/>
+            </w:tcBorders>
+            <w:vAlign w:val="center"/>
+          </w:tcPr>
+          <w:p>
+            <w:pPr>
+              <w:pStyle w:val="TableContents"/>
+              <w:bidi w:val="0"/>
+              <w:spacing w:before="0" w:after="283"/>
+              <w:jc w:val="left"/>
+              <w:rPr/>
+            </w:pPr>
+            <w:r>
+              <w:rPr/>
+              <w:t>0</w:t>
             </w:r>
           </w:p>
         </w:tc>
@@ -44757,25 +44776,29 @@
             </w:pPr>
             <w:r>
               <w:rPr/>
-              <w:t>[</w:t>
-            </w:r>
-            <w:r>
-              <w:rPr/>
-              <w:t>추정</w:t>
-            </w:r>
-            <w:r>
-              <w:rPr/>
-              <w:t xml:space="preserve">] </w:t>
-            </w:r>
-            <w:r>
-              <w:rPr/>
-              <w:t>구축</w:t>
-            </w:r>
-          </w:p>
-        </w:tc>
-        <w:tc>
-          <w:tcPr>
-            <w:tcW w:w="1045" w:type="dxa"/>
+              <w:t>연구 인력 자체 구축</w:t>
+            </w:r>
+            <w:r>
+              <w:rPr/>
+              <w:t>(</w:t>
+            </w:r>
+            <w:r>
+              <w:rPr/>
+              <w:t>인건비 처리</w:t>
+            </w:r>
+            <w:r>
+              <w:rPr/>
+              <w:t xml:space="preserve">). Jetson </w:t>
+            </w:r>
+            <w:r>
+              <w:rPr/>
+              <w:t>기본 제공 기능 설정 작업</w:t>
+            </w:r>
+          </w:p>
+        </w:tc>
+        <w:tc>
+          <w:tcPr>
+            <w:tcW w:w="1063" w:type="dxa"/>
             <w:tcBorders>
               <w:left w:val="single" w:sz="2" w:space="0" w:color="808080"/>
               <w:bottom w:val="single" w:sz="2" w:space="0" w:color="808080"/>
@@ -44790,17 +44813,40 @@
               <w:spacing w:before="0" w:after="283"/>
               <w:ind w:hanging="0" w:left="0" w:right="0"/>
               <w:jc w:val="left"/>
-              <w:rPr>
-                <w:sz w:val="4"/>
-                <w:szCs w:val="4"/>
-              </w:rPr>
-            </w:pPr>
-            <w:r>
-              <w:rPr>
-                <w:sz w:val="4"/>
-                <w:szCs w:val="4"/>
-              </w:rPr>
-            </w:r>
+              <w:rPr/>
+            </w:pPr>
+            <w:hyperlink r:id="rId91" w:tgtFrame="_blank">
+              <w:r>
+                <w:rPr>
+                  <w:rStyle w:val="Hyperlink"/>
+                </w:rPr>
+                <w:t xml:space="preserve">Jetson </w:t>
+              </w:r>
+              <w:r>
+                <w:rPr>
+                  <w:rStyle w:val="Hyperlink"/>
+                </w:rPr>
+                <w:t>보안</w:t>
+              </w:r>
+              <w:r>
+                <w:rPr>
+                  <w:rStyle w:val="Hyperlink"/>
+                </w:rPr>
+                <w:t>(Secure Boot) ↗</w:t>
+              </w:r>
+            </w:hyperlink>
+            <w:r>
+              <w:rPr/>
+              <w:br/>
+            </w:r>
+            <w:hyperlink r:id="rId92" w:tgtFrame="_blank">
+              <w:r>
+                <w:rPr>
+                  <w:rStyle w:val="Hyperlink"/>
+                </w:rPr>
+                <w:t>step-ca ↗</w:t>
+              </w:r>
+            </w:hyperlink>
           </w:p>
         </w:tc>
       </w:tr>
@@ -44808,7 +44854,7 @@
         <w:trPr/>
         <w:tc>
           <w:tcPr>
-            <w:tcW w:w="12857" w:type="dxa"/>
+            <w:tcW w:w="12467" w:type="dxa"/>
             <w:gridSpan w:val="13"/>
             <w:tcBorders>
               <w:left w:val="single" w:sz="6" w:space="0" w:color="808080"/>
@@ -45063,7 +45109,7 @@
         </w:tc>
         <w:tc>
           <w:tcPr>
-            <w:tcW w:w="645" w:type="dxa"/>
+            <w:tcW w:w="441" w:type="dxa"/>
             <w:tcBorders>
               <w:left w:val="single" w:sz="2" w:space="0" w:color="808080"/>
               <w:bottom w:val="single" w:sz="2" w:space="0" w:color="808080"/>
@@ -45087,7 +45133,7 @@
         </w:tc>
         <w:tc>
           <w:tcPr>
-            <w:tcW w:w="645" w:type="dxa"/>
+            <w:tcW w:w="441" w:type="dxa"/>
             <w:tcBorders>
               <w:left w:val="single" w:sz="2" w:space="0" w:color="808080"/>
               <w:bottom w:val="single" w:sz="2" w:space="0" w:color="808080"/>
@@ -45235,23 +45281,23 @@
         </w:tc>
         <w:tc>
           <w:tcPr>
-            <w:tcW w:w="1045" w:type="dxa"/>
-            <w:tcBorders>
-              <w:left w:val="single" w:sz="2" w:space="0" w:color="808080"/>
-              <w:bottom w:val="single" w:sz="2" w:space="0" w:color="808080"/>
-              <w:right w:val="single" w:sz="6" w:space="0" w:color="808080"/>
-            </w:tcBorders>
-            <w:vAlign w:val="center"/>
-          </w:tcPr>
-          <w:p>
-            <w:pPr>
-              <w:pStyle w:val="TableContents"/>
-              <w:bidi w:val="0"/>
-              <w:spacing w:before="0" w:after="283"/>
-              <w:jc w:val="left"/>
-              <w:rPr/>
-            </w:pPr>
-            <w:hyperlink r:id="rId89" w:tgtFrame="_blank">
+            <w:tcW w:w="1063" w:type="dxa"/>
+            <w:tcBorders>
+              <w:left w:val="single" w:sz="2" w:space="0" w:color="808080"/>
+              <w:bottom w:val="single" w:sz="2" w:space="0" w:color="808080"/>
+              <w:right w:val="single" w:sz="6" w:space="0" w:color="808080"/>
+            </w:tcBorders>
+            <w:vAlign w:val="center"/>
+          </w:tcPr>
+          <w:p>
+            <w:pPr>
+              <w:pStyle w:val="TableContents"/>
+              <w:bidi w:val="0"/>
+              <w:spacing w:before="0" w:after="283"/>
+              <w:jc w:val="left"/>
+              <w:rPr/>
+            </w:pPr>
+            <w:hyperlink r:id="rId93" w:tgtFrame="_blank">
               <w:r>
                 <w:rPr>
                   <w:rStyle w:val="Hyperlink"/>
@@ -45266,7 +45312,7 @@
         <w:trPr/>
         <w:tc>
           <w:tcPr>
-            <w:tcW w:w="8280" w:type="dxa"/>
+            <w:tcW w:w="8076" w:type="dxa"/>
             <w:gridSpan w:val="8"/>
             <w:tcBorders>
               <w:left w:val="single" w:sz="6" w:space="0" w:color="808080"/>
@@ -45321,7 +45367,7 @@
         </w:tc>
         <w:tc>
           <w:tcPr>
-            <w:tcW w:w="645" w:type="dxa"/>
+            <w:tcW w:w="441" w:type="dxa"/>
             <w:tcBorders>
               <w:left w:val="single" w:sz="2" w:space="0" w:color="808080"/>
               <w:bottom w:val="single" w:sz="6" w:space="0" w:color="808080"/>
@@ -45339,13 +45385,13 @@
             </w:pPr>
             <w:r>
               <w:rPr/>
-              <w:t>70,000</w:t>
-            </w:r>
-          </w:p>
-        </w:tc>
-        <w:tc>
-          <w:tcPr>
-            <w:tcW w:w="3932" w:type="dxa"/>
+              <w:t>0</w:t>
+            </w:r>
+          </w:p>
+        </w:tc>
+        <w:tc>
+          <w:tcPr>
+            <w:tcW w:w="3950" w:type="dxa"/>
             <w:gridSpan w:val="4"/>
             <w:tcBorders>
               <w:left w:val="single" w:sz="2" w:space="0" w:color="808080"/>

--- a/docs/ocs_precision.docx
+++ b/docs/ocs_precision.docx
@@ -491,7 +491,7 @@
                 <w:color w:val="13203F"/>
                 <w:sz w:val="16"/>
               </w:rPr>
-              <w:t>존 HW 22종 · 존 SW 22종 1,624,000천원 + 셀 HW·SW(온디바이스 엣지 75대) 별도 (VAT 별도, 총액 요약 참조)</w:t>
+              <w:t>존 HW 22종 · 존 SW 22종 1,651,848천원 + 셀 HW·SW(온디바이스 엣지 75대) 별도 (VAT 별도, 총액 요약 참조)</w:t>
             </w:r>
           </w:p>
         </w:tc>
@@ -4230,7 +4230,7 @@
                 <w:color w:val="13203F"/>
                 <w:sz w:val="16"/>
               </w:rPr>
-              <w:t>173,000</w:t>
+              <w:t>200,848</w:t>
             </w:r>
           </w:p>
         </w:tc>
@@ -4474,7 +4474,7 @@
                 <w:color w:val="13203F"/>
                 <w:sz w:val="16"/>
               </w:rPr>
-              <w:t>1,624,000</w:t>
+              <w:t>1,651,848</w:t>
             </w:r>
           </w:p>
         </w:tc>
@@ -4628,7 +4628,7 @@
                 <w:color w:val="13203F"/>
                 <w:sz w:val="16"/>
               </w:rPr>
-              <w:t>2,387,000</w:t>
+              <w:t>2,414,848</w:t>
             </w:r>
           </w:p>
         </w:tc>
@@ -12005,19 +12005,19 @@
       </w:tblPr>
       <w:tblGrid>
         <w:gridCol w:w="562"/>
-        <w:gridCol w:w="1189"/>
-        <w:gridCol w:w="2715"/>
-        <w:gridCol w:w="2383"/>
-        <w:gridCol w:w="1508"/>
+        <w:gridCol w:w="1179"/>
+        <w:gridCol w:w="2694"/>
+        <w:gridCol w:w="2364"/>
+        <w:gridCol w:w="1496"/>
         <w:gridCol w:w="450"/>
         <w:gridCol w:w="450"/>
-        <w:gridCol w:w="641"/>
-        <w:gridCol w:w="641"/>
-        <w:gridCol w:w="1942"/>
-        <w:gridCol w:w="3210"/>
-        <w:gridCol w:w="1974"/>
-        <w:gridCol w:w="3210"/>
-        <w:gridCol w:w="1577"/>
+        <w:gridCol w:w="719"/>
+        <w:gridCol w:w="719"/>
+        <w:gridCol w:w="1926"/>
+        <w:gridCol w:w="3185"/>
+        <w:gridCol w:w="1958"/>
+        <w:gridCol w:w="3185"/>
+        <w:gridCol w:w="1564"/>
       </w:tblGrid>
       <w:tr>
         <w:trPr>
@@ -12046,7 +12046,7 @@
         </w:tc>
         <w:tc>
           <w:tcPr>
-            <w:tcW w:type="dxa" w:w="1189"/>
+            <w:tcW w:type="dxa" w:w="1179"/>
             <w:shd w:val="clear" w:color="auto" w:fill="10214B"/>
           </w:tcPr>
           <w:p>
@@ -12066,7 +12066,7 @@
         </w:tc>
         <w:tc>
           <w:tcPr>
-            <w:tcW w:type="dxa" w:w="2715"/>
+            <w:tcW w:type="dxa" w:w="2694"/>
             <w:shd w:val="clear" w:color="auto" w:fill="10214B"/>
           </w:tcPr>
           <w:p>
@@ -12086,7 +12086,7 @@
         </w:tc>
         <w:tc>
           <w:tcPr>
-            <w:tcW w:type="dxa" w:w="2383"/>
+            <w:tcW w:type="dxa" w:w="2364"/>
             <w:shd w:val="clear" w:color="auto" w:fill="10214B"/>
           </w:tcPr>
           <w:p>
@@ -12106,7 +12106,7 @@
         </w:tc>
         <w:tc>
           <w:tcPr>
-            <w:tcW w:type="dxa" w:w="1508"/>
+            <w:tcW w:type="dxa" w:w="1496"/>
             <w:shd w:val="clear" w:color="auto" w:fill="10214B"/>
           </w:tcPr>
           <w:p>
@@ -12166,7 +12166,7 @@
         </w:tc>
         <w:tc>
           <w:tcPr>
-            <w:tcW w:type="dxa" w:w="641"/>
+            <w:tcW w:type="dxa" w:w="719"/>
             <w:shd w:val="clear" w:color="auto" w:fill="10214B"/>
           </w:tcPr>
           <w:p>
@@ -12186,7 +12186,7 @@
         </w:tc>
         <w:tc>
           <w:tcPr>
-            <w:tcW w:type="dxa" w:w="641"/>
+            <w:tcW w:type="dxa" w:w="719"/>
             <w:shd w:val="clear" w:color="auto" w:fill="10214B"/>
           </w:tcPr>
           <w:p>
@@ -12206,7 +12206,7 @@
         </w:tc>
         <w:tc>
           <w:tcPr>
-            <w:tcW w:type="dxa" w:w="1942"/>
+            <w:tcW w:type="dxa" w:w="1926"/>
             <w:shd w:val="clear" w:color="auto" w:fill="10214B"/>
           </w:tcPr>
           <w:p>
@@ -12226,7 +12226,7 @@
         </w:tc>
         <w:tc>
           <w:tcPr>
-            <w:tcW w:type="dxa" w:w="3210"/>
+            <w:tcW w:type="dxa" w:w="3185"/>
             <w:shd w:val="clear" w:color="auto" w:fill="10214B"/>
           </w:tcPr>
           <w:p>
@@ -12246,7 +12246,7 @@
         </w:tc>
         <w:tc>
           <w:tcPr>
-            <w:tcW w:type="dxa" w:w="1974"/>
+            <w:tcW w:type="dxa" w:w="1958"/>
             <w:shd w:val="clear" w:color="auto" w:fill="10214B"/>
           </w:tcPr>
           <w:p>
@@ -12266,7 +12266,7 @@
         </w:tc>
         <w:tc>
           <w:tcPr>
-            <w:tcW w:type="dxa" w:w="3210"/>
+            <w:tcW w:type="dxa" w:w="3185"/>
             <w:shd w:val="clear" w:color="auto" w:fill="10214B"/>
           </w:tcPr>
           <w:p>
@@ -12286,7 +12286,7 @@
         </w:tc>
         <w:tc>
           <w:tcPr>
-            <w:tcW w:type="dxa" w:w="1577"/>
+            <w:tcW w:type="dxa" w:w="1564"/>
             <w:shd w:val="clear" w:color="auto" w:fill="10214B"/>
           </w:tcPr>
           <w:p>
@@ -12311,7 +12311,7 @@
         </w:trPr>
         <w:tc>
           <w:tcPr>
-            <w:tcW w:type="dxa" w:w="641"/>
+            <w:tcW w:type="dxa" w:w="719"/>
             <w:gridSpan w:val="8"/>
             <w:shd w:val="clear" w:color="auto" w:fill="E4F6F8"/>
           </w:tcPr>
@@ -12332,7 +12332,7 @@
         </w:tc>
         <w:tc>
           <w:tcPr>
-            <w:tcW w:type="dxa" w:w="641"/>
+            <w:tcW w:type="dxa" w:w="719"/>
             <w:shd w:val="clear" w:color="auto" w:fill="E4F6F8"/>
           </w:tcPr>
           <w:p>
@@ -12353,7 +12353,7 @@
         </w:tc>
         <w:tc>
           <w:tcPr>
-            <w:tcW w:type="dxa" w:w="1577"/>
+            <w:tcW w:type="dxa" w:w="1564"/>
             <w:gridSpan w:val="5"/>
             <w:shd w:val="clear" w:color="auto" w:fill="E4F6F8"/>
           </w:tcPr>
@@ -12389,7 +12389,7 @@
         </w:tc>
         <w:tc>
           <w:tcPr>
-            <w:tcW w:type="dxa" w:w="1189"/>
+            <w:tcW w:type="dxa" w:w="1179"/>
           </w:tcPr>
           <w:p>
             <w:pPr>
@@ -12408,7 +12408,7 @@
         </w:tc>
         <w:tc>
           <w:tcPr>
-            <w:tcW w:type="dxa" w:w="2715"/>
+            <w:tcW w:type="dxa" w:w="2694"/>
           </w:tcPr>
           <w:p>
             <w:pPr>
@@ -12427,7 +12427,7 @@
         </w:tc>
         <w:tc>
           <w:tcPr>
-            <w:tcW w:type="dxa" w:w="2383"/>
+            <w:tcW w:type="dxa" w:w="2364"/>
           </w:tcPr>
           <w:p>
             <w:pPr>
@@ -12446,7 +12446,7 @@
         </w:tc>
         <w:tc>
           <w:tcPr>
-            <w:tcW w:type="dxa" w:w="1508"/>
+            <w:tcW w:type="dxa" w:w="1496"/>
           </w:tcPr>
           <w:p>
             <w:pPr>
@@ -12504,7 +12504,7 @@
         </w:tc>
         <w:tc>
           <w:tcPr>
-            <w:tcW w:type="dxa" w:w="641"/>
+            <w:tcW w:type="dxa" w:w="719"/>
           </w:tcPr>
           <w:p>
             <w:pPr>
@@ -12524,7 +12524,7 @@
         </w:tc>
         <w:tc>
           <w:tcPr>
-            <w:tcW w:type="dxa" w:w="641"/>
+            <w:tcW w:type="dxa" w:w="719"/>
           </w:tcPr>
           <w:p>
             <w:pPr>
@@ -12544,7 +12544,7 @@
         </w:tc>
         <w:tc>
           <w:tcPr>
-            <w:tcW w:type="dxa" w:w="1942"/>
+            <w:tcW w:type="dxa" w:w="1926"/>
           </w:tcPr>
           <w:p>
             <w:pPr>
@@ -12563,7 +12563,7 @@
         </w:tc>
         <w:tc>
           <w:tcPr>
-            <w:tcW w:type="dxa" w:w="3210"/>
+            <w:tcW w:type="dxa" w:w="3185"/>
           </w:tcPr>
           <w:p>
             <w:pPr>
@@ -12582,7 +12582,7 @@
         </w:tc>
         <w:tc>
           <w:tcPr>
-            <w:tcW w:type="dxa" w:w="1974"/>
+            <w:tcW w:type="dxa" w:w="1958"/>
           </w:tcPr>
           <w:p>
             <w:pPr>
@@ -12601,7 +12601,7 @@
         </w:tc>
         <w:tc>
           <w:tcPr>
-            <w:tcW w:type="dxa" w:w="3210"/>
+            <w:tcW w:type="dxa" w:w="3185"/>
           </w:tcPr>
           <w:p>
             <w:pPr>
@@ -12620,7 +12620,7 @@
         </w:tc>
         <w:tc>
           <w:tcPr>
-            <w:tcW w:type="dxa" w:w="1577"/>
+            <w:tcW w:type="dxa" w:w="1564"/>
           </w:tcPr>
           <w:p>
             <w:pPr>
@@ -12685,7 +12685,7 @@
         </w:tc>
         <w:tc>
           <w:tcPr>
-            <w:tcW w:type="dxa" w:w="1189"/>
+            <w:tcW w:type="dxa" w:w="1179"/>
           </w:tcPr>
           <w:p>
             <w:pPr>
@@ -12704,7 +12704,7 @@
         </w:tc>
         <w:tc>
           <w:tcPr>
-            <w:tcW w:type="dxa" w:w="2715"/>
+            <w:tcW w:type="dxa" w:w="2694"/>
           </w:tcPr>
           <w:p>
             <w:pPr>
@@ -12723,7 +12723,7 @@
         </w:tc>
         <w:tc>
           <w:tcPr>
-            <w:tcW w:type="dxa" w:w="2383"/>
+            <w:tcW w:type="dxa" w:w="2364"/>
           </w:tcPr>
           <w:p>
             <w:pPr>
@@ -12742,7 +12742,7 @@
         </w:tc>
         <w:tc>
           <w:tcPr>
-            <w:tcW w:type="dxa" w:w="1508"/>
+            <w:tcW w:type="dxa" w:w="1496"/>
           </w:tcPr>
           <w:p>
             <w:pPr>
@@ -12800,7 +12800,7 @@
         </w:tc>
         <w:tc>
           <w:tcPr>
-            <w:tcW w:type="dxa" w:w="641"/>
+            <w:tcW w:type="dxa" w:w="719"/>
           </w:tcPr>
           <w:p>
             <w:pPr>
@@ -12820,7 +12820,7 @@
         </w:tc>
         <w:tc>
           <w:tcPr>
-            <w:tcW w:type="dxa" w:w="641"/>
+            <w:tcW w:type="dxa" w:w="719"/>
           </w:tcPr>
           <w:p>
             <w:pPr>
@@ -12840,7 +12840,7 @@
         </w:tc>
         <w:tc>
           <w:tcPr>
-            <w:tcW w:type="dxa" w:w="1942"/>
+            <w:tcW w:type="dxa" w:w="1926"/>
           </w:tcPr>
           <w:p>
             <w:pPr>
@@ -12859,7 +12859,7 @@
         </w:tc>
         <w:tc>
           <w:tcPr>
-            <w:tcW w:type="dxa" w:w="3210"/>
+            <w:tcW w:type="dxa" w:w="3185"/>
           </w:tcPr>
           <w:p>
             <w:pPr>
@@ -12878,7 +12878,7 @@
         </w:tc>
         <w:tc>
           <w:tcPr>
-            <w:tcW w:type="dxa" w:w="1974"/>
+            <w:tcW w:type="dxa" w:w="1958"/>
           </w:tcPr>
           <w:p>
             <w:pPr>
@@ -12897,7 +12897,7 @@
         </w:tc>
         <w:tc>
           <w:tcPr>
-            <w:tcW w:type="dxa" w:w="3210"/>
+            <w:tcW w:type="dxa" w:w="3185"/>
           </w:tcPr>
           <w:p>
             <w:pPr>
@@ -12916,7 +12916,7 @@
         </w:tc>
         <w:tc>
           <w:tcPr>
-            <w:tcW w:type="dxa" w:w="1577"/>
+            <w:tcW w:type="dxa" w:w="1564"/>
           </w:tcPr>
           <w:p>
             <w:pPr>
@@ -12981,7 +12981,7 @@
         </w:tc>
         <w:tc>
           <w:tcPr>
-            <w:tcW w:type="dxa" w:w="1189"/>
+            <w:tcW w:type="dxa" w:w="1179"/>
           </w:tcPr>
           <w:p>
             <w:pPr>
@@ -13000,7 +13000,7 @@
         </w:tc>
         <w:tc>
           <w:tcPr>
-            <w:tcW w:type="dxa" w:w="2715"/>
+            <w:tcW w:type="dxa" w:w="2694"/>
           </w:tcPr>
           <w:p>
             <w:pPr>
@@ -13019,7 +13019,7 @@
         </w:tc>
         <w:tc>
           <w:tcPr>
-            <w:tcW w:type="dxa" w:w="2383"/>
+            <w:tcW w:type="dxa" w:w="2364"/>
           </w:tcPr>
           <w:p>
             <w:pPr>
@@ -13038,7 +13038,7 @@
         </w:tc>
         <w:tc>
           <w:tcPr>
-            <w:tcW w:type="dxa" w:w="1508"/>
+            <w:tcW w:type="dxa" w:w="1496"/>
           </w:tcPr>
           <w:p>
             <w:pPr>
@@ -13096,7 +13096,7 @@
         </w:tc>
         <w:tc>
           <w:tcPr>
-            <w:tcW w:type="dxa" w:w="641"/>
+            <w:tcW w:type="dxa" w:w="719"/>
           </w:tcPr>
           <w:p>
             <w:pPr>
@@ -13116,7 +13116,7 @@
         </w:tc>
         <w:tc>
           <w:tcPr>
-            <w:tcW w:type="dxa" w:w="641"/>
+            <w:tcW w:type="dxa" w:w="719"/>
           </w:tcPr>
           <w:p>
             <w:pPr>
@@ -13136,7 +13136,7 @@
         </w:tc>
         <w:tc>
           <w:tcPr>
-            <w:tcW w:type="dxa" w:w="1942"/>
+            <w:tcW w:type="dxa" w:w="1926"/>
           </w:tcPr>
           <w:p>
             <w:pPr>
@@ -13155,7 +13155,7 @@
         </w:tc>
         <w:tc>
           <w:tcPr>
-            <w:tcW w:type="dxa" w:w="3210"/>
+            <w:tcW w:type="dxa" w:w="3185"/>
           </w:tcPr>
           <w:p>
             <w:pPr>
@@ -13174,7 +13174,7 @@
         </w:tc>
         <w:tc>
           <w:tcPr>
-            <w:tcW w:type="dxa" w:w="1974"/>
+            <w:tcW w:type="dxa" w:w="1958"/>
           </w:tcPr>
           <w:p>
             <w:pPr>
@@ -13193,7 +13193,7 @@
         </w:tc>
         <w:tc>
           <w:tcPr>
-            <w:tcW w:type="dxa" w:w="3210"/>
+            <w:tcW w:type="dxa" w:w="3185"/>
           </w:tcPr>
           <w:p>
             <w:pPr>
@@ -13212,7 +13212,7 @@
         </w:tc>
         <w:tc>
           <w:tcPr>
-            <w:tcW w:type="dxa" w:w="1577"/>
+            <w:tcW w:type="dxa" w:w="1564"/>
           </w:tcPr>
           <w:p>
             <w:pPr>
@@ -13260,7 +13260,7 @@
         </w:tc>
         <w:tc>
           <w:tcPr>
-            <w:tcW w:type="dxa" w:w="1189"/>
+            <w:tcW w:type="dxa" w:w="1179"/>
           </w:tcPr>
           <w:p>
             <w:pPr>
@@ -13279,7 +13279,7 @@
         </w:tc>
         <w:tc>
           <w:tcPr>
-            <w:tcW w:type="dxa" w:w="2715"/>
+            <w:tcW w:type="dxa" w:w="2694"/>
           </w:tcPr>
           <w:p>
             <w:pPr>
@@ -13298,7 +13298,7 @@
         </w:tc>
         <w:tc>
           <w:tcPr>
-            <w:tcW w:type="dxa" w:w="2383"/>
+            <w:tcW w:type="dxa" w:w="2364"/>
           </w:tcPr>
           <w:p>
             <w:pPr>
@@ -13317,7 +13317,7 @@
         </w:tc>
         <w:tc>
           <w:tcPr>
-            <w:tcW w:type="dxa" w:w="1508"/>
+            <w:tcW w:type="dxa" w:w="1496"/>
           </w:tcPr>
           <w:p>
             <w:pPr>
@@ -13375,7 +13375,7 @@
         </w:tc>
         <w:tc>
           <w:tcPr>
-            <w:tcW w:type="dxa" w:w="641"/>
+            <w:tcW w:type="dxa" w:w="719"/>
           </w:tcPr>
           <w:p>
             <w:pPr>
@@ -13395,7 +13395,7 @@
         </w:tc>
         <w:tc>
           <w:tcPr>
-            <w:tcW w:type="dxa" w:w="641"/>
+            <w:tcW w:type="dxa" w:w="719"/>
           </w:tcPr>
           <w:p>
             <w:pPr>
@@ -13415,7 +13415,7 @@
         </w:tc>
         <w:tc>
           <w:tcPr>
-            <w:tcW w:type="dxa" w:w="1942"/>
+            <w:tcW w:type="dxa" w:w="1926"/>
           </w:tcPr>
           <w:p>
             <w:pPr>
@@ -13434,7 +13434,7 @@
         </w:tc>
         <w:tc>
           <w:tcPr>
-            <w:tcW w:type="dxa" w:w="3210"/>
+            <w:tcW w:type="dxa" w:w="3185"/>
           </w:tcPr>
           <w:p>
             <w:pPr>
@@ -13453,7 +13453,7 @@
         </w:tc>
         <w:tc>
           <w:tcPr>
-            <w:tcW w:type="dxa" w:w="1974"/>
+            <w:tcW w:type="dxa" w:w="1958"/>
           </w:tcPr>
           <w:p>
             <w:pPr>
@@ -13472,7 +13472,7 @@
         </w:tc>
         <w:tc>
           <w:tcPr>
-            <w:tcW w:type="dxa" w:w="3210"/>
+            <w:tcW w:type="dxa" w:w="3185"/>
           </w:tcPr>
           <w:p>
             <w:pPr>
@@ -13491,7 +13491,7 @@
         </w:tc>
         <w:tc>
           <w:tcPr>
-            <w:tcW w:type="dxa" w:w="1577"/>
+            <w:tcW w:type="dxa" w:w="1564"/>
           </w:tcPr>
           <w:p>
             <w:pPr>
@@ -13539,7 +13539,7 @@
         </w:tc>
         <w:tc>
           <w:tcPr>
-            <w:tcW w:type="dxa" w:w="1189"/>
+            <w:tcW w:type="dxa" w:w="1179"/>
           </w:tcPr>
           <w:p>
             <w:pPr>
@@ -13558,7 +13558,7 @@
         </w:tc>
         <w:tc>
           <w:tcPr>
-            <w:tcW w:type="dxa" w:w="2715"/>
+            <w:tcW w:type="dxa" w:w="2694"/>
           </w:tcPr>
           <w:p>
             <w:pPr>
@@ -13577,7 +13577,7 @@
         </w:tc>
         <w:tc>
           <w:tcPr>
-            <w:tcW w:type="dxa" w:w="2383"/>
+            <w:tcW w:type="dxa" w:w="2364"/>
           </w:tcPr>
           <w:p>
             <w:pPr>
@@ -13596,7 +13596,7 @@
         </w:tc>
         <w:tc>
           <w:tcPr>
-            <w:tcW w:type="dxa" w:w="1508"/>
+            <w:tcW w:type="dxa" w:w="1496"/>
           </w:tcPr>
           <w:p>
             <w:pPr>
@@ -13654,7 +13654,7 @@
         </w:tc>
         <w:tc>
           <w:tcPr>
-            <w:tcW w:type="dxa" w:w="641"/>
+            <w:tcW w:type="dxa" w:w="719"/>
           </w:tcPr>
           <w:p>
             <w:pPr>
@@ -13674,7 +13674,7 @@
         </w:tc>
         <w:tc>
           <w:tcPr>
-            <w:tcW w:type="dxa" w:w="641"/>
+            <w:tcW w:type="dxa" w:w="719"/>
           </w:tcPr>
           <w:p>
             <w:pPr>
@@ -13694,7 +13694,7 @@
         </w:tc>
         <w:tc>
           <w:tcPr>
-            <w:tcW w:type="dxa" w:w="1942"/>
+            <w:tcW w:type="dxa" w:w="1926"/>
           </w:tcPr>
           <w:p>
             <w:pPr>
@@ -13713,7 +13713,7 @@
         </w:tc>
         <w:tc>
           <w:tcPr>
-            <w:tcW w:type="dxa" w:w="3210"/>
+            <w:tcW w:type="dxa" w:w="3185"/>
           </w:tcPr>
           <w:p>
             <w:pPr>
@@ -13732,7 +13732,7 @@
         </w:tc>
         <w:tc>
           <w:tcPr>
-            <w:tcW w:type="dxa" w:w="1974"/>
+            <w:tcW w:type="dxa" w:w="1958"/>
           </w:tcPr>
           <w:p>
             <w:pPr>
@@ -13751,7 +13751,7 @@
         </w:tc>
         <w:tc>
           <w:tcPr>
-            <w:tcW w:type="dxa" w:w="3210"/>
+            <w:tcW w:type="dxa" w:w="3185"/>
           </w:tcPr>
           <w:p>
             <w:pPr>
@@ -13770,7 +13770,7 @@
         </w:tc>
         <w:tc>
           <w:tcPr>
-            <w:tcW w:type="dxa" w:w="1577"/>
+            <w:tcW w:type="dxa" w:w="1564"/>
           </w:tcPr>
           <w:p>
             <w:pPr>
@@ -13804,7 +13804,7 @@
         </w:tc>
         <w:tc>
           <w:tcPr>
-            <w:tcW w:type="dxa" w:w="1189"/>
+            <w:tcW w:type="dxa" w:w="1179"/>
           </w:tcPr>
           <w:p>
             <w:pPr>
@@ -13823,7 +13823,7 @@
         </w:tc>
         <w:tc>
           <w:tcPr>
-            <w:tcW w:type="dxa" w:w="2715"/>
+            <w:tcW w:type="dxa" w:w="2694"/>
           </w:tcPr>
           <w:p>
             <w:pPr>
@@ -13842,7 +13842,7 @@
         </w:tc>
         <w:tc>
           <w:tcPr>
-            <w:tcW w:type="dxa" w:w="2383"/>
+            <w:tcW w:type="dxa" w:w="2364"/>
           </w:tcPr>
           <w:p>
             <w:pPr>
@@ -13861,7 +13861,7 @@
         </w:tc>
         <w:tc>
           <w:tcPr>
-            <w:tcW w:type="dxa" w:w="1508"/>
+            <w:tcW w:type="dxa" w:w="1496"/>
           </w:tcPr>
           <w:p>
             <w:pPr>
@@ -13919,7 +13919,7 @@
         </w:tc>
         <w:tc>
           <w:tcPr>
-            <w:tcW w:type="dxa" w:w="641"/>
+            <w:tcW w:type="dxa" w:w="719"/>
           </w:tcPr>
           <w:p>
             <w:pPr>
@@ -13939,7 +13939,7 @@
         </w:tc>
         <w:tc>
           <w:tcPr>
-            <w:tcW w:type="dxa" w:w="641"/>
+            <w:tcW w:type="dxa" w:w="719"/>
           </w:tcPr>
           <w:p>
             <w:pPr>
@@ -13959,7 +13959,7 @@
         </w:tc>
         <w:tc>
           <w:tcPr>
-            <w:tcW w:type="dxa" w:w="1942"/>
+            <w:tcW w:type="dxa" w:w="1926"/>
           </w:tcPr>
           <w:p>
             <w:pPr>
@@ -13978,7 +13978,7 @@
         </w:tc>
         <w:tc>
           <w:tcPr>
-            <w:tcW w:type="dxa" w:w="3210"/>
+            <w:tcW w:type="dxa" w:w="3185"/>
           </w:tcPr>
           <w:p>
             <w:pPr>
@@ -13997,7 +13997,7 @@
         </w:tc>
         <w:tc>
           <w:tcPr>
-            <w:tcW w:type="dxa" w:w="1974"/>
+            <w:tcW w:type="dxa" w:w="1958"/>
           </w:tcPr>
           <w:p>
             <w:pPr>
@@ -14016,7 +14016,7 @@
         </w:tc>
         <w:tc>
           <w:tcPr>
-            <w:tcW w:type="dxa" w:w="3210"/>
+            <w:tcW w:type="dxa" w:w="3185"/>
           </w:tcPr>
           <w:p>
             <w:pPr>
@@ -14035,7 +14035,7 @@
         </w:tc>
         <w:tc>
           <w:tcPr>
-            <w:tcW w:type="dxa" w:w="1577"/>
+            <w:tcW w:type="dxa" w:w="1564"/>
           </w:tcPr>
           <w:p>
             <w:pPr>
@@ -14083,7 +14083,7 @@
         </w:tc>
         <w:tc>
           <w:tcPr>
-            <w:tcW w:type="dxa" w:w="1189"/>
+            <w:tcW w:type="dxa" w:w="1179"/>
           </w:tcPr>
           <w:p>
             <w:pPr>
@@ -14102,7 +14102,7 @@
         </w:tc>
         <w:tc>
           <w:tcPr>
-            <w:tcW w:type="dxa" w:w="2715"/>
+            <w:tcW w:type="dxa" w:w="2694"/>
           </w:tcPr>
           <w:p>
             <w:pPr>
@@ -14121,7 +14121,7 @@
         </w:tc>
         <w:tc>
           <w:tcPr>
-            <w:tcW w:type="dxa" w:w="2383"/>
+            <w:tcW w:type="dxa" w:w="2364"/>
           </w:tcPr>
           <w:p>
             <w:pPr>
@@ -14140,7 +14140,7 @@
         </w:tc>
         <w:tc>
           <w:tcPr>
-            <w:tcW w:type="dxa" w:w="1508"/>
+            <w:tcW w:type="dxa" w:w="1496"/>
           </w:tcPr>
           <w:p>
             <w:pPr>
@@ -14198,7 +14198,7 @@
         </w:tc>
         <w:tc>
           <w:tcPr>
-            <w:tcW w:type="dxa" w:w="641"/>
+            <w:tcW w:type="dxa" w:w="719"/>
           </w:tcPr>
           <w:p>
             <w:pPr>
@@ -14218,7 +14218,7 @@
         </w:tc>
         <w:tc>
           <w:tcPr>
-            <w:tcW w:type="dxa" w:w="641"/>
+            <w:tcW w:type="dxa" w:w="719"/>
           </w:tcPr>
           <w:p>
             <w:pPr>
@@ -14238,7 +14238,7 @@
         </w:tc>
         <w:tc>
           <w:tcPr>
-            <w:tcW w:type="dxa" w:w="1942"/>
+            <w:tcW w:type="dxa" w:w="1926"/>
           </w:tcPr>
           <w:p>
             <w:pPr>
@@ -14257,7 +14257,7 @@
         </w:tc>
         <w:tc>
           <w:tcPr>
-            <w:tcW w:type="dxa" w:w="3210"/>
+            <w:tcW w:type="dxa" w:w="3185"/>
           </w:tcPr>
           <w:p>
             <w:pPr>
@@ -14276,7 +14276,7 @@
         </w:tc>
         <w:tc>
           <w:tcPr>
-            <w:tcW w:type="dxa" w:w="1974"/>
+            <w:tcW w:type="dxa" w:w="1958"/>
           </w:tcPr>
           <w:p>
             <w:pPr>
@@ -14295,7 +14295,7 @@
         </w:tc>
         <w:tc>
           <w:tcPr>
-            <w:tcW w:type="dxa" w:w="3210"/>
+            <w:tcW w:type="dxa" w:w="3185"/>
           </w:tcPr>
           <w:p>
             <w:pPr>
@@ -14314,7 +14314,7 @@
         </w:tc>
         <w:tc>
           <w:tcPr>
-            <w:tcW w:type="dxa" w:w="1577"/>
+            <w:tcW w:type="dxa" w:w="1564"/>
           </w:tcPr>
           <w:p>
             <w:pPr>
@@ -14377,7 +14377,7 @@
         </w:trPr>
         <w:tc>
           <w:tcPr>
-            <w:tcW w:type="dxa" w:w="641"/>
+            <w:tcW w:type="dxa" w:w="719"/>
             <w:gridSpan w:val="8"/>
             <w:shd w:val="clear" w:color="auto" w:fill="E4F6F8"/>
           </w:tcPr>
@@ -14398,7 +14398,7 @@
         </w:tc>
         <w:tc>
           <w:tcPr>
-            <w:tcW w:type="dxa" w:w="641"/>
+            <w:tcW w:type="dxa" w:w="719"/>
             <w:shd w:val="clear" w:color="auto" w:fill="E4F6F8"/>
           </w:tcPr>
           <w:p>
@@ -14419,7 +14419,7 @@
         </w:tc>
         <w:tc>
           <w:tcPr>
-            <w:tcW w:type="dxa" w:w="1577"/>
+            <w:tcW w:type="dxa" w:w="1564"/>
             <w:gridSpan w:val="5"/>
             <w:shd w:val="clear" w:color="auto" w:fill="E4F6F8"/>
           </w:tcPr>
@@ -14455,7 +14455,7 @@
         </w:tc>
         <w:tc>
           <w:tcPr>
-            <w:tcW w:type="dxa" w:w="1189"/>
+            <w:tcW w:type="dxa" w:w="1179"/>
           </w:tcPr>
           <w:p>
             <w:pPr>
@@ -14474,7 +14474,7 @@
         </w:tc>
         <w:tc>
           <w:tcPr>
-            <w:tcW w:type="dxa" w:w="2715"/>
+            <w:tcW w:type="dxa" w:w="2694"/>
           </w:tcPr>
           <w:p>
             <w:pPr>
@@ -14493,7 +14493,7 @@
         </w:tc>
         <w:tc>
           <w:tcPr>
-            <w:tcW w:type="dxa" w:w="2383"/>
+            <w:tcW w:type="dxa" w:w="2364"/>
           </w:tcPr>
           <w:p>
             <w:pPr>
@@ -14512,7 +14512,7 @@
         </w:tc>
         <w:tc>
           <w:tcPr>
-            <w:tcW w:type="dxa" w:w="1508"/>
+            <w:tcW w:type="dxa" w:w="1496"/>
           </w:tcPr>
           <w:p>
             <w:pPr>
@@ -14570,7 +14570,7 @@
         </w:tc>
         <w:tc>
           <w:tcPr>
-            <w:tcW w:type="dxa" w:w="641"/>
+            <w:tcW w:type="dxa" w:w="719"/>
           </w:tcPr>
           <w:p>
             <w:pPr>
@@ -14590,7 +14590,7 @@
         </w:tc>
         <w:tc>
           <w:tcPr>
-            <w:tcW w:type="dxa" w:w="641"/>
+            <w:tcW w:type="dxa" w:w="719"/>
           </w:tcPr>
           <w:p>
             <w:pPr>
@@ -14610,7 +14610,7 @@
         </w:tc>
         <w:tc>
           <w:tcPr>
-            <w:tcW w:type="dxa" w:w="1942"/>
+            <w:tcW w:type="dxa" w:w="1926"/>
           </w:tcPr>
           <w:p>
             <w:pPr>
@@ -14629,7 +14629,7 @@
         </w:tc>
         <w:tc>
           <w:tcPr>
-            <w:tcW w:type="dxa" w:w="3210"/>
+            <w:tcW w:type="dxa" w:w="3185"/>
           </w:tcPr>
           <w:p>
             <w:pPr>
@@ -14648,7 +14648,7 @@
         </w:tc>
         <w:tc>
           <w:tcPr>
-            <w:tcW w:type="dxa" w:w="1974"/>
+            <w:tcW w:type="dxa" w:w="1958"/>
           </w:tcPr>
           <w:p>
             <w:pPr>
@@ -14667,7 +14667,7 @@
         </w:tc>
         <w:tc>
           <w:tcPr>
-            <w:tcW w:type="dxa" w:w="3210"/>
+            <w:tcW w:type="dxa" w:w="3185"/>
           </w:tcPr>
           <w:p>
             <w:pPr>
@@ -14686,7 +14686,7 @@
         </w:tc>
         <w:tc>
           <w:tcPr>
-            <w:tcW w:type="dxa" w:w="1577"/>
+            <w:tcW w:type="dxa" w:w="1564"/>
           </w:tcPr>
           <w:p>
             <w:pPr>
@@ -14751,7 +14751,7 @@
         </w:tc>
         <w:tc>
           <w:tcPr>
-            <w:tcW w:type="dxa" w:w="1189"/>
+            <w:tcW w:type="dxa" w:w="1179"/>
           </w:tcPr>
           <w:p>
             <w:pPr>
@@ -14770,7 +14770,7 @@
         </w:tc>
         <w:tc>
           <w:tcPr>
-            <w:tcW w:type="dxa" w:w="2715"/>
+            <w:tcW w:type="dxa" w:w="2694"/>
           </w:tcPr>
           <w:p>
             <w:pPr>
@@ -14789,7 +14789,7 @@
         </w:tc>
         <w:tc>
           <w:tcPr>
-            <w:tcW w:type="dxa" w:w="2383"/>
+            <w:tcW w:type="dxa" w:w="2364"/>
           </w:tcPr>
           <w:p>
             <w:pPr>
@@ -14808,7 +14808,7 @@
         </w:tc>
         <w:tc>
           <w:tcPr>
-            <w:tcW w:type="dxa" w:w="1508"/>
+            <w:tcW w:type="dxa" w:w="1496"/>
           </w:tcPr>
           <w:p>
             <w:pPr>
@@ -14866,7 +14866,7 @@
         </w:tc>
         <w:tc>
           <w:tcPr>
-            <w:tcW w:type="dxa" w:w="641"/>
+            <w:tcW w:type="dxa" w:w="719"/>
           </w:tcPr>
           <w:p>
             <w:pPr>
@@ -14886,7 +14886,7 @@
         </w:tc>
         <w:tc>
           <w:tcPr>
-            <w:tcW w:type="dxa" w:w="641"/>
+            <w:tcW w:type="dxa" w:w="719"/>
           </w:tcPr>
           <w:p>
             <w:pPr>
@@ -14906,7 +14906,7 @@
         </w:tc>
         <w:tc>
           <w:tcPr>
-            <w:tcW w:type="dxa" w:w="1942"/>
+            <w:tcW w:type="dxa" w:w="1926"/>
           </w:tcPr>
           <w:p>
             <w:pPr>
@@ -14925,7 +14925,7 @@
         </w:tc>
         <w:tc>
           <w:tcPr>
-            <w:tcW w:type="dxa" w:w="3210"/>
+            <w:tcW w:type="dxa" w:w="3185"/>
           </w:tcPr>
           <w:p>
             <w:pPr>
@@ -14944,7 +14944,7 @@
         </w:tc>
         <w:tc>
           <w:tcPr>
-            <w:tcW w:type="dxa" w:w="1974"/>
+            <w:tcW w:type="dxa" w:w="1958"/>
           </w:tcPr>
           <w:p>
             <w:pPr>
@@ -14963,7 +14963,7 @@
         </w:tc>
         <w:tc>
           <w:tcPr>
-            <w:tcW w:type="dxa" w:w="3210"/>
+            <w:tcW w:type="dxa" w:w="3185"/>
           </w:tcPr>
           <w:p>
             <w:pPr>
@@ -14982,7 +14982,7 @@
         </w:tc>
         <w:tc>
           <w:tcPr>
-            <w:tcW w:type="dxa" w:w="1577"/>
+            <w:tcW w:type="dxa" w:w="1564"/>
           </w:tcPr>
           <w:p>
             <w:pPr>
@@ -15030,7 +15030,7 @@
         </w:tc>
         <w:tc>
           <w:tcPr>
-            <w:tcW w:type="dxa" w:w="1189"/>
+            <w:tcW w:type="dxa" w:w="1179"/>
           </w:tcPr>
           <w:p>
             <w:pPr>
@@ -15049,7 +15049,7 @@
         </w:tc>
         <w:tc>
           <w:tcPr>
-            <w:tcW w:type="dxa" w:w="2715"/>
+            <w:tcW w:type="dxa" w:w="2694"/>
           </w:tcPr>
           <w:p>
             <w:pPr>
@@ -15068,7 +15068,7 @@
         </w:tc>
         <w:tc>
           <w:tcPr>
-            <w:tcW w:type="dxa" w:w="2383"/>
+            <w:tcW w:type="dxa" w:w="2364"/>
           </w:tcPr>
           <w:p>
             <w:pPr>
@@ -15087,7 +15087,7 @@
         </w:tc>
         <w:tc>
           <w:tcPr>
-            <w:tcW w:type="dxa" w:w="1508"/>
+            <w:tcW w:type="dxa" w:w="1496"/>
           </w:tcPr>
           <w:p>
             <w:pPr>
@@ -15145,7 +15145,7 @@
         </w:tc>
         <w:tc>
           <w:tcPr>
-            <w:tcW w:type="dxa" w:w="641"/>
+            <w:tcW w:type="dxa" w:w="719"/>
           </w:tcPr>
           <w:p>
             <w:pPr>
@@ -15165,7 +15165,7 @@
         </w:tc>
         <w:tc>
           <w:tcPr>
-            <w:tcW w:type="dxa" w:w="641"/>
+            <w:tcW w:type="dxa" w:w="719"/>
           </w:tcPr>
           <w:p>
             <w:pPr>
@@ -15185,7 +15185,7 @@
         </w:tc>
         <w:tc>
           <w:tcPr>
-            <w:tcW w:type="dxa" w:w="1942"/>
+            <w:tcW w:type="dxa" w:w="1926"/>
           </w:tcPr>
           <w:p>
             <w:pPr>
@@ -15204,7 +15204,7 @@
         </w:tc>
         <w:tc>
           <w:tcPr>
-            <w:tcW w:type="dxa" w:w="3210"/>
+            <w:tcW w:type="dxa" w:w="3185"/>
           </w:tcPr>
           <w:p>
             <w:pPr>
@@ -15223,7 +15223,7 @@
         </w:tc>
         <w:tc>
           <w:tcPr>
-            <w:tcW w:type="dxa" w:w="1974"/>
+            <w:tcW w:type="dxa" w:w="1958"/>
           </w:tcPr>
           <w:p>
             <w:pPr>
@@ -15242,7 +15242,7 @@
         </w:tc>
         <w:tc>
           <w:tcPr>
-            <w:tcW w:type="dxa" w:w="3210"/>
+            <w:tcW w:type="dxa" w:w="3185"/>
           </w:tcPr>
           <w:p>
             <w:pPr>
@@ -15261,7 +15261,7 @@
         </w:tc>
         <w:tc>
           <w:tcPr>
-            <w:tcW w:type="dxa" w:w="1577"/>
+            <w:tcW w:type="dxa" w:w="1564"/>
           </w:tcPr>
           <w:p>
             <w:pPr>
@@ -15326,7 +15326,7 @@
         </w:tc>
         <w:tc>
           <w:tcPr>
-            <w:tcW w:type="dxa" w:w="1189"/>
+            <w:tcW w:type="dxa" w:w="1179"/>
           </w:tcPr>
           <w:p>
             <w:pPr>
@@ -15345,7 +15345,7 @@
         </w:tc>
         <w:tc>
           <w:tcPr>
-            <w:tcW w:type="dxa" w:w="2715"/>
+            <w:tcW w:type="dxa" w:w="2694"/>
           </w:tcPr>
           <w:p>
             <w:pPr>
@@ -15364,7 +15364,7 @@
         </w:tc>
         <w:tc>
           <w:tcPr>
-            <w:tcW w:type="dxa" w:w="2383"/>
+            <w:tcW w:type="dxa" w:w="2364"/>
           </w:tcPr>
           <w:p>
             <w:pPr>
@@ -15383,7 +15383,7 @@
         </w:tc>
         <w:tc>
           <w:tcPr>
-            <w:tcW w:type="dxa" w:w="1508"/>
+            <w:tcW w:type="dxa" w:w="1496"/>
           </w:tcPr>
           <w:p>
             <w:pPr>
@@ -15441,7 +15441,7 @@
         </w:tc>
         <w:tc>
           <w:tcPr>
-            <w:tcW w:type="dxa" w:w="641"/>
+            <w:tcW w:type="dxa" w:w="719"/>
           </w:tcPr>
           <w:p>
             <w:pPr>
@@ -15461,7 +15461,7 @@
         </w:tc>
         <w:tc>
           <w:tcPr>
-            <w:tcW w:type="dxa" w:w="641"/>
+            <w:tcW w:type="dxa" w:w="719"/>
           </w:tcPr>
           <w:p>
             <w:pPr>
@@ -15481,7 +15481,7 @@
         </w:tc>
         <w:tc>
           <w:tcPr>
-            <w:tcW w:type="dxa" w:w="1942"/>
+            <w:tcW w:type="dxa" w:w="1926"/>
           </w:tcPr>
           <w:p>
             <w:pPr>
@@ -15500,7 +15500,7 @@
         </w:tc>
         <w:tc>
           <w:tcPr>
-            <w:tcW w:type="dxa" w:w="3210"/>
+            <w:tcW w:type="dxa" w:w="3185"/>
           </w:tcPr>
           <w:p>
             <w:pPr>
@@ -15519,7 +15519,7 @@
         </w:tc>
         <w:tc>
           <w:tcPr>
-            <w:tcW w:type="dxa" w:w="1974"/>
+            <w:tcW w:type="dxa" w:w="1958"/>
           </w:tcPr>
           <w:p>
             <w:pPr>
@@ -15538,7 +15538,7 @@
         </w:tc>
         <w:tc>
           <w:tcPr>
-            <w:tcW w:type="dxa" w:w="3210"/>
+            <w:tcW w:type="dxa" w:w="3185"/>
           </w:tcPr>
           <w:p>
             <w:pPr>
@@ -15557,7 +15557,7 @@
         </w:tc>
         <w:tc>
           <w:tcPr>
-            <w:tcW w:type="dxa" w:w="1577"/>
+            <w:tcW w:type="dxa" w:w="1564"/>
           </w:tcPr>
           <w:p>
             <w:pPr>
@@ -15622,7 +15622,7 @@
         </w:tc>
         <w:tc>
           <w:tcPr>
-            <w:tcW w:type="dxa" w:w="1189"/>
+            <w:tcW w:type="dxa" w:w="1179"/>
           </w:tcPr>
           <w:p>
             <w:pPr>
@@ -15641,7 +15641,7 @@
         </w:tc>
         <w:tc>
           <w:tcPr>
-            <w:tcW w:type="dxa" w:w="2715"/>
+            <w:tcW w:type="dxa" w:w="2694"/>
           </w:tcPr>
           <w:p>
             <w:pPr>
@@ -15660,7 +15660,7 @@
         </w:tc>
         <w:tc>
           <w:tcPr>
-            <w:tcW w:type="dxa" w:w="2383"/>
+            <w:tcW w:type="dxa" w:w="2364"/>
           </w:tcPr>
           <w:p>
             <w:pPr>
@@ -15679,7 +15679,7 @@
         </w:tc>
         <w:tc>
           <w:tcPr>
-            <w:tcW w:type="dxa" w:w="1508"/>
+            <w:tcW w:type="dxa" w:w="1496"/>
           </w:tcPr>
           <w:p>
             <w:pPr>
@@ -15737,7 +15737,7 @@
         </w:tc>
         <w:tc>
           <w:tcPr>
-            <w:tcW w:type="dxa" w:w="641"/>
+            <w:tcW w:type="dxa" w:w="719"/>
           </w:tcPr>
           <w:p>
             <w:pPr>
@@ -15757,7 +15757,7 @@
         </w:tc>
         <w:tc>
           <w:tcPr>
-            <w:tcW w:type="dxa" w:w="641"/>
+            <w:tcW w:type="dxa" w:w="719"/>
           </w:tcPr>
           <w:p>
             <w:pPr>
@@ -15777,7 +15777,7 @@
         </w:tc>
         <w:tc>
           <w:tcPr>
-            <w:tcW w:type="dxa" w:w="1942"/>
+            <w:tcW w:type="dxa" w:w="1926"/>
           </w:tcPr>
           <w:p>
             <w:pPr>
@@ -15796,7 +15796,7 @@
         </w:tc>
         <w:tc>
           <w:tcPr>
-            <w:tcW w:type="dxa" w:w="3210"/>
+            <w:tcW w:type="dxa" w:w="3185"/>
           </w:tcPr>
           <w:p>
             <w:pPr>
@@ -15815,7 +15815,7 @@
         </w:tc>
         <w:tc>
           <w:tcPr>
-            <w:tcW w:type="dxa" w:w="1974"/>
+            <w:tcW w:type="dxa" w:w="1958"/>
           </w:tcPr>
           <w:p>
             <w:pPr>
@@ -15834,7 +15834,7 @@
         </w:tc>
         <w:tc>
           <w:tcPr>
-            <w:tcW w:type="dxa" w:w="3210"/>
+            <w:tcW w:type="dxa" w:w="3185"/>
           </w:tcPr>
           <w:p>
             <w:pPr>
@@ -15853,7 +15853,7 @@
         </w:tc>
         <w:tc>
           <w:tcPr>
-            <w:tcW w:type="dxa" w:w="1577"/>
+            <w:tcW w:type="dxa" w:w="1564"/>
           </w:tcPr>
           <w:p>
             <w:pPr>
@@ -15901,7 +15901,7 @@
         </w:tc>
         <w:tc>
           <w:tcPr>
-            <w:tcW w:type="dxa" w:w="1189"/>
+            <w:tcW w:type="dxa" w:w="1179"/>
           </w:tcPr>
           <w:p>
             <w:pPr>
@@ -15920,7 +15920,7 @@
         </w:tc>
         <w:tc>
           <w:tcPr>
-            <w:tcW w:type="dxa" w:w="2715"/>
+            <w:tcW w:type="dxa" w:w="2694"/>
           </w:tcPr>
           <w:p>
             <w:pPr>
@@ -15939,7 +15939,7 @@
         </w:tc>
         <w:tc>
           <w:tcPr>
-            <w:tcW w:type="dxa" w:w="2383"/>
+            <w:tcW w:type="dxa" w:w="2364"/>
           </w:tcPr>
           <w:p>
             <w:pPr>
@@ -15958,7 +15958,7 @@
         </w:tc>
         <w:tc>
           <w:tcPr>
-            <w:tcW w:type="dxa" w:w="1508"/>
+            <w:tcW w:type="dxa" w:w="1496"/>
           </w:tcPr>
           <w:p>
             <w:pPr>
@@ -16016,7 +16016,7 @@
         </w:tc>
         <w:tc>
           <w:tcPr>
-            <w:tcW w:type="dxa" w:w="641"/>
+            <w:tcW w:type="dxa" w:w="719"/>
           </w:tcPr>
           <w:p>
             <w:pPr>
@@ -16036,7 +16036,7 @@
         </w:tc>
         <w:tc>
           <w:tcPr>
-            <w:tcW w:type="dxa" w:w="641"/>
+            <w:tcW w:type="dxa" w:w="719"/>
           </w:tcPr>
           <w:p>
             <w:pPr>
@@ -16056,7 +16056,7 @@
         </w:tc>
         <w:tc>
           <w:tcPr>
-            <w:tcW w:type="dxa" w:w="1942"/>
+            <w:tcW w:type="dxa" w:w="1926"/>
           </w:tcPr>
           <w:p>
             <w:pPr>
@@ -16075,7 +16075,7 @@
         </w:tc>
         <w:tc>
           <w:tcPr>
-            <w:tcW w:type="dxa" w:w="3210"/>
+            <w:tcW w:type="dxa" w:w="3185"/>
           </w:tcPr>
           <w:p>
             <w:pPr>
@@ -16094,7 +16094,7 @@
         </w:tc>
         <w:tc>
           <w:tcPr>
-            <w:tcW w:type="dxa" w:w="1974"/>
+            <w:tcW w:type="dxa" w:w="1958"/>
           </w:tcPr>
           <w:p>
             <w:pPr>
@@ -16113,7 +16113,7 @@
         </w:tc>
         <w:tc>
           <w:tcPr>
-            <w:tcW w:type="dxa" w:w="3210"/>
+            <w:tcW w:type="dxa" w:w="3185"/>
           </w:tcPr>
           <w:p>
             <w:pPr>
@@ -16132,7 +16132,7 @@
         </w:tc>
         <w:tc>
           <w:tcPr>
-            <w:tcW w:type="dxa" w:w="1577"/>
+            <w:tcW w:type="dxa" w:w="1564"/>
           </w:tcPr>
           <w:p>
             <w:pPr>
@@ -16197,7 +16197,7 @@
         </w:tc>
         <w:tc>
           <w:tcPr>
-            <w:tcW w:type="dxa" w:w="1189"/>
+            <w:tcW w:type="dxa" w:w="1179"/>
           </w:tcPr>
           <w:p>
             <w:pPr>
@@ -16216,7 +16216,7 @@
         </w:tc>
         <w:tc>
           <w:tcPr>
-            <w:tcW w:type="dxa" w:w="2715"/>
+            <w:tcW w:type="dxa" w:w="2694"/>
           </w:tcPr>
           <w:p>
             <w:pPr>
@@ -16235,7 +16235,7 @@
         </w:tc>
         <w:tc>
           <w:tcPr>
-            <w:tcW w:type="dxa" w:w="2383"/>
+            <w:tcW w:type="dxa" w:w="2364"/>
           </w:tcPr>
           <w:p>
             <w:pPr>
@@ -16254,7 +16254,7 @@
         </w:tc>
         <w:tc>
           <w:tcPr>
-            <w:tcW w:type="dxa" w:w="1508"/>
+            <w:tcW w:type="dxa" w:w="1496"/>
           </w:tcPr>
           <w:p>
             <w:pPr>
@@ -16312,7 +16312,7 @@
         </w:tc>
         <w:tc>
           <w:tcPr>
-            <w:tcW w:type="dxa" w:w="641"/>
+            <w:tcW w:type="dxa" w:w="719"/>
           </w:tcPr>
           <w:p>
             <w:pPr>
@@ -16332,7 +16332,7 @@
         </w:tc>
         <w:tc>
           <w:tcPr>
-            <w:tcW w:type="dxa" w:w="641"/>
+            <w:tcW w:type="dxa" w:w="719"/>
           </w:tcPr>
           <w:p>
             <w:pPr>
@@ -16352,7 +16352,7 @@
         </w:tc>
         <w:tc>
           <w:tcPr>
-            <w:tcW w:type="dxa" w:w="1942"/>
+            <w:tcW w:type="dxa" w:w="1926"/>
           </w:tcPr>
           <w:p>
             <w:pPr>
@@ -16371,7 +16371,7 @@
         </w:tc>
         <w:tc>
           <w:tcPr>
-            <w:tcW w:type="dxa" w:w="3210"/>
+            <w:tcW w:type="dxa" w:w="3185"/>
           </w:tcPr>
           <w:p>
             <w:pPr>
@@ -16390,7 +16390,7 @@
         </w:tc>
         <w:tc>
           <w:tcPr>
-            <w:tcW w:type="dxa" w:w="1974"/>
+            <w:tcW w:type="dxa" w:w="1958"/>
           </w:tcPr>
           <w:p>
             <w:pPr>
@@ -16409,7 +16409,7 @@
         </w:tc>
         <w:tc>
           <w:tcPr>
-            <w:tcW w:type="dxa" w:w="3210"/>
+            <w:tcW w:type="dxa" w:w="3185"/>
           </w:tcPr>
           <w:p>
             <w:pPr>
@@ -16428,7 +16428,7 @@
         </w:tc>
         <w:tc>
           <w:tcPr>
-            <w:tcW w:type="dxa" w:w="1577"/>
+            <w:tcW w:type="dxa" w:w="1564"/>
           </w:tcPr>
           <w:p>
             <w:pPr>
@@ -16476,7 +16476,7 @@
         </w:tc>
         <w:tc>
           <w:tcPr>
-            <w:tcW w:type="dxa" w:w="1189"/>
+            <w:tcW w:type="dxa" w:w="1179"/>
           </w:tcPr>
           <w:p>
             <w:pPr>
@@ -16495,7 +16495,7 @@
         </w:tc>
         <w:tc>
           <w:tcPr>
-            <w:tcW w:type="dxa" w:w="2715"/>
+            <w:tcW w:type="dxa" w:w="2694"/>
           </w:tcPr>
           <w:p>
             <w:pPr>
@@ -16514,7 +16514,7 @@
         </w:tc>
         <w:tc>
           <w:tcPr>
-            <w:tcW w:type="dxa" w:w="2383"/>
+            <w:tcW w:type="dxa" w:w="2364"/>
           </w:tcPr>
           <w:p>
             <w:pPr>
@@ -16533,7 +16533,7 @@
         </w:tc>
         <w:tc>
           <w:tcPr>
-            <w:tcW w:type="dxa" w:w="1508"/>
+            <w:tcW w:type="dxa" w:w="1496"/>
           </w:tcPr>
           <w:p>
             <w:pPr>
@@ -16591,7 +16591,7 @@
         </w:tc>
         <w:tc>
           <w:tcPr>
-            <w:tcW w:type="dxa" w:w="641"/>
+            <w:tcW w:type="dxa" w:w="719"/>
           </w:tcPr>
           <w:p>
             <w:pPr>
@@ -16611,7 +16611,7 @@
         </w:tc>
         <w:tc>
           <w:tcPr>
-            <w:tcW w:type="dxa" w:w="641"/>
+            <w:tcW w:type="dxa" w:w="719"/>
           </w:tcPr>
           <w:p>
             <w:pPr>
@@ -16631,7 +16631,7 @@
         </w:tc>
         <w:tc>
           <w:tcPr>
-            <w:tcW w:type="dxa" w:w="1942"/>
+            <w:tcW w:type="dxa" w:w="1926"/>
           </w:tcPr>
           <w:p>
             <w:pPr>
@@ -16650,7 +16650,7 @@
         </w:tc>
         <w:tc>
           <w:tcPr>
-            <w:tcW w:type="dxa" w:w="3210"/>
+            <w:tcW w:type="dxa" w:w="3185"/>
           </w:tcPr>
           <w:p>
             <w:pPr>
@@ -16669,7 +16669,7 @@
         </w:tc>
         <w:tc>
           <w:tcPr>
-            <w:tcW w:type="dxa" w:w="1974"/>
+            <w:tcW w:type="dxa" w:w="1958"/>
           </w:tcPr>
           <w:p>
             <w:pPr>
@@ -16688,7 +16688,7 @@
         </w:tc>
         <w:tc>
           <w:tcPr>
-            <w:tcW w:type="dxa" w:w="3210"/>
+            <w:tcW w:type="dxa" w:w="3185"/>
           </w:tcPr>
           <w:p>
             <w:pPr>
@@ -16707,7 +16707,7 @@
         </w:tc>
         <w:tc>
           <w:tcPr>
-            <w:tcW w:type="dxa" w:w="1577"/>
+            <w:tcW w:type="dxa" w:w="1564"/>
           </w:tcPr>
           <w:p>
             <w:pPr>
@@ -16772,7 +16772,7 @@
         </w:tc>
         <w:tc>
           <w:tcPr>
-            <w:tcW w:type="dxa" w:w="1189"/>
+            <w:tcW w:type="dxa" w:w="1179"/>
           </w:tcPr>
           <w:p>
             <w:pPr>
@@ -16791,7 +16791,7 @@
         </w:tc>
         <w:tc>
           <w:tcPr>
-            <w:tcW w:type="dxa" w:w="2715"/>
+            <w:tcW w:type="dxa" w:w="2694"/>
           </w:tcPr>
           <w:p>
             <w:pPr>
@@ -16810,7 +16810,7 @@
         </w:tc>
         <w:tc>
           <w:tcPr>
-            <w:tcW w:type="dxa" w:w="2383"/>
+            <w:tcW w:type="dxa" w:w="2364"/>
           </w:tcPr>
           <w:p>
             <w:pPr>
@@ -16829,7 +16829,7 @@
         </w:tc>
         <w:tc>
           <w:tcPr>
-            <w:tcW w:type="dxa" w:w="1508"/>
+            <w:tcW w:type="dxa" w:w="1496"/>
           </w:tcPr>
           <w:p>
             <w:pPr>
@@ -16887,7 +16887,7 @@
         </w:tc>
         <w:tc>
           <w:tcPr>
-            <w:tcW w:type="dxa" w:w="641"/>
+            <w:tcW w:type="dxa" w:w="719"/>
           </w:tcPr>
           <w:p>
             <w:pPr>
@@ -16907,7 +16907,7 @@
         </w:tc>
         <w:tc>
           <w:tcPr>
-            <w:tcW w:type="dxa" w:w="641"/>
+            <w:tcW w:type="dxa" w:w="719"/>
           </w:tcPr>
           <w:p>
             <w:pPr>
@@ -16927,7 +16927,7 @@
         </w:tc>
         <w:tc>
           <w:tcPr>
-            <w:tcW w:type="dxa" w:w="1942"/>
+            <w:tcW w:type="dxa" w:w="1926"/>
           </w:tcPr>
           <w:p>
             <w:pPr>
@@ -16946,7 +16946,7 @@
         </w:tc>
         <w:tc>
           <w:tcPr>
-            <w:tcW w:type="dxa" w:w="3210"/>
+            <w:tcW w:type="dxa" w:w="3185"/>
           </w:tcPr>
           <w:p>
             <w:pPr>
@@ -16965,7 +16965,7 @@
         </w:tc>
         <w:tc>
           <w:tcPr>
-            <w:tcW w:type="dxa" w:w="1974"/>
+            <w:tcW w:type="dxa" w:w="1958"/>
           </w:tcPr>
           <w:p>
             <w:pPr>
@@ -16984,7 +16984,7 @@
         </w:tc>
         <w:tc>
           <w:tcPr>
-            <w:tcW w:type="dxa" w:w="3210"/>
+            <w:tcW w:type="dxa" w:w="3185"/>
           </w:tcPr>
           <w:p>
             <w:pPr>
@@ -17003,7 +17003,7 @@
         </w:tc>
         <w:tc>
           <w:tcPr>
-            <w:tcW w:type="dxa" w:w="1577"/>
+            <w:tcW w:type="dxa" w:w="1564"/>
           </w:tcPr>
           <w:p>
             <w:pPr>
@@ -17032,7 +17032,7 @@
         </w:trPr>
         <w:tc>
           <w:tcPr>
-            <w:tcW w:type="dxa" w:w="641"/>
+            <w:tcW w:type="dxa" w:w="719"/>
             <w:gridSpan w:val="8"/>
             <w:shd w:val="clear" w:color="auto" w:fill="E4F6F8"/>
           </w:tcPr>
@@ -17053,7 +17053,7 @@
         </w:tc>
         <w:tc>
           <w:tcPr>
-            <w:tcW w:type="dxa" w:w="641"/>
+            <w:tcW w:type="dxa" w:w="719"/>
             <w:shd w:val="clear" w:color="auto" w:fill="E4F6F8"/>
           </w:tcPr>
           <w:p>
@@ -17068,13 +17068,13 @@
                 <w:color w:val="10214B"/>
                 <w:sz w:val="14"/>
               </w:rPr>
-              <w:t>93,000</w:t>
-            </w:r>
-          </w:p>
-        </w:tc>
-        <w:tc>
-          <w:tcPr>
-            <w:tcW w:type="dxa" w:w="1577"/>
+              <w:t>120,848</w:t>
+            </w:r>
+          </w:p>
+        </w:tc>
+        <w:tc>
+          <w:tcPr>
+            <w:tcW w:type="dxa" w:w="1564"/>
             <w:gridSpan w:val="5"/>
             <w:shd w:val="clear" w:color="auto" w:fill="E4F6F8"/>
           </w:tcPr>
@@ -17110,7 +17110,7 @@
         </w:tc>
         <w:tc>
           <w:tcPr>
-            <w:tcW w:type="dxa" w:w="1189"/>
+            <w:tcW w:type="dxa" w:w="1179"/>
           </w:tcPr>
           <w:p>
             <w:pPr>
@@ -17129,7 +17129,7 @@
         </w:tc>
         <w:tc>
           <w:tcPr>
-            <w:tcW w:type="dxa" w:w="2715"/>
+            <w:tcW w:type="dxa" w:w="2694"/>
           </w:tcPr>
           <w:p>
             <w:pPr>
@@ -17148,7 +17148,7 @@
         </w:tc>
         <w:tc>
           <w:tcPr>
-            <w:tcW w:type="dxa" w:w="2383"/>
+            <w:tcW w:type="dxa" w:w="2364"/>
           </w:tcPr>
           <w:p>
             <w:pPr>
@@ -17167,7 +17167,7 @@
         </w:tc>
         <w:tc>
           <w:tcPr>
-            <w:tcW w:type="dxa" w:w="1508"/>
+            <w:tcW w:type="dxa" w:w="1496"/>
           </w:tcPr>
           <w:p>
             <w:pPr>
@@ -17225,7 +17225,7 @@
         </w:tc>
         <w:tc>
           <w:tcPr>
-            <w:tcW w:type="dxa" w:w="641"/>
+            <w:tcW w:type="dxa" w:w="719"/>
           </w:tcPr>
           <w:p>
             <w:pPr>
@@ -17245,7 +17245,7 @@
         </w:tc>
         <w:tc>
           <w:tcPr>
-            <w:tcW w:type="dxa" w:w="641"/>
+            <w:tcW w:type="dxa" w:w="719"/>
           </w:tcPr>
           <w:p>
             <w:pPr>
@@ -17265,7 +17265,7 @@
         </w:tc>
         <w:tc>
           <w:tcPr>
-            <w:tcW w:type="dxa" w:w="1942"/>
+            <w:tcW w:type="dxa" w:w="1926"/>
           </w:tcPr>
           <w:p>
             <w:pPr>
@@ -17284,7 +17284,7 @@
         </w:tc>
         <w:tc>
           <w:tcPr>
-            <w:tcW w:type="dxa" w:w="3210"/>
+            <w:tcW w:type="dxa" w:w="3185"/>
           </w:tcPr>
           <w:p>
             <w:pPr>
@@ -17303,7 +17303,7 @@
         </w:tc>
         <w:tc>
           <w:tcPr>
-            <w:tcW w:type="dxa" w:w="1974"/>
+            <w:tcW w:type="dxa" w:w="1958"/>
           </w:tcPr>
           <w:p>
             <w:pPr>
@@ -17322,7 +17322,7 @@
         </w:tc>
         <w:tc>
           <w:tcPr>
-            <w:tcW w:type="dxa" w:w="3210"/>
+            <w:tcW w:type="dxa" w:w="3185"/>
           </w:tcPr>
           <w:p>
             <w:pPr>
@@ -17341,7 +17341,7 @@
         </w:tc>
         <w:tc>
           <w:tcPr>
-            <w:tcW w:type="dxa" w:w="1577"/>
+            <w:tcW w:type="dxa" w:w="1564"/>
           </w:tcPr>
           <w:p>
             <w:pPr>
@@ -17375,7 +17375,7 @@
         </w:tc>
         <w:tc>
           <w:tcPr>
-            <w:tcW w:type="dxa" w:w="1189"/>
+            <w:tcW w:type="dxa" w:w="1179"/>
           </w:tcPr>
           <w:p>
             <w:pPr>
@@ -17394,7 +17394,7 @@
         </w:tc>
         <w:tc>
           <w:tcPr>
-            <w:tcW w:type="dxa" w:w="2715"/>
+            <w:tcW w:type="dxa" w:w="2694"/>
           </w:tcPr>
           <w:p>
             <w:pPr>
@@ -17413,7 +17413,7 @@
         </w:tc>
         <w:tc>
           <w:tcPr>
-            <w:tcW w:type="dxa" w:w="2383"/>
+            <w:tcW w:type="dxa" w:w="2364"/>
           </w:tcPr>
           <w:p>
             <w:pPr>
@@ -17432,7 +17432,7 @@
         </w:tc>
         <w:tc>
           <w:tcPr>
-            <w:tcW w:type="dxa" w:w="1508"/>
+            <w:tcW w:type="dxa" w:w="1496"/>
           </w:tcPr>
           <w:p>
             <w:pPr>
@@ -17490,7 +17490,7 @@
         </w:tc>
         <w:tc>
           <w:tcPr>
-            <w:tcW w:type="dxa" w:w="641"/>
+            <w:tcW w:type="dxa" w:w="719"/>
           </w:tcPr>
           <w:p>
             <w:pPr>
@@ -17504,13 +17504,13 @@
                 <w:color w:val="13203F"/>
                 <w:sz w:val="14"/>
               </w:rPr>
-              <w:t>93,000</w:t>
-            </w:r>
-          </w:p>
-        </w:tc>
-        <w:tc>
-          <w:tcPr>
-            <w:tcW w:type="dxa" w:w="641"/>
+              <w:t>120,848</w:t>
+            </w:r>
+          </w:p>
+        </w:tc>
+        <w:tc>
+          <w:tcPr>
+            <w:tcW w:type="dxa" w:w="719"/>
           </w:tcPr>
           <w:p>
             <w:pPr>
@@ -17524,13 +17524,13 @@
                 <w:color w:val="13203F"/>
                 <w:sz w:val="14"/>
               </w:rPr>
-              <w:t>93,000</w:t>
-            </w:r>
-          </w:p>
-        </w:tc>
-        <w:tc>
-          <w:tcPr>
-            <w:tcW w:type="dxa" w:w="1942"/>
+              <w:t>120,848</w:t>
+            </w:r>
+          </w:p>
+        </w:tc>
+        <w:tc>
+          <w:tcPr>
+            <w:tcW w:type="dxa" w:w="1926"/>
           </w:tcPr>
           <w:p>
             <w:pPr>
@@ -17549,7 +17549,7 @@
         </w:tc>
         <w:tc>
           <w:tcPr>
-            <w:tcW w:type="dxa" w:w="3210"/>
+            <w:tcW w:type="dxa" w:w="3185"/>
           </w:tcPr>
           <w:p>
             <w:pPr>
@@ -17568,7 +17568,7 @@
         </w:tc>
         <w:tc>
           <w:tcPr>
-            <w:tcW w:type="dxa" w:w="1974"/>
+            <w:tcW w:type="dxa" w:w="1958"/>
           </w:tcPr>
           <w:p>
             <w:pPr>
@@ -17587,7 +17587,7 @@
         </w:tc>
         <w:tc>
           <w:tcPr>
-            <w:tcW w:type="dxa" w:w="3210"/>
+            <w:tcW w:type="dxa" w:w="3185"/>
           </w:tcPr>
           <w:p>
             <w:pPr>
@@ -17600,13 +17600,13 @@
                 <w:color w:val="56637F"/>
                 <w:sz w:val="14"/>
               </w:rPr>
-              <w:t>[견적] 정가 2.32억 × 40% (2026.1 정가표)</w:t>
-            </w:r>
-          </w:p>
-        </w:tc>
-        <w:tc>
-          <w:tcPr>
-            <w:tcW w:type="dxa" w:w="1577"/>
+              <w:t>[견적] 이지로보틱스 10/8 견적 단가(정가×52%): Base 73,944 + MULTIPLE PROCESS 23,920 + PLC SIMULATION 22,984. 정밀조립존은 견적 대상 외라 단가만 적용</w:t>
+            </w:r>
+          </w:p>
+        </w:tc>
+        <w:tc>
+          <w:tcPr>
+            <w:tcW w:type="dxa" w:w="1564"/>
           </w:tcPr>
           <w:p>
             <w:pPr>
@@ -17640,7 +17640,7 @@
         </w:tc>
         <w:tc>
           <w:tcPr>
-            <w:tcW w:type="dxa" w:w="1189"/>
+            <w:tcW w:type="dxa" w:w="1179"/>
           </w:tcPr>
           <w:p>
             <w:pPr>
@@ -17659,7 +17659,7 @@
         </w:tc>
         <w:tc>
           <w:tcPr>
-            <w:tcW w:type="dxa" w:w="2715"/>
+            <w:tcW w:type="dxa" w:w="2694"/>
           </w:tcPr>
           <w:p>
             <w:pPr>
@@ -17678,7 +17678,7 @@
         </w:tc>
         <w:tc>
           <w:tcPr>
-            <w:tcW w:type="dxa" w:w="2383"/>
+            <w:tcW w:type="dxa" w:w="2364"/>
           </w:tcPr>
           <w:p>
             <w:pPr>
@@ -17697,7 +17697,7 @@
         </w:tc>
         <w:tc>
           <w:tcPr>
-            <w:tcW w:type="dxa" w:w="1508"/>
+            <w:tcW w:type="dxa" w:w="1496"/>
           </w:tcPr>
           <w:p>
             <w:pPr>
@@ -17755,7 +17755,7 @@
         </w:tc>
         <w:tc>
           <w:tcPr>
-            <w:tcW w:type="dxa" w:w="641"/>
+            <w:tcW w:type="dxa" w:w="719"/>
           </w:tcPr>
           <w:p>
             <w:pPr>
@@ -17775,7 +17775,7 @@
         </w:tc>
         <w:tc>
           <w:tcPr>
-            <w:tcW w:type="dxa" w:w="641"/>
+            <w:tcW w:type="dxa" w:w="719"/>
           </w:tcPr>
           <w:p>
             <w:pPr>
@@ -17795,7 +17795,7 @@
         </w:tc>
         <w:tc>
           <w:tcPr>
-            <w:tcW w:type="dxa" w:w="1942"/>
+            <w:tcW w:type="dxa" w:w="1926"/>
           </w:tcPr>
           <w:p>
             <w:pPr>
@@ -17814,7 +17814,7 @@
         </w:tc>
         <w:tc>
           <w:tcPr>
-            <w:tcW w:type="dxa" w:w="3210"/>
+            <w:tcW w:type="dxa" w:w="3185"/>
           </w:tcPr>
           <w:p>
             <w:pPr>
@@ -17833,7 +17833,7 @@
         </w:tc>
         <w:tc>
           <w:tcPr>
-            <w:tcW w:type="dxa" w:w="1974"/>
+            <w:tcW w:type="dxa" w:w="1958"/>
           </w:tcPr>
           <w:p>
             <w:pPr>
@@ -17852,7 +17852,7 @@
         </w:tc>
         <w:tc>
           <w:tcPr>
-            <w:tcW w:type="dxa" w:w="3210"/>
+            <w:tcW w:type="dxa" w:w="3185"/>
           </w:tcPr>
           <w:p>
             <w:pPr>
@@ -17871,7 +17871,7 @@
         </w:tc>
         <w:tc>
           <w:tcPr>
-            <w:tcW w:type="dxa" w:w="1577"/>
+            <w:tcW w:type="dxa" w:w="1564"/>
           </w:tcPr>
           <w:p>
             <w:pPr>
@@ -17919,7 +17919,7 @@
         </w:tc>
         <w:tc>
           <w:tcPr>
-            <w:tcW w:type="dxa" w:w="1189"/>
+            <w:tcW w:type="dxa" w:w="1179"/>
           </w:tcPr>
           <w:p>
             <w:pPr>
@@ -17938,7 +17938,7 @@
         </w:tc>
         <w:tc>
           <w:tcPr>
-            <w:tcW w:type="dxa" w:w="2715"/>
+            <w:tcW w:type="dxa" w:w="2694"/>
           </w:tcPr>
           <w:p>
             <w:pPr>
@@ -17957,7 +17957,7 @@
         </w:tc>
         <w:tc>
           <w:tcPr>
-            <w:tcW w:type="dxa" w:w="2383"/>
+            <w:tcW w:type="dxa" w:w="2364"/>
           </w:tcPr>
           <w:p>
             <w:pPr>
@@ -17976,7 +17976,7 @@
         </w:tc>
         <w:tc>
           <w:tcPr>
-            <w:tcW w:type="dxa" w:w="1508"/>
+            <w:tcW w:type="dxa" w:w="1496"/>
           </w:tcPr>
           <w:p>
             <w:pPr>
@@ -18034,7 +18034,7 @@
         </w:tc>
         <w:tc>
           <w:tcPr>
-            <w:tcW w:type="dxa" w:w="641"/>
+            <w:tcW w:type="dxa" w:w="719"/>
           </w:tcPr>
           <w:p>
             <w:pPr>
@@ -18054,7 +18054,7 @@
         </w:tc>
         <w:tc>
           <w:tcPr>
-            <w:tcW w:type="dxa" w:w="641"/>
+            <w:tcW w:type="dxa" w:w="719"/>
           </w:tcPr>
           <w:p>
             <w:pPr>
@@ -18074,7 +18074,7 @@
         </w:tc>
         <w:tc>
           <w:tcPr>
-            <w:tcW w:type="dxa" w:w="1942"/>
+            <w:tcW w:type="dxa" w:w="1926"/>
           </w:tcPr>
           <w:p>
             <w:pPr>
@@ -18093,7 +18093,7 @@
         </w:tc>
         <w:tc>
           <w:tcPr>
-            <w:tcW w:type="dxa" w:w="3210"/>
+            <w:tcW w:type="dxa" w:w="3185"/>
           </w:tcPr>
           <w:p>
             <w:pPr>
@@ -18112,7 +18112,7 @@
         </w:tc>
         <w:tc>
           <w:tcPr>
-            <w:tcW w:type="dxa" w:w="1974"/>
+            <w:tcW w:type="dxa" w:w="1958"/>
           </w:tcPr>
           <w:p>
             <w:pPr>
@@ -18131,7 +18131,7 @@
         </w:tc>
         <w:tc>
           <w:tcPr>
-            <w:tcW w:type="dxa" w:w="3210"/>
+            <w:tcW w:type="dxa" w:w="3185"/>
           </w:tcPr>
           <w:p>
             <w:pPr>
@@ -18150,7 +18150,7 @@
         </w:tc>
         <w:tc>
           <w:tcPr>
-            <w:tcW w:type="dxa" w:w="1577"/>
+            <w:tcW w:type="dxa" w:w="1564"/>
           </w:tcPr>
           <w:p>
             <w:pPr>
@@ -18196,7 +18196,7 @@
         </w:trPr>
         <w:tc>
           <w:tcPr>
-            <w:tcW w:type="dxa" w:w="641"/>
+            <w:tcW w:type="dxa" w:w="719"/>
             <w:gridSpan w:val="8"/>
             <w:shd w:val="clear" w:color="auto" w:fill="E4F6F8"/>
           </w:tcPr>
@@ -18217,7 +18217,7 @@
         </w:tc>
         <w:tc>
           <w:tcPr>
-            <w:tcW w:type="dxa" w:w="641"/>
+            <w:tcW w:type="dxa" w:w="719"/>
             <w:shd w:val="clear" w:color="auto" w:fill="E4F6F8"/>
           </w:tcPr>
           <w:p>
@@ -18238,7 +18238,7 @@
         </w:tc>
         <w:tc>
           <w:tcPr>
-            <w:tcW w:type="dxa" w:w="1577"/>
+            <w:tcW w:type="dxa" w:w="1564"/>
             <w:gridSpan w:val="5"/>
             <w:shd w:val="clear" w:color="auto" w:fill="E4F6F8"/>
           </w:tcPr>
@@ -18274,7 +18274,7 @@
         </w:tc>
         <w:tc>
           <w:tcPr>
-            <w:tcW w:type="dxa" w:w="1189"/>
+            <w:tcW w:type="dxa" w:w="1179"/>
           </w:tcPr>
           <w:p>
             <w:pPr>
@@ -18293,7 +18293,7 @@
         </w:tc>
         <w:tc>
           <w:tcPr>
-            <w:tcW w:type="dxa" w:w="2715"/>
+            <w:tcW w:type="dxa" w:w="2694"/>
           </w:tcPr>
           <w:p>
             <w:pPr>
@@ -18312,7 +18312,7 @@
         </w:tc>
         <w:tc>
           <w:tcPr>
-            <w:tcW w:type="dxa" w:w="2383"/>
+            <w:tcW w:type="dxa" w:w="2364"/>
           </w:tcPr>
           <w:p>
             <w:pPr>
@@ -18331,7 +18331,7 @@
         </w:tc>
         <w:tc>
           <w:tcPr>
-            <w:tcW w:type="dxa" w:w="1508"/>
+            <w:tcW w:type="dxa" w:w="1496"/>
           </w:tcPr>
           <w:p>
             <w:pPr>
@@ -18389,7 +18389,7 @@
         </w:tc>
         <w:tc>
           <w:tcPr>
-            <w:tcW w:type="dxa" w:w="641"/>
+            <w:tcW w:type="dxa" w:w="719"/>
           </w:tcPr>
           <w:p>
             <w:pPr>
@@ -18409,7 +18409,7 @@
         </w:tc>
         <w:tc>
           <w:tcPr>
-            <w:tcW w:type="dxa" w:w="641"/>
+            <w:tcW w:type="dxa" w:w="719"/>
           </w:tcPr>
           <w:p>
             <w:pPr>
@@ -18429,7 +18429,7 @@
         </w:tc>
         <w:tc>
           <w:tcPr>
-            <w:tcW w:type="dxa" w:w="1942"/>
+            <w:tcW w:type="dxa" w:w="1926"/>
           </w:tcPr>
           <w:p>
             <w:pPr>
@@ -18448,7 +18448,7 @@
         </w:tc>
         <w:tc>
           <w:tcPr>
-            <w:tcW w:type="dxa" w:w="3210"/>
+            <w:tcW w:type="dxa" w:w="3185"/>
           </w:tcPr>
           <w:p>
             <w:pPr>
@@ -18467,7 +18467,7 @@
         </w:tc>
         <w:tc>
           <w:tcPr>
-            <w:tcW w:type="dxa" w:w="1974"/>
+            <w:tcW w:type="dxa" w:w="1958"/>
           </w:tcPr>
           <w:p>
             <w:pPr>
@@ -18486,7 +18486,7 @@
         </w:tc>
         <w:tc>
           <w:tcPr>
-            <w:tcW w:type="dxa" w:w="3210"/>
+            <w:tcW w:type="dxa" w:w="3185"/>
           </w:tcPr>
           <w:p>
             <w:pPr>
@@ -18505,7 +18505,7 @@
         </w:tc>
         <w:tc>
           <w:tcPr>
-            <w:tcW w:type="dxa" w:w="1577"/>
+            <w:tcW w:type="dxa" w:w="1564"/>
           </w:tcPr>
           <w:p>
             <w:pPr>
@@ -18570,7 +18570,7 @@
         </w:tc>
         <w:tc>
           <w:tcPr>
-            <w:tcW w:type="dxa" w:w="1189"/>
+            <w:tcW w:type="dxa" w:w="1179"/>
           </w:tcPr>
           <w:p>
             <w:pPr>
@@ -18589,7 +18589,7 @@
         </w:tc>
         <w:tc>
           <w:tcPr>
-            <w:tcW w:type="dxa" w:w="2715"/>
+            <w:tcW w:type="dxa" w:w="2694"/>
           </w:tcPr>
           <w:p>
             <w:pPr>
@@ -18608,7 +18608,7 @@
         </w:tc>
         <w:tc>
           <w:tcPr>
-            <w:tcW w:type="dxa" w:w="2383"/>
+            <w:tcW w:type="dxa" w:w="2364"/>
           </w:tcPr>
           <w:p>
             <w:pPr>
@@ -18627,7 +18627,7 @@
         </w:tc>
         <w:tc>
           <w:tcPr>
-            <w:tcW w:type="dxa" w:w="1508"/>
+            <w:tcW w:type="dxa" w:w="1496"/>
           </w:tcPr>
           <w:p>
             <w:pPr>
@@ -18685,7 +18685,7 @@
         </w:tc>
         <w:tc>
           <w:tcPr>
-            <w:tcW w:type="dxa" w:w="641"/>
+            <w:tcW w:type="dxa" w:w="719"/>
           </w:tcPr>
           <w:p>
             <w:pPr>
@@ -18705,7 +18705,7 @@
         </w:tc>
         <w:tc>
           <w:tcPr>
-            <w:tcW w:type="dxa" w:w="641"/>
+            <w:tcW w:type="dxa" w:w="719"/>
           </w:tcPr>
           <w:p>
             <w:pPr>
@@ -18725,7 +18725,7 @@
         </w:tc>
         <w:tc>
           <w:tcPr>
-            <w:tcW w:type="dxa" w:w="1942"/>
+            <w:tcW w:type="dxa" w:w="1926"/>
           </w:tcPr>
           <w:p>
             <w:pPr>
@@ -18744,7 +18744,7 @@
         </w:tc>
         <w:tc>
           <w:tcPr>
-            <w:tcW w:type="dxa" w:w="3210"/>
+            <w:tcW w:type="dxa" w:w="3185"/>
           </w:tcPr>
           <w:p>
             <w:pPr>
@@ -18763,7 +18763,7 @@
         </w:tc>
         <w:tc>
           <w:tcPr>
-            <w:tcW w:type="dxa" w:w="1974"/>
+            <w:tcW w:type="dxa" w:w="1958"/>
           </w:tcPr>
           <w:p>
             <w:pPr>
@@ -18782,7 +18782,7 @@
         </w:tc>
         <w:tc>
           <w:tcPr>
-            <w:tcW w:type="dxa" w:w="3210"/>
+            <w:tcW w:type="dxa" w:w="3185"/>
           </w:tcPr>
           <w:p>
             <w:pPr>
@@ -18801,7 +18801,7 @@
         </w:tc>
         <w:tc>
           <w:tcPr>
-            <w:tcW w:type="dxa" w:w="1577"/>
+            <w:tcW w:type="dxa" w:w="1564"/>
           </w:tcPr>
           <w:p>
             <w:pPr>
@@ -18816,7 +18816,7 @@
         </w:trPr>
         <w:tc>
           <w:tcPr>
-            <w:tcW w:type="dxa" w:w="641"/>
+            <w:tcW w:type="dxa" w:w="719"/>
             <w:gridSpan w:val="8"/>
             <w:shd w:val="clear" w:color="auto" w:fill="EEF2F9"/>
           </w:tcPr>
@@ -18837,7 +18837,7 @@
         </w:tc>
         <w:tc>
           <w:tcPr>
-            <w:tcW w:type="dxa" w:w="1942"/>
+            <w:tcW w:type="dxa" w:w="1926"/>
             <w:gridSpan w:val="2"/>
             <w:shd w:val="clear" w:color="auto" w:fill="EEF2F9"/>
           </w:tcPr>
@@ -18853,13 +18853,13 @@
                 <w:color w:val="13203F"/>
                 <w:sz w:val="14"/>
               </w:rPr>
-              <w:t>173,000 천원</w:t>
-            </w:r>
-          </w:p>
-        </w:tc>
-        <w:tc>
-          <w:tcPr>
-            <w:tcW w:type="dxa" w:w="1577"/>
+              <w:t>200,848 천원</w:t>
+            </w:r>
+          </w:p>
+        </w:tc>
+        <w:tc>
+          <w:tcPr>
+            <w:tcW w:type="dxa" w:w="1564"/>
             <w:gridSpan w:val="4"/>
             <w:shd w:val="clear" w:color="auto" w:fill="EEF2F9"/>
           </w:tcPr>

--- a/docs/ocs_precision.docx
+++ b/docs/ocs_precision.docx
@@ -375,6 +375,7 @@
           </w:tcPr>
           <w:p>
             <w:pPr>
+              <w:keepNext/>
               <w:spacing w:before="0" w:after="0" w:line="252" w:lineRule="auto"/>
             </w:pPr>
             <w:r>
@@ -394,6 +395,7 @@
           </w:tcPr>
           <w:p>
             <w:pPr>
+              <w:keepNext/>
               <w:spacing w:before="0" w:after="0" w:line="252" w:lineRule="auto"/>
             </w:pPr>
             <w:r>
@@ -419,6 +421,7 @@
           </w:tcPr>
           <w:p>
             <w:pPr>
+              <w:keepNext/>
               <w:spacing w:before="0" w:after="0" w:line="252" w:lineRule="auto"/>
             </w:pPr>
             <w:r>
@@ -438,6 +441,7 @@
           </w:tcPr>
           <w:p>
             <w:pPr>
+              <w:keepNext/>
               <w:spacing w:before="0" w:after="0" w:line="252" w:lineRule="auto"/>
             </w:pPr>
             <w:r>
@@ -463,6 +467,7 @@
           </w:tcPr>
           <w:p>
             <w:pPr>
+              <w:keepNext/>
               <w:spacing w:before="0" w:after="0" w:line="252" w:lineRule="auto"/>
             </w:pPr>
             <w:r>
@@ -482,6 +487,7 @@
           </w:tcPr>
           <w:p>
             <w:pPr>
+              <w:keepNext/>
               <w:spacing w:before="0" w:after="0" w:line="252" w:lineRule="auto"/>
             </w:pPr>
             <w:r>
@@ -1033,6 +1039,7 @@
           </w:tcPr>
           <w:p>
             <w:pPr>
+              <w:keepNext/>
               <w:spacing w:before="0" w:after="0" w:line="252" w:lineRule="auto"/>
             </w:pPr>
             <w:r>
@@ -1052,6 +1059,7 @@
           </w:tcPr>
           <w:p>
             <w:pPr>
+              <w:keepNext/>
               <w:spacing w:before="0" w:after="0" w:line="252" w:lineRule="auto"/>
             </w:pPr>
             <w:r>
@@ -1071,6 +1079,7 @@
           </w:tcPr>
           <w:p>
             <w:pPr>
+              <w:keepNext/>
               <w:spacing w:before="0" w:after="0" w:line="252" w:lineRule="auto"/>
             </w:pPr>
             <w:r>
@@ -1090,6 +1099,7 @@
           </w:tcPr>
           <w:p>
             <w:pPr>
+              <w:keepNext/>
               <w:spacing w:before="0" w:after="0" w:line="252" w:lineRule="auto"/>
             </w:pPr>
             <w:r>
@@ -1109,6 +1119,7 @@
           </w:tcPr>
           <w:p>
             <w:pPr>
+              <w:keepNext/>
               <w:spacing w:before="0" w:after="0" w:line="252" w:lineRule="auto"/>
             </w:pPr>
             <w:r>
@@ -1134,6 +1145,7 @@
           </w:tcPr>
           <w:p>
             <w:pPr>
+              <w:keepNext/>
               <w:spacing w:before="0" w:after="0" w:line="252" w:lineRule="auto"/>
             </w:pPr>
             <w:r>
@@ -1153,6 +1165,7 @@
           </w:tcPr>
           <w:p>
             <w:pPr>
+              <w:keepNext/>
               <w:spacing w:before="0" w:after="0" w:line="252" w:lineRule="auto"/>
             </w:pPr>
             <w:r>
@@ -1172,6 +1185,7 @@
           </w:tcPr>
           <w:p>
             <w:pPr>
+              <w:keepNext/>
               <w:spacing w:before="0" w:after="0" w:line="252" w:lineRule="auto"/>
             </w:pPr>
             <w:r>
@@ -1191,6 +1205,7 @@
           </w:tcPr>
           <w:p>
             <w:pPr>
+              <w:keepNext/>
               <w:spacing w:before="0" w:after="0" w:line="252" w:lineRule="auto"/>
             </w:pPr>
             <w:r>
@@ -1210,6 +1225,7 @@
           </w:tcPr>
           <w:p>
             <w:pPr>
+              <w:keepNext/>
               <w:spacing w:before="0" w:after="0" w:line="252" w:lineRule="auto"/>
             </w:pPr>
             <w:r>
@@ -1235,6 +1251,7 @@
           </w:tcPr>
           <w:p>
             <w:pPr>
+              <w:keepNext/>
               <w:spacing w:before="0" w:after="0" w:line="252" w:lineRule="auto"/>
             </w:pPr>
             <w:r>
@@ -1254,6 +1271,7 @@
           </w:tcPr>
           <w:p>
             <w:pPr>
+              <w:keepNext/>
               <w:spacing w:before="0" w:after="0" w:line="252" w:lineRule="auto"/>
             </w:pPr>
             <w:r>
@@ -1273,6 +1291,7 @@
           </w:tcPr>
           <w:p>
             <w:pPr>
+              <w:keepNext/>
               <w:spacing w:before="0" w:after="0" w:line="252" w:lineRule="auto"/>
             </w:pPr>
             <w:r>
@@ -1292,6 +1311,7 @@
           </w:tcPr>
           <w:p>
             <w:pPr>
+              <w:keepNext/>
               <w:spacing w:before="0" w:after="0" w:line="252" w:lineRule="auto"/>
             </w:pPr>
             <w:r>
@@ -1311,6 +1331,7 @@
           </w:tcPr>
           <w:p>
             <w:pPr>
+              <w:keepNext/>
               <w:spacing w:before="0" w:after="0" w:line="252" w:lineRule="auto"/>
             </w:pPr>
             <w:r>
@@ -2303,6 +2324,7 @@
           </w:tcPr>
           <w:p>
             <w:pPr>
+              <w:keepNext/>
               <w:spacing w:before="0" w:after="0" w:line="252" w:lineRule="auto"/>
             </w:pPr>
             <w:r>
@@ -2327,6 +2349,7 @@
           </w:tcPr>
           <w:p>
             <w:pPr>
+              <w:keepNext/>
               <w:spacing w:before="0" w:after="0" w:line="252" w:lineRule="auto"/>
             </w:pPr>
             <w:r>
@@ -2346,6 +2369,7 @@
           </w:tcPr>
           <w:p>
             <w:pPr>
+              <w:keepNext/>
               <w:spacing w:before="0" w:after="0" w:line="252" w:lineRule="auto"/>
             </w:pPr>
             <w:r>
@@ -2365,6 +2389,7 @@
           </w:tcPr>
           <w:p>
             <w:pPr>
+              <w:keepNext/>
               <w:spacing w:before="0" w:after="0" w:line="252" w:lineRule="auto"/>
               <w:jc w:val="right"/>
             </w:pPr>
@@ -2385,6 +2410,7 @@
           </w:tcPr>
           <w:p>
             <w:pPr>
+              <w:keepNext/>
               <w:spacing w:before="0" w:after="0" w:line="252" w:lineRule="auto"/>
               <w:jc w:val="right"/>
             </w:pPr>
@@ -2405,6 +2431,7 @@
           </w:tcPr>
           <w:p>
             <w:pPr>
+              <w:keepNext/>
               <w:spacing w:before="0" w:after="0" w:line="252" w:lineRule="auto"/>
             </w:pPr>
           </w:p>
@@ -2420,6 +2447,7 @@
           </w:tcPr>
           <w:p>
             <w:pPr>
+              <w:keepNext/>
               <w:spacing w:before="0" w:after="0" w:line="252" w:lineRule="auto"/>
             </w:pPr>
             <w:r>
@@ -2439,6 +2467,7 @@
           </w:tcPr>
           <w:p>
             <w:pPr>
+              <w:keepNext/>
               <w:spacing w:before="0" w:after="0" w:line="252" w:lineRule="auto"/>
             </w:pPr>
             <w:r>
@@ -2458,6 +2487,7 @@
           </w:tcPr>
           <w:p>
             <w:pPr>
+              <w:keepNext/>
               <w:spacing w:before="0" w:after="0" w:line="252" w:lineRule="auto"/>
               <w:jc w:val="right"/>
             </w:pPr>
@@ -2478,6 +2508,7 @@
           </w:tcPr>
           <w:p>
             <w:pPr>
+              <w:keepNext/>
               <w:spacing w:before="0" w:after="0" w:line="252" w:lineRule="auto"/>
               <w:jc w:val="right"/>
             </w:pPr>
@@ -2498,6 +2529,7 @@
           </w:tcPr>
           <w:p>
             <w:pPr>
+              <w:keepNext/>
               <w:spacing w:before="0" w:after="0" w:line="252" w:lineRule="auto"/>
             </w:pPr>
           </w:p>
@@ -3201,6 +3233,7 @@
           </w:tcPr>
           <w:p>
             <w:pPr>
+              <w:keepNext/>
               <w:spacing w:before="0" w:after="0" w:line="252" w:lineRule="auto"/>
             </w:pPr>
             <w:r>
@@ -3220,6 +3253,7 @@
           </w:tcPr>
           <w:p>
             <w:pPr>
+              <w:keepNext/>
               <w:spacing w:before="0" w:after="0" w:line="252" w:lineRule="auto"/>
               <w:jc w:val="center"/>
             </w:pPr>
@@ -3240,6 +3274,7 @@
           </w:tcPr>
           <w:p>
             <w:pPr>
+              <w:keepNext/>
               <w:spacing w:before="0" w:after="0" w:line="252" w:lineRule="auto"/>
               <w:jc w:val="center"/>
             </w:pPr>
@@ -3260,6 +3295,7 @@
           </w:tcPr>
           <w:p>
             <w:pPr>
+              <w:keepNext/>
               <w:spacing w:before="0" w:after="0" w:line="252" w:lineRule="auto"/>
               <w:jc w:val="right"/>
             </w:pPr>
@@ -3280,6 +3316,7 @@
           </w:tcPr>
           <w:p>
             <w:pPr>
+              <w:keepNext/>
               <w:spacing w:before="0" w:after="0" w:line="252" w:lineRule="auto"/>
               <w:jc w:val="right"/>
             </w:pPr>
@@ -3300,6 +3337,7 @@
           </w:tcPr>
           <w:p>
             <w:pPr>
+              <w:keepNext/>
               <w:spacing w:before="0" w:after="0" w:line="252" w:lineRule="auto"/>
               <w:jc w:val="right"/>
             </w:pPr>
@@ -3320,6 +3358,7 @@
           </w:tcPr>
           <w:p>
             <w:pPr>
+              <w:keepNext/>
               <w:spacing w:before="0" w:after="0" w:line="252" w:lineRule="auto"/>
               <w:jc w:val="right"/>
             </w:pPr>
@@ -3340,6 +3379,7 @@
           </w:tcPr>
           <w:p>
             <w:pPr>
+              <w:keepNext/>
               <w:spacing w:before="0" w:after="0" w:line="252" w:lineRule="auto"/>
               <w:jc w:val="right"/>
             </w:pPr>
@@ -3365,6 +3405,7 @@
           </w:tcPr>
           <w:p>
             <w:pPr>
+              <w:keepNext/>
               <w:spacing w:before="0" w:after="0" w:line="252" w:lineRule="auto"/>
             </w:pPr>
             <w:r>
@@ -3384,6 +3425,7 @@
           </w:tcPr>
           <w:p>
             <w:pPr>
+              <w:keepNext/>
               <w:spacing w:before="0" w:after="0" w:line="252" w:lineRule="auto"/>
               <w:jc w:val="center"/>
             </w:pPr>
@@ -3404,6 +3446,7 @@
           </w:tcPr>
           <w:p>
             <w:pPr>
+              <w:keepNext/>
               <w:spacing w:before="0" w:after="0" w:line="252" w:lineRule="auto"/>
               <w:jc w:val="center"/>
             </w:pPr>
@@ -3424,6 +3467,7 @@
           </w:tcPr>
           <w:p>
             <w:pPr>
+              <w:keepNext/>
               <w:spacing w:before="0" w:after="0" w:line="252" w:lineRule="auto"/>
               <w:jc w:val="right"/>
             </w:pPr>
@@ -3444,6 +3488,7 @@
           </w:tcPr>
           <w:p>
             <w:pPr>
+              <w:keepNext/>
               <w:spacing w:before="0" w:after="0" w:line="252" w:lineRule="auto"/>
               <w:jc w:val="right"/>
             </w:pPr>
@@ -3464,6 +3509,7 @@
           </w:tcPr>
           <w:p>
             <w:pPr>
+              <w:keepNext/>
               <w:spacing w:before="0" w:after="0" w:line="252" w:lineRule="auto"/>
               <w:jc w:val="right"/>
             </w:pPr>
@@ -3484,6 +3530,7 @@
           </w:tcPr>
           <w:p>
             <w:pPr>
+              <w:keepNext/>
               <w:spacing w:before="0" w:after="0" w:line="252" w:lineRule="auto"/>
               <w:jc w:val="right"/>
             </w:pPr>
@@ -3504,6 +3551,7 @@
           </w:tcPr>
           <w:p>
             <w:pPr>
+              <w:keepNext/>
               <w:spacing w:before="0" w:after="0" w:line="252" w:lineRule="auto"/>
               <w:jc w:val="right"/>
             </w:pPr>
@@ -3529,6 +3577,7 @@
           </w:tcPr>
           <w:p>
             <w:pPr>
+              <w:keepNext/>
               <w:spacing w:before="0" w:after="0" w:line="252" w:lineRule="auto"/>
             </w:pPr>
             <w:r>
@@ -3548,6 +3597,7 @@
           </w:tcPr>
           <w:p>
             <w:pPr>
+              <w:keepNext/>
               <w:spacing w:before="0" w:after="0" w:line="252" w:lineRule="auto"/>
               <w:jc w:val="center"/>
             </w:pPr>
@@ -3568,6 +3618,7 @@
           </w:tcPr>
           <w:p>
             <w:pPr>
+              <w:keepNext/>
               <w:spacing w:before="0" w:after="0" w:line="252" w:lineRule="auto"/>
               <w:jc w:val="center"/>
             </w:pPr>
@@ -3588,6 +3639,7 @@
           </w:tcPr>
           <w:p>
             <w:pPr>
+              <w:keepNext/>
               <w:spacing w:before="0" w:after="0" w:line="252" w:lineRule="auto"/>
               <w:jc w:val="right"/>
             </w:pPr>
@@ -3608,6 +3660,7 @@
           </w:tcPr>
           <w:p>
             <w:pPr>
+              <w:keepNext/>
               <w:spacing w:before="0" w:after="0" w:line="252" w:lineRule="auto"/>
               <w:jc w:val="right"/>
             </w:pPr>
@@ -3628,6 +3681,7 @@
           </w:tcPr>
           <w:p>
             <w:pPr>
+              <w:keepNext/>
               <w:spacing w:before="0" w:after="0" w:line="252" w:lineRule="auto"/>
               <w:jc w:val="right"/>
             </w:pPr>
@@ -3648,6 +3702,7 @@
           </w:tcPr>
           <w:p>
             <w:pPr>
+              <w:keepNext/>
               <w:spacing w:before="0" w:after="0" w:line="252" w:lineRule="auto"/>
               <w:jc w:val="right"/>
             </w:pPr>
@@ -3668,6 +3723,7 @@
           </w:tcPr>
           <w:p>
             <w:pPr>
+              <w:keepNext/>
               <w:spacing w:before="0" w:after="0" w:line="252" w:lineRule="auto"/>
               <w:jc w:val="right"/>
             </w:pPr>
@@ -4349,6 +4405,7 @@
           </w:tcPr>
           <w:p>
             <w:pPr>
+              <w:keepNext/>
               <w:spacing w:before="0" w:after="0" w:line="252" w:lineRule="auto"/>
             </w:pPr>
             <w:r>
@@ -4368,6 +4425,7 @@
           </w:tcPr>
           <w:p>
             <w:pPr>
+              <w:keepNext/>
               <w:spacing w:before="0" w:after="0" w:line="252" w:lineRule="auto"/>
               <w:jc w:val="center"/>
             </w:pPr>
@@ -4388,6 +4446,7 @@
           </w:tcPr>
           <w:p>
             <w:pPr>
+              <w:keepNext/>
               <w:spacing w:before="0" w:after="0" w:line="252" w:lineRule="auto"/>
               <w:jc w:val="right"/>
             </w:pPr>
@@ -4408,6 +4467,7 @@
           </w:tcPr>
           <w:p>
             <w:pPr>
+              <w:keepNext/>
               <w:spacing w:before="0" w:after="0" w:line="252" w:lineRule="auto"/>
             </w:pPr>
             <w:r>
@@ -4433,6 +4493,7 @@
           </w:tcPr>
           <w:p>
             <w:pPr>
+              <w:keepNext/>
               <w:spacing w:before="0" w:after="0" w:line="252" w:lineRule="auto"/>
             </w:pPr>
             <w:r>
@@ -4453,6 +4514,7 @@
           </w:tcPr>
           <w:p>
             <w:pPr>
+              <w:keepNext/>
               <w:spacing w:before="0" w:after="0" w:line="252" w:lineRule="auto"/>
             </w:pPr>
           </w:p>
@@ -4464,6 +4526,7 @@
           </w:tcPr>
           <w:p>
             <w:pPr>
+              <w:keepNext/>
               <w:spacing w:before="0" w:after="0" w:line="252" w:lineRule="auto"/>
               <w:jc w:val="right"/>
             </w:pPr>
@@ -4485,6 +4548,7 @@
           </w:tcPr>
           <w:p>
             <w:pPr>
+              <w:keepNext/>
               <w:spacing w:before="0" w:after="0" w:line="252" w:lineRule="auto"/>
             </w:pPr>
             <w:r>
@@ -4510,6 +4574,7 @@
           </w:tcPr>
           <w:p>
             <w:pPr>
+              <w:keepNext/>
               <w:spacing w:before="0" w:after="0" w:line="252" w:lineRule="auto"/>
             </w:pPr>
             <w:r>
@@ -4530,6 +4595,7 @@
           </w:tcPr>
           <w:p>
             <w:pPr>
+              <w:keepNext/>
               <w:spacing w:before="0" w:after="0" w:line="252" w:lineRule="auto"/>
             </w:pPr>
           </w:p>
@@ -4541,6 +4607,7 @@
           </w:tcPr>
           <w:p>
             <w:pPr>
+              <w:keepNext/>
               <w:spacing w:before="0" w:after="0" w:line="252" w:lineRule="auto"/>
               <w:jc w:val="right"/>
             </w:pPr>
@@ -4562,6 +4629,7 @@
           </w:tcPr>
           <w:p>
             <w:pPr>
+              <w:keepNext/>
               <w:spacing w:before="0" w:after="0" w:line="252" w:lineRule="auto"/>
             </w:pPr>
             <w:r>
@@ -11001,6 +11069,7 @@
           </w:tcPr>
           <w:p>
             <w:pPr>
+              <w:keepNext/>
               <w:spacing w:before="0" w:after="0" w:line="252" w:lineRule="auto"/>
             </w:pPr>
             <w:r>
@@ -11020,6 +11089,7 @@
           </w:tcPr>
           <w:p>
             <w:pPr>
+              <w:keepNext/>
               <w:spacing w:before="0" w:after="0" w:line="252" w:lineRule="auto"/>
             </w:pPr>
             <w:r>
@@ -11039,6 +11109,7 @@
           </w:tcPr>
           <w:p>
             <w:pPr>
+              <w:keepNext/>
               <w:spacing w:before="0" w:after="0" w:line="252" w:lineRule="auto"/>
             </w:pPr>
             <w:r>
@@ -11058,6 +11129,7 @@
           </w:tcPr>
           <w:p>
             <w:pPr>
+              <w:keepNext/>
               <w:spacing w:before="0" w:after="0" w:line="252" w:lineRule="auto"/>
             </w:pPr>
             <w:r>
@@ -11077,6 +11149,7 @@
           </w:tcPr>
           <w:p>
             <w:pPr>
+              <w:keepNext/>
               <w:spacing w:before="0" w:after="0" w:line="252" w:lineRule="auto"/>
             </w:pPr>
             <w:r>
@@ -11096,6 +11169,7 @@
           </w:tcPr>
           <w:p>
             <w:pPr>
+              <w:keepNext/>
               <w:spacing w:before="0" w:after="0" w:line="252" w:lineRule="auto"/>
               <w:jc w:val="center"/>
             </w:pPr>
@@ -11116,6 +11190,7 @@
           </w:tcPr>
           <w:p>
             <w:pPr>
+              <w:keepNext/>
               <w:spacing w:before="0" w:after="0" w:line="252" w:lineRule="auto"/>
             </w:pPr>
             <w:r>
@@ -11135,6 +11210,7 @@
           </w:tcPr>
           <w:p>
             <w:pPr>
+              <w:keepNext/>
               <w:spacing w:before="0" w:after="0" w:line="252" w:lineRule="auto"/>
               <w:jc w:val="right"/>
             </w:pPr>
@@ -11155,6 +11231,7 @@
           </w:tcPr>
           <w:p>
             <w:pPr>
+              <w:keepNext/>
               <w:spacing w:before="0" w:after="0" w:line="252" w:lineRule="auto"/>
               <w:jc w:val="right"/>
             </w:pPr>
@@ -11175,6 +11252,7 @@
           </w:tcPr>
           <w:p>
             <w:pPr>
+              <w:keepNext/>
               <w:spacing w:before="0" w:after="0" w:line="252" w:lineRule="auto"/>
             </w:pPr>
             <w:r>
@@ -11194,6 +11272,7 @@
           </w:tcPr>
           <w:p>
             <w:pPr>
+              <w:keepNext/>
               <w:spacing w:before="0" w:after="0" w:line="252" w:lineRule="auto"/>
             </w:pPr>
             <w:r>
@@ -11213,6 +11292,7 @@
           </w:tcPr>
           <w:p>
             <w:pPr>
+              <w:keepNext/>
               <w:spacing w:before="0" w:after="0" w:line="252" w:lineRule="auto"/>
             </w:pPr>
             <w:r>
@@ -11232,6 +11312,7 @@
           </w:tcPr>
           <w:p>
             <w:pPr>
+              <w:keepNext/>
               <w:spacing w:before="0" w:after="0" w:line="252" w:lineRule="auto"/>
             </w:pPr>
             <w:r>
@@ -11251,6 +11332,7 @@
           </w:tcPr>
           <w:p>
             <w:pPr>
+              <w:keepNext/>
               <w:spacing w:before="0" w:after="0" w:line="252" w:lineRule="auto"/>
             </w:pPr>
             <w:hyperlink r:id="rId45">
@@ -11280,6 +11362,7 @@
           </w:tcPr>
           <w:p>
             <w:pPr>
+              <w:keepNext/>
               <w:spacing w:before="0" w:after="0" w:line="252" w:lineRule="auto"/>
             </w:pPr>
             <w:r>
@@ -11299,6 +11382,7 @@
           </w:tcPr>
           <w:p>
             <w:pPr>
+              <w:keepNext/>
               <w:spacing w:before="0" w:after="0" w:line="252" w:lineRule="auto"/>
             </w:pPr>
             <w:r>
@@ -11318,6 +11402,7 @@
           </w:tcPr>
           <w:p>
             <w:pPr>
+              <w:keepNext/>
               <w:spacing w:before="0" w:after="0" w:line="252" w:lineRule="auto"/>
             </w:pPr>
             <w:r>
@@ -11337,6 +11422,7 @@
           </w:tcPr>
           <w:p>
             <w:pPr>
+              <w:keepNext/>
               <w:spacing w:before="0" w:after="0" w:line="252" w:lineRule="auto"/>
             </w:pPr>
             <w:r>
@@ -11356,6 +11442,7 @@
           </w:tcPr>
           <w:p>
             <w:pPr>
+              <w:keepNext/>
               <w:spacing w:before="0" w:after="0" w:line="252" w:lineRule="auto"/>
             </w:pPr>
             <w:r>
@@ -11375,6 +11462,7 @@
           </w:tcPr>
           <w:p>
             <w:pPr>
+              <w:keepNext/>
               <w:spacing w:before="0" w:after="0" w:line="252" w:lineRule="auto"/>
               <w:jc w:val="center"/>
             </w:pPr>
@@ -11395,6 +11483,7 @@
           </w:tcPr>
           <w:p>
             <w:pPr>
+              <w:keepNext/>
               <w:spacing w:before="0" w:after="0" w:line="252" w:lineRule="auto"/>
             </w:pPr>
             <w:r>
@@ -11414,6 +11503,7 @@
           </w:tcPr>
           <w:p>
             <w:pPr>
+              <w:keepNext/>
               <w:spacing w:before="0" w:after="0" w:line="252" w:lineRule="auto"/>
               <w:jc w:val="right"/>
             </w:pPr>
@@ -11434,6 +11524,7 @@
           </w:tcPr>
           <w:p>
             <w:pPr>
+              <w:keepNext/>
               <w:spacing w:before="0" w:after="0" w:line="252" w:lineRule="auto"/>
               <w:jc w:val="right"/>
             </w:pPr>
@@ -11454,6 +11545,7 @@
           </w:tcPr>
           <w:p>
             <w:pPr>
+              <w:keepNext/>
               <w:spacing w:before="0" w:after="0" w:line="252" w:lineRule="auto"/>
             </w:pPr>
             <w:r>
@@ -11473,6 +11565,7 @@
           </w:tcPr>
           <w:p>
             <w:pPr>
+              <w:keepNext/>
               <w:spacing w:before="0" w:after="0" w:line="252" w:lineRule="auto"/>
             </w:pPr>
             <w:r>
@@ -11492,6 +11585,7 @@
           </w:tcPr>
           <w:p>
             <w:pPr>
+              <w:keepNext/>
               <w:spacing w:before="0" w:after="0" w:line="252" w:lineRule="auto"/>
             </w:pPr>
             <w:r>
@@ -11511,6 +11605,7 @@
           </w:tcPr>
           <w:p>
             <w:pPr>
+              <w:keepNext/>
               <w:spacing w:before="0" w:after="0" w:line="252" w:lineRule="auto"/>
             </w:pPr>
             <w:r>
@@ -11530,6 +11625,7 @@
           </w:tcPr>
           <w:p>
             <w:pPr>
+              <w:keepNext/>
               <w:spacing w:before="0" w:after="0" w:line="252" w:lineRule="auto"/>
             </w:pPr>
             <w:hyperlink r:id="rId46">
@@ -11576,6 +11672,7 @@
           </w:tcPr>
           <w:p>
             <w:pPr>
+              <w:keepNext/>
               <w:spacing w:before="0" w:after="0" w:line="252" w:lineRule="auto"/>
             </w:pPr>
             <w:r>
@@ -11595,6 +11692,7 @@
           </w:tcPr>
           <w:p>
             <w:pPr>
+              <w:keepNext/>
               <w:spacing w:before="0" w:after="0" w:line="252" w:lineRule="auto"/>
             </w:pPr>
             <w:r>
@@ -11614,6 +11712,7 @@
           </w:tcPr>
           <w:p>
             <w:pPr>
+              <w:keepNext/>
               <w:spacing w:before="0" w:after="0" w:line="252" w:lineRule="auto"/>
             </w:pPr>
             <w:r>
@@ -11633,6 +11732,7 @@
           </w:tcPr>
           <w:p>
             <w:pPr>
+              <w:keepNext/>
               <w:spacing w:before="0" w:after="0" w:line="252" w:lineRule="auto"/>
             </w:pPr>
             <w:r>
@@ -11652,6 +11752,7 @@
           </w:tcPr>
           <w:p>
             <w:pPr>
+              <w:keepNext/>
               <w:spacing w:before="0" w:after="0" w:line="252" w:lineRule="auto"/>
             </w:pPr>
             <w:r>
@@ -11671,6 +11772,7 @@
           </w:tcPr>
           <w:p>
             <w:pPr>
+              <w:keepNext/>
               <w:spacing w:before="0" w:after="0" w:line="252" w:lineRule="auto"/>
               <w:jc w:val="center"/>
             </w:pPr>
@@ -11691,6 +11793,7 @@
           </w:tcPr>
           <w:p>
             <w:pPr>
+              <w:keepNext/>
               <w:spacing w:before="0" w:after="0" w:line="252" w:lineRule="auto"/>
             </w:pPr>
             <w:r>
@@ -11710,6 +11813,7 @@
           </w:tcPr>
           <w:p>
             <w:pPr>
+              <w:keepNext/>
               <w:spacing w:before="0" w:after="0" w:line="252" w:lineRule="auto"/>
               <w:jc w:val="right"/>
             </w:pPr>
@@ -11730,6 +11834,7 @@
           </w:tcPr>
           <w:p>
             <w:pPr>
+              <w:keepNext/>
               <w:spacing w:before="0" w:after="0" w:line="252" w:lineRule="auto"/>
               <w:jc w:val="right"/>
             </w:pPr>
@@ -11750,6 +11855,7 @@
           </w:tcPr>
           <w:p>
             <w:pPr>
+              <w:keepNext/>
               <w:spacing w:before="0" w:after="0" w:line="252" w:lineRule="auto"/>
             </w:pPr>
             <w:r>
@@ -11769,6 +11875,7 @@
           </w:tcPr>
           <w:p>
             <w:pPr>
+              <w:keepNext/>
               <w:spacing w:before="0" w:after="0" w:line="252" w:lineRule="auto"/>
             </w:pPr>
             <w:r>
@@ -11788,6 +11895,7 @@
           </w:tcPr>
           <w:p>
             <w:pPr>
+              <w:keepNext/>
               <w:spacing w:before="0" w:after="0" w:line="252" w:lineRule="auto"/>
             </w:pPr>
             <w:r>
@@ -11807,6 +11915,7 @@
           </w:tcPr>
           <w:p>
             <w:pPr>
+              <w:keepNext/>
               <w:spacing w:before="0" w:after="0" w:line="252" w:lineRule="auto"/>
             </w:pPr>
             <w:r>
@@ -11826,6 +11935,7 @@
           </w:tcPr>
           <w:p>
             <w:pPr>
+              <w:keepNext/>
               <w:spacing w:before="0" w:after="0" w:line="252" w:lineRule="auto"/>
             </w:pPr>
             <w:hyperlink r:id="rId48">
@@ -18202,6 +18312,7 @@
           </w:tcPr>
           <w:p>
             <w:pPr>
+              <w:keepNext/>
               <w:spacing w:before="0" w:after="0" w:line="252" w:lineRule="auto"/>
             </w:pPr>
             <w:r>
@@ -18222,6 +18333,7 @@
           </w:tcPr>
           <w:p>
             <w:pPr>
+              <w:keepNext/>
               <w:spacing w:before="0" w:after="0" w:line="252" w:lineRule="auto"/>
               <w:jc w:val="right"/>
             </w:pPr>
@@ -18244,6 +18356,7 @@
           </w:tcPr>
           <w:p>
             <w:pPr>
+              <w:keepNext/>
               <w:spacing w:before="0" w:after="0" w:line="252" w:lineRule="auto"/>
             </w:pPr>
           </w:p>
@@ -18259,6 +18372,7 @@
           </w:tcPr>
           <w:p>
             <w:pPr>
+              <w:keepNext/>
               <w:spacing w:before="0" w:after="0" w:line="252" w:lineRule="auto"/>
             </w:pPr>
             <w:r>
@@ -18278,6 +18392,7 @@
           </w:tcPr>
           <w:p>
             <w:pPr>
+              <w:keepNext/>
               <w:spacing w:before="0" w:after="0" w:line="252" w:lineRule="auto"/>
             </w:pPr>
             <w:r>
@@ -18297,6 +18412,7 @@
           </w:tcPr>
           <w:p>
             <w:pPr>
+              <w:keepNext/>
               <w:spacing w:before="0" w:after="0" w:line="252" w:lineRule="auto"/>
             </w:pPr>
             <w:r>
@@ -18316,6 +18432,7 @@
           </w:tcPr>
           <w:p>
             <w:pPr>
+              <w:keepNext/>
               <w:spacing w:before="0" w:after="0" w:line="252" w:lineRule="auto"/>
             </w:pPr>
             <w:r>
@@ -18335,6 +18452,7 @@
           </w:tcPr>
           <w:p>
             <w:pPr>
+              <w:keepNext/>
               <w:spacing w:before="0" w:after="0" w:line="252" w:lineRule="auto"/>
             </w:pPr>
             <w:r>
@@ -18354,6 +18472,7 @@
           </w:tcPr>
           <w:p>
             <w:pPr>
+              <w:keepNext/>
               <w:spacing w:before="0" w:after="0" w:line="252" w:lineRule="auto"/>
               <w:jc w:val="center"/>
             </w:pPr>
@@ -18374,6 +18493,7 @@
           </w:tcPr>
           <w:p>
             <w:pPr>
+              <w:keepNext/>
               <w:spacing w:before="0" w:after="0" w:line="252" w:lineRule="auto"/>
             </w:pPr>
             <w:r>
@@ -18393,6 +18513,7 @@
           </w:tcPr>
           <w:p>
             <w:pPr>
+              <w:keepNext/>
               <w:spacing w:before="0" w:after="0" w:line="252" w:lineRule="auto"/>
               <w:jc w:val="right"/>
             </w:pPr>
@@ -18413,6 +18534,7 @@
           </w:tcPr>
           <w:p>
             <w:pPr>
+              <w:keepNext/>
               <w:spacing w:before="0" w:after="0" w:line="252" w:lineRule="auto"/>
               <w:jc w:val="right"/>
             </w:pPr>
@@ -18433,6 +18555,7 @@
           </w:tcPr>
           <w:p>
             <w:pPr>
+              <w:keepNext/>
               <w:spacing w:before="0" w:after="0" w:line="252" w:lineRule="auto"/>
             </w:pPr>
             <w:r>
@@ -18452,6 +18575,7 @@
           </w:tcPr>
           <w:p>
             <w:pPr>
+              <w:keepNext/>
               <w:spacing w:before="0" w:after="0" w:line="252" w:lineRule="auto"/>
             </w:pPr>
             <w:r>
@@ -18471,6 +18595,7 @@
           </w:tcPr>
           <w:p>
             <w:pPr>
+              <w:keepNext/>
               <w:spacing w:before="0" w:after="0" w:line="252" w:lineRule="auto"/>
             </w:pPr>
             <w:r>
@@ -18490,6 +18615,7 @@
           </w:tcPr>
           <w:p>
             <w:pPr>
+              <w:keepNext/>
               <w:spacing w:before="0" w:after="0" w:line="252" w:lineRule="auto"/>
             </w:pPr>
             <w:r>
@@ -18509,6 +18635,7 @@
           </w:tcPr>
           <w:p>
             <w:pPr>
+              <w:keepNext/>
               <w:spacing w:before="0" w:after="0" w:line="252" w:lineRule="auto"/>
             </w:pPr>
             <w:hyperlink r:id="rId77">
@@ -18555,6 +18682,7 @@
           </w:tcPr>
           <w:p>
             <w:pPr>
+              <w:keepNext/>
               <w:spacing w:before="0" w:after="0" w:line="252" w:lineRule="auto"/>
             </w:pPr>
             <w:r>
@@ -18574,6 +18702,7 @@
           </w:tcPr>
           <w:p>
             <w:pPr>
+              <w:keepNext/>
               <w:spacing w:before="0" w:after="0" w:line="252" w:lineRule="auto"/>
             </w:pPr>
             <w:r>
@@ -18593,6 +18722,7 @@
           </w:tcPr>
           <w:p>
             <w:pPr>
+              <w:keepNext/>
               <w:spacing w:before="0" w:after="0" w:line="252" w:lineRule="auto"/>
             </w:pPr>
             <w:r>
@@ -18612,6 +18742,7 @@
           </w:tcPr>
           <w:p>
             <w:pPr>
+              <w:keepNext/>
               <w:spacing w:before="0" w:after="0" w:line="252" w:lineRule="auto"/>
             </w:pPr>
             <w:r>
@@ -18631,6 +18762,7 @@
           </w:tcPr>
           <w:p>
             <w:pPr>
+              <w:keepNext/>
               <w:spacing w:before="0" w:after="0" w:line="252" w:lineRule="auto"/>
             </w:pPr>
             <w:r>
@@ -18650,6 +18782,7 @@
           </w:tcPr>
           <w:p>
             <w:pPr>
+              <w:keepNext/>
               <w:spacing w:before="0" w:after="0" w:line="252" w:lineRule="auto"/>
               <w:jc w:val="center"/>
             </w:pPr>
@@ -18670,6 +18803,7 @@
           </w:tcPr>
           <w:p>
             <w:pPr>
+              <w:keepNext/>
               <w:spacing w:before="0" w:after="0" w:line="252" w:lineRule="auto"/>
             </w:pPr>
             <w:r>
@@ -18689,6 +18823,7 @@
           </w:tcPr>
           <w:p>
             <w:pPr>
+              <w:keepNext/>
               <w:spacing w:before="0" w:after="0" w:line="252" w:lineRule="auto"/>
               <w:jc w:val="right"/>
             </w:pPr>
@@ -18709,6 +18844,7 @@
           </w:tcPr>
           <w:p>
             <w:pPr>
+              <w:keepNext/>
               <w:spacing w:before="0" w:after="0" w:line="252" w:lineRule="auto"/>
               <w:jc w:val="right"/>
             </w:pPr>
@@ -18729,6 +18865,7 @@
           </w:tcPr>
           <w:p>
             <w:pPr>
+              <w:keepNext/>
               <w:spacing w:before="0" w:after="0" w:line="252" w:lineRule="auto"/>
             </w:pPr>
             <w:r>
@@ -18748,6 +18885,7 @@
           </w:tcPr>
           <w:p>
             <w:pPr>
+              <w:keepNext/>
               <w:spacing w:before="0" w:after="0" w:line="252" w:lineRule="auto"/>
             </w:pPr>
             <w:r>
@@ -18767,6 +18905,7 @@
           </w:tcPr>
           <w:p>
             <w:pPr>
+              <w:keepNext/>
               <w:spacing w:before="0" w:after="0" w:line="252" w:lineRule="auto"/>
             </w:pPr>
             <w:r>
@@ -18786,6 +18925,7 @@
           </w:tcPr>
           <w:p>
             <w:pPr>
+              <w:keepNext/>
               <w:spacing w:before="0" w:after="0" w:line="252" w:lineRule="auto"/>
             </w:pPr>
             <w:r>
@@ -18805,6 +18945,7 @@
           </w:tcPr>
           <w:p>
             <w:pPr>
+              <w:keepNext/>
               <w:spacing w:before="0" w:after="0" w:line="252" w:lineRule="auto"/>
             </w:pPr>
           </w:p>
@@ -20786,6 +20927,7 @@
           </w:tcPr>
           <w:p>
             <w:pPr>
+              <w:keepNext/>
               <w:spacing w:before="0" w:after="0" w:line="252" w:lineRule="auto"/>
             </w:pPr>
             <w:r>
@@ -20805,6 +20947,7 @@
           </w:tcPr>
           <w:p>
             <w:pPr>
+              <w:keepNext/>
               <w:spacing w:before="0" w:after="0" w:line="252" w:lineRule="auto"/>
             </w:pPr>
             <w:r>
@@ -20824,6 +20967,7 @@
           </w:tcPr>
           <w:p>
             <w:pPr>
+              <w:keepNext/>
               <w:spacing w:before="0" w:after="0" w:line="252" w:lineRule="auto"/>
             </w:pPr>
             <w:r>
@@ -20843,6 +20987,7 @@
           </w:tcPr>
           <w:p>
             <w:pPr>
+              <w:keepNext/>
               <w:spacing w:before="0" w:after="0" w:line="252" w:lineRule="auto"/>
             </w:pPr>
             <w:r>
@@ -20862,6 +21007,7 @@
           </w:tcPr>
           <w:p>
             <w:pPr>
+              <w:keepNext/>
               <w:spacing w:before="0" w:after="0" w:line="252" w:lineRule="auto"/>
             </w:pPr>
             <w:r>
@@ -20881,6 +21027,7 @@
           </w:tcPr>
           <w:p>
             <w:pPr>
+              <w:keepNext/>
               <w:spacing w:before="0" w:after="0" w:line="252" w:lineRule="auto"/>
               <w:jc w:val="center"/>
             </w:pPr>
@@ -20901,6 +21048,7 @@
           </w:tcPr>
           <w:p>
             <w:pPr>
+              <w:keepNext/>
               <w:spacing w:before="0" w:after="0" w:line="252" w:lineRule="auto"/>
               <w:jc w:val="center"/>
             </w:pPr>
@@ -20921,6 +21069,7 @@
           </w:tcPr>
           <w:p>
             <w:pPr>
+              <w:keepNext/>
               <w:spacing w:before="0" w:after="0" w:line="252" w:lineRule="auto"/>
             </w:pPr>
             <w:r>
@@ -20940,6 +21089,7 @@
           </w:tcPr>
           <w:p>
             <w:pPr>
+              <w:keepNext/>
               <w:spacing w:before="0" w:after="0" w:line="252" w:lineRule="auto"/>
               <w:jc w:val="right"/>
             </w:pPr>
@@ -20960,6 +21110,7 @@
           </w:tcPr>
           <w:p>
             <w:pPr>
+              <w:keepNext/>
               <w:spacing w:before="0" w:after="0" w:line="252" w:lineRule="auto"/>
               <w:jc w:val="right"/>
             </w:pPr>
@@ -20980,6 +21131,7 @@
           </w:tcPr>
           <w:p>
             <w:pPr>
+              <w:keepNext/>
               <w:spacing w:before="0" w:after="0" w:line="252" w:lineRule="auto"/>
             </w:pPr>
             <w:r>
@@ -20999,6 +21151,7 @@
           </w:tcPr>
           <w:p>
             <w:pPr>
+              <w:keepNext/>
               <w:spacing w:before="0" w:after="0" w:line="252" w:lineRule="auto"/>
             </w:pPr>
             <w:r>
@@ -21018,6 +21171,7 @@
           </w:tcPr>
           <w:p>
             <w:pPr>
+              <w:keepNext/>
               <w:spacing w:before="0" w:after="0" w:line="252" w:lineRule="auto"/>
             </w:pPr>
             <w:r>
@@ -21037,6 +21191,7 @@
           </w:tcPr>
           <w:p>
             <w:pPr>
+              <w:keepNext/>
               <w:spacing w:before="0" w:after="0" w:line="252" w:lineRule="auto"/>
             </w:pPr>
           </w:p>
@@ -21054,6 +21209,7 @@
           </w:tcPr>
           <w:p>
             <w:pPr>
+              <w:keepNext/>
               <w:spacing w:before="0" w:after="0" w:line="252" w:lineRule="auto"/>
             </w:pPr>
             <w:r>
@@ -21078,6 +21234,7 @@
           </w:tcPr>
           <w:p>
             <w:pPr>
+              <w:keepNext/>
               <w:spacing w:before="0" w:after="0" w:line="252" w:lineRule="auto"/>
             </w:pPr>
             <w:r>
@@ -21097,6 +21254,7 @@
           </w:tcPr>
           <w:p>
             <w:pPr>
+              <w:keepNext/>
               <w:spacing w:before="0" w:after="0" w:line="252" w:lineRule="auto"/>
             </w:pPr>
             <w:r>
@@ -21116,6 +21274,7 @@
           </w:tcPr>
           <w:p>
             <w:pPr>
+              <w:keepNext/>
               <w:spacing w:before="0" w:after="0" w:line="252" w:lineRule="auto"/>
             </w:pPr>
             <w:r>
@@ -21135,6 +21294,7 @@
           </w:tcPr>
           <w:p>
             <w:pPr>
+              <w:keepNext/>
               <w:spacing w:before="0" w:after="0" w:line="252" w:lineRule="auto"/>
             </w:pPr>
             <w:r>
@@ -21154,6 +21314,7 @@
           </w:tcPr>
           <w:p>
             <w:pPr>
+              <w:keepNext/>
               <w:spacing w:before="0" w:after="0" w:line="252" w:lineRule="auto"/>
             </w:pPr>
             <w:r>
@@ -21173,6 +21334,7 @@
           </w:tcPr>
           <w:p>
             <w:pPr>
+              <w:keepNext/>
               <w:spacing w:before="0" w:after="0" w:line="252" w:lineRule="auto"/>
               <w:jc w:val="center"/>
             </w:pPr>
@@ -21193,6 +21355,7 @@
           </w:tcPr>
           <w:p>
             <w:pPr>
+              <w:keepNext/>
               <w:spacing w:before="0" w:after="0" w:line="252" w:lineRule="auto"/>
               <w:jc w:val="center"/>
             </w:pPr>
@@ -21213,6 +21376,7 @@
           </w:tcPr>
           <w:p>
             <w:pPr>
+              <w:keepNext/>
               <w:spacing w:before="0" w:after="0" w:line="252" w:lineRule="auto"/>
             </w:pPr>
             <w:r>
@@ -21232,6 +21396,7 @@
           </w:tcPr>
           <w:p>
             <w:pPr>
+              <w:keepNext/>
               <w:spacing w:before="0" w:after="0" w:line="252" w:lineRule="auto"/>
               <w:jc w:val="right"/>
             </w:pPr>
@@ -21252,6 +21417,7 @@
           </w:tcPr>
           <w:p>
             <w:pPr>
+              <w:keepNext/>
               <w:spacing w:before="0" w:after="0" w:line="252" w:lineRule="auto"/>
               <w:jc w:val="right"/>
             </w:pPr>
@@ -21272,6 +21438,7 @@
           </w:tcPr>
           <w:p>
             <w:pPr>
+              <w:keepNext/>
               <w:spacing w:before="0" w:after="0" w:line="252" w:lineRule="auto"/>
             </w:pPr>
             <w:r>
@@ -21291,6 +21458,7 @@
           </w:tcPr>
           <w:p>
             <w:pPr>
+              <w:keepNext/>
               <w:spacing w:before="0" w:after="0" w:line="252" w:lineRule="auto"/>
             </w:pPr>
             <w:r>
@@ -21310,6 +21478,7 @@
           </w:tcPr>
           <w:p>
             <w:pPr>
+              <w:keepNext/>
               <w:spacing w:before="0" w:after="0" w:line="252" w:lineRule="auto"/>
             </w:pPr>
             <w:r>
@@ -21329,6 +21498,7 @@
           </w:tcPr>
           <w:p>
             <w:pPr>
+              <w:keepNext/>
               <w:spacing w:before="0" w:after="0" w:line="252" w:lineRule="auto"/>
             </w:pPr>
             <w:hyperlink r:id="rId87">
@@ -24290,6 +24460,7 @@
           </w:tcPr>
           <w:p>
             <w:pPr>
+              <w:keepNext/>
               <w:spacing w:before="0" w:after="0" w:line="252" w:lineRule="auto"/>
             </w:pPr>
             <w:r>
@@ -24309,6 +24480,7 @@
           </w:tcPr>
           <w:p>
             <w:pPr>
+              <w:keepNext/>
               <w:spacing w:before="0" w:after="0" w:line="252" w:lineRule="auto"/>
             </w:pPr>
             <w:r>
@@ -24328,6 +24500,7 @@
           </w:tcPr>
           <w:p>
             <w:pPr>
+              <w:keepNext/>
               <w:spacing w:before="0" w:after="0" w:line="252" w:lineRule="auto"/>
             </w:pPr>
             <w:r>
@@ -24347,6 +24520,7 @@
           </w:tcPr>
           <w:p>
             <w:pPr>
+              <w:keepNext/>
               <w:spacing w:before="0" w:after="0" w:line="252" w:lineRule="auto"/>
             </w:pPr>
             <w:r>
@@ -24366,6 +24540,7 @@
           </w:tcPr>
           <w:p>
             <w:pPr>
+              <w:keepNext/>
               <w:spacing w:before="0" w:after="0" w:line="252" w:lineRule="auto"/>
             </w:pPr>
             <w:r>
@@ -24385,6 +24560,7 @@
           </w:tcPr>
           <w:p>
             <w:pPr>
+              <w:keepNext/>
               <w:spacing w:before="0" w:after="0" w:line="252" w:lineRule="auto"/>
               <w:jc w:val="center"/>
             </w:pPr>
@@ -24405,6 +24581,7 @@
           </w:tcPr>
           <w:p>
             <w:pPr>
+              <w:keepNext/>
               <w:spacing w:before="0" w:after="0" w:line="252" w:lineRule="auto"/>
             </w:pPr>
             <w:r>
@@ -24424,6 +24601,7 @@
           </w:tcPr>
           <w:p>
             <w:pPr>
+              <w:keepNext/>
               <w:spacing w:before="0" w:after="0" w:line="252" w:lineRule="auto"/>
               <w:jc w:val="right"/>
             </w:pPr>
@@ -24444,6 +24622,7 @@
           </w:tcPr>
           <w:p>
             <w:pPr>
+              <w:keepNext/>
               <w:spacing w:before="0" w:after="0" w:line="252" w:lineRule="auto"/>
               <w:jc w:val="right"/>
             </w:pPr>
@@ -24464,6 +24643,7 @@
           </w:tcPr>
           <w:p>
             <w:pPr>
+              <w:keepNext/>
               <w:spacing w:before="0" w:after="0" w:line="252" w:lineRule="auto"/>
             </w:pPr>
             <w:r>
@@ -24483,6 +24663,7 @@
           </w:tcPr>
           <w:p>
             <w:pPr>
+              <w:keepNext/>
               <w:spacing w:before="0" w:after="0" w:line="252" w:lineRule="auto"/>
             </w:pPr>
             <w:r>
@@ -24502,6 +24683,7 @@
           </w:tcPr>
           <w:p>
             <w:pPr>
+              <w:keepNext/>
               <w:spacing w:before="0" w:after="0" w:line="252" w:lineRule="auto"/>
             </w:pPr>
             <w:r>
@@ -24521,6 +24703,7 @@
           </w:tcPr>
           <w:p>
             <w:pPr>
+              <w:keepNext/>
               <w:spacing w:before="0" w:after="0" w:line="252" w:lineRule="auto"/>
             </w:pPr>
             <w:hyperlink r:id="rId94">
@@ -24569,6 +24752,7 @@
           </w:tcPr>
           <w:p>
             <w:pPr>
+              <w:keepNext/>
               <w:spacing w:before="0" w:after="0" w:line="252" w:lineRule="auto"/>
             </w:pPr>
             <w:r>
@@ -24593,6 +24777,7 @@
           </w:tcPr>
           <w:p>
             <w:pPr>
+              <w:keepNext/>
               <w:spacing w:before="0" w:after="0" w:line="252" w:lineRule="auto"/>
             </w:pPr>
             <w:r>
@@ -24612,6 +24797,7 @@
           </w:tcPr>
           <w:p>
             <w:pPr>
+              <w:keepNext/>
               <w:spacing w:before="0" w:after="0" w:line="252" w:lineRule="auto"/>
             </w:pPr>
             <w:r>
@@ -24631,6 +24817,7 @@
           </w:tcPr>
           <w:p>
             <w:pPr>
+              <w:keepNext/>
               <w:spacing w:before="0" w:after="0" w:line="252" w:lineRule="auto"/>
             </w:pPr>
             <w:r>
@@ -24650,6 +24837,7 @@
           </w:tcPr>
           <w:p>
             <w:pPr>
+              <w:keepNext/>
               <w:spacing w:before="0" w:after="0" w:line="252" w:lineRule="auto"/>
             </w:pPr>
             <w:r>
@@ -24669,6 +24857,7 @@
           </w:tcPr>
           <w:p>
             <w:pPr>
+              <w:keepNext/>
               <w:spacing w:before="0" w:after="0" w:line="252" w:lineRule="auto"/>
             </w:pPr>
             <w:r>
@@ -24688,6 +24877,7 @@
           </w:tcPr>
           <w:p>
             <w:pPr>
+              <w:keepNext/>
               <w:spacing w:before="0" w:after="0" w:line="252" w:lineRule="auto"/>
               <w:jc w:val="center"/>
             </w:pPr>
@@ -24708,6 +24898,7 @@
           </w:tcPr>
           <w:p>
             <w:pPr>
+              <w:keepNext/>
               <w:spacing w:before="0" w:after="0" w:line="252" w:lineRule="auto"/>
             </w:pPr>
             <w:r>
@@ -24727,6 +24918,7 @@
           </w:tcPr>
           <w:p>
             <w:pPr>
+              <w:keepNext/>
               <w:spacing w:before="0" w:after="0" w:line="252" w:lineRule="auto"/>
               <w:jc w:val="right"/>
             </w:pPr>
@@ -24747,6 +24939,7 @@
           </w:tcPr>
           <w:p>
             <w:pPr>
+              <w:keepNext/>
               <w:spacing w:before="0" w:after="0" w:line="252" w:lineRule="auto"/>
               <w:jc w:val="right"/>
             </w:pPr>
@@ -24767,6 +24960,7 @@
           </w:tcPr>
           <w:p>
             <w:pPr>
+              <w:keepNext/>
               <w:spacing w:before="0" w:after="0" w:line="252" w:lineRule="auto"/>
             </w:pPr>
             <w:r>
@@ -24786,6 +24980,7 @@
           </w:tcPr>
           <w:p>
             <w:pPr>
+              <w:keepNext/>
               <w:spacing w:before="0" w:after="0" w:line="252" w:lineRule="auto"/>
             </w:pPr>
             <w:r>
@@ -24805,6 +25000,7 @@
           </w:tcPr>
           <w:p>
             <w:pPr>
+              <w:keepNext/>
               <w:spacing w:before="0" w:after="0" w:line="252" w:lineRule="auto"/>
             </w:pPr>
             <w:r>
@@ -24824,6 +25020,7 @@
           </w:tcPr>
           <w:p>
             <w:pPr>
+              <w:keepNext/>
               <w:spacing w:before="0" w:after="0" w:line="252" w:lineRule="auto"/>
             </w:pPr>
             <w:hyperlink r:id="rId59">
@@ -25795,6 +25992,7 @@
           </w:tcPr>
           <w:p>
             <w:pPr>
+              <w:keepNext/>
               <w:spacing w:before="0" w:after="0" w:line="252" w:lineRule="auto"/>
             </w:pPr>
             <w:r>
@@ -25815,6 +26013,7 @@
           </w:tcPr>
           <w:p>
             <w:pPr>
+              <w:keepNext/>
               <w:spacing w:before="0" w:after="0" w:line="252" w:lineRule="auto"/>
             </w:pPr>
             <w:r>
@@ -25834,6 +26033,7 @@
           </w:tcPr>
           <w:p>
             <w:pPr>
+              <w:keepNext/>
               <w:spacing w:before="0" w:after="0" w:line="252" w:lineRule="auto"/>
             </w:pPr>
             <w:r>
@@ -25853,6 +26053,7 @@
           </w:tcPr>
           <w:p>
             <w:pPr>
+              <w:keepNext/>
               <w:spacing w:before="0" w:after="0" w:line="252" w:lineRule="auto"/>
             </w:pPr>
             <w:r>
@@ -25872,6 +26073,7 @@
           </w:tcPr>
           <w:p>
             <w:pPr>
+              <w:keepNext/>
               <w:spacing w:before="0" w:after="0" w:line="252" w:lineRule="auto"/>
             </w:pPr>
             <w:r>
@@ -25896,6 +26098,7 @@
           </w:tcPr>
           <w:p>
             <w:pPr>
+              <w:keepNext/>
               <w:spacing w:before="0" w:after="0" w:line="252" w:lineRule="auto"/>
             </w:pPr>
             <w:r>
@@ -25916,6 +26119,7 @@
           </w:tcPr>
           <w:p>
             <w:pPr>
+              <w:keepNext/>
               <w:spacing w:before="0" w:after="0" w:line="252" w:lineRule="auto"/>
             </w:pPr>
             <w:r>
@@ -25935,6 +26139,7 @@
           </w:tcPr>
           <w:p>
             <w:pPr>
+              <w:keepNext/>
               <w:spacing w:before="0" w:after="0" w:line="252" w:lineRule="auto"/>
             </w:pPr>
             <w:r>
@@ -25954,6 +26159,7 @@
           </w:tcPr>
           <w:p>
             <w:pPr>
+              <w:keepNext/>
               <w:spacing w:before="0" w:after="0" w:line="252" w:lineRule="auto"/>
             </w:pPr>
             <w:r>
@@ -25973,6 +26179,7 @@
           </w:tcPr>
           <w:p>
             <w:pPr>
+              <w:keepNext/>
               <w:spacing w:before="0" w:after="0" w:line="252" w:lineRule="auto"/>
             </w:pPr>
             <w:r>
@@ -25997,6 +26204,7 @@
           </w:tcPr>
           <w:p>
             <w:pPr>
+              <w:keepNext/>
               <w:spacing w:before="0" w:after="0" w:line="252" w:lineRule="auto"/>
             </w:pPr>
             <w:r>
@@ -26017,6 +26225,7 @@
           </w:tcPr>
           <w:p>
             <w:pPr>
+              <w:keepNext/>
               <w:spacing w:before="0" w:after="0" w:line="252" w:lineRule="auto"/>
             </w:pPr>
             <w:r>
@@ -26036,6 +26245,7 @@
           </w:tcPr>
           <w:p>
             <w:pPr>
+              <w:keepNext/>
               <w:spacing w:before="0" w:after="0" w:line="252" w:lineRule="auto"/>
             </w:pPr>
             <w:r>
@@ -26055,6 +26265,7 @@
           </w:tcPr>
           <w:p>
             <w:pPr>
+              <w:keepNext/>
               <w:spacing w:before="0" w:after="0" w:line="252" w:lineRule="auto"/>
             </w:pPr>
             <w:r>
@@ -26074,6 +26285,7 @@
           </w:tcPr>
           <w:p>
             <w:pPr>
+              <w:keepNext/>
               <w:spacing w:before="0" w:after="0" w:line="252" w:lineRule="auto"/>
             </w:pPr>
             <w:r>
@@ -26396,6 +26608,7 @@
           </w:tcPr>
           <w:p>
             <w:pPr>
+              <w:keepNext/>
               <w:spacing w:before="0" w:after="0" w:line="252" w:lineRule="auto"/>
             </w:pPr>
             <w:r>
@@ -26415,6 +26628,7 @@
           </w:tcPr>
           <w:p>
             <w:pPr>
+              <w:keepNext/>
               <w:spacing w:before="0" w:after="0" w:line="252" w:lineRule="auto"/>
             </w:pPr>
             <w:r>
@@ -26434,6 +26648,7 @@
           </w:tcPr>
           <w:p>
             <w:pPr>
+              <w:keepNext/>
               <w:spacing w:before="0" w:after="0" w:line="252" w:lineRule="auto"/>
             </w:pPr>
             <w:r>
@@ -26453,6 +26668,7 @@
           </w:tcPr>
           <w:p>
             <w:pPr>
+              <w:keepNext/>
               <w:spacing w:before="0" w:after="0" w:line="252" w:lineRule="auto"/>
             </w:pPr>
             <w:r>
@@ -26472,6 +26688,7 @@
           </w:tcPr>
           <w:p>
             <w:pPr>
+              <w:keepNext/>
               <w:spacing w:before="0" w:after="0" w:line="252" w:lineRule="auto"/>
             </w:pPr>
             <w:r>
@@ -26491,6 +26708,7 @@
           </w:tcPr>
           <w:p>
             <w:pPr>
+              <w:keepNext/>
               <w:spacing w:before="0" w:after="0" w:line="252" w:lineRule="auto"/>
             </w:pPr>
             <w:r>
@@ -26515,6 +26733,7 @@
           </w:tcPr>
           <w:p>
             <w:pPr>
+              <w:keepNext/>
               <w:spacing w:before="0" w:after="0" w:line="252" w:lineRule="auto"/>
             </w:pPr>
             <w:r>
@@ -26534,6 +26753,7 @@
           </w:tcPr>
           <w:p>
             <w:pPr>
+              <w:keepNext/>
               <w:spacing w:before="0" w:after="0" w:line="252" w:lineRule="auto"/>
             </w:pPr>
             <w:r>
@@ -26553,6 +26773,7 @@
           </w:tcPr>
           <w:p>
             <w:pPr>
+              <w:keepNext/>
               <w:spacing w:before="0" w:after="0" w:line="252" w:lineRule="auto"/>
             </w:pPr>
             <w:r>
@@ -26572,6 +26793,7 @@
           </w:tcPr>
           <w:p>
             <w:pPr>
+              <w:keepNext/>
               <w:spacing w:before="0" w:after="0" w:line="252" w:lineRule="auto"/>
             </w:pPr>
             <w:r>
@@ -26591,6 +26813,7 @@
           </w:tcPr>
           <w:p>
             <w:pPr>
+              <w:keepNext/>
               <w:spacing w:before="0" w:after="0" w:line="252" w:lineRule="auto"/>
             </w:pPr>
             <w:r>
@@ -26610,6 +26833,7 @@
           </w:tcPr>
           <w:p>
             <w:pPr>
+              <w:keepNext/>
               <w:spacing w:before="0" w:after="0" w:line="252" w:lineRule="auto"/>
             </w:pPr>
             <w:r>
@@ -26634,6 +26858,7 @@
           </w:tcPr>
           <w:p>
             <w:pPr>
+              <w:keepNext/>
               <w:spacing w:before="0" w:after="0" w:line="252" w:lineRule="auto"/>
             </w:pPr>
             <w:r>
@@ -26653,6 +26878,7 @@
           </w:tcPr>
           <w:p>
             <w:pPr>
+              <w:keepNext/>
               <w:spacing w:before="0" w:after="0" w:line="252" w:lineRule="auto"/>
             </w:pPr>
             <w:r>
@@ -26672,6 +26898,7 @@
           </w:tcPr>
           <w:p>
             <w:pPr>
+              <w:keepNext/>
               <w:spacing w:before="0" w:after="0" w:line="252" w:lineRule="auto"/>
             </w:pPr>
             <w:r>
@@ -26691,6 +26918,7 @@
           </w:tcPr>
           <w:p>
             <w:pPr>
+              <w:keepNext/>
               <w:spacing w:before="0" w:after="0" w:line="252" w:lineRule="auto"/>
             </w:pPr>
             <w:r>
@@ -26710,6 +26938,7 @@
           </w:tcPr>
           <w:p>
             <w:pPr>
+              <w:keepNext/>
               <w:spacing w:before="0" w:after="0" w:line="252" w:lineRule="auto"/>
             </w:pPr>
             <w:r>
@@ -26729,6 +26958,7 @@
           </w:tcPr>
           <w:p>
             <w:pPr>
+              <w:keepNext/>
               <w:spacing w:before="0" w:after="0" w:line="252" w:lineRule="auto"/>
             </w:pPr>
             <w:r>

--- a/docs/ocs_precision.docx
+++ b/docs/ocs_precision.docx
@@ -1564,7 +1564,7 @@
           <w:color w:val="56637F"/>
           <w:sz w:val="16"/>
         </w:rPr>
-        <w:t>존 배치도(정밀조립존 셀 구성 계획)의 엣지 서버·네트워크실과 로컬 DCC 관제실을 OCS Cell 설치 공간으로 씀(주황 테두리). 랙·트레이 경로는 실측 후 확정함.</w:t>
+        <w:t>존 배치도(정밀조립존 셀 구성 계획)의 엣지 서버·네트워크실과 로컬존 DCC 관제실을 OCS Cell 설치 공간으로 씀(주황 테두리). 랙·트레이 경로는 실측 후 확정함.</w:t>
       </w:r>
     </w:p>
     <w:p>
@@ -10069,7 +10069,7 @@
                 <w:color w:val="56637F"/>
                 <w:sz w:val="14"/>
               </w:rPr>
-              <w:t>로컬 DCC 관제실</w:t>
+              <w:t>로컬존 DCC 관제실</w:t>
             </w:r>
           </w:p>
         </w:tc>
@@ -10355,7 +10355,7 @@
                 <w:color w:val="56637F"/>
                 <w:sz w:val="14"/>
               </w:rPr>
-              <w:t>로컬 DCC 관제실</w:t>
+              <w:t>로컬존 DCC 관제실</w:t>
             </w:r>
           </w:p>
         </w:tc>
@@ -10651,7 +10651,7 @@
                 <w:color w:val="56637F"/>
                 <w:sz w:val="14"/>
               </w:rPr>
-              <w:t>로컬 DCC 관제실</w:t>
+              <w:t>로컬존 DCC 관제실</w:t>
             </w:r>
           </w:p>
         </w:tc>

--- a/docs/ocs_precision.docx
+++ b/docs/ocs_precision.docx
@@ -1497,7 +1497,7 @@
       <w:r>
         <w:drawing>
           <wp:inline xmlns:a="http://schemas.openxmlformats.org/drawingml/2006/main" xmlns:pic="http://schemas.openxmlformats.org/drawingml/2006/picture">
-            <wp:extent cx="11517857" cy="7740000"/>
+            <wp:extent cx="11184971" cy="7740000"/>
             <wp:docPr id="4" name="Picture 4"/>
             <wp:cNvGraphicFramePr>
               <a:graphicFrameLocks noChangeAspect="1"/>
@@ -1518,7 +1518,7 @@
                   <pic:spPr>
                     <a:xfrm>
                       <a:off x="0" y="0"/>
-                      <a:ext cx="11517857" cy="7740000"/>
+                      <a:ext cx="11184971" cy="7740000"/>
                     </a:xfrm>
                     <a:prstGeom prst="rect"/>
                   </pic:spPr>

--- a/docs/ocs_precision.docx
+++ b/docs/ocs_precision.docx
@@ -359,7 +359,7 @@
                 <w:color w:val="13203F"/>
                 <w:sz w:val="16"/>
               </w:rPr>
-              <w:t>셀당 협동로봇 10 · AMR 4 · AMMR 1 = 로봇 15대, 로봇별 카메라 3대(손목 D405·머리/가슴 D455), 월 176h 연속 기록</w:t>
+              <w:t>셀당 협동로봇 10 · AMR 4 · AMMR 1 = 로봇 15대, 로봇별 카메라 3대(손목 D405·머리/가슴 D455) + 협동로봇 엑소센트릭 D455 = 셀당 55대, 월 176h 연속 기록</w:t>
             </w:r>
           </w:p>
         </w:tc>
@@ -405,7 +405,7 @@
                 <w:color w:val="13203F"/>
                 <w:sz w:val="16"/>
               </w:rPr>
-              <w:t>셀당 1022Mbps · 월 81.0TB → 존 월 405TB (카메라 영상 98%)</w:t>
+              <w:t>셀당 1246Mbps · 월 98.7TB → 존 월 494TB (카메라 영상 98%)</w:t>
             </w:r>
           </w:p>
         </w:tc>
@@ -451,7 +451,7 @@
                 <w:color w:val="13203F"/>
                 <w:sz w:val="16"/>
               </w:rPr>
-              <w:t>3개월 보관 필요 1,894TB → 20TB×12 스토리지 노드 15대, usable 2,400TB (Ceph 사용률 80% 이내)</w:t>
+              <w:t>3개월 보관 필요 2,310TB → 20TB×12 스토리지 노드 19대, usable 3,040TB (Ceph 사용률 80% 이내)</w:t>
             </w:r>
           </w:p>
         </w:tc>
@@ -497,7 +497,7 @@
                 <w:color w:val="13203F"/>
                 <w:sz w:val="16"/>
               </w:rPr>
-              <w:t>존 HW 22종 · 존 SW 22종 1,651,848천원 + 셀 HW·SW(온디바이스 엣지 75대) 별도 (VAT 별도, 총액 요약 참조)</w:t>
+              <w:t>존 HW 22종 · 존 SW 22종 1,785,648천원 + 셀 HW·SW(온디바이스 엣지 75대) 별도 (VAT 별도, 총액 요약 참조)</w:t>
             </w:r>
           </w:p>
         </w:tc>
@@ -1640,11 +1640,11 @@
         </w:tblCellMar>
       </w:tblPr>
       <w:tblGrid>
-        <w:gridCol w:w="3553"/>
-        <w:gridCol w:w="10582"/>
+        <w:gridCol w:w="3565"/>
+        <w:gridCol w:w="9626"/>
         <w:gridCol w:w="977"/>
         <w:gridCol w:w="1047"/>
-        <w:gridCol w:w="6293"/>
+        <w:gridCol w:w="7236"/>
       </w:tblGrid>
       <w:tr>
         <w:trPr>
@@ -1653,7 +1653,7 @@
         </w:trPr>
         <w:tc>
           <w:tcPr>
-            <w:tcW w:type="dxa" w:w="3553"/>
+            <w:tcW w:type="dxa" w:w="3565"/>
             <w:shd w:val="clear" w:color="auto" w:fill="10214B"/>
           </w:tcPr>
           <w:p>
@@ -1673,7 +1673,7 @@
         </w:tc>
         <w:tc>
           <w:tcPr>
-            <w:tcW w:type="dxa" w:w="10582"/>
+            <w:tcW w:type="dxa" w:w="9626"/>
             <w:shd w:val="clear" w:color="auto" w:fill="10214B"/>
           </w:tcPr>
           <w:p>
@@ -1735,7 +1735,7 @@
         </w:tc>
         <w:tc>
           <w:tcPr>
-            <w:tcW w:type="dxa" w:w="6293"/>
+            <w:tcW w:type="dxa" w:w="7236"/>
             <w:shd w:val="clear" w:color="auto" w:fill="10214B"/>
           </w:tcPr>
           <w:p>
@@ -1760,7 +1760,7 @@
         </w:trPr>
         <w:tc>
           <w:tcPr>
-            <w:tcW w:type="dxa" w:w="6293"/>
+            <w:tcW w:type="dxa" w:w="7236"/>
             <w:gridSpan w:val="5"/>
             <w:shd w:val="clear" w:color="auto" w:fill="E4F6F8"/>
           </w:tcPr>
@@ -1786,7 +1786,7 @@
         </w:trPr>
         <w:tc>
           <w:tcPr>
-            <w:tcW w:type="dxa" w:w="3553"/>
+            <w:tcW w:type="dxa" w:w="3565"/>
           </w:tcPr>
           <w:p>
             <w:pPr>
@@ -1805,7 +1805,7 @@
         </w:tc>
         <w:tc>
           <w:tcPr>
-            <w:tcW w:type="dxa" w:w="10582"/>
+            <w:tcW w:type="dxa" w:w="9626"/>
           </w:tcPr>
           <w:p>
             <w:pPr>
@@ -1864,7 +1864,7 @@
         </w:tc>
         <w:tc>
           <w:tcPr>
-            <w:tcW w:type="dxa" w:w="6293"/>
+            <w:tcW w:type="dxa" w:w="7236"/>
           </w:tcPr>
           <w:p>
             <w:pPr>
@@ -1877,7 +1877,7 @@
                 <w:color w:val="56637F"/>
                 <w:sz w:val="16"/>
               </w:rPr>
-              <w:t>카메라 = 로봇당 3대(손목 D405·머리/가슴 D455, USB3) → 셀당 45대</w:t>
+              <w:t>카메라 = 로봇당 3대(손목 D405·머리/가슴 D455) + 협동로봇 엑소센트릭 D455 10대 → 셀당 55대</w:t>
             </w:r>
           </w:p>
         </w:tc>
@@ -1888,7 +1888,7 @@
         </w:trPr>
         <w:tc>
           <w:tcPr>
-            <w:tcW w:type="dxa" w:w="6293"/>
+            <w:tcW w:type="dxa" w:w="7236"/>
             <w:gridSpan w:val="5"/>
             <w:shd w:val="clear" w:color="auto" w:fill="E4F6F8"/>
           </w:tcPr>
@@ -1914,7 +1914,7 @@
         </w:trPr>
         <w:tc>
           <w:tcPr>
-            <w:tcW w:type="dxa" w:w="3553"/>
+            <w:tcW w:type="dxa" w:w="3565"/>
           </w:tcPr>
           <w:p>
             <w:pPr>
@@ -1933,7 +1933,7 @@
         </w:tc>
         <w:tc>
           <w:tcPr>
-            <w:tcW w:type="dxa" w:w="10582"/>
+            <w:tcW w:type="dxa" w:w="9626"/>
           </w:tcPr>
           <w:p>
             <w:pPr>
@@ -1992,7 +1992,7 @@
         </w:tc>
         <w:tc>
           <w:tcPr>
-            <w:tcW w:type="dxa" w:w="6293"/>
+            <w:tcW w:type="dxa" w:w="7236"/>
           </w:tcPr>
           <w:p>
             <w:pPr>
@@ -2016,7 +2016,7 @@
         </w:trPr>
         <w:tc>
           <w:tcPr>
-            <w:tcW w:type="dxa" w:w="3553"/>
+            <w:tcW w:type="dxa" w:w="3565"/>
           </w:tcPr>
           <w:p>
             <w:pPr>
@@ -2035,7 +2035,7 @@
         </w:tc>
         <w:tc>
           <w:tcPr>
-            <w:tcW w:type="dxa" w:w="10582"/>
+            <w:tcW w:type="dxa" w:w="9626"/>
           </w:tcPr>
           <w:p>
             <w:pPr>
@@ -2094,7 +2094,7 @@
         </w:tc>
         <w:tc>
           <w:tcPr>
-            <w:tcW w:type="dxa" w:w="6293"/>
+            <w:tcW w:type="dxa" w:w="7236"/>
           </w:tcPr>
           <w:p>
             <w:pPr>
@@ -2118,7 +2118,7 @@
         </w:trPr>
         <w:tc>
           <w:tcPr>
-            <w:tcW w:type="dxa" w:w="3553"/>
+            <w:tcW w:type="dxa" w:w="3565"/>
           </w:tcPr>
           <w:p>
             <w:pPr>
@@ -2137,7 +2137,7 @@
         </w:tc>
         <w:tc>
           <w:tcPr>
-            <w:tcW w:type="dxa" w:w="10582"/>
+            <w:tcW w:type="dxa" w:w="9626"/>
           </w:tcPr>
           <w:p>
             <w:pPr>
@@ -2196,7 +2196,7 @@
         </w:tc>
         <w:tc>
           <w:tcPr>
-            <w:tcW w:type="dxa" w:w="6293"/>
+            <w:tcW w:type="dxa" w:w="7236"/>
           </w:tcPr>
           <w:p>
             <w:pPr>
@@ -2220,7 +2220,7 @@
         </w:trPr>
         <w:tc>
           <w:tcPr>
-            <w:tcW w:type="dxa" w:w="3553"/>
+            <w:tcW w:type="dxa" w:w="3565"/>
             <w:shd w:val="clear" w:color="auto" w:fill="EEF2F9"/>
           </w:tcPr>
           <w:p>
@@ -2240,7 +2240,7 @@
         </w:tc>
         <w:tc>
           <w:tcPr>
-            <w:tcW w:type="dxa" w:w="10582"/>
+            <w:tcW w:type="dxa" w:w="9626"/>
             <w:shd w:val="clear" w:color="auto" w:fill="EEF2F9"/>
           </w:tcPr>
           <w:p>
@@ -2254,7 +2254,7 @@
                 <w:color w:val="13203F"/>
                 <w:sz w:val="16"/>
               </w:rPr>
-              <w:t>팔 + 상부 + 정면</w:t>
+              <w:t>손목 + 머리 + 가슴 (모든 로봇)</w:t>
             </w:r>
           </w:p>
         </w:tc>
@@ -2302,7 +2302,7 @@
         </w:tc>
         <w:tc>
           <w:tcPr>
-            <w:tcW w:type="dxa" w:w="6293"/>
+            <w:tcW w:type="dxa" w:w="7236"/>
             <w:shd w:val="clear" w:color="auto" w:fill="EEF2F9"/>
           </w:tcPr>
           <w:p>
@@ -2318,23 +2318,98 @@
         </w:trPr>
         <w:tc>
           <w:tcPr>
-            <w:tcW w:type="dxa" w:w="6293"/>
-            <w:gridSpan w:val="5"/>
-            <w:shd w:val="clear" w:color="auto" w:fill="E4F6F8"/>
-          </w:tcPr>
-          <w:p>
-            <w:pPr>
-              <w:keepNext/>
+            <w:tcW w:type="dxa" w:w="3565"/>
+          </w:tcPr>
+          <w:p>
+            <w:pPr>
               <w:spacing w:before="0" w:after="0" w:line="252" w:lineRule="auto"/>
             </w:pPr>
             <w:r>
               <w:rPr>
                 <w:rFonts w:ascii="맑은 고딕" w:hAnsi="맑은 고딕" w:eastAsia="맑은 고딕"/>
                 <w:b/>
-                <w:color w:val="10214B"/>
+                <w:color w:val="13203F"/>
                 <w:sz w:val="16"/>
               </w:rPr>
-              <w:t>로봇 1대당 텔레메트리</w:t>
+              <w:t>엑소센트릭 카메라 (RealSense D455)</w:t>
+            </w:r>
+          </w:p>
+        </w:tc>
+        <w:tc>
+          <w:tcPr>
+            <w:tcW w:type="dxa" w:w="9626"/>
+          </w:tcPr>
+          <w:p>
+            <w:pPr>
+              <w:spacing w:before="0" w:after="0" w:line="252" w:lineRule="auto"/>
+            </w:pPr>
+            <w:r>
+              <w:rPr>
+                <w:rFonts w:ascii="맑은 고딕" w:hAnsi="맑은 고딕" w:eastAsia="맑은 고딕"/>
+                <w:b w:val="0"/>
+                <w:color w:val="13203F"/>
+                <w:sz w:val="16"/>
+              </w:rPr>
+              <w:t>RGB 1280×800 · 30fps · H.265 4Mbps + Depth 640×480 · 15fps · 16bit 무손실 압축(약 4:1) 18.4Mbps</w:t>
+            </w:r>
+          </w:p>
+        </w:tc>
+        <w:tc>
+          <w:tcPr>
+            <w:tcW w:type="dxa" w:w="977"/>
+          </w:tcPr>
+          <w:p>
+            <w:pPr>
+              <w:spacing w:before="0" w:after="0" w:line="252" w:lineRule="auto"/>
+              <w:jc w:val="right"/>
+            </w:pPr>
+            <w:r>
+              <w:rPr>
+                <w:rFonts w:ascii="맑은 고딕" w:hAnsi="맑은 고딕" w:eastAsia="맑은 고딕"/>
+                <w:b w:val="0"/>
+                <w:color w:val="13203F"/>
+                <w:sz w:val="16"/>
+              </w:rPr>
+              <w:t>22.4 Mbps</w:t>
+            </w:r>
+          </w:p>
+        </w:tc>
+        <w:tc>
+          <w:tcPr>
+            <w:tcW w:type="dxa" w:w="1047"/>
+          </w:tcPr>
+          <w:p>
+            <w:pPr>
+              <w:spacing w:before="0" w:after="0" w:line="252" w:lineRule="auto"/>
+              <w:jc w:val="right"/>
+            </w:pPr>
+            <w:r>
+              <w:rPr>
+                <w:rFonts w:ascii="맑은 고딕" w:hAnsi="맑은 고딕" w:eastAsia="맑은 고딕"/>
+                <w:b w:val="0"/>
+                <w:color w:val="13203F"/>
+                <w:sz w:val="16"/>
+              </w:rPr>
+              <w:t>1.78 TB/월</w:t>
+            </w:r>
+          </w:p>
+        </w:tc>
+        <w:tc>
+          <w:tcPr>
+            <w:tcW w:type="dxa" w:w="7236"/>
+          </w:tcPr>
+          <w:p>
+            <w:pPr>
+              <w:spacing w:before="0" w:after="0" w:line="252" w:lineRule="auto"/>
+            </w:pPr>
+            <w:r>
+              <w:rPr>
+                <w:rFonts w:ascii="맑은 고딕" w:hAnsi="맑은 고딕" w:eastAsia="맑은 고딕"/>
+                <w:b w:val="0"/>
+                <w:color w:val="56637F"/>
+                <w:sz w:val="16"/>
+              </w:rPr>
+              <w:t>협동로봇만 1대씩 · 1.5~2m 고정 폴·천장 마운트 · 액티브 USB3로 로봇 엣지 직결</w:t>
             </w:r>
           </w:p>
         </w:tc>
@@ -2345,7 +2420,9 @@
         </w:trPr>
         <w:tc>
           <w:tcPr>
-            <w:tcW w:type="dxa" w:w="3553"/>
+            <w:tcW w:type="dxa" w:w="7236"/>
+            <w:gridSpan w:val="5"/>
+            <w:shd w:val="clear" w:color="auto" w:fill="E4F6F8"/>
           </w:tcPr>
           <w:p>
             <w:pPr>
@@ -2356,84 +2433,11 @@
               <w:rPr>
                 <w:rFonts w:ascii="맑은 고딕" w:hAnsi="맑은 고딕" w:eastAsia="맑은 고딕"/>
                 <w:b/>
-                <w:color w:val="13203F"/>
+                <w:color w:val="10214B"/>
                 <w:sz w:val="16"/>
               </w:rPr>
-              <w:t>협동로봇</w:t>
-            </w:r>
-          </w:p>
-        </w:tc>
-        <w:tc>
-          <w:tcPr>
-            <w:tcW w:type="dxa" w:w="10582"/>
-          </w:tcPr>
-          <w:p>
-            <w:pPr>
-              <w:keepNext/>
-              <w:spacing w:before="0" w:after="0" w:line="252" w:lineRule="auto"/>
-            </w:pPr>
-            <w:r>
-              <w:rPr>
-                <w:rFonts w:ascii="맑은 고딕" w:hAnsi="맑은 고딕" w:eastAsia="맑은 고딕"/>
-                <w:b w:val="0"/>
-                <w:color w:val="13203F"/>
-                <w:sz w:val="16"/>
-              </w:rPr>
-              <w:t>관절 7축(위치·속도·토크·전류, float32) 100Hz 11.2KB/s + TCP 포즈 100Hz 2.8KB/s + 6축 F/T 1kHz 24KB/s + 그리퍼·상태 이벤트 1KB/s</w:t>
-            </w:r>
-          </w:p>
-        </w:tc>
-        <w:tc>
-          <w:tcPr>
-            <w:tcW w:type="dxa" w:w="977"/>
-          </w:tcPr>
-          <w:p>
-            <w:pPr>
-              <w:keepNext/>
-              <w:spacing w:before="0" w:after="0" w:line="252" w:lineRule="auto"/>
-              <w:jc w:val="right"/>
-            </w:pPr>
-            <w:r>
-              <w:rPr>
-                <w:rFonts w:ascii="맑은 고딕" w:hAnsi="맑은 고딕" w:eastAsia="맑은 고딕"/>
-                <w:b w:val="0"/>
-                <w:color w:val="13203F"/>
-                <w:sz w:val="16"/>
-              </w:rPr>
-              <w:t>39 KB/s</w:t>
-            </w:r>
-          </w:p>
-        </w:tc>
-        <w:tc>
-          <w:tcPr>
-            <w:tcW w:type="dxa" w:w="1047"/>
-          </w:tcPr>
-          <w:p>
-            <w:pPr>
-              <w:keepNext/>
-              <w:spacing w:before="0" w:after="0" w:line="252" w:lineRule="auto"/>
-              <w:jc w:val="right"/>
-            </w:pPr>
-            <w:r>
-              <w:rPr>
-                <w:rFonts w:ascii="맑은 고딕" w:hAnsi="맑은 고딕" w:eastAsia="맑은 고딕"/>
-                <w:b w:val="0"/>
-                <w:color w:val="13203F"/>
-                <w:sz w:val="16"/>
-              </w:rPr>
-              <w:t>0.02 TB/월</w:t>
-            </w:r>
-          </w:p>
-        </w:tc>
-        <w:tc>
-          <w:tcPr>
-            <w:tcW w:type="dxa" w:w="6293"/>
-          </w:tcPr>
-          <w:p>
-            <w:pPr>
-              <w:keepNext/>
-              <w:spacing w:before="0" w:after="0" w:line="252" w:lineRule="auto"/>
-            </w:pPr>
+              <w:t>로봇 1대당 텔레메트리</w:t>
+            </w:r>
           </w:p>
         </w:tc>
       </w:tr>
@@ -2443,7 +2447,7 @@
         </w:trPr>
         <w:tc>
           <w:tcPr>
-            <w:tcW w:type="dxa" w:w="3553"/>
+            <w:tcW w:type="dxa" w:w="3565"/>
           </w:tcPr>
           <w:p>
             <w:pPr>
@@ -2457,13 +2461,13 @@
                 <w:color w:val="13203F"/>
                 <w:sz w:val="16"/>
               </w:rPr>
-              <w:t>AMR</w:t>
-            </w:r>
-          </w:p>
-        </w:tc>
-        <w:tc>
-          <w:tcPr>
-            <w:tcW w:type="dxa" w:w="10582"/>
+              <w:t>협동로봇</w:t>
+            </w:r>
+          </w:p>
+        </w:tc>
+        <w:tc>
+          <w:tcPr>
+            <w:tcW w:type="dxa" w:w="9626"/>
           </w:tcPr>
           <w:p>
             <w:pPr>
@@ -2477,7 +2481,7 @@
                 <w:color w:val="13203F"/>
                 <w:sz w:val="16"/>
               </w:rPr>
-              <w:t>주행 상태(포즈·속도·배터리·임무) 20Hz 4KB/s + 2D LiDAR 2대(25Hz · 1,081점 · 거리+강도 16bit) 216KB/s + IMU 200Hz 4.8KB/s</w:t>
+              <w:t>관절 7축(위치·속도·토크·전류, float32) 100Hz 11.2KB/s + TCP 포즈 100Hz 2.8KB/s + 6축 F/T 1kHz 24KB/s + 그리퍼·상태 이벤트 1KB/s</w:t>
             </w:r>
           </w:p>
         </w:tc>
@@ -2498,7 +2502,7 @@
                 <w:color w:val="13203F"/>
                 <w:sz w:val="16"/>
               </w:rPr>
-              <w:t>225 KB/s</w:t>
+              <w:t>39 KB/s</w:t>
             </w:r>
           </w:p>
         </w:tc>
@@ -2519,13 +2523,13 @@
                 <w:color w:val="13203F"/>
                 <w:sz w:val="16"/>
               </w:rPr>
-              <w:t>0.14 TB/월</w:t>
-            </w:r>
-          </w:p>
-        </w:tc>
-        <w:tc>
-          <w:tcPr>
-            <w:tcW w:type="dxa" w:w="6293"/>
+              <w:t>0.02 TB/월</w:t>
+            </w:r>
+          </w:p>
+        </w:tc>
+        <w:tc>
+          <w:tcPr>
+            <w:tcW w:type="dxa" w:w="7236"/>
           </w:tcPr>
           <w:p>
             <w:pPr>
@@ -2541,10 +2545,11 @@
         </w:trPr>
         <w:tc>
           <w:tcPr>
-            <w:tcW w:type="dxa" w:w="3553"/>
-          </w:tcPr>
-          <w:p>
-            <w:pPr>
+            <w:tcW w:type="dxa" w:w="3565"/>
+          </w:tcPr>
+          <w:p>
+            <w:pPr>
+              <w:keepNext/>
               <w:spacing w:before="0" w:after="0" w:line="252" w:lineRule="auto"/>
             </w:pPr>
             <w:r>
@@ -2554,13 +2559,110 @@
                 <w:color w:val="13203F"/>
                 <w:sz w:val="16"/>
               </w:rPr>
+              <w:t>AMR</w:t>
+            </w:r>
+          </w:p>
+        </w:tc>
+        <w:tc>
+          <w:tcPr>
+            <w:tcW w:type="dxa" w:w="9626"/>
+          </w:tcPr>
+          <w:p>
+            <w:pPr>
+              <w:keepNext/>
+              <w:spacing w:before="0" w:after="0" w:line="252" w:lineRule="auto"/>
+            </w:pPr>
+            <w:r>
+              <w:rPr>
+                <w:rFonts w:ascii="맑은 고딕" w:hAnsi="맑은 고딕" w:eastAsia="맑은 고딕"/>
+                <w:b w:val="0"/>
+                <w:color w:val="13203F"/>
+                <w:sz w:val="16"/>
+              </w:rPr>
+              <w:t>주행 상태(포즈·속도·배터리·임무) 20Hz 4KB/s + 2D LiDAR 2대(25Hz · 1,081점 · 거리+강도 16bit) 216KB/s + IMU 200Hz 4.8KB/s</w:t>
+            </w:r>
+          </w:p>
+        </w:tc>
+        <w:tc>
+          <w:tcPr>
+            <w:tcW w:type="dxa" w:w="977"/>
+          </w:tcPr>
+          <w:p>
+            <w:pPr>
+              <w:keepNext/>
+              <w:spacing w:before="0" w:after="0" w:line="252" w:lineRule="auto"/>
+              <w:jc w:val="right"/>
+            </w:pPr>
+            <w:r>
+              <w:rPr>
+                <w:rFonts w:ascii="맑은 고딕" w:hAnsi="맑은 고딕" w:eastAsia="맑은 고딕"/>
+                <w:b w:val="0"/>
+                <w:color w:val="13203F"/>
+                <w:sz w:val="16"/>
+              </w:rPr>
+              <w:t>225 KB/s</w:t>
+            </w:r>
+          </w:p>
+        </w:tc>
+        <w:tc>
+          <w:tcPr>
+            <w:tcW w:type="dxa" w:w="1047"/>
+          </w:tcPr>
+          <w:p>
+            <w:pPr>
+              <w:keepNext/>
+              <w:spacing w:before="0" w:after="0" w:line="252" w:lineRule="auto"/>
+              <w:jc w:val="right"/>
+            </w:pPr>
+            <w:r>
+              <w:rPr>
+                <w:rFonts w:ascii="맑은 고딕" w:hAnsi="맑은 고딕" w:eastAsia="맑은 고딕"/>
+                <w:b w:val="0"/>
+                <w:color w:val="13203F"/>
+                <w:sz w:val="16"/>
+              </w:rPr>
+              <w:t>0.14 TB/월</w:t>
+            </w:r>
+          </w:p>
+        </w:tc>
+        <w:tc>
+          <w:tcPr>
+            <w:tcW w:type="dxa" w:w="7236"/>
+          </w:tcPr>
+          <w:p>
+            <w:pPr>
+              <w:keepNext/>
+              <w:spacing w:before="0" w:after="0" w:line="252" w:lineRule="auto"/>
+            </w:pPr>
+          </w:p>
+        </w:tc>
+      </w:tr>
+      <w:tr>
+        <w:trPr>
+          <w:cantSplit/>
+        </w:trPr>
+        <w:tc>
+          <w:tcPr>
+            <w:tcW w:type="dxa" w:w="3565"/>
+          </w:tcPr>
+          <w:p>
+            <w:pPr>
+              <w:spacing w:before="0" w:after="0" w:line="252" w:lineRule="auto"/>
+            </w:pPr>
+            <w:r>
+              <w:rPr>
+                <w:rFonts w:ascii="맑은 고딕" w:hAnsi="맑은 고딕" w:eastAsia="맑은 고딕"/>
+                <w:b/>
+                <w:color w:val="13203F"/>
+                <w:sz w:val="16"/>
+              </w:rPr>
               <w:t>AMMR 양팔로봇</w:t>
             </w:r>
           </w:p>
         </w:tc>
         <w:tc>
           <w:tcPr>
-            <w:tcW w:type="dxa" w:w="10582"/>
+            <w:tcW w:type="dxa" w:w="9626"/>
           </w:tcPr>
           <w:p>
             <w:pPr>
@@ -2619,7 +2721,7 @@
         </w:tc>
         <w:tc>
           <w:tcPr>
-            <w:tcW w:type="dxa" w:w="6293"/>
+            <w:tcW w:type="dxa" w:w="7236"/>
           </w:tcPr>
           <w:p>
             <w:pPr>
@@ -2658,7 +2760,7 @@
       <w:r>
         <w:drawing>
           <wp:inline xmlns:a="http://schemas.openxmlformats.org/drawingml/2006/main" xmlns:pic="http://schemas.openxmlformats.org/drawingml/2006/picture">
-            <wp:extent cx="14256000" cy="5980392"/>
+            <wp:extent cx="14256000" cy="6365304"/>
             <wp:docPr id="5" name="Picture 5"/>
             <wp:cNvGraphicFramePr>
               <a:graphicFrameLocks noChangeAspect="1"/>
@@ -2679,7 +2781,7 @@
                   <pic:spPr>
                     <a:xfrm>
                       <a:off x="0" y="0"/>
-                      <a:ext cx="14256000" cy="5980392"/>
+                      <a:ext cx="14256000" cy="6365304"/>
                     </a:xfrm>
                     <a:prstGeom prst="rect"/>
                   </pic:spPr>
@@ -2954,7 +3056,7 @@
                 <w:color w:val="13203F"/>
                 <w:sz w:val="16"/>
               </w:rPr>
-              <w:t>45</w:t>
+              <w:t>55</w:t>
             </w:r>
           </w:p>
         </w:tc>
@@ -2974,7 +3076,7 @@
                 <w:color w:val="13203F"/>
                 <w:sz w:val="16"/>
               </w:rPr>
-              <w:t>1022</w:t>
+              <w:t>1246</w:t>
             </w:r>
           </w:p>
         </w:tc>
@@ -2994,7 +3096,7 @@
                 <w:color w:val="13203F"/>
                 <w:sz w:val="16"/>
               </w:rPr>
-              <w:t>9,450</w:t>
+              <w:t>9,950</w:t>
             </w:r>
           </w:p>
         </w:tc>
@@ -3014,7 +3116,7 @@
                 <w:color w:val="13203F"/>
                 <w:sz w:val="16"/>
               </w:rPr>
-              <w:t>79.9</w:t>
+              <w:t>97.7</w:t>
             </w:r>
           </w:p>
         </w:tc>
@@ -3054,7 +3156,7 @@
                 <w:color w:val="13203F"/>
                 <w:sz w:val="16"/>
               </w:rPr>
-              <w:t>81.0</w:t>
+              <w:t>98.7</w:t>
             </w:r>
           </w:p>
         </w:tc>
@@ -3118,7 +3220,7 @@
                 <w:color w:val="13203F"/>
                 <w:sz w:val="16"/>
               </w:rPr>
-              <w:t>45</w:t>
+              <w:t>55</w:t>
             </w:r>
           </w:p>
         </w:tc>
@@ -3138,7 +3240,7 @@
                 <w:color w:val="13203F"/>
                 <w:sz w:val="16"/>
               </w:rPr>
-              <w:t>1022</w:t>
+              <w:t>1246</w:t>
             </w:r>
           </w:p>
         </w:tc>
@@ -3158,7 +3260,7 @@
                 <w:color w:val="13203F"/>
                 <w:sz w:val="16"/>
               </w:rPr>
-              <w:t>9,450</w:t>
+              <w:t>9,950</w:t>
             </w:r>
           </w:p>
         </w:tc>
@@ -3178,7 +3280,7 @@
                 <w:color w:val="13203F"/>
                 <w:sz w:val="16"/>
               </w:rPr>
-              <w:t>79.9</w:t>
+              <w:t>97.7</w:t>
             </w:r>
           </w:p>
         </w:tc>
@@ -3218,7 +3320,7 @@
                 <w:color w:val="13203F"/>
                 <w:sz w:val="16"/>
               </w:rPr>
-              <w:t>81.0</w:t>
+              <w:t>98.7</w:t>
             </w:r>
           </w:p>
         </w:tc>
@@ -3285,7 +3387,7 @@
                 <w:color w:val="13203F"/>
                 <w:sz w:val="16"/>
               </w:rPr>
-              <w:t>45</w:t>
+              <w:t>55</w:t>
             </w:r>
           </w:p>
         </w:tc>
@@ -3306,7 +3408,7 @@
                 <w:color w:val="13203F"/>
                 <w:sz w:val="16"/>
               </w:rPr>
-              <w:t>1022</w:t>
+              <w:t>1246</w:t>
             </w:r>
           </w:p>
         </w:tc>
@@ -3327,7 +3429,7 @@
                 <w:color w:val="13203F"/>
                 <w:sz w:val="16"/>
               </w:rPr>
-              <w:t>9,450</w:t>
+              <w:t>9,950</w:t>
             </w:r>
           </w:p>
         </w:tc>
@@ -3348,7 +3450,7 @@
                 <w:color w:val="13203F"/>
                 <w:sz w:val="16"/>
               </w:rPr>
-              <w:t>79.9</w:t>
+              <w:t>97.7</w:t>
             </w:r>
           </w:p>
         </w:tc>
@@ -3390,7 +3492,7 @@
                 <w:color w:val="13203F"/>
                 <w:sz w:val="16"/>
               </w:rPr>
-              <w:t>81.0</w:t>
+              <w:t>98.7</w:t>
             </w:r>
           </w:p>
         </w:tc>
@@ -3457,7 +3559,7 @@
                 <w:color w:val="13203F"/>
                 <w:sz w:val="16"/>
               </w:rPr>
-              <w:t>45</w:t>
+              <w:t>55</w:t>
             </w:r>
           </w:p>
         </w:tc>
@@ -3478,7 +3580,7 @@
                 <w:color w:val="13203F"/>
                 <w:sz w:val="16"/>
               </w:rPr>
-              <w:t>1022</w:t>
+              <w:t>1246</w:t>
             </w:r>
           </w:p>
         </w:tc>
@@ -3499,7 +3601,7 @@
                 <w:color w:val="13203F"/>
                 <w:sz w:val="16"/>
               </w:rPr>
-              <w:t>9,450</w:t>
+              <w:t>9,950</w:t>
             </w:r>
           </w:p>
         </w:tc>
@@ -3520,7 +3622,7 @@
                 <w:color w:val="13203F"/>
                 <w:sz w:val="16"/>
               </w:rPr>
-              <w:t>79.9</w:t>
+              <w:t>97.7</w:t>
             </w:r>
           </w:p>
         </w:tc>
@@ -3562,7 +3664,7 @@
                 <w:color w:val="13203F"/>
                 <w:sz w:val="16"/>
               </w:rPr>
-              <w:t>81.0</w:t>
+              <w:t>98.7</w:t>
             </w:r>
           </w:p>
         </w:tc>
@@ -3629,7 +3731,7 @@
                 <w:color w:val="13203F"/>
                 <w:sz w:val="16"/>
               </w:rPr>
-              <w:t>45</w:t>
+              <w:t>55</w:t>
             </w:r>
           </w:p>
         </w:tc>
@@ -3650,7 +3752,7 @@
                 <w:color w:val="13203F"/>
                 <w:sz w:val="16"/>
               </w:rPr>
-              <w:t>1022</w:t>
+              <w:t>1246</w:t>
             </w:r>
           </w:p>
         </w:tc>
@@ -3671,7 +3773,7 @@
                 <w:color w:val="13203F"/>
                 <w:sz w:val="16"/>
               </w:rPr>
-              <w:t>9,450</w:t>
+              <w:t>9,950</w:t>
             </w:r>
           </w:p>
         </w:tc>
@@ -3692,7 +3794,7 @@
                 <w:color w:val="13203F"/>
                 <w:sz w:val="16"/>
               </w:rPr>
-              <w:t>79.9</w:t>
+              <w:t>97.7</w:t>
             </w:r>
           </w:p>
         </w:tc>
@@ -3734,7 +3836,7 @@
                 <w:color w:val="13203F"/>
                 <w:sz w:val="16"/>
               </w:rPr>
-              <w:t>81.0</w:t>
+              <w:t>98.7</w:t>
             </w:r>
           </w:p>
         </w:tc>
@@ -3801,7 +3903,7 @@
                 <w:color w:val="10214B"/>
                 <w:sz w:val="16"/>
               </w:rPr>
-              <w:t>225</w:t>
+              <w:t>275</w:t>
             </w:r>
           </w:p>
         </w:tc>
@@ -3822,7 +3924,7 @@
                 <w:color w:val="10214B"/>
                 <w:sz w:val="16"/>
               </w:rPr>
-              <w:t>5,111</w:t>
+              <w:t>6,232</w:t>
             </w:r>
           </w:p>
         </w:tc>
@@ -3843,7 +3945,7 @@
                 <w:color w:val="10214B"/>
                 <w:sz w:val="16"/>
               </w:rPr>
-              <w:t>47,250</w:t>
+              <w:t>49,750</w:t>
             </w:r>
           </w:p>
         </w:tc>
@@ -3864,7 +3966,7 @@
                 <w:color w:val="10214B"/>
                 <w:sz w:val="16"/>
               </w:rPr>
-              <w:t>399.7</w:t>
+              <w:t>488.6</w:t>
             </w:r>
           </w:p>
         </w:tc>
@@ -3906,7 +4008,7 @@
                 <w:color w:val="10214B"/>
                 <w:sz w:val="16"/>
               </w:rPr>
-              <w:t>404.8</w:t>
+              <w:t>493.6</w:t>
             </w:r>
           </w:p>
         </w:tc>
@@ -4202,7 +4304,7 @@
                 <w:color w:val="13203F"/>
                 <w:sz w:val="16"/>
               </w:rPr>
-              <w:t>1,451,000</w:t>
+              <w:t>1,584,800</w:t>
             </w:r>
           </w:p>
         </w:tc>
@@ -4537,7 +4639,7 @@
                 <w:color w:val="13203F"/>
                 <w:sz w:val="16"/>
               </w:rPr>
-              <w:t>1,651,848</w:t>
+              <w:t>1,785,648</w:t>
             </w:r>
           </w:p>
         </w:tc>
@@ -4696,7 +4798,7 @@
                 <w:color w:val="13203F"/>
                 <w:sz w:val="16"/>
               </w:rPr>
-              <w:t>2,414,848</w:t>
+              <w:t>2,548,648</w:t>
             </w:r>
           </w:p>
         </w:tc>
@@ -5236,7 +5338,7 @@
                 <w:color w:val="10214B"/>
                 <w:sz w:val="14"/>
               </w:rPr>
-              <w:t>803,800</w:t>
+              <w:t>919,800</w:t>
             </w:r>
           </w:p>
         </w:tc>
@@ -6015,7 +6117,7 @@
                 <w:color w:val="13203F"/>
                 <w:sz w:val="14"/>
               </w:rPr>
-              <w:t>15</w:t>
+              <w:t>19</w:t>
             </w:r>
           </w:p>
         </w:tc>
@@ -6074,7 +6176,7 @@
                 <w:color w:val="13203F"/>
                 <w:sz w:val="14"/>
               </w:rPr>
-              <w:t>435,000</w:t>
+              <w:t>551,000</w:t>
             </w:r>
           </w:p>
         </w:tc>
@@ -6093,7 +6195,7 @@
                 <w:color w:val="13203F"/>
                 <w:sz w:val="14"/>
               </w:rPr>
-              <w:t>Data Lake — raw 버킷(원시 3개월) + ai-ready 버킷(AI Ready 3개월) (필요 1,894TB)</w:t>
+              <w:t>Data Lake — raw 버킷(원시 3개월) + ai-ready 버킷(AI Ready 3개월) (필요 2,310TB)</w:t>
             </w:r>
           </w:p>
         </w:tc>
@@ -6131,7 +6233,7 @@
                 <w:color w:val="56637F"/>
                 <w:sz w:val="14"/>
               </w:rPr>
-              <w:t>필요 1,894TB(원시 1,214TB + AI Ready 243TB, × 1.3) ÷ Ceph 권장 사용률 80% = usable 2,368TB ÷ 노드당 usable 160TB(raw 240TB × 이레이저 코딩 4+2) = 14.8 → 15대</w:t>
+              <w:t>필요 2,310TB(원시 1,481TB + AI Ready 296TB, × 1.3) ÷ Ceph 권장 사용률 80% = usable 2,888TB ÷ 노드당 usable 160TB(raw 240TB × 이레이저 코딩 4+2) = 18.0 → 19대</w:t>
             </w:r>
           </w:p>
         </w:tc>
@@ -6918,7 +7020,7 @@
                 <w:color w:val="13203F"/>
                 <w:sz w:val="14"/>
               </w:rPr>
-              <w:t>Short-Depth 엣지 서버 · Xeon 6 · RAM 128GB · NVIDIA L4(NVDEC 4) · U.2 NVMe 3.84TB×2(RAID1, 수신) + 24TB HDD×2(RAID1, 7일 버퍼) · 10GbE×2</w:t>
+              <w:t>Short-Depth 엣지 서버 · Xeon 6 · RAM 128GB · NVIDIA L4(NVDEC 4) · U.2 NVMe 3.84TB×2(RAID1, 수신) + 24TB HDD×2(RAID1, 영상 버퍼) · 10GbE×2</w:t>
             </w:r>
           </w:p>
         </w:tc>
@@ -7054,7 +7156,7 @@
                 <w:color w:val="13203F"/>
                 <w:sz w:val="14"/>
               </w:rPr>
-              <w:t>셀 카메라 45대 영상 수신·버퍼·Data Lake 업로드, 영상 AI(작업자 접근 감지) 추론</w:t>
+              <w:t>셀 카메라 55대 영상 수신·버퍼·Data Lake 업로드, 영상 AI(작업자 접근 감지) 추론</w:t>
             </w:r>
           </w:p>
         </w:tc>
@@ -7092,7 +7194,7 @@
                 <w:color w:val="56637F"/>
                 <w:sz w:val="14"/>
               </w:rPr>
-              <w:t>셀당 1대 × 5. 셀 카메라 45대 영상(고정 카메라 20대 직접 수신 + 로봇 엣지가 보내는 25대분) 평균 651Mbps를 받아 NVMe에 수신 → HDD 24TB(RAID1)에 7일분(약 16.7TB) 보관 → Data Lake로 업로드. L4 디코더 4개로 영상 AI(작업자 접근 감지 등) 처리. 10GbE 2포트를 셀 액세스 스위치 2대에 1회선씩 연결</w:t>
+              <w:t>셀당 1대 × 5. 셀 카메라 55대(로봇 15대 × 3 + 협동로봇 엑소 10) 영상 평균 1,234Mbps(로봇 엣지 업로드)를 받아 NVMe에 수신 → HDD 24TB(RAID1)에 약 5일분(하루 8h 기준 4.4TB/일) 버퍼 → Data Lake로 업로드. L4 디코더 4개로 영상 AI(작업자 접근 감지 등) 처리. 10GbE 2포트를 셀 액세스 스위치 2대에 1회선씩 연결</w:t>
             </w:r>
           </w:p>
         </w:tc>
@@ -7729,7 +7831,7 @@
                 <w:color w:val="56637F"/>
                 <w:sz w:val="14"/>
               </w:rPr>
-              <w:t>MLAG 이중화 2대. 소요 포트 약 95개(로컬 서버 6, GPU 4, 스토리지 60[15노드×공용망·클러스터망], 셀 액세스 업링크 20, 백업·방화벽·관제·관리 5)를 2대에 나누면 대당 약 48포트 ≤ 48</w:t>
+              <w:t>MLAG 이중화 2대. 소요 포트 약 111개(로컬 서버 6, GPU 4, 스토리지 76[19노드×공용망·클러스터망], 셀 액세스 업링크 20, 백업·방화벽·관제·관리 5)를 2대에 나누면 대당 약 56포트 ≤ 48</w:t>
             </w:r>
           </w:p>
         </w:tc>
@@ -8304,7 +8406,7 @@
                 <w:color w:val="56637F"/>
                 <w:sz w:val="14"/>
               </w:rPr>
-              <w:t>로봇 카메라 45대(손목 D405·머리/가슴 D455)는 모두 USB3로 로봇 엣지에 직결해 PoE 포트를 쓰지 않음. 셀별 연결 대상 = 영상 수집 노드 2 + 공정설비·공정 비전·제어 PC·HMI 7~16 + AP 1 = 10~19포트. 대당 가용 22포트 → 셀당 1대 × 5 = 5대</w:t>
+              <w:t>로봇 카메라 55대(손목 D405·머리/가슴/엑소센트릭 D455)는 모두 USB3로 로봇 엣지에 직결해 PoE 포트를 쓰지 않음. 셀별 연결 대상 = 영상 수집 노드 2 + 공정설비·공정 비전·제어 PC·HMI 7~16 + AP 1 = 10~19포트. 대당 가용 22포트 → 셀당 1대 × 5 = 5대</w:t>
             </w:r>
           </w:p>
         </w:tc>
@@ -10777,7 +10879,7 @@
                 <w:color w:val="10214B"/>
                 <w:sz w:val="14"/>
               </w:rPr>
-              <w:t>54,900</w:t>
+              <w:t>72,700</w:t>
             </w:r>
           </w:p>
         </w:tc>
@@ -10909,7 +11011,7 @@
                 <w:color w:val="13203F"/>
                 <w:sz w:val="14"/>
               </w:rPr>
-              <w:t>3</w:t>
+              <w:t>4</w:t>
             </w:r>
           </w:p>
         </w:tc>
@@ -10968,7 +11070,7 @@
                 <w:color w:val="13203F"/>
                 <w:sz w:val="14"/>
               </w:rPr>
-              <w:t>8,400</w:t>
+              <w:t>11,200</w:t>
             </w:r>
           </w:p>
         </w:tc>
@@ -10987,7 +11089,7 @@
                 <w:color w:val="13203F"/>
                 <w:sz w:val="14"/>
               </w:rPr>
-              <w:t>Rack A 연산 · Rack B 네트워크·백업 · Rack C 스토리지</w:t>
+              <w:t>Rack A 연산 · Rack B 네트워크·백업 · Rack C~ 스토리지</w:t>
             </w:r>
           </w:p>
         </w:tc>
@@ -11025,7 +11127,7 @@
                 <w:color w:val="56637F"/>
                 <w:sz w:val="14"/>
               </w:rPr>
-              <w:t>Rack A(연산: 로컬 서버 3·GPU 서버 2 = 14U) + Rack B(코어·방화벽·관리·백업·PTP) + Rack C(스토리지 15노드 30U·UPS 배터리)</w:t>
+              <w:t>Rack A(연산: 로컬 서버 3·GPU 서버 2 = 14U) + Rack B(코어·방화벽·관리·백업·PTP) + 스토리지 19노드 38U를 랙당 36U까지 → 스토리지 랙 2대, 합계 4대</w:t>
             </w:r>
           </w:p>
         </w:tc>
@@ -11119,7 +11221,7 @@
                 <w:color w:val="13203F"/>
                 <w:sz w:val="14"/>
               </w:rPr>
-              <w:t>20kVA · 온라인 이중변환 · 30분</w:t>
+              <w:t>20kVA · 온라인 이중변환 · 30분 · 병렬 운전</w:t>
             </w:r>
           </w:p>
         </w:tc>
@@ -11180,7 +11282,7 @@
                 <w:color w:val="13203F"/>
                 <w:sz w:val="14"/>
               </w:rPr>
-              <w:t>1</w:t>
+              <w:t>2</w:t>
             </w:r>
           </w:p>
         </w:tc>
@@ -11242,7 +11344,7 @@
                 <w:color w:val="13203F"/>
                 <w:sz w:val="14"/>
               </w:rPr>
-              <w:t>15,000</w:t>
+              <w:t>30,000</w:t>
             </w:r>
           </w:p>
         </w:tc>
@@ -11302,7 +11404,7 @@
                 <w:color w:val="56637F"/>
                 <w:sz w:val="14"/>
               </w:rPr>
-              <w:t>서버실 부하 산정 약 15.2kW(서버 2.4 + GPU 서버 4.0 + 스토리지 15노드 7.5 + 네트워크·기타 1.3) → 20kVA(16kW) 1대, 30분 유지</w:t>
+              <w:t>서버실 부하 산정 약 17.2kW(서버 2.4 + GPU 서버 4.0 + 스토리지 19노드 9.5 + 네트워크·기타 1.3) → 20kVA(16kW)를 부하율 80% 이하로 쓰면 2대(병렬), 30분 유지</w:t>
             </w:r>
           </w:p>
         </w:tc>
@@ -11595,7 +11697,7 @@
                 <w:color w:val="56637F"/>
                 <w:sz w:val="14"/>
               </w:rPr>
-              <w:t>서버실 열부하 약 15kW → 20kW급 1대(여유 포함)</w:t>
+              <w:t>서버실 열부하 약 17kW → 20kW급 1대(여유 포함)</w:t>
             </w:r>
           </w:p>
         </w:tc>
@@ -12015,7 +12117,7 @@
                 <w:color w:val="13203F"/>
                 <w:sz w:val="14"/>
               </w:rPr>
-              <w:t>1,451,000 천원</w:t>
+              <w:t>1,584,800 천원</w:t>
             </w:r>
           </w:p>
         </w:tc>
@@ -13836,7 +13938,7 @@
                 <w:color w:val="13203F"/>
                 <w:sz w:val="14"/>
               </w:rPr>
-              <w:t>영상 수집 노드가 셀 카메라 45대 영상(고정 카메라 RTSP 수신 + 로봇 엣지 업로드)을 받아 7일 버퍼에 쌓고, 청크 단위로 Data Lake(S3)에 올림. 실패한 청크는 체크섬으로 찾아 재전송</w:t>
+              <w:t>영상 수집 노드가 셀 카메라 55대 영상(로봇 엣지 업로드)을 받아 버퍼에 쌓고, 청크 단위로 Data Lake(S3)에 올림. 실패한 청크는 체크섬으로 찾아 재전송</w:t>
             </w:r>
           </w:p>
         </w:tc>
@@ -19094,19 +19196,19 @@
       </w:tblPr>
       <w:tblGrid>
         <w:gridCol w:w="641"/>
-        <w:gridCol w:w="1061"/>
-        <w:gridCol w:w="3534"/>
-        <w:gridCol w:w="2066"/>
-        <w:gridCol w:w="1584"/>
+        <w:gridCol w:w="1036"/>
+        <w:gridCol w:w="3452"/>
+        <w:gridCol w:w="2018"/>
+        <w:gridCol w:w="1547"/>
         <w:gridCol w:w="450"/>
         <w:gridCol w:w="747"/>
         <w:gridCol w:w="450"/>
         <w:gridCol w:w="562"/>
         <w:gridCol w:w="747"/>
-        <w:gridCol w:w="3087"/>
-        <w:gridCol w:w="1994"/>
-        <w:gridCol w:w="3534"/>
-        <w:gridCol w:w="1994"/>
+        <w:gridCol w:w="3452"/>
+        <w:gridCol w:w="1948"/>
+        <w:gridCol w:w="3452"/>
+        <w:gridCol w:w="1948"/>
       </w:tblGrid>
       <w:tr>
         <w:trPr>
@@ -19135,7 +19237,7 @@
         </w:tc>
         <w:tc>
           <w:tcPr>
-            <w:tcW w:type="dxa" w:w="1061"/>
+            <w:tcW w:type="dxa" w:w="1036"/>
             <w:shd w:val="clear" w:color="auto" w:fill="10214B"/>
           </w:tcPr>
           <w:p>
@@ -19155,7 +19257,7 @@
         </w:tc>
         <w:tc>
           <w:tcPr>
-            <w:tcW w:type="dxa" w:w="3534"/>
+            <w:tcW w:type="dxa" w:w="3452"/>
             <w:shd w:val="clear" w:color="auto" w:fill="10214B"/>
           </w:tcPr>
           <w:p>
@@ -19175,7 +19277,7 @@
         </w:tc>
         <w:tc>
           <w:tcPr>
-            <w:tcW w:type="dxa" w:w="2066"/>
+            <w:tcW w:type="dxa" w:w="2018"/>
             <w:shd w:val="clear" w:color="auto" w:fill="10214B"/>
           </w:tcPr>
           <w:p>
@@ -19195,7 +19297,7 @@
         </w:tc>
         <w:tc>
           <w:tcPr>
-            <w:tcW w:type="dxa" w:w="1584"/>
+            <w:tcW w:type="dxa" w:w="1547"/>
             <w:shd w:val="clear" w:color="auto" w:fill="10214B"/>
           </w:tcPr>
           <w:p>
@@ -19315,7 +19417,7 @@
         </w:tc>
         <w:tc>
           <w:tcPr>
-            <w:tcW w:type="dxa" w:w="3087"/>
+            <w:tcW w:type="dxa" w:w="3452"/>
             <w:shd w:val="clear" w:color="auto" w:fill="10214B"/>
           </w:tcPr>
           <w:p>
@@ -19335,7 +19437,7 @@
         </w:tc>
         <w:tc>
           <w:tcPr>
-            <w:tcW w:type="dxa" w:w="1994"/>
+            <w:tcW w:type="dxa" w:w="1948"/>
             <w:shd w:val="clear" w:color="auto" w:fill="10214B"/>
           </w:tcPr>
           <w:p>
@@ -19355,7 +19457,7 @@
         </w:tc>
         <w:tc>
           <w:tcPr>
-            <w:tcW w:type="dxa" w:w="3534"/>
+            <w:tcW w:type="dxa" w:w="3452"/>
             <w:shd w:val="clear" w:color="auto" w:fill="10214B"/>
           </w:tcPr>
           <w:p>
@@ -19375,7 +19477,7 @@
         </w:tc>
         <w:tc>
           <w:tcPr>
-            <w:tcW w:type="dxa" w:w="1994"/>
+            <w:tcW w:type="dxa" w:w="1948"/>
             <w:shd w:val="clear" w:color="auto" w:fill="10214B"/>
           </w:tcPr>
           <w:p>
@@ -19400,7 +19502,7 @@
         </w:trPr>
         <w:tc>
           <w:tcPr>
-            <w:tcW w:type="dxa" w:w="1994"/>
+            <w:tcW w:type="dxa" w:w="1948"/>
             <w:gridSpan w:val="14"/>
             <w:shd w:val="clear" w:color="auto" w:fill="E4F6F8"/>
           </w:tcPr>
@@ -19445,7 +19547,7 @@
         </w:tc>
         <w:tc>
           <w:tcPr>
-            <w:tcW w:type="dxa" w:w="1061"/>
+            <w:tcW w:type="dxa" w:w="1036"/>
           </w:tcPr>
           <w:p>
             <w:pPr>
@@ -19471,7 +19573,7 @@
         </w:tc>
         <w:tc>
           <w:tcPr>
-            <w:tcW w:type="dxa" w:w="3534"/>
+            <w:tcW w:type="dxa" w:w="3452"/>
           </w:tcPr>
           <w:p>
             <w:pPr>
@@ -19490,7 +19592,7 @@
         </w:tc>
         <w:tc>
           <w:tcPr>
-            <w:tcW w:type="dxa" w:w="2066"/>
+            <w:tcW w:type="dxa" w:w="2018"/>
           </w:tcPr>
           <w:p>
             <w:pPr>
@@ -19509,7 +19611,7 @@
         </w:tc>
         <w:tc>
           <w:tcPr>
-            <w:tcW w:type="dxa" w:w="1584"/>
+            <w:tcW w:type="dxa" w:w="1547"/>
           </w:tcPr>
           <w:p>
             <w:pPr>
@@ -19627,26 +19729,26 @@
         </w:tc>
         <w:tc>
           <w:tcPr>
-            <w:tcW w:type="dxa" w:w="3087"/>
-          </w:tcPr>
-          <w:p>
-            <w:pPr>
-              <w:spacing w:before="0" w:after="0" w:line="252" w:lineRule="auto"/>
-            </w:pPr>
-            <w:r>
-              <w:rPr>
-                <w:rFonts w:ascii="맑은 고딕" w:hAnsi="맑은 고딕" w:eastAsia="맑은 고딕"/>
-                <w:b w:val="0"/>
-                <w:color w:val="13203F"/>
-                <w:sz w:val="14"/>
-              </w:rPr>
-              <w:t>VLA·파지·삽입 스킬 추론, 카메라 3대(손목 D405·머리/가슴 D455, USB3) 수신·기록, 로봇 제어 브리지, 안전·이상 감지</w:t>
-            </w:r>
-          </w:p>
-        </w:tc>
-        <w:tc>
-          <w:tcPr>
-            <w:tcW w:type="dxa" w:w="1994"/>
+            <w:tcW w:type="dxa" w:w="3452"/>
+          </w:tcPr>
+          <w:p>
+            <w:pPr>
+              <w:spacing w:before="0" w:after="0" w:line="252" w:lineRule="auto"/>
+            </w:pPr>
+            <w:r>
+              <w:rPr>
+                <w:rFonts w:ascii="맑은 고딕" w:hAnsi="맑은 고딕" w:eastAsia="맑은 고딕"/>
+                <w:b w:val="0"/>
+                <w:color w:val="13203F"/>
+                <w:sz w:val="14"/>
+              </w:rPr>
+              <w:t>VLA·파지·삽입 스킬 추론, 카메라 수신·기록(협동로봇 4대: 손목 D405·머리/가슴/엑소센트릭 D455, AMMR 3대 · USB3, 필요 시 산업용 USB3 허브), 로봇 제어 브리지, 안전·이상 감지</w:t>
+            </w:r>
+          </w:p>
+        </w:tc>
+        <w:tc>
+          <w:tcPr>
+            <w:tcW w:type="dxa" w:w="1948"/>
           </w:tcPr>
           <w:p>
             <w:pPr>
@@ -19665,7 +19767,7 @@
         </w:tc>
         <w:tc>
           <w:tcPr>
-            <w:tcW w:type="dxa" w:w="3534"/>
+            <w:tcW w:type="dxa" w:w="3452"/>
           </w:tcPr>
           <w:p>
             <w:pPr>
@@ -19684,7 +19786,7 @@
         </w:tc>
         <w:tc>
           <w:tcPr>
-            <w:tcW w:type="dxa" w:w="1994"/>
+            <w:tcW w:type="dxa" w:w="1948"/>
           </w:tcPr>
           <w:p>
             <w:pPr>
@@ -19766,7 +19868,7 @@
         </w:tc>
         <w:tc>
           <w:tcPr>
-            <w:tcW w:type="dxa" w:w="1061"/>
+            <w:tcW w:type="dxa" w:w="1036"/>
           </w:tcPr>
           <w:p>
             <w:pPr>
@@ -19792,7 +19894,7 @@
         </w:tc>
         <w:tc>
           <w:tcPr>
-            <w:tcW w:type="dxa" w:w="3534"/>
+            <w:tcW w:type="dxa" w:w="3452"/>
           </w:tcPr>
           <w:p>
             <w:pPr>
@@ -19811,7 +19913,7 @@
         </w:tc>
         <w:tc>
           <w:tcPr>
-            <w:tcW w:type="dxa" w:w="2066"/>
+            <w:tcW w:type="dxa" w:w="2018"/>
           </w:tcPr>
           <w:p>
             <w:pPr>
@@ -19830,7 +19932,7 @@
         </w:tc>
         <w:tc>
           <w:tcPr>
-            <w:tcW w:type="dxa" w:w="1584"/>
+            <w:tcW w:type="dxa" w:w="1547"/>
           </w:tcPr>
           <w:p>
             <w:pPr>
@@ -19948,7 +20050,7 @@
         </w:tc>
         <w:tc>
           <w:tcPr>
-            <w:tcW w:type="dxa" w:w="3087"/>
+            <w:tcW w:type="dxa" w:w="3452"/>
           </w:tcPr>
           <w:p>
             <w:pPr>
@@ -19967,7 +20069,7 @@
         </w:tc>
         <w:tc>
           <w:tcPr>
-            <w:tcW w:type="dxa" w:w="1994"/>
+            <w:tcW w:type="dxa" w:w="1948"/>
           </w:tcPr>
           <w:p>
             <w:pPr>
@@ -19986,7 +20088,7 @@
         </w:tc>
         <w:tc>
           <w:tcPr>
-            <w:tcW w:type="dxa" w:w="3534"/>
+            <w:tcW w:type="dxa" w:w="3452"/>
           </w:tcPr>
           <w:p>
             <w:pPr>
@@ -20005,7 +20107,7 @@
         </w:tc>
         <w:tc>
           <w:tcPr>
-            <w:tcW w:type="dxa" w:w="1994"/>
+            <w:tcW w:type="dxa" w:w="1948"/>
           </w:tcPr>
           <w:p>
             <w:pPr>
@@ -20068,7 +20170,7 @@
         </w:trPr>
         <w:tc>
           <w:tcPr>
-            <w:tcW w:type="dxa" w:w="1994"/>
+            <w:tcW w:type="dxa" w:w="1948"/>
             <w:gridSpan w:val="14"/>
             <w:shd w:val="clear" w:color="auto" w:fill="E4F6F8"/>
           </w:tcPr>
@@ -20113,7 +20215,7 @@
         </w:tc>
         <w:tc>
           <w:tcPr>
-            <w:tcW w:type="dxa" w:w="1061"/>
+            <w:tcW w:type="dxa" w:w="1036"/>
           </w:tcPr>
           <w:p>
             <w:pPr>
@@ -20132,7 +20234,7 @@
         </w:tc>
         <w:tc>
           <w:tcPr>
-            <w:tcW w:type="dxa" w:w="3534"/>
+            <w:tcW w:type="dxa" w:w="3452"/>
           </w:tcPr>
           <w:p>
             <w:pPr>
@@ -20151,7 +20253,7 @@
         </w:tc>
         <w:tc>
           <w:tcPr>
-            <w:tcW w:type="dxa" w:w="2066"/>
+            <w:tcW w:type="dxa" w:w="2018"/>
           </w:tcPr>
           <w:p>
             <w:pPr>
@@ -20170,7 +20272,7 @@
         </w:tc>
         <w:tc>
           <w:tcPr>
-            <w:tcW w:type="dxa" w:w="1584"/>
+            <w:tcW w:type="dxa" w:w="1547"/>
           </w:tcPr>
           <w:p>
             <w:pPr>
@@ -20288,7 +20390,7 @@
         </w:tc>
         <w:tc>
           <w:tcPr>
-            <w:tcW w:type="dxa" w:w="3087"/>
+            <w:tcW w:type="dxa" w:w="3452"/>
           </w:tcPr>
           <w:p>
             <w:pPr>
@@ -20307,7 +20409,7 @@
         </w:tc>
         <w:tc>
           <w:tcPr>
-            <w:tcW w:type="dxa" w:w="1994"/>
+            <w:tcW w:type="dxa" w:w="1948"/>
           </w:tcPr>
           <w:p>
             <w:pPr>
@@ -20326,7 +20428,7 @@
         </w:tc>
         <w:tc>
           <w:tcPr>
-            <w:tcW w:type="dxa" w:w="3534"/>
+            <w:tcW w:type="dxa" w:w="3452"/>
           </w:tcPr>
           <w:p>
             <w:pPr>
@@ -20345,7 +20447,7 @@
         </w:tc>
         <w:tc>
           <w:tcPr>
-            <w:tcW w:type="dxa" w:w="1994"/>
+            <w:tcW w:type="dxa" w:w="1948"/>
           </w:tcPr>
           <w:p>
             <w:pPr>
@@ -20379,7 +20481,7 @@
         </w:tc>
         <w:tc>
           <w:tcPr>
-            <w:tcW w:type="dxa" w:w="1061"/>
+            <w:tcW w:type="dxa" w:w="1036"/>
           </w:tcPr>
           <w:p>
             <w:pPr>
@@ -20398,7 +20500,7 @@
         </w:tc>
         <w:tc>
           <w:tcPr>
-            <w:tcW w:type="dxa" w:w="3534"/>
+            <w:tcW w:type="dxa" w:w="3452"/>
           </w:tcPr>
           <w:p>
             <w:pPr>
@@ -20417,7 +20519,7 @@
         </w:tc>
         <w:tc>
           <w:tcPr>
-            <w:tcW w:type="dxa" w:w="2066"/>
+            <w:tcW w:type="dxa" w:w="2018"/>
           </w:tcPr>
           <w:p>
             <w:pPr>
@@ -20436,7 +20538,7 @@
         </w:tc>
         <w:tc>
           <w:tcPr>
-            <w:tcW w:type="dxa" w:w="1584"/>
+            <w:tcW w:type="dxa" w:w="1547"/>
           </w:tcPr>
           <w:p>
             <w:pPr>
@@ -20554,7 +20656,7 @@
         </w:tc>
         <w:tc>
           <w:tcPr>
-            <w:tcW w:type="dxa" w:w="3087"/>
+            <w:tcW w:type="dxa" w:w="3452"/>
           </w:tcPr>
           <w:p>
             <w:pPr>
@@ -20573,7 +20675,7 @@
         </w:tc>
         <w:tc>
           <w:tcPr>
-            <w:tcW w:type="dxa" w:w="1994"/>
+            <w:tcW w:type="dxa" w:w="1948"/>
           </w:tcPr>
           <w:p>
             <w:pPr>
@@ -20592,7 +20694,7 @@
         </w:tc>
         <w:tc>
           <w:tcPr>
-            <w:tcW w:type="dxa" w:w="3534"/>
+            <w:tcW w:type="dxa" w:w="3452"/>
           </w:tcPr>
           <w:p>
             <w:pPr>
@@ -20611,7 +20713,7 @@
         </w:tc>
         <w:tc>
           <w:tcPr>
-            <w:tcW w:type="dxa" w:w="1994"/>
+            <w:tcW w:type="dxa" w:w="1948"/>
           </w:tcPr>
           <w:p>
             <w:pPr>
@@ -20645,7 +20747,7 @@
         </w:tc>
         <w:tc>
           <w:tcPr>
-            <w:tcW w:type="dxa" w:w="1061"/>
+            <w:tcW w:type="dxa" w:w="1036"/>
           </w:tcPr>
           <w:p>
             <w:pPr>
@@ -20664,7 +20766,7 @@
         </w:tc>
         <w:tc>
           <w:tcPr>
-            <w:tcW w:type="dxa" w:w="3534"/>
+            <w:tcW w:type="dxa" w:w="3452"/>
           </w:tcPr>
           <w:p>
             <w:pPr>
@@ -20683,7 +20785,7 @@
         </w:tc>
         <w:tc>
           <w:tcPr>
-            <w:tcW w:type="dxa" w:w="2066"/>
+            <w:tcW w:type="dxa" w:w="2018"/>
           </w:tcPr>
           <w:p>
             <w:pPr>
@@ -20702,7 +20804,7 @@
         </w:tc>
         <w:tc>
           <w:tcPr>
-            <w:tcW w:type="dxa" w:w="1584"/>
+            <w:tcW w:type="dxa" w:w="1547"/>
           </w:tcPr>
           <w:p>
             <w:pPr>
@@ -20820,7 +20922,7 @@
         </w:tc>
         <w:tc>
           <w:tcPr>
-            <w:tcW w:type="dxa" w:w="3087"/>
+            <w:tcW w:type="dxa" w:w="3452"/>
           </w:tcPr>
           <w:p>
             <w:pPr>
@@ -20839,7 +20941,7 @@
         </w:tc>
         <w:tc>
           <w:tcPr>
-            <w:tcW w:type="dxa" w:w="1994"/>
+            <w:tcW w:type="dxa" w:w="1948"/>
           </w:tcPr>
           <w:p>
             <w:pPr>
@@ -20858,7 +20960,7 @@
         </w:tc>
         <w:tc>
           <w:tcPr>
-            <w:tcW w:type="dxa" w:w="3534"/>
+            <w:tcW w:type="dxa" w:w="3452"/>
           </w:tcPr>
           <w:p>
             <w:pPr>
@@ -20877,7 +20979,7 @@
         </w:tc>
         <w:tc>
           <w:tcPr>
-            <w:tcW w:type="dxa" w:w="1994"/>
+            <w:tcW w:type="dxa" w:w="1948"/>
           </w:tcPr>
           <w:p>
             <w:pPr>
@@ -20943,7 +21045,7 @@
         </w:tc>
         <w:tc>
           <w:tcPr>
-            <w:tcW w:type="dxa" w:w="1061"/>
+            <w:tcW w:type="dxa" w:w="1036"/>
           </w:tcPr>
           <w:p>
             <w:pPr>
@@ -20963,7 +21065,7 @@
         </w:tc>
         <w:tc>
           <w:tcPr>
-            <w:tcW w:type="dxa" w:w="3534"/>
+            <w:tcW w:type="dxa" w:w="3452"/>
           </w:tcPr>
           <w:p>
             <w:pPr>
@@ -20983,7 +21085,7 @@
         </w:tc>
         <w:tc>
           <w:tcPr>
-            <w:tcW w:type="dxa" w:w="2066"/>
+            <w:tcW w:type="dxa" w:w="2018"/>
           </w:tcPr>
           <w:p>
             <w:pPr>
@@ -21003,7 +21105,7 @@
         </w:tc>
         <w:tc>
           <w:tcPr>
-            <w:tcW w:type="dxa" w:w="1584"/>
+            <w:tcW w:type="dxa" w:w="1547"/>
           </w:tcPr>
           <w:p>
             <w:pPr>
@@ -21127,7 +21229,7 @@
         </w:tc>
         <w:tc>
           <w:tcPr>
-            <w:tcW w:type="dxa" w:w="3087"/>
+            <w:tcW w:type="dxa" w:w="3452"/>
           </w:tcPr>
           <w:p>
             <w:pPr>
@@ -21147,7 +21249,7 @@
         </w:tc>
         <w:tc>
           <w:tcPr>
-            <w:tcW w:type="dxa" w:w="1994"/>
+            <w:tcW w:type="dxa" w:w="1948"/>
           </w:tcPr>
           <w:p>
             <w:pPr>
@@ -21167,7 +21269,7 @@
         </w:tc>
         <w:tc>
           <w:tcPr>
-            <w:tcW w:type="dxa" w:w="3534"/>
+            <w:tcW w:type="dxa" w:w="3452"/>
           </w:tcPr>
           <w:p>
             <w:pPr>
@@ -21187,7 +21289,7 @@
         </w:tc>
         <w:tc>
           <w:tcPr>
-            <w:tcW w:type="dxa" w:w="1994"/>
+            <w:tcW w:type="dxa" w:w="1948"/>
           </w:tcPr>
           <w:p>
             <w:pPr>
@@ -21203,7 +21305,7 @@
         </w:trPr>
         <w:tc>
           <w:tcPr>
-            <w:tcW w:type="dxa" w:w="1994"/>
+            <w:tcW w:type="dxa" w:w="1948"/>
             <w:gridSpan w:val="14"/>
             <w:shd w:val="clear" w:color="auto" w:fill="E4F6F8"/>
           </w:tcPr>
@@ -21250,7 +21352,7 @@
         </w:tc>
         <w:tc>
           <w:tcPr>
-            <w:tcW w:type="dxa" w:w="1061"/>
+            <w:tcW w:type="dxa" w:w="1036"/>
           </w:tcPr>
           <w:p>
             <w:pPr>
@@ -21270,7 +21372,7 @@
         </w:tc>
         <w:tc>
           <w:tcPr>
-            <w:tcW w:type="dxa" w:w="3534"/>
+            <w:tcW w:type="dxa" w:w="3452"/>
           </w:tcPr>
           <w:p>
             <w:pPr>
@@ -21290,7 +21392,7 @@
         </w:tc>
         <w:tc>
           <w:tcPr>
-            <w:tcW w:type="dxa" w:w="2066"/>
+            <w:tcW w:type="dxa" w:w="2018"/>
           </w:tcPr>
           <w:p>
             <w:pPr>
@@ -21310,7 +21412,7 @@
         </w:tc>
         <w:tc>
           <w:tcPr>
-            <w:tcW w:type="dxa" w:w="1584"/>
+            <w:tcW w:type="dxa" w:w="1547"/>
           </w:tcPr>
           <w:p>
             <w:pPr>
@@ -21434,7 +21536,7 @@
         </w:tc>
         <w:tc>
           <w:tcPr>
-            <w:tcW w:type="dxa" w:w="3087"/>
+            <w:tcW w:type="dxa" w:w="3452"/>
           </w:tcPr>
           <w:p>
             <w:pPr>
@@ -21454,7 +21556,7 @@
         </w:tc>
         <w:tc>
           <w:tcPr>
-            <w:tcW w:type="dxa" w:w="1994"/>
+            <w:tcW w:type="dxa" w:w="1948"/>
           </w:tcPr>
           <w:p>
             <w:pPr>
@@ -21474,7 +21576,7 @@
         </w:tc>
         <w:tc>
           <w:tcPr>
-            <w:tcW w:type="dxa" w:w="3534"/>
+            <w:tcW w:type="dxa" w:w="3452"/>
           </w:tcPr>
           <w:p>
             <w:pPr>
@@ -21494,7 +21596,7 @@
         </w:tc>
         <w:tc>
           <w:tcPr>
-            <w:tcW w:type="dxa" w:w="1994"/>
+            <w:tcW w:type="dxa" w:w="1948"/>
           </w:tcPr>
           <w:p>
             <w:pPr>
@@ -21566,7 +21668,7 @@
         </w:tc>
         <w:tc>
           <w:tcPr>
-            <w:tcW w:type="dxa" w:w="1994"/>
+            <w:tcW w:type="dxa" w:w="1948"/>
             <w:gridSpan w:val="4"/>
             <w:shd w:val="clear" w:color="auto" w:fill="EEF2F9"/>
           </w:tcPr>
@@ -21669,18 +21771,18 @@
       </w:tblPr>
       <w:tblGrid>
         <w:gridCol w:w="719"/>
-        <w:gridCol w:w="2412"/>
-        <w:gridCol w:w="2960"/>
-        <w:gridCol w:w="2883"/>
-        <w:gridCol w:w="1477"/>
+        <w:gridCol w:w="2354"/>
+        <w:gridCol w:w="3364"/>
+        <w:gridCol w:w="2814"/>
+        <w:gridCol w:w="1441"/>
         <w:gridCol w:w="450"/>
         <w:gridCol w:w="450"/>
         <w:gridCol w:w="450"/>
         <w:gridCol w:w="450"/>
-        <w:gridCol w:w="1385"/>
-        <w:gridCol w:w="2998"/>
-        <w:gridCol w:w="3988"/>
-        <w:gridCol w:w="1830"/>
+        <w:gridCol w:w="1352"/>
+        <w:gridCol w:w="2926"/>
+        <w:gridCol w:w="3892"/>
+        <w:gridCol w:w="1787"/>
       </w:tblGrid>
       <w:tr>
         <w:trPr>
@@ -21709,7 +21811,7 @@
         </w:tc>
         <w:tc>
           <w:tcPr>
-            <w:tcW w:type="dxa" w:w="2412"/>
+            <w:tcW w:type="dxa" w:w="2354"/>
             <w:shd w:val="clear" w:color="auto" w:fill="10214B"/>
           </w:tcPr>
           <w:p>
@@ -21729,7 +21831,7 @@
         </w:tc>
         <w:tc>
           <w:tcPr>
-            <w:tcW w:type="dxa" w:w="2960"/>
+            <w:tcW w:type="dxa" w:w="3364"/>
             <w:shd w:val="clear" w:color="auto" w:fill="10214B"/>
           </w:tcPr>
           <w:p>
@@ -21749,7 +21851,7 @@
         </w:tc>
         <w:tc>
           <w:tcPr>
-            <w:tcW w:type="dxa" w:w="2883"/>
+            <w:tcW w:type="dxa" w:w="2814"/>
             <w:shd w:val="clear" w:color="auto" w:fill="10214B"/>
           </w:tcPr>
           <w:p>
@@ -21769,7 +21871,7 @@
         </w:tc>
         <w:tc>
           <w:tcPr>
-            <w:tcW w:type="dxa" w:w="1477"/>
+            <w:tcW w:type="dxa" w:w="1441"/>
             <w:shd w:val="clear" w:color="auto" w:fill="10214B"/>
           </w:tcPr>
           <w:p>
@@ -21869,7 +21971,7 @@
         </w:tc>
         <w:tc>
           <w:tcPr>
-            <w:tcW w:type="dxa" w:w="1385"/>
+            <w:tcW w:type="dxa" w:w="1352"/>
             <w:shd w:val="clear" w:color="auto" w:fill="10214B"/>
           </w:tcPr>
           <w:p>
@@ -21889,7 +21991,7 @@
         </w:tc>
         <w:tc>
           <w:tcPr>
-            <w:tcW w:type="dxa" w:w="2998"/>
+            <w:tcW w:type="dxa" w:w="2926"/>
             <w:shd w:val="clear" w:color="auto" w:fill="10214B"/>
           </w:tcPr>
           <w:p>
@@ -21909,7 +22011,7 @@
         </w:tc>
         <w:tc>
           <w:tcPr>
-            <w:tcW w:type="dxa" w:w="3988"/>
+            <w:tcW w:type="dxa" w:w="3892"/>
             <w:shd w:val="clear" w:color="auto" w:fill="10214B"/>
           </w:tcPr>
           <w:p>
@@ -21929,7 +22031,7 @@
         </w:tc>
         <w:tc>
           <w:tcPr>
-            <w:tcW w:type="dxa" w:w="1830"/>
+            <w:tcW w:type="dxa" w:w="1787"/>
             <w:shd w:val="clear" w:color="auto" w:fill="10214B"/>
           </w:tcPr>
           <w:p>
@@ -21954,7 +22056,7 @@
         </w:trPr>
         <w:tc>
           <w:tcPr>
-            <w:tcW w:type="dxa" w:w="1830"/>
+            <w:tcW w:type="dxa" w:w="1787"/>
             <w:gridSpan w:val="13"/>
             <w:shd w:val="clear" w:color="auto" w:fill="E4F6F8"/>
           </w:tcPr>
@@ -21999,7 +22101,7 @@
         </w:tc>
         <w:tc>
           <w:tcPr>
-            <w:tcW w:type="dxa" w:w="2412"/>
+            <w:tcW w:type="dxa" w:w="2354"/>
           </w:tcPr>
           <w:p>
             <w:pPr>
@@ -22018,7 +22120,7 @@
         </w:tc>
         <w:tc>
           <w:tcPr>
-            <w:tcW w:type="dxa" w:w="2960"/>
+            <w:tcW w:type="dxa" w:w="3364"/>
           </w:tcPr>
           <w:p>
             <w:pPr>
@@ -22037,7 +22139,7 @@
         </w:tc>
         <w:tc>
           <w:tcPr>
-            <w:tcW w:type="dxa" w:w="2883"/>
+            <w:tcW w:type="dxa" w:w="2814"/>
           </w:tcPr>
           <w:p>
             <w:pPr>
@@ -22056,7 +22158,7 @@
         </w:tc>
         <w:tc>
           <w:tcPr>
-            <w:tcW w:type="dxa" w:w="1477"/>
+            <w:tcW w:type="dxa" w:w="1441"/>
           </w:tcPr>
           <w:p>
             <w:pPr>
@@ -22154,7 +22256,7 @@
         </w:tc>
         <w:tc>
           <w:tcPr>
-            <w:tcW w:type="dxa" w:w="1385"/>
+            <w:tcW w:type="dxa" w:w="1352"/>
           </w:tcPr>
           <w:p>
             <w:pPr>
@@ -22173,7 +22275,7 @@
         </w:tc>
         <w:tc>
           <w:tcPr>
-            <w:tcW w:type="dxa" w:w="2998"/>
+            <w:tcW w:type="dxa" w:w="2926"/>
           </w:tcPr>
           <w:p>
             <w:pPr>
@@ -22192,7 +22294,7 @@
         </w:tc>
         <w:tc>
           <w:tcPr>
-            <w:tcW w:type="dxa" w:w="3988"/>
+            <w:tcW w:type="dxa" w:w="3892"/>
           </w:tcPr>
           <w:p>
             <w:pPr>
@@ -22211,7 +22313,7 @@
         </w:tc>
         <w:tc>
           <w:tcPr>
-            <w:tcW w:type="dxa" w:w="1830"/>
+            <w:tcW w:type="dxa" w:w="1787"/>
           </w:tcPr>
           <w:p>
             <w:pPr>
@@ -22259,7 +22361,7 @@
         </w:tc>
         <w:tc>
           <w:tcPr>
-            <w:tcW w:type="dxa" w:w="2412"/>
+            <w:tcW w:type="dxa" w:w="2354"/>
           </w:tcPr>
           <w:p>
             <w:pPr>
@@ -22278,7 +22380,7 @@
         </w:tc>
         <w:tc>
           <w:tcPr>
-            <w:tcW w:type="dxa" w:w="2960"/>
+            <w:tcW w:type="dxa" w:w="3364"/>
           </w:tcPr>
           <w:p>
             <w:pPr>
@@ -22297,7 +22399,7 @@
         </w:tc>
         <w:tc>
           <w:tcPr>
-            <w:tcW w:type="dxa" w:w="2883"/>
+            <w:tcW w:type="dxa" w:w="2814"/>
           </w:tcPr>
           <w:p>
             <w:pPr>
@@ -22316,7 +22418,7 @@
         </w:tc>
         <w:tc>
           <w:tcPr>
-            <w:tcW w:type="dxa" w:w="1477"/>
+            <w:tcW w:type="dxa" w:w="1441"/>
           </w:tcPr>
           <w:p>
             <w:pPr>
@@ -22414,7 +22516,7 @@
         </w:tc>
         <w:tc>
           <w:tcPr>
-            <w:tcW w:type="dxa" w:w="1385"/>
+            <w:tcW w:type="dxa" w:w="1352"/>
           </w:tcPr>
           <w:p>
             <w:pPr>
@@ -22433,7 +22535,7 @@
         </w:tc>
         <w:tc>
           <w:tcPr>
-            <w:tcW w:type="dxa" w:w="2998"/>
+            <w:tcW w:type="dxa" w:w="2926"/>
           </w:tcPr>
           <w:p>
             <w:pPr>
@@ -22452,7 +22554,7 @@
         </w:tc>
         <w:tc>
           <w:tcPr>
-            <w:tcW w:type="dxa" w:w="3988"/>
+            <w:tcW w:type="dxa" w:w="3892"/>
           </w:tcPr>
           <w:p>
             <w:pPr>
@@ -22471,7 +22573,7 @@
         </w:tc>
         <w:tc>
           <w:tcPr>
-            <w:tcW w:type="dxa" w:w="1830"/>
+            <w:tcW w:type="dxa" w:w="1787"/>
           </w:tcPr>
           <w:p>
             <w:pPr>
@@ -22517,7 +22619,7 @@
         </w:trPr>
         <w:tc>
           <w:tcPr>
-            <w:tcW w:type="dxa" w:w="1830"/>
+            <w:tcW w:type="dxa" w:w="1787"/>
             <w:gridSpan w:val="13"/>
             <w:shd w:val="clear" w:color="auto" w:fill="E4F6F8"/>
           </w:tcPr>
@@ -22562,7 +22664,7 @@
         </w:tc>
         <w:tc>
           <w:tcPr>
-            <w:tcW w:type="dxa" w:w="2412"/>
+            <w:tcW w:type="dxa" w:w="2354"/>
           </w:tcPr>
           <w:p>
             <w:pPr>
@@ -22581,7 +22683,7 @@
         </w:tc>
         <w:tc>
           <w:tcPr>
-            <w:tcW w:type="dxa" w:w="2960"/>
+            <w:tcW w:type="dxa" w:w="3364"/>
           </w:tcPr>
           <w:p>
             <w:pPr>
@@ -22600,7 +22702,7 @@
         </w:tc>
         <w:tc>
           <w:tcPr>
-            <w:tcW w:type="dxa" w:w="2883"/>
+            <w:tcW w:type="dxa" w:w="2814"/>
           </w:tcPr>
           <w:p>
             <w:pPr>
@@ -22619,7 +22721,7 @@
         </w:tc>
         <w:tc>
           <w:tcPr>
-            <w:tcW w:type="dxa" w:w="1477"/>
+            <w:tcW w:type="dxa" w:w="1441"/>
           </w:tcPr>
           <w:p>
             <w:pPr>
@@ -22717,7 +22819,7 @@
         </w:tc>
         <w:tc>
           <w:tcPr>
-            <w:tcW w:type="dxa" w:w="1385"/>
+            <w:tcW w:type="dxa" w:w="1352"/>
           </w:tcPr>
           <w:p>
             <w:pPr>
@@ -22736,7 +22838,7 @@
         </w:tc>
         <w:tc>
           <w:tcPr>
-            <w:tcW w:type="dxa" w:w="2998"/>
+            <w:tcW w:type="dxa" w:w="2926"/>
           </w:tcPr>
           <w:p>
             <w:pPr>
@@ -22755,7 +22857,7 @@
         </w:tc>
         <w:tc>
           <w:tcPr>
-            <w:tcW w:type="dxa" w:w="3988"/>
+            <w:tcW w:type="dxa" w:w="3892"/>
           </w:tcPr>
           <w:p>
             <w:pPr>
@@ -22774,7 +22876,7 @@
         </w:tc>
         <w:tc>
           <w:tcPr>
-            <w:tcW w:type="dxa" w:w="1830"/>
+            <w:tcW w:type="dxa" w:w="1787"/>
           </w:tcPr>
           <w:p>
             <w:pPr>
@@ -22820,7 +22922,7 @@
         </w:trPr>
         <w:tc>
           <w:tcPr>
-            <w:tcW w:type="dxa" w:w="1830"/>
+            <w:tcW w:type="dxa" w:w="1787"/>
             <w:gridSpan w:val="13"/>
             <w:shd w:val="clear" w:color="auto" w:fill="E4F6F8"/>
           </w:tcPr>
@@ -22865,7 +22967,7 @@
         </w:tc>
         <w:tc>
           <w:tcPr>
-            <w:tcW w:type="dxa" w:w="2412"/>
+            <w:tcW w:type="dxa" w:w="2354"/>
           </w:tcPr>
           <w:p>
             <w:pPr>
@@ -22884,7 +22986,7 @@
         </w:tc>
         <w:tc>
           <w:tcPr>
-            <w:tcW w:type="dxa" w:w="2960"/>
+            <w:tcW w:type="dxa" w:w="3364"/>
           </w:tcPr>
           <w:p>
             <w:pPr>
@@ -22903,7 +23005,7 @@
         </w:tc>
         <w:tc>
           <w:tcPr>
-            <w:tcW w:type="dxa" w:w="2883"/>
+            <w:tcW w:type="dxa" w:w="2814"/>
           </w:tcPr>
           <w:p>
             <w:pPr>
@@ -22922,7 +23024,7 @@
         </w:tc>
         <w:tc>
           <w:tcPr>
-            <w:tcW w:type="dxa" w:w="1477"/>
+            <w:tcW w:type="dxa" w:w="1441"/>
           </w:tcPr>
           <w:p>
             <w:pPr>
@@ -23020,7 +23122,7 @@
         </w:tc>
         <w:tc>
           <w:tcPr>
-            <w:tcW w:type="dxa" w:w="1385"/>
+            <w:tcW w:type="dxa" w:w="1352"/>
           </w:tcPr>
           <w:p>
             <w:pPr>
@@ -23039,7 +23141,7 @@
         </w:tc>
         <w:tc>
           <w:tcPr>
-            <w:tcW w:type="dxa" w:w="2998"/>
+            <w:tcW w:type="dxa" w:w="2926"/>
           </w:tcPr>
           <w:p>
             <w:pPr>
@@ -23058,7 +23160,7 @@
         </w:tc>
         <w:tc>
           <w:tcPr>
-            <w:tcW w:type="dxa" w:w="3988"/>
+            <w:tcW w:type="dxa" w:w="3892"/>
           </w:tcPr>
           <w:p>
             <w:pPr>
@@ -23077,7 +23179,7 @@
         </w:tc>
         <w:tc>
           <w:tcPr>
-            <w:tcW w:type="dxa" w:w="1830"/>
+            <w:tcW w:type="dxa" w:w="1787"/>
           </w:tcPr>
           <w:p>
             <w:pPr>
@@ -23125,7 +23227,7 @@
         </w:tc>
         <w:tc>
           <w:tcPr>
-            <w:tcW w:type="dxa" w:w="2412"/>
+            <w:tcW w:type="dxa" w:w="2354"/>
           </w:tcPr>
           <w:p>
             <w:pPr>
@@ -23144,7 +23246,7 @@
         </w:tc>
         <w:tc>
           <w:tcPr>
-            <w:tcW w:type="dxa" w:w="2960"/>
+            <w:tcW w:type="dxa" w:w="3364"/>
           </w:tcPr>
           <w:p>
             <w:pPr>
@@ -23163,7 +23265,7 @@
         </w:tc>
         <w:tc>
           <w:tcPr>
-            <w:tcW w:type="dxa" w:w="2883"/>
+            <w:tcW w:type="dxa" w:w="2814"/>
           </w:tcPr>
           <w:p>
             <w:pPr>
@@ -23182,7 +23284,7 @@
         </w:tc>
         <w:tc>
           <w:tcPr>
-            <w:tcW w:type="dxa" w:w="1477"/>
+            <w:tcW w:type="dxa" w:w="1441"/>
           </w:tcPr>
           <w:p>
             <w:pPr>
@@ -23280,7 +23382,7 @@
         </w:tc>
         <w:tc>
           <w:tcPr>
-            <w:tcW w:type="dxa" w:w="1385"/>
+            <w:tcW w:type="dxa" w:w="1352"/>
           </w:tcPr>
           <w:p>
             <w:pPr>
@@ -23299,7 +23401,7 @@
         </w:tc>
         <w:tc>
           <w:tcPr>
-            <w:tcW w:type="dxa" w:w="2998"/>
+            <w:tcW w:type="dxa" w:w="2926"/>
           </w:tcPr>
           <w:p>
             <w:pPr>
@@ -23318,7 +23420,7 @@
         </w:tc>
         <w:tc>
           <w:tcPr>
-            <w:tcW w:type="dxa" w:w="3988"/>
+            <w:tcW w:type="dxa" w:w="3892"/>
           </w:tcPr>
           <w:p>
             <w:pPr>
@@ -23337,7 +23439,7 @@
         </w:tc>
         <w:tc>
           <w:tcPr>
-            <w:tcW w:type="dxa" w:w="1830"/>
+            <w:tcW w:type="dxa" w:w="1787"/>
           </w:tcPr>
           <w:p>
             <w:pPr>
@@ -23352,7 +23454,7 @@
         </w:trPr>
         <w:tc>
           <w:tcPr>
-            <w:tcW w:type="dxa" w:w="1830"/>
+            <w:tcW w:type="dxa" w:w="1787"/>
             <w:gridSpan w:val="13"/>
             <w:shd w:val="clear" w:color="auto" w:fill="E4F6F8"/>
           </w:tcPr>
@@ -23397,7 +23499,7 @@
         </w:tc>
         <w:tc>
           <w:tcPr>
-            <w:tcW w:type="dxa" w:w="2412"/>
+            <w:tcW w:type="dxa" w:w="2354"/>
           </w:tcPr>
           <w:p>
             <w:pPr>
@@ -23416,26 +23518,26 @@
         </w:tc>
         <w:tc>
           <w:tcPr>
-            <w:tcW w:type="dxa" w:w="2960"/>
-          </w:tcPr>
-          <w:p>
-            <w:pPr>
-              <w:spacing w:before="0" w:after="0" w:line="252" w:lineRule="auto"/>
-            </w:pPr>
-            <w:r>
-              <w:rPr>
-                <w:rFonts w:ascii="맑은 고딕" w:hAnsi="맑은 고딕" w:eastAsia="맑은 고딕"/>
-                <w:b w:val="0"/>
-                <w:color w:val="13203F"/>
-                <w:sz w:val="14"/>
-              </w:rPr>
-              <w:t>카메라 3대 + 관절 100Hz + F/T 1kHz · PTP 시각동기 · LeRobot/RLDS 포맷</w:t>
-            </w:r>
-          </w:p>
-        </w:tc>
-        <w:tc>
-          <w:tcPr>
-            <w:tcW w:type="dxa" w:w="2883"/>
+            <w:tcW w:type="dxa" w:w="3364"/>
+          </w:tcPr>
+          <w:p>
+            <w:pPr>
+              <w:spacing w:before="0" w:after="0" w:line="252" w:lineRule="auto"/>
+            </w:pPr>
+            <w:r>
+              <w:rPr>
+                <w:rFonts w:ascii="맑은 고딕" w:hAnsi="맑은 고딕" w:eastAsia="맑은 고딕"/>
+                <w:b w:val="0"/>
+                <w:color w:val="13203F"/>
+                <w:sz w:val="14"/>
+              </w:rPr>
+              <w:t>카메라 3~4대(협동로봇은 엑소센트릭 포함) + 관절 100Hz + F/T 1kHz · PTP 시각동기 · LeRobot/RLDS 포맷</w:t>
+            </w:r>
+          </w:p>
+        </w:tc>
+        <w:tc>
+          <w:tcPr>
+            <w:tcW w:type="dxa" w:w="2814"/>
           </w:tcPr>
           <w:p>
             <w:pPr>
@@ -23454,7 +23556,7 @@
         </w:tc>
         <w:tc>
           <w:tcPr>
-            <w:tcW w:type="dxa" w:w="1477"/>
+            <w:tcW w:type="dxa" w:w="1441"/>
           </w:tcPr>
           <w:p>
             <w:pPr>
@@ -23552,7 +23654,7 @@
         </w:tc>
         <w:tc>
           <w:tcPr>
-            <w:tcW w:type="dxa" w:w="1385"/>
+            <w:tcW w:type="dxa" w:w="1352"/>
           </w:tcPr>
           <w:p>
             <w:pPr>
@@ -23571,7 +23673,7 @@
         </w:tc>
         <w:tc>
           <w:tcPr>
-            <w:tcW w:type="dxa" w:w="2998"/>
+            <w:tcW w:type="dxa" w:w="2926"/>
           </w:tcPr>
           <w:p>
             <w:pPr>
@@ -23590,7 +23692,7 @@
         </w:tc>
         <w:tc>
           <w:tcPr>
-            <w:tcW w:type="dxa" w:w="3988"/>
+            <w:tcW w:type="dxa" w:w="3892"/>
           </w:tcPr>
           <w:p>
             <w:pPr>
@@ -23609,7 +23711,7 @@
         </w:tc>
         <w:tc>
           <w:tcPr>
-            <w:tcW w:type="dxa" w:w="1830"/>
+            <w:tcW w:type="dxa" w:w="1787"/>
           </w:tcPr>
           <w:p>
             <w:pPr>
@@ -23657,7 +23759,7 @@
         </w:tc>
         <w:tc>
           <w:tcPr>
-            <w:tcW w:type="dxa" w:w="2412"/>
+            <w:tcW w:type="dxa" w:w="2354"/>
           </w:tcPr>
           <w:p>
             <w:pPr>
@@ -23676,7 +23778,7 @@
         </w:tc>
         <w:tc>
           <w:tcPr>
-            <w:tcW w:type="dxa" w:w="2960"/>
+            <w:tcW w:type="dxa" w:w="3364"/>
           </w:tcPr>
           <w:p>
             <w:pPr>
@@ -23695,7 +23797,7 @@
         </w:tc>
         <w:tc>
           <w:tcPr>
-            <w:tcW w:type="dxa" w:w="2883"/>
+            <w:tcW w:type="dxa" w:w="2814"/>
           </w:tcPr>
           <w:p>
             <w:pPr>
@@ -23714,7 +23816,7 @@
         </w:tc>
         <w:tc>
           <w:tcPr>
-            <w:tcW w:type="dxa" w:w="1477"/>
+            <w:tcW w:type="dxa" w:w="1441"/>
           </w:tcPr>
           <w:p>
             <w:pPr>
@@ -23812,7 +23914,7 @@
         </w:tc>
         <w:tc>
           <w:tcPr>
-            <w:tcW w:type="dxa" w:w="1385"/>
+            <w:tcW w:type="dxa" w:w="1352"/>
           </w:tcPr>
           <w:p>
             <w:pPr>
@@ -23831,7 +23933,7 @@
         </w:tc>
         <w:tc>
           <w:tcPr>
-            <w:tcW w:type="dxa" w:w="2998"/>
+            <w:tcW w:type="dxa" w:w="2926"/>
           </w:tcPr>
           <w:p>
             <w:pPr>
@@ -23850,7 +23952,7 @@
         </w:tc>
         <w:tc>
           <w:tcPr>
-            <w:tcW w:type="dxa" w:w="3988"/>
+            <w:tcW w:type="dxa" w:w="3892"/>
           </w:tcPr>
           <w:p>
             <w:pPr>
@@ -23869,7 +23971,7 @@
         </w:tc>
         <w:tc>
           <w:tcPr>
-            <w:tcW w:type="dxa" w:w="1830"/>
+            <w:tcW w:type="dxa" w:w="1787"/>
           </w:tcPr>
           <w:p>
             <w:pPr>
@@ -23884,7 +23986,7 @@
         </w:trPr>
         <w:tc>
           <w:tcPr>
-            <w:tcW w:type="dxa" w:w="1830"/>
+            <w:tcW w:type="dxa" w:w="1787"/>
             <w:gridSpan w:val="13"/>
             <w:shd w:val="clear" w:color="auto" w:fill="E4F6F8"/>
           </w:tcPr>
@@ -23929,7 +24031,7 @@
         </w:tc>
         <w:tc>
           <w:tcPr>
-            <w:tcW w:type="dxa" w:w="2412"/>
+            <w:tcW w:type="dxa" w:w="2354"/>
           </w:tcPr>
           <w:p>
             <w:pPr>
@@ -23948,7 +24050,7 @@
         </w:tc>
         <w:tc>
           <w:tcPr>
-            <w:tcW w:type="dxa" w:w="2960"/>
+            <w:tcW w:type="dxa" w:w="3364"/>
           </w:tcPr>
           <w:p>
             <w:pPr>
@@ -23967,7 +24069,7 @@
         </w:tc>
         <w:tc>
           <w:tcPr>
-            <w:tcW w:type="dxa" w:w="2883"/>
+            <w:tcW w:type="dxa" w:w="2814"/>
           </w:tcPr>
           <w:p>
             <w:pPr>
@@ -23986,7 +24088,7 @@
         </w:tc>
         <w:tc>
           <w:tcPr>
-            <w:tcW w:type="dxa" w:w="1477"/>
+            <w:tcW w:type="dxa" w:w="1441"/>
           </w:tcPr>
           <w:p>
             <w:pPr>
@@ -24084,7 +24186,7 @@
         </w:tc>
         <w:tc>
           <w:tcPr>
-            <w:tcW w:type="dxa" w:w="1385"/>
+            <w:tcW w:type="dxa" w:w="1352"/>
           </w:tcPr>
           <w:p>
             <w:pPr>
@@ -24103,7 +24205,7 @@
         </w:tc>
         <w:tc>
           <w:tcPr>
-            <w:tcW w:type="dxa" w:w="2998"/>
+            <w:tcW w:type="dxa" w:w="2926"/>
           </w:tcPr>
           <w:p>
             <w:pPr>
@@ -24122,7 +24224,7 @@
         </w:tc>
         <w:tc>
           <w:tcPr>
-            <w:tcW w:type="dxa" w:w="3988"/>
+            <w:tcW w:type="dxa" w:w="3892"/>
           </w:tcPr>
           <w:p>
             <w:pPr>
@@ -24141,7 +24243,7 @@
         </w:tc>
         <w:tc>
           <w:tcPr>
-            <w:tcW w:type="dxa" w:w="1830"/>
+            <w:tcW w:type="dxa" w:w="1787"/>
           </w:tcPr>
           <w:p>
             <w:pPr>
@@ -24189,7 +24291,7 @@
         </w:tc>
         <w:tc>
           <w:tcPr>
-            <w:tcW w:type="dxa" w:w="2412"/>
+            <w:tcW w:type="dxa" w:w="2354"/>
           </w:tcPr>
           <w:p>
             <w:pPr>
@@ -24208,7 +24310,7 @@
         </w:tc>
         <w:tc>
           <w:tcPr>
-            <w:tcW w:type="dxa" w:w="2960"/>
+            <w:tcW w:type="dxa" w:w="3364"/>
           </w:tcPr>
           <w:p>
             <w:pPr>
@@ -24227,7 +24329,7 @@
         </w:tc>
         <w:tc>
           <w:tcPr>
-            <w:tcW w:type="dxa" w:w="2883"/>
+            <w:tcW w:type="dxa" w:w="2814"/>
           </w:tcPr>
           <w:p>
             <w:pPr>
@@ -24246,7 +24348,7 @@
         </w:tc>
         <w:tc>
           <w:tcPr>
-            <w:tcW w:type="dxa" w:w="1477"/>
+            <w:tcW w:type="dxa" w:w="1441"/>
           </w:tcPr>
           <w:p>
             <w:pPr>
@@ -24344,7 +24446,7 @@
         </w:tc>
         <w:tc>
           <w:tcPr>
-            <w:tcW w:type="dxa" w:w="1385"/>
+            <w:tcW w:type="dxa" w:w="1352"/>
           </w:tcPr>
           <w:p>
             <w:pPr>
@@ -24363,7 +24465,7 @@
         </w:tc>
         <w:tc>
           <w:tcPr>
-            <w:tcW w:type="dxa" w:w="2998"/>
+            <w:tcW w:type="dxa" w:w="2926"/>
           </w:tcPr>
           <w:p>
             <w:pPr>
@@ -24382,7 +24484,7 @@
         </w:tc>
         <w:tc>
           <w:tcPr>
-            <w:tcW w:type="dxa" w:w="3988"/>
+            <w:tcW w:type="dxa" w:w="3892"/>
           </w:tcPr>
           <w:p>
             <w:pPr>
@@ -24401,7 +24503,7 @@
         </w:tc>
         <w:tc>
           <w:tcPr>
-            <w:tcW w:type="dxa" w:w="1830"/>
+            <w:tcW w:type="dxa" w:w="1787"/>
           </w:tcPr>
           <w:p>
             <w:pPr>
@@ -24430,7 +24532,7 @@
         </w:trPr>
         <w:tc>
           <w:tcPr>
-            <w:tcW w:type="dxa" w:w="1830"/>
+            <w:tcW w:type="dxa" w:w="1787"/>
             <w:gridSpan w:val="13"/>
             <w:shd w:val="clear" w:color="auto" w:fill="E4F6F8"/>
           </w:tcPr>
@@ -24476,7 +24578,7 @@
         </w:tc>
         <w:tc>
           <w:tcPr>
-            <w:tcW w:type="dxa" w:w="2412"/>
+            <w:tcW w:type="dxa" w:w="2354"/>
           </w:tcPr>
           <w:p>
             <w:pPr>
@@ -24496,7 +24598,7 @@
         </w:tc>
         <w:tc>
           <w:tcPr>
-            <w:tcW w:type="dxa" w:w="2960"/>
+            <w:tcW w:type="dxa" w:w="3364"/>
           </w:tcPr>
           <w:p>
             <w:pPr>
@@ -24516,7 +24618,7 @@
         </w:tc>
         <w:tc>
           <w:tcPr>
-            <w:tcW w:type="dxa" w:w="2883"/>
+            <w:tcW w:type="dxa" w:w="2814"/>
           </w:tcPr>
           <w:p>
             <w:pPr>
@@ -24536,7 +24638,7 @@
         </w:tc>
         <w:tc>
           <w:tcPr>
-            <w:tcW w:type="dxa" w:w="1477"/>
+            <w:tcW w:type="dxa" w:w="1441"/>
           </w:tcPr>
           <w:p>
             <w:pPr>
@@ -24639,7 +24741,7 @@
         </w:tc>
         <w:tc>
           <w:tcPr>
-            <w:tcW w:type="dxa" w:w="1385"/>
+            <w:tcW w:type="dxa" w:w="1352"/>
           </w:tcPr>
           <w:p>
             <w:pPr>
@@ -24659,7 +24761,7 @@
         </w:tc>
         <w:tc>
           <w:tcPr>
-            <w:tcW w:type="dxa" w:w="2998"/>
+            <w:tcW w:type="dxa" w:w="2926"/>
           </w:tcPr>
           <w:p>
             <w:pPr>
@@ -24679,7 +24781,7 @@
         </w:tc>
         <w:tc>
           <w:tcPr>
-            <w:tcW w:type="dxa" w:w="3988"/>
+            <w:tcW w:type="dxa" w:w="3892"/>
           </w:tcPr>
           <w:p>
             <w:pPr>
@@ -24699,7 +24801,7 @@
         </w:tc>
         <w:tc>
           <w:tcPr>
-            <w:tcW w:type="dxa" w:w="1830"/>
+            <w:tcW w:type="dxa" w:w="1787"/>
           </w:tcPr>
           <w:p>
             <w:pPr>
@@ -24746,7 +24848,7 @@
         </w:trPr>
         <w:tc>
           <w:tcPr>
-            <w:tcW w:type="dxa" w:w="1830"/>
+            <w:tcW w:type="dxa" w:w="1787"/>
             <w:gridSpan w:val="13"/>
             <w:shd w:val="clear" w:color="auto" w:fill="E4F6F8"/>
           </w:tcPr>
@@ -24793,7 +24895,7 @@
         </w:tc>
         <w:tc>
           <w:tcPr>
-            <w:tcW w:type="dxa" w:w="2412"/>
+            <w:tcW w:type="dxa" w:w="2354"/>
           </w:tcPr>
           <w:p>
             <w:pPr>
@@ -24813,7 +24915,7 @@
         </w:tc>
         <w:tc>
           <w:tcPr>
-            <w:tcW w:type="dxa" w:w="2960"/>
+            <w:tcW w:type="dxa" w:w="3364"/>
           </w:tcPr>
           <w:p>
             <w:pPr>
@@ -24833,7 +24935,7 @@
         </w:tc>
         <w:tc>
           <w:tcPr>
-            <w:tcW w:type="dxa" w:w="2883"/>
+            <w:tcW w:type="dxa" w:w="2814"/>
           </w:tcPr>
           <w:p>
             <w:pPr>
@@ -24853,7 +24955,7 @@
         </w:tc>
         <w:tc>
           <w:tcPr>
-            <w:tcW w:type="dxa" w:w="1477"/>
+            <w:tcW w:type="dxa" w:w="1441"/>
           </w:tcPr>
           <w:p>
             <w:pPr>
@@ -24956,7 +25058,7 @@
         </w:tc>
         <w:tc>
           <w:tcPr>
-            <w:tcW w:type="dxa" w:w="1385"/>
+            <w:tcW w:type="dxa" w:w="1352"/>
           </w:tcPr>
           <w:p>
             <w:pPr>
@@ -24976,7 +25078,7 @@
         </w:tc>
         <w:tc>
           <w:tcPr>
-            <w:tcW w:type="dxa" w:w="2998"/>
+            <w:tcW w:type="dxa" w:w="2926"/>
           </w:tcPr>
           <w:p>
             <w:pPr>
@@ -24996,7 +25098,7 @@
         </w:tc>
         <w:tc>
           <w:tcPr>
-            <w:tcW w:type="dxa" w:w="3988"/>
+            <w:tcW w:type="dxa" w:w="3892"/>
           </w:tcPr>
           <w:p>
             <w:pPr>
@@ -25016,7 +25118,7 @@
         </w:tc>
         <w:tc>
           <w:tcPr>
-            <w:tcW w:type="dxa" w:w="1830"/>
+            <w:tcW w:type="dxa" w:w="1787"/>
           </w:tcPr>
           <w:p>
             <w:pPr>
@@ -25088,7 +25190,7 @@
         </w:tc>
         <w:tc>
           <w:tcPr>
-            <w:tcW w:type="dxa" w:w="1830"/>
+            <w:tcW w:type="dxa" w:w="1787"/>
             <w:gridSpan w:val="4"/>
             <w:shd w:val="clear" w:color="auto" w:fill="EEF2F9"/>
           </w:tcPr>
@@ -25939,7 +26041,7 @@
                 <w:color w:val="13203F"/>
                 <w:sz w:val="16"/>
               </w:rPr>
-              <w:t>원시데이터 3개월 + AI Ready 3개월 로컬 보관(필요 1,894TB, 스토리지 15노드). 9/21 회의는 원시 약 1개월 언급</w:t>
+              <w:t>원시데이터 3개월 + AI Ready 3개월 로컬 보관(필요 2,310TB, 스토리지 19노드). 9/21 회의는 원시 약 1개월 언급</w:t>
             </w:r>
           </w:p>
         </w:tc>
@@ -25958,7 +26060,7 @@
                 <w:color w:val="13203F"/>
                 <w:sz w:val="16"/>
               </w:rPr>
-              <w:t>1개월이면 약 631TB·6노드로 감소</w:t>
+              <w:t>1개월이면 약 770TB·6노드로 감소</w:t>
             </w:r>
           </w:p>
         </w:tc>
@@ -26169,7 +26271,7 @@
                 <w:color w:val="13203F"/>
                 <w:sz w:val="16"/>
               </w:rPr>
-              <w:t>Depth를 기록하지 않으면 월 약 76TB, 지금 가정은 405TB로 가정에 따라 크게 변동</w:t>
+              <w:t>Depth를 기록하지 않으면 월 약 92TB, 지금 가정은 494TB로 가정에 따라 크게 변동</w:t>
             </w:r>
           </w:p>
         </w:tc>
@@ -26358,7 +26460,7 @@
                 <w:color w:val="13203F"/>
                 <w:sz w:val="16"/>
               </w:rPr>
-              <w:t>존 서버실 28.8㎡에 랙 3개·UPS·항온항습기, 부하 약 15kW</w:t>
+              <w:t>존 서버실 28.8㎡에 랙 3개·UPS·항온항습기, 부하 약 17kW</w:t>
             </w:r>
           </w:p>
         </w:tc>

--- a/docs/ocs_precision.docx
+++ b/docs/ocs_precision.docx
@@ -29,7 +29,7 @@
           <w:color w:val="10214B"/>
           <w:sz w:val="40"/>
         </w:rPr>
-        <w:t>정밀조립존 OCS Cell</w:t>
+        <w:t>OCS Zone 구성 계획(안)</w:t>
       </w:r>
     </w:p>
     <w:p>

--- a/docs/ocs_precision.docx
+++ b/docs/ocs_precision.docx
@@ -29,7 +29,7 @@
           <w:color w:val="10214B"/>
           <w:sz w:val="40"/>
         </w:rPr>
-        <w:t>OCS Zone 구성 계획(안)</w:t>
+        <w:t>OCS Zone 구성 - (예시) 정밀조립존</w:t>
       </w:r>
     </w:p>
     <w:p>

--- a/docs/ocs_precision.docx
+++ b/docs/ocs_precision.docx
@@ -687,7 +687,7 @@
       <w:r>
         <w:drawing>
           <wp:inline xmlns:a="http://schemas.openxmlformats.org/drawingml/2006/main" xmlns:pic="http://schemas.openxmlformats.org/drawingml/2006/picture">
-            <wp:extent cx="8703614" cy="7741865"/>
+            <wp:extent cx="8566007" cy="7739387"/>
             <wp:docPr id="3" name="Picture 3"/>
             <wp:cNvGraphicFramePr>
               <a:graphicFrameLocks noChangeAspect="1"/>
@@ -708,7 +708,7 @@
                   <pic:spPr>
                     <a:xfrm>
                       <a:off x="0" y="0"/>
-                      <a:ext cx="8703614" cy="7741865"/>
+                      <a:ext cx="8566007" cy="7739387"/>
                     </a:xfrm>
                     <a:prstGeom prst="rect"/>
                   </pic:spPr>

--- a/docs/ocs_precision.docx
+++ b/docs/ocs_precision.docx
@@ -640,7 +640,7 @@
           <w:color w:val="56637F"/>
           <w:sz w:val="16"/>
         </w:rPr>
-        <w:t>바탕은 「2-2. 피지컬AI 제조 데이터 구축 — AAS 기반 데이터 수집-저장 표준 아키텍처(안)」. 모든 실증 존이 같은 계층 구조로 존마다 OCS Cell(주황 테두리: Local Server + Edge Gateway)을 두고 중앙 Server와 TTA 검증 영역에 연계함. 초록 테두리는 현장(실증 존별 셀)임. 아래 연결 토폴로지·설치 배치·데이터량·HW·SW 목록은 이 공통 구조를 정밀조립존에 적용한 예시임.</w:t>
+        <w:t>바탕은 「2-2. 피지컬AI 제조 데이터 구축 — AAS 기반 데이터 수집-저장 표준 아키텍처(안)」. 모든 실증 존이 같은 계층 구조로 존마다 OCS Cell(주황 테두리: Local Server + Edge Gateway)을 두고 중앙 Server와 TTA 검증 영역에 연계함. 초록 테두리는 현장(실증 존별 셀)임. 청록 강조는 이 페이지의 예시인 정밀조립 존임. 아래 연결 토폴로지·설치 배치·데이터량·HW·SW 목록은 이 공통 구조를 정밀조립존에 적용한 예시임.</w:t>
       </w:r>
     </w:p>
     <w:p>

--- a/docs/ocs_precision.docx
+++ b/docs/ocs_precision.docx
@@ -29,7 +29,7 @@
           <w:color w:val="10214B"/>
           <w:sz w:val="40"/>
         </w:rPr>
-        <w:t>OCS Zone 구성 - (예시) 정밀조립존</w:t>
+        <w:t>로컬 OCS Zone 구성 - (예시) 정밀조립존</w:t>
       </w:r>
     </w:p>
     <w:p>

--- a/docs/ocs_precision.docx
+++ b/docs/ocs_precision.docx
@@ -14,7 +14,7 @@
           <w:color w:val="0090A0"/>
           <w:sz w:val="16"/>
         </w:rPr>
-        <w:t>총괄5-세부1 · A-3 정밀조립(Micro) Zone · 피지컬AI 제조 데이터 구축(2-2) 수집–저장 표준 아키텍처 적용 · 2026.10.07 작성 · 설계 추정본</w:t>
+        <w:t>총괄5-세부1 · A-3 정밀조립(Micro) Zone · 피지컬AI 제조 데이터 구축(2-2) 수집–저장 표준 아키텍처 적용 · 2026.10.07 작성 · 2026.10.09 갱신 · 설계 추정본</w:t>
       </w:r>
     </w:p>
     <w:p>
@@ -1564,7 +1564,7 @@
           <w:color w:val="56637F"/>
           <w:sz w:val="16"/>
         </w:rPr>
-        <w:t>존 배치도(정밀조립존 셀 구성 계획)의 엣지 서버·네트워크실과 로컬존 DCC 관제실을 OCS Cell 설치 공간으로 씀(주황 테두리). 랙·트레이 경로는 실측 후 확정함.</w:t>
+        <w:t>존 배치도(셀 구성 계획 내부 작업본)의 엣지 서버·네트워크실과 로컬존 DCC 관제실을 OCS Cell 설치 공간으로 씀(주황 테두리). 랙·트레이 경로는 실측 후 확정함.</w:t>
       </w:r>
     </w:p>
     <w:p>
@@ -26569,10 +26569,10 @@
       <w:tblGrid>
         <w:gridCol w:w="529"/>
         <w:gridCol w:w="1060"/>
-        <w:gridCol w:w="10020"/>
-        <w:gridCol w:w="3711"/>
-        <w:gridCol w:w="2641"/>
-        <w:gridCol w:w="4490"/>
+        <w:gridCol w:w="9204"/>
+        <w:gridCol w:w="3409"/>
+        <w:gridCol w:w="4125"/>
+        <w:gridCol w:w="4125"/>
       </w:tblGrid>
       <w:tr>
         <w:trPr>
@@ -26621,7 +26621,7 @@
         </w:tc>
         <w:tc>
           <w:tcPr>
-            <w:tcW w:type="dxa" w:w="10020"/>
+            <w:tcW w:type="dxa" w:w="9204"/>
             <w:shd w:val="clear" w:color="auto" w:fill="10214B"/>
           </w:tcPr>
           <w:p>
@@ -26641,7 +26641,7 @@
         </w:tc>
         <w:tc>
           <w:tcPr>
-            <w:tcW w:type="dxa" w:w="3711"/>
+            <w:tcW w:type="dxa" w:w="3409"/>
             <w:shd w:val="clear" w:color="auto" w:fill="10214B"/>
           </w:tcPr>
           <w:p>
@@ -26661,7 +26661,7 @@
         </w:tc>
         <w:tc>
           <w:tcPr>
-            <w:tcW w:type="dxa" w:w="2641"/>
+            <w:tcW w:type="dxa" w:w="4125"/>
             <w:shd w:val="clear" w:color="auto" w:fill="10214B"/>
           </w:tcPr>
           <w:p>
@@ -26681,7 +26681,7 @@
         </w:tc>
         <w:tc>
           <w:tcPr>
-            <w:tcW w:type="dxa" w:w="4490"/>
+            <w:tcW w:type="dxa" w:w="4125"/>
             <w:shd w:val="clear" w:color="auto" w:fill="10214B"/>
           </w:tcPr>
           <w:p>
@@ -26746,7 +26746,7 @@
         </w:tc>
         <w:tc>
           <w:tcPr>
-            <w:tcW w:type="dxa" w:w="10020"/>
+            <w:tcW w:type="dxa" w:w="9204"/>
           </w:tcPr>
           <w:p>
             <w:pPr>
@@ -26766,7 +26766,7 @@
         </w:tc>
         <w:tc>
           <w:tcPr>
-            <w:tcW w:type="dxa" w:w="3711"/>
+            <w:tcW w:type="dxa" w:w="3409"/>
           </w:tcPr>
           <w:p>
             <w:pPr>
@@ -26786,7 +26786,7 @@
         </w:tc>
         <w:tc>
           <w:tcPr>
-            <w:tcW w:type="dxa" w:w="2641"/>
+            <w:tcW w:type="dxa" w:w="4125"/>
           </w:tcPr>
           <w:p>
             <w:pPr>
@@ -26806,7 +26806,7 @@
         </w:tc>
         <w:tc>
           <w:tcPr>
-            <w:tcW w:type="dxa" w:w="4490"/>
+            <w:tcW w:type="dxa" w:w="4125"/>
           </w:tcPr>
           <w:p>
             <w:pPr>
@@ -26871,7 +26871,7 @@
         </w:tc>
         <w:tc>
           <w:tcPr>
-            <w:tcW w:type="dxa" w:w="10020"/>
+            <w:tcW w:type="dxa" w:w="9204"/>
           </w:tcPr>
           <w:p>
             <w:pPr>
@@ -26891,7 +26891,7 @@
         </w:tc>
         <w:tc>
           <w:tcPr>
-            <w:tcW w:type="dxa" w:w="3711"/>
+            <w:tcW w:type="dxa" w:w="3409"/>
           </w:tcPr>
           <w:p>
             <w:pPr>
@@ -26911,7 +26911,7 @@
         </w:tc>
         <w:tc>
           <w:tcPr>
-            <w:tcW w:type="dxa" w:w="2641"/>
+            <w:tcW w:type="dxa" w:w="4125"/>
           </w:tcPr>
           <w:p>
             <w:pPr>
@@ -26931,7 +26931,7 @@
         </w:tc>
         <w:tc>
           <w:tcPr>
-            <w:tcW w:type="dxa" w:w="4490"/>
+            <w:tcW w:type="dxa" w:w="4125"/>
           </w:tcPr>
           <w:p>
             <w:pPr>
@@ -26996,7 +26996,7 @@
         </w:tc>
         <w:tc>
           <w:tcPr>
-            <w:tcW w:type="dxa" w:w="10020"/>
+            <w:tcW w:type="dxa" w:w="9204"/>
           </w:tcPr>
           <w:p>
             <w:pPr>
@@ -27016,7 +27016,7 @@
         </w:tc>
         <w:tc>
           <w:tcPr>
-            <w:tcW w:type="dxa" w:w="3711"/>
+            <w:tcW w:type="dxa" w:w="3409"/>
           </w:tcPr>
           <w:p>
             <w:pPr>
@@ -27036,7 +27036,7 @@
         </w:tc>
         <w:tc>
           <w:tcPr>
-            <w:tcW w:type="dxa" w:w="2641"/>
+            <w:tcW w:type="dxa" w:w="4125"/>
           </w:tcPr>
           <w:p>
             <w:pPr>
@@ -27056,7 +27056,7 @@
         </w:tc>
         <w:tc>
           <w:tcPr>
-            <w:tcW w:type="dxa" w:w="4490"/>
+            <w:tcW w:type="dxa" w:w="4125"/>
           </w:tcPr>
           <w:p>
             <w:pPr>
@@ -27119,7 +27119,7 @@
         </w:tc>
         <w:tc>
           <w:tcPr>
-            <w:tcW w:type="dxa" w:w="10020"/>
+            <w:tcW w:type="dxa" w:w="9204"/>
           </w:tcPr>
           <w:p>
             <w:pPr>
@@ -27132,13 +27132,13 @@
                 <w:color w:val="13203F"/>
                 <w:sz w:val="16"/>
               </w:rPr>
-              <w:t>셀 구성·현장 장비 수: 정밀조립존 셀 구성 계획(같은 세션 산출물)</w:t>
-            </w:r>
-          </w:p>
-        </w:tc>
-        <w:tc>
-          <w:tcPr>
-            <w:tcW w:type="dxa" w:w="3711"/>
+              <w:t>셀 구성·현장 장비 수: 셀 구성 계획(내부 작업본, 웹 미공개)</w:t>
+            </w:r>
+          </w:p>
+        </w:tc>
+        <w:tc>
+          <w:tcPr>
+            <w:tcW w:type="dxa" w:w="3409"/>
           </w:tcPr>
           <w:p>
             <w:pPr>
@@ -27157,7 +27157,7 @@
         </w:tc>
         <w:tc>
           <w:tcPr>
-            <w:tcW w:type="dxa" w:w="2641"/>
+            <w:tcW w:type="dxa" w:w="4125"/>
           </w:tcPr>
           <w:p>
             <w:pPr>
@@ -27170,13 +27170,13 @@
                 <w:color w:val="56637F"/>
                 <w:sz w:val="16"/>
               </w:rPr>
-              <w:t>정밀조립존 셀 구성 계획 페이지</w:t>
-            </w:r>
-          </w:p>
-        </w:tc>
-        <w:tc>
-          <w:tcPr>
-            <w:tcW w:type="dxa" w:w="4490"/>
+              <w:t>저장소 build_page.py · cells_data.py</w:t>
+            </w:r>
+          </w:p>
+        </w:tc>
+        <w:tc>
+          <w:tcPr>
+            <w:tcW w:type="dxa" w:w="4125"/>
           </w:tcPr>
           <w:p>
             <w:pPr>
